--- a/reports/NovaTech_Step_By_Step_Guide.docx
+++ b/reports/NovaTech_Step_By_Step_Guide.docx
@@ -7,8 +7,13 @@
         <w:pStyle w:val="Titel"/>
         <w:spacing w:after="120"/>
       </w:pPr>
-      <w:r>
-        <w:t>NovaTech Revenue Intelligence Dashboard</w:t>
+      <w:proofErr w:type="spellStart"/>
+      <w:r>
+        <w:t>NovaTech</w:t>
+      </w:r>
+      <w:proofErr w:type="spellEnd"/>
+      <w:r>
+        <w:t xml:space="preserve"> Revenue Intelligence Dashboard</w:t>
       </w:r>
     </w:p>
     <w:p>
@@ -17,7 +22,13 @@
         <w:spacing w:after="360"/>
       </w:pPr>
       <w:r>
-        <w:t>Step-by-Step Guide — how this project was built, click by click</w:t>
+        <w:t>Step-by-Step Guide</w:t>
+      </w:r>
+      <w:r>
+        <w:t>,</w:t>
+      </w:r>
+      <w:r>
+        <w:t xml:space="preserve"> how this project was built, click by click</w:t>
       </w:r>
     </w:p>
     <w:p>
@@ -33,7 +44,23 @@
         <w:spacing w:after="140"/>
       </w:pPr>
       <w:r>
-        <w:t>Course: Future AWS Agentic AI Business Professional → Business Intelligence and Knowlege Management Foundations with Amazon Quick → Project: Revenue Intelligence Dashboard for NovaTech Solutions</w:t>
+        <w:t xml:space="preserve">Course: Future AWS Agentic AI Business Professional → Business Intelligence and </w:t>
+      </w:r>
+      <w:proofErr w:type="spellStart"/>
+      <w:r>
+        <w:t>Knowlege</w:t>
+      </w:r>
+      <w:proofErr w:type="spellEnd"/>
+      <w:r>
+        <w:t xml:space="preserve"> Management Foundations with Amazon Quick → Project: Revenue Intelligence Dashboard for </w:t>
+      </w:r>
+      <w:proofErr w:type="spellStart"/>
+      <w:r>
+        <w:t>NovaTech</w:t>
+      </w:r>
+      <w:proofErr w:type="spellEnd"/>
+      <w:r>
+        <w:t xml:space="preserve"> Solutions</w:t>
       </w:r>
     </w:p>
     <w:p>
@@ -66,7 +93,15 @@
         <w:spacing w:after="80"/>
       </w:pPr>
       <w:r>
-        <w:t>2. Opened Lesson Resources → Download and downloaded Project-Starter-Resources.zip — it contains the 3 starter CSVs, the data dictionary, Sarah Chen's dashboard requirements brief, the company background brief, and the two log templates.</w:t>
+        <w:t xml:space="preserve">2. Opened Lesson Resources → Download and </w:t>
+      </w:r>
+      <w:proofErr w:type="gramStart"/>
+      <w:r>
+        <w:t>downloaded Project-Starter-Resources.zip —</w:t>
+      </w:r>
+      <w:proofErr w:type="gramEnd"/>
+      <w:r>
+        <w:t xml:space="preserve"> it contains the 3 starter CSVs, the data dictionary, Sarah Chen's dashboard requirements brief, the company background brief, and the two log templates.</w:t>
       </w:r>
     </w:p>
     <w:p>
@@ -74,7 +109,39 @@
         <w:spacing w:after="80"/>
       </w:pPr>
       <w:r>
-        <w:t>3. Read the Data Dictionary (field definitions, expected row counts: CRM 499, Marketing 2,240, Support 3,000; known data-quality issues: 24 nulls in annual_income, 59 nulls in ticket_resolved_date; shared join key account_id), Sarah Chen's brief (the 3 dashboard views and their required metrics/filters), and the Company Background (NovaTech Solutions context).</w:t>
+        <w:t xml:space="preserve">3. Read the Data Dictionary (field definitions, expected row counts: CRM 499, Marketing 2,240, Support 3,000; known data-quality issues: 24 nulls in </w:t>
+      </w:r>
+      <w:proofErr w:type="spellStart"/>
+      <w:r>
+        <w:t>annual_income</w:t>
+      </w:r>
+      <w:proofErr w:type="spellEnd"/>
+      <w:r>
+        <w:t xml:space="preserve">, 59 nulls in </w:t>
+      </w:r>
+      <w:proofErr w:type="spellStart"/>
+      <w:r>
+        <w:t>ticket_resolved_date</w:t>
+      </w:r>
+      <w:proofErr w:type="spellEnd"/>
+      <w:r>
+        <w:t xml:space="preserve">; shared join key </w:t>
+      </w:r>
+      <w:proofErr w:type="spellStart"/>
+      <w:r>
+        <w:t>account_id</w:t>
+      </w:r>
+      <w:proofErr w:type="spellEnd"/>
+      <w:r>
+        <w:t>), Sarah Chen's brief (the 3 dashboard views and their required metrics/filters), and the Company Background (</w:t>
+      </w:r>
+      <w:proofErr w:type="spellStart"/>
+      <w:r>
+        <w:t>NovaTech</w:t>
+      </w:r>
+      <w:proofErr w:type="spellEnd"/>
+      <w:r>
+        <w:t xml:space="preserve"> Solutions context).</w:t>
       </w:r>
     </w:p>
     <w:p>
@@ -82,7 +149,39 @@
         <w:spacing w:after="140"/>
       </w:pPr>
       <w:r>
-        <w:t>Key decisions this informed: join key across all 3 datasets is account_id; Marketing and Support each contain ~150–204 "orphan" account IDs (ACCT-101–115) not present in CRM, which is intentional per the data dictionary and directly affects the join-type decision later; calculated fields to build: days_to_close (CRM), campaign_roi (Marketing), resolution_time_hours (Support).</w:t>
+        <w:t xml:space="preserve">Key decisions this informed: join key across all 3 datasets is </w:t>
+      </w:r>
+      <w:proofErr w:type="spellStart"/>
+      <w:r>
+        <w:t>account_id</w:t>
+      </w:r>
+      <w:proofErr w:type="spellEnd"/>
+      <w:r>
+        <w:t xml:space="preserve">; Marketing and Support each contain ~150–204 "orphan" account IDs (ACCT-101–115) not present in CRM, which is intentional per the data dictionary and directly affects the join-type decision later; calculated fields to build: </w:t>
+      </w:r>
+      <w:proofErr w:type="spellStart"/>
+      <w:r>
+        <w:t>days_to_close</w:t>
+      </w:r>
+      <w:proofErr w:type="spellEnd"/>
+      <w:r>
+        <w:t xml:space="preserve"> (CRM), </w:t>
+      </w:r>
+      <w:proofErr w:type="spellStart"/>
+      <w:r>
+        <w:t>campaign_roi</w:t>
+      </w:r>
+      <w:proofErr w:type="spellEnd"/>
+      <w:r>
+        <w:t xml:space="preserve"> (Marketing), </w:t>
+      </w:r>
+      <w:proofErr w:type="spellStart"/>
+      <w:r>
+        <w:t>resolution_time_hours</w:t>
+      </w:r>
+      <w:proofErr w:type="spellEnd"/>
+      <w:r>
+        <w:t xml:space="preserve"> (Support).</w:t>
       </w:r>
     </w:p>
     <w:p>
@@ -99,7 +198,15 @@
         <w:spacing w:after="80"/>
       </w:pPr>
       <w:r>
-        <w:t>1. In the Udacity lesson, clicked the Cloud Resources tab (bottom toolbar) → Open Cloud Console. This is the Vocareum-provided, pre-configured AWS account for the lab (no personal AWS account needed) — it has a $25 budget cap and session time limits.</w:t>
+        <w:t xml:space="preserve">1. In the Udacity lesson, clicked the Cloud Resources tab (bottom toolbar) → Open Cloud Console. This is the </w:t>
+      </w:r>
+      <w:proofErr w:type="spellStart"/>
+      <w:r>
+        <w:t>Vocareum</w:t>
+      </w:r>
+      <w:proofErr w:type="spellEnd"/>
+      <w:r>
+        <w:t>-provided, pre-configured AWS account for the lab (no personal AWS account needed) — it has a $25 budget cap and session time limits.</w:t>
       </w:r>
     </w:p>
     <w:p>
@@ -107,7 +214,15 @@
         <w:spacing w:after="80"/>
       </w:pPr>
       <w:r>
-        <w:t>2. This opened a new browser tab/window that federates into Amazon Quick (QuickSight) at us-west-2.quicksight.aws.amazon.com/sn/account/UdacityQuicksightLab/start/home.</w:t>
+        <w:t>2. This opened a new browser tab/window that federates into Amazon Quick (</w:t>
+      </w:r>
+      <w:proofErr w:type="spellStart"/>
+      <w:r>
+        <w:t>QuickSight</w:t>
+      </w:r>
+      <w:proofErr w:type="spellEnd"/>
+      <w:r>
+        <w:t>) at us-west-2.quicksight.aws.amazon.com/sn/account/UdacityQuicksightLab/start/home.</w:t>
       </w:r>
     </w:p>
     <w:p>
@@ -140,7 +255,15 @@
         <w:spacing w:after="80"/>
       </w:pPr>
       <w:r>
-        <w:t>2. Clicked the data-scope selector under the question box (default "All data") → opens an "Add Quick assets" picker with tabs: Recents, Favorites, Spaces, Topics, Dashboards, Knowledge Bases, Actions, Datasets.</w:t>
+        <w:t xml:space="preserve">2. Clicked the data-scope selector under the question box (default "All data") → opens an "Add Quick assets" picker with tabs: </w:t>
+      </w:r>
+      <w:proofErr w:type="spellStart"/>
+      <w:r>
+        <w:t>Recents</w:t>
+      </w:r>
+      <w:proofErr w:type="spellEnd"/>
+      <w:r>
+        <w:t>, Favorites, Spaces, Topics, Dashboards, Knowledge Bases, Actions, Datasets.</w:t>
       </w:r>
     </w:p>
     <w:p>
@@ -156,7 +279,15 @@
         <w:spacing w:after="80"/>
       </w:pPr>
       <w:r>
-        <w:t>4. On the Datasets tab (page 2, since this is a shared/reused Vocareum lab account with prior activity), found the actual instructor-provided sources: novatech_crm_deals.csv, novatech_support_tickets.csv, novatech_marketing_campaigns.csv — all owned by "Others", created 6 months ago. These are treated as the "pre-indexed knowledge bases — created by the instructor, do not modify."</w:t>
+        <w:t xml:space="preserve">4. On the Datasets tab (page 2, since this is a shared/reused </w:t>
+      </w:r>
+      <w:proofErr w:type="spellStart"/>
+      <w:r>
+        <w:t>Vocareum</w:t>
+      </w:r>
+      <w:proofErr w:type="spellEnd"/>
+      <w:r>
+        <w:t xml:space="preserve"> lab account with prior activity), found the actual instructor-provided sources: novatech_crm_deals.csv, novatech_support_tickets.csv, novatech_marketing_campaigns.csv — all owned by "Others", created 6 months ago. These are treated as the "pre-indexed knowledge bases — created by the instructor, do not modify."</w:t>
       </w:r>
     </w:p>
     <w:p>
@@ -169,7 +300,43 @@
           <w:iCs/>
           <w:color w:val="555555"/>
         </w:rPr>
-        <w:t xml:space="preserve">Also present, and deliberately ignored: same-named datasets owned by "Me" from 10 days ago, plus a pre-built "NovaTech Unified Account-Level Dataset" and "Account Risk Summary" owned by "Others" — leftovers from someone else's earlier </w:t>
+        <w:t xml:space="preserve">Also </w:t>
+      </w:r>
+      <w:proofErr w:type="gramStart"/>
+      <w:r>
+        <w:rPr>
+          <w:i/>
+          <w:iCs/>
+          <w:color w:val="555555"/>
+        </w:rPr>
+        <w:t>present, and</w:t>
+      </w:r>
+      <w:proofErr w:type="gramEnd"/>
+      <w:r>
+        <w:rPr>
+          <w:i/>
+          <w:iCs/>
+          <w:color w:val="555555"/>
+        </w:rPr>
+        <w:t xml:space="preserve"> deliberately ignored: same-named datasets owned by "Me" from 10 days ago, plus a pre-built "</w:t>
+      </w:r>
+      <w:proofErr w:type="spellStart"/>
+      <w:r>
+        <w:rPr>
+          <w:i/>
+          <w:iCs/>
+          <w:color w:val="555555"/>
+        </w:rPr>
+        <w:t>NovaTech</w:t>
+      </w:r>
+      <w:proofErr w:type="spellEnd"/>
+      <w:r>
+        <w:rPr>
+          <w:i/>
+          <w:iCs/>
+          <w:color w:val="555555"/>
+        </w:rPr>
+        <w:t xml:space="preserve"> Unified Account-Level Dataset" and "Account Risk Summary" owned by "Others" — leftovers from someone else's earlier </w:t>
       </w:r>
       <w:r>
         <w:rPr>
@@ -199,7 +366,7 @@
           <w:noProof/>
         </w:rPr>
         <w:drawing>
-          <wp:inline distT="0" distB="0" distL="0" distR="0" wp14:anchorId="6E13BFF6" wp14:editId="06B826CC">
+          <wp:inline distT="0" distB="0" distL="0" distR="0" wp14:anchorId="63CE1A5A" wp14:editId="74D5CD40">
             <wp:extent cx="5715000" cy="1000125"/>
             <wp:effectExtent l="0" t="0" r="0" b="0"/>
             <wp:docPr id="1" name="Grafik 1"/>
@@ -251,7 +418,51 @@
           <w:sz w:val="18"/>
           <w:szCs w:val="18"/>
         </w:rPr>
-        <w:t>Fig. 1 — "Add Quick assets" picker, Datasets tab, page 2: all three instructor novatech_*.csv datasets (owned by "Others", 6 months old) checked before clicking Save.</w:t>
+        <w:t xml:space="preserve">Fig. </w:t>
+      </w:r>
+      <w:proofErr w:type="gramStart"/>
+      <w:r>
+        <w:rPr>
+          <w:i/>
+          <w:iCs/>
+          <w:color w:val="555555"/>
+          <w:sz w:val="18"/>
+          <w:szCs w:val="18"/>
+        </w:rPr>
+        <w:t>1 — "</w:t>
+      </w:r>
+      <w:proofErr w:type="gramEnd"/>
+      <w:r>
+        <w:rPr>
+          <w:i/>
+          <w:iCs/>
+          <w:color w:val="555555"/>
+          <w:sz w:val="18"/>
+          <w:szCs w:val="18"/>
+        </w:rPr>
+        <w:t xml:space="preserve">Add Quick assets" picker, Datasets tab, page 2: all three </w:t>
+      </w:r>
+      <w:proofErr w:type="gramStart"/>
+      <w:r>
+        <w:rPr>
+          <w:i/>
+          <w:iCs/>
+          <w:color w:val="555555"/>
+          <w:sz w:val="18"/>
+          <w:szCs w:val="18"/>
+        </w:rPr>
+        <w:t>instructor</w:t>
+      </w:r>
+      <w:proofErr w:type="gramEnd"/>
+      <w:r>
+        <w:rPr>
+          <w:i/>
+          <w:iCs/>
+          <w:color w:val="555555"/>
+          <w:sz w:val="18"/>
+          <w:szCs w:val="18"/>
+        </w:rPr>
+        <w:t xml:space="preserve"> novatech_*.csv datasets (owned by "Others", 6 months old) checked before clicking Save.</w:t>
       </w:r>
     </w:p>
     <w:p>
@@ -268,19 +479,7 @@
         <w:spacing w:after="140"/>
       </w:pPr>
       <w:r>
-        <w:t>Asked 6 questions</w:t>
-      </w:r>
-      <w:r>
-        <w:t>,</w:t>
-      </w:r>
-      <w:r>
-        <w:t xml:space="preserve"> 2 per knowledge base</w:t>
-      </w:r>
-      <w:r>
-        <w:t xml:space="preserve">, </w:t>
-      </w:r>
-      <w:r>
-        <w:t>each chosen because the correct answer was already known from the data dictionary (cross-checked against the raw CSVs with pandas beforehand), so Q's answer could be objectively marked Match / No Match rather than just judged as "sounds plausible." Question mix was deliberately varied: row counts, category breakdowns, date ranges, null counts.</w:t>
+        <w:t>Asked 6 questions — 2 per knowledge base — each chosen because the correct answer was already known from the data dictionary (cross-checked against the raw CSVs with pandas beforehand), so Q's answer could be objectively marked Match / No Match rather than just judged as "sounds plausible." Question mix was deliberately varied: row counts, category breakdowns, date ranges, null counts.</w:t>
       </w:r>
     </w:p>
     <w:p>
@@ -302,10 +501,10 @@
           <w:noProof/>
         </w:rPr>
         <w:drawing>
-          <wp:inline distT="0" distB="0" distL="0" distR="0" wp14:anchorId="61B51F46" wp14:editId="7C7D9EFC">
+          <wp:inline distT="0" distB="0" distL="0" distR="0" wp14:anchorId="4930194B" wp14:editId="554734A0">
             <wp:extent cx="5715000" cy="2562225"/>
             <wp:effectExtent l="0" t="0" r="0" b="0"/>
-            <wp:docPr id="1776205429" name="Grafik 1776205429"/>
+            <wp:docPr id="452075972" name="Grafik 452075972"/>
             <wp:cNvGraphicFramePr>
               <a:graphicFrameLocks xmlns:a="http://schemas.openxmlformats.org/drawingml/2006/main" noChangeAspect="1"/>
             </wp:cNvGraphicFramePr>
@@ -368,10 +567,10 @@
         </w:rPr>
         <w:lastRenderedPageBreak/>
         <w:drawing>
-          <wp:inline distT="0" distB="0" distL="0" distR="0" wp14:anchorId="7A493296" wp14:editId="6526AD3C">
+          <wp:inline distT="0" distB="0" distL="0" distR="0" wp14:anchorId="27BACAEC" wp14:editId="44078FAF">
             <wp:extent cx="5715000" cy="2867025"/>
             <wp:effectExtent l="0" t="0" r="0" b="0"/>
-            <wp:docPr id="659910231" name="Grafik 659910231"/>
+            <wp:docPr id="524682934" name="Grafik 524682934"/>
             <wp:cNvGraphicFramePr>
               <a:graphicFrameLocks xmlns:a="http://schemas.openxmlformats.org/drawingml/2006/main" noChangeAspect="1"/>
             </wp:cNvGraphicFramePr>
@@ -420,7 +619,51 @@
           <w:sz w:val="18"/>
           <w:szCs w:val="18"/>
         </w:rPr>
-        <w:t>Fig. 3 — Q2: date range + unique accounts. Match: Jun 17 2023 → Jan 25 2025, 85 unique accounts.</w:t>
+        <w:t>Fig. 3 — Q2: date range + unique accounts. Match: Jun 17</w:t>
+      </w:r>
+      <w:proofErr w:type="gramStart"/>
+      <w:r>
+        <w:rPr>
+          <w:i/>
+          <w:iCs/>
+          <w:color w:val="555555"/>
+          <w:sz w:val="18"/>
+          <w:szCs w:val="18"/>
+        </w:rPr>
+        <w:t xml:space="preserve"> 2023</w:t>
+      </w:r>
+      <w:proofErr w:type="gramEnd"/>
+      <w:r>
+        <w:rPr>
+          <w:i/>
+          <w:iCs/>
+          <w:color w:val="555555"/>
+          <w:sz w:val="18"/>
+          <w:szCs w:val="18"/>
+        </w:rPr>
+        <w:t xml:space="preserve"> → Jan 25</w:t>
+      </w:r>
+      <w:proofErr w:type="gramStart"/>
+      <w:r>
+        <w:rPr>
+          <w:i/>
+          <w:iCs/>
+          <w:color w:val="555555"/>
+          <w:sz w:val="18"/>
+          <w:szCs w:val="18"/>
+        </w:rPr>
+        <w:t xml:space="preserve"> 2025</w:t>
+      </w:r>
+      <w:proofErr w:type="gramEnd"/>
+      <w:r>
+        <w:rPr>
+          <w:i/>
+          <w:iCs/>
+          <w:color w:val="555555"/>
+          <w:sz w:val="18"/>
+          <w:szCs w:val="18"/>
+        </w:rPr>
+        <w:t>, 85 unique accounts.</w:t>
       </w:r>
     </w:p>
     <w:p>
@@ -442,10 +685,10 @@
           <w:noProof/>
         </w:rPr>
         <w:drawing>
-          <wp:inline distT="0" distB="0" distL="0" distR="0" wp14:anchorId="17D0C3AC" wp14:editId="3EEF4E0A">
+          <wp:inline distT="0" distB="0" distL="0" distR="0" wp14:anchorId="711FFF24" wp14:editId="738C0EB9">
             <wp:extent cx="5715000" cy="2143125"/>
             <wp:effectExtent l="0" t="0" r="0" b="0"/>
-            <wp:docPr id="959072695" name="Grafik 959072695"/>
+            <wp:docPr id="1317288362" name="Grafik 1317288362"/>
             <wp:cNvGraphicFramePr>
               <a:graphicFrameLocks xmlns:a="http://schemas.openxmlformats.org/drawingml/2006/main" noChangeAspect="1"/>
             </wp:cNvGraphicFramePr>
@@ -507,10 +750,10 @@
           <w:noProof/>
         </w:rPr>
         <w:drawing>
-          <wp:inline distT="0" distB="0" distL="0" distR="0" wp14:anchorId="7D91A414" wp14:editId="57509A49">
+          <wp:inline distT="0" distB="0" distL="0" distR="0" wp14:anchorId="5F1DB8C8" wp14:editId="1246A7F3">
             <wp:extent cx="5715000" cy="1314450"/>
             <wp:effectExtent l="0" t="0" r="0" b="0"/>
-            <wp:docPr id="1927806128" name="Grafik 1927806128"/>
+            <wp:docPr id="1249229028" name="Grafik 1249229028"/>
             <wp:cNvGraphicFramePr>
               <a:graphicFrameLocks xmlns:a="http://schemas.openxmlformats.org/drawingml/2006/main" noChangeAspect="1"/>
             </wp:cNvGraphicFramePr>
@@ -550,17 +793,91 @@
       <w:pPr>
         <w:spacing w:after="200"/>
         <w:jc w:val="center"/>
-      </w:pPr>
-      <w:r>
-        <w:rPr>
-          <w:i/>
-          <w:iCs/>
-          <w:color w:val="555555"/>
-          <w:sz w:val="18"/>
-          <w:szCs w:val="18"/>
-        </w:rPr>
-        <w:t>Fig. 5 — Q4: null count on annual_income. Match: 24 rows, 1.07%.</w:t>
-      </w:r>
+        <w:rPr>
+          <w:i/>
+          <w:iCs/>
+          <w:color w:val="555555"/>
+          <w:sz w:val="18"/>
+          <w:szCs w:val="18"/>
+        </w:rPr>
+      </w:pPr>
+      <w:r>
+        <w:rPr>
+          <w:i/>
+          <w:iCs/>
+          <w:color w:val="555555"/>
+          <w:sz w:val="18"/>
+          <w:szCs w:val="18"/>
+        </w:rPr>
+        <w:t xml:space="preserve">Fig. 5 — Q4: null count on </w:t>
+      </w:r>
+      <w:proofErr w:type="spellStart"/>
+      <w:r>
+        <w:rPr>
+          <w:i/>
+          <w:iCs/>
+          <w:color w:val="555555"/>
+          <w:sz w:val="18"/>
+          <w:szCs w:val="18"/>
+        </w:rPr>
+        <w:t>annual_income</w:t>
+      </w:r>
+      <w:proofErr w:type="spellEnd"/>
+      <w:r>
+        <w:rPr>
+          <w:i/>
+          <w:iCs/>
+          <w:color w:val="555555"/>
+          <w:sz w:val="18"/>
+          <w:szCs w:val="18"/>
+        </w:rPr>
+        <w:t>. Match: 24 rows, 1.07%.</w:t>
+      </w:r>
+    </w:p>
+    <w:p>
+      <w:pPr>
+        <w:spacing w:after="200"/>
+        <w:jc w:val="center"/>
+        <w:rPr>
+          <w:i/>
+          <w:iCs/>
+          <w:color w:val="555555"/>
+          <w:sz w:val="18"/>
+          <w:szCs w:val="18"/>
+        </w:rPr>
+      </w:pPr>
+    </w:p>
+    <w:p>
+      <w:pPr>
+        <w:spacing w:after="200"/>
+        <w:jc w:val="center"/>
+        <w:rPr>
+          <w:i/>
+          <w:iCs/>
+          <w:color w:val="555555"/>
+          <w:sz w:val="18"/>
+          <w:szCs w:val="18"/>
+        </w:rPr>
+      </w:pPr>
+    </w:p>
+    <w:p>
+      <w:pPr>
+        <w:spacing w:after="200"/>
+        <w:jc w:val="center"/>
+        <w:rPr>
+          <w:i/>
+          <w:iCs/>
+          <w:color w:val="555555"/>
+          <w:sz w:val="18"/>
+          <w:szCs w:val="18"/>
+        </w:rPr>
+      </w:pPr>
+    </w:p>
+    <w:p>
+      <w:pPr>
+        <w:spacing w:after="200"/>
+        <w:jc w:val="center"/>
+      </w:pPr>
     </w:p>
     <w:p>
       <w:pPr>
@@ -568,6 +885,7 @@
         <w:spacing w:before="240" w:after="120"/>
       </w:pPr>
       <w:r>
+        <w:lastRenderedPageBreak/>
         <w:t>Support Tickets</w:t>
       </w:r>
     </w:p>
@@ -580,12 +898,11 @@
         <w:rPr>
           <w:noProof/>
         </w:rPr>
-        <w:lastRenderedPageBreak/>
         <w:drawing>
-          <wp:inline distT="0" distB="0" distL="0" distR="0" wp14:anchorId="4A3BC8A6" wp14:editId="728D51E2">
+          <wp:inline distT="0" distB="0" distL="0" distR="0" wp14:anchorId="3BA5E035" wp14:editId="65971D4E">
             <wp:extent cx="5715000" cy="3686175"/>
             <wp:effectExtent l="0" t="0" r="0" b="0"/>
-            <wp:docPr id="1946680110" name="Grafik 1946680110"/>
+            <wp:docPr id="778392930" name="Grafik 778392930"/>
             <wp:cNvGraphicFramePr>
               <a:graphicFrameLocks xmlns:a="http://schemas.openxmlformats.org/drawingml/2006/main" noChangeAspect="1"/>
             </wp:cNvGraphicFramePr>
@@ -647,10 +964,10 @@
           <w:noProof/>
         </w:rPr>
         <w:drawing>
-          <wp:inline distT="0" distB="0" distL="0" distR="0" wp14:anchorId="328B332E" wp14:editId="21372ABA">
+          <wp:inline distT="0" distB="0" distL="0" distR="0" wp14:anchorId="714C212F" wp14:editId="10A1FED7">
             <wp:extent cx="5715000" cy="1838325"/>
             <wp:effectExtent l="0" t="0" r="0" b="0"/>
-            <wp:docPr id="1045758571" name="Grafik 1045758571"/>
+            <wp:docPr id="1099015452" name="Grafik 1099015452"/>
             <wp:cNvGraphicFramePr>
               <a:graphicFrameLocks xmlns:a="http://schemas.openxmlformats.org/drawingml/2006/main" noChangeAspect="1"/>
             </wp:cNvGraphicFramePr>
@@ -699,7 +1016,29 @@
           <w:sz w:val="18"/>
           <w:szCs w:val="18"/>
         </w:rPr>
-        <w:t>Fig. 7 — Q6: null count on ticket_resolved_date. Match: 59 rows, ~2%.</w:t>
+        <w:t xml:space="preserve">Fig. 7 — Q6: null count on </w:t>
+      </w:r>
+      <w:proofErr w:type="spellStart"/>
+      <w:r>
+        <w:rPr>
+          <w:i/>
+          <w:iCs/>
+          <w:color w:val="555555"/>
+          <w:sz w:val="18"/>
+          <w:szCs w:val="18"/>
+        </w:rPr>
+        <w:t>ticket_resolved_date</w:t>
+      </w:r>
+      <w:proofErr w:type="spellEnd"/>
+      <w:r>
+        <w:rPr>
+          <w:i/>
+          <w:iCs/>
+          <w:color w:val="555555"/>
+          <w:sz w:val="18"/>
+          <w:szCs w:val="18"/>
+        </w:rPr>
+        <w:t>. Match: 59 rows, ~2%.</w:t>
       </w:r>
     </w:p>
     <w:p>
@@ -711,7 +1050,1615 @@
           <w:b/>
           <w:bCs/>
         </w:rPr>
-        <w:t>Result: 6 / 6 Match — Q answered every checkable fact correctly across all three knowledge bases, including one bonus detail on Q1 (deal_closed_date range) that wasn't asked for but was accurate.</w:t>
+        <w:t>Result: 6 / 6 Match — Q answered every checkable fact correctly across all three knowledge bases, including one bonus detail on Q1 (</w:t>
+      </w:r>
+      <w:proofErr w:type="spellStart"/>
+      <w:r>
+        <w:rPr>
+          <w:b/>
+          <w:bCs/>
+        </w:rPr>
+        <w:t>deal_closed_date</w:t>
+      </w:r>
+      <w:proofErr w:type="spellEnd"/>
+      <w:r>
+        <w:rPr>
+          <w:b/>
+          <w:bCs/>
+        </w:rPr>
+        <w:t xml:space="preserve"> range) that wasn't asked for but was accurate.</w:t>
+      </w:r>
+    </w:p>
+    <w:p>
+      <w:pPr>
+        <w:pStyle w:val="berschrift1"/>
+        <w:spacing w:before="360" w:after="160"/>
+      </w:pPr>
+      <w:r>
+        <w:t>Step 4 — Upload own CRM Deals dataset + fix data types</w:t>
+      </w:r>
+    </w:p>
+    <w:p>
+      <w:pPr>
+        <w:spacing w:after="140"/>
+      </w:pPr>
+      <w:r>
+        <w:t xml:space="preserve">This is where the student's own submission begins: instead of reusing the instructor's 6-month-old </w:t>
+      </w:r>
+      <w:proofErr w:type="gramStart"/>
+      <w:r>
+        <w:t>"Others"</w:t>
+      </w:r>
+      <w:proofErr w:type="gramEnd"/>
+      <w:r>
+        <w:t xml:space="preserve"> datasets or the leftover "Me" datasets from 10 days ago (see Step 2), a fresh copy of each starter CSV is uploaded and prepared from scratch.</w:t>
+      </w:r>
+    </w:p>
+    <w:p>
+      <w:pPr>
+        <w:spacing w:after="80"/>
+      </w:pPr>
+      <w:r>
+        <w:t>1. Went to Data → New dataset → Upload a file → selected novatech_crm_deals.csv.</w:t>
+      </w:r>
+    </w:p>
+    <w:p>
+      <w:pPr>
+        <w:spacing w:after="80"/>
+      </w:pPr>
+      <w:r>
+        <w:t>2. On the "Confirm file upload settings" dialog, clicked "Edit settings and prepare data" (not the default "Next") to land in the full data-prep editor before importing to SPICE.</w:t>
+      </w:r>
+    </w:p>
+    <w:p>
+      <w:pPr>
+        <w:spacing w:before="120" w:after="60"/>
+        <w:jc w:val="center"/>
+      </w:pPr>
+      <w:r>
+        <w:rPr>
+          <w:noProof/>
+        </w:rPr>
+        <w:lastRenderedPageBreak/>
+        <w:drawing>
+          <wp:inline distT="0" distB="0" distL="0" distR="0" wp14:anchorId="31BA2DD6" wp14:editId="4E7D3944">
+            <wp:extent cx="5715000" cy="4162425"/>
+            <wp:effectExtent l="0" t="0" r="0" b="0"/>
+            <wp:docPr id="1881229448" name="Grafik 1881229448"/>
+            <wp:cNvGraphicFramePr>
+              <a:graphicFrameLocks xmlns:a="http://schemas.openxmlformats.org/drawingml/2006/main" noChangeAspect="1"/>
+            </wp:cNvGraphicFramePr>
+            <a:graphic xmlns:a="http://schemas.openxmlformats.org/drawingml/2006/main">
+              <a:graphicData uri="http://schemas.openxmlformats.org/drawingml/2006/picture">
+                <pic:pic xmlns:pic="http://schemas.openxmlformats.org/drawingml/2006/picture">
+                  <pic:nvPicPr>
+                    <pic:cNvPr id="0" name=""/>
+                    <pic:cNvPicPr>
+                      <a:picLocks noChangeAspect="1" noChangeArrowheads="1"/>
+                    </pic:cNvPicPr>
+                  </pic:nvPicPr>
+                  <pic:blipFill>
+                    <a:blip r:embed="rId12"/>
+                    <a:srcRect/>
+                    <a:stretch>
+                      <a:fillRect/>
+                    </a:stretch>
+                  </pic:blipFill>
+                  <pic:spPr bwMode="auto">
+                    <a:xfrm>
+                      <a:off x="0" y="0"/>
+                      <a:ext cx="5715000" cy="4162425"/>
+                    </a:xfrm>
+                    <a:prstGeom prst="rect">
+                      <a:avLst/>
+                    </a:prstGeom>
+                  </pic:spPr>
+                </pic:pic>
+              </a:graphicData>
+            </a:graphic>
+          </wp:inline>
+        </w:drawing>
+      </w:r>
+    </w:p>
+    <w:p>
+      <w:pPr>
+        <w:spacing w:after="200"/>
+        <w:jc w:val="center"/>
+      </w:pPr>
+      <w:r>
+        <w:rPr>
+          <w:i/>
+          <w:iCs/>
+          <w:color w:val="555555"/>
+          <w:sz w:val="18"/>
+          <w:szCs w:val="18"/>
+        </w:rPr>
+        <w:t>Fig. 8 — File-upload confirmation dialog, before entering the editor.</w:t>
+      </w:r>
+    </w:p>
+    <w:p>
+      <w:pPr>
+        <w:spacing w:before="120" w:after="60"/>
+        <w:jc w:val="center"/>
+      </w:pPr>
+      <w:r>
+        <w:rPr>
+          <w:noProof/>
+        </w:rPr>
+        <w:drawing>
+          <wp:inline distT="0" distB="0" distL="0" distR="0" wp14:anchorId="350ACD54" wp14:editId="7A73F15E">
+            <wp:extent cx="5715000" cy="3362325"/>
+            <wp:effectExtent l="0" t="0" r="0" b="0"/>
+            <wp:docPr id="814260950" name="Grafik 814260950"/>
+            <wp:cNvGraphicFramePr>
+              <a:graphicFrameLocks xmlns:a="http://schemas.openxmlformats.org/drawingml/2006/main" noChangeAspect="1"/>
+            </wp:cNvGraphicFramePr>
+            <a:graphic xmlns:a="http://schemas.openxmlformats.org/drawingml/2006/main">
+              <a:graphicData uri="http://schemas.openxmlformats.org/drawingml/2006/picture">
+                <pic:pic xmlns:pic="http://schemas.openxmlformats.org/drawingml/2006/picture">
+                  <pic:nvPicPr>
+                    <pic:cNvPr id="0" name=""/>
+                    <pic:cNvPicPr>
+                      <a:picLocks noChangeAspect="1" noChangeArrowheads="1"/>
+                    </pic:cNvPicPr>
+                  </pic:nvPicPr>
+                  <pic:blipFill>
+                    <a:blip r:embed="rId13"/>
+                    <a:srcRect/>
+                    <a:stretch>
+                      <a:fillRect/>
+                    </a:stretch>
+                  </pic:blipFill>
+                  <pic:spPr bwMode="auto">
+                    <a:xfrm>
+                      <a:off x="0" y="0"/>
+                      <a:ext cx="5715000" cy="3362325"/>
+                    </a:xfrm>
+                    <a:prstGeom prst="rect">
+                      <a:avLst/>
+                    </a:prstGeom>
+                  </pic:spPr>
+                </pic:pic>
+              </a:graphicData>
+            </a:graphic>
+          </wp:inline>
+        </w:drawing>
+      </w:r>
+    </w:p>
+    <w:p>
+      <w:pPr>
+        <w:spacing w:after="200"/>
+        <w:jc w:val="center"/>
+      </w:pPr>
+      <w:r>
+        <w:rPr>
+          <w:i/>
+          <w:iCs/>
+          <w:color w:val="555555"/>
+          <w:sz w:val="18"/>
+          <w:szCs w:val="18"/>
+        </w:rPr>
+        <w:t xml:space="preserve">Fig. 9 — Data-prep editor just after entering, with </w:t>
+      </w:r>
+      <w:proofErr w:type="spellStart"/>
+      <w:r>
+        <w:rPr>
+          <w:i/>
+          <w:iCs/>
+          <w:color w:val="555555"/>
+          <w:sz w:val="18"/>
+          <w:szCs w:val="18"/>
+        </w:rPr>
+        <w:t>QuickSight's</w:t>
+      </w:r>
+      <w:proofErr w:type="spellEnd"/>
+      <w:r>
+        <w:rPr>
+          <w:i/>
+          <w:iCs/>
+          <w:color w:val="555555"/>
+          <w:sz w:val="18"/>
+          <w:szCs w:val="18"/>
+        </w:rPr>
+        <w:t xml:space="preserve"> initial auto-suggested type changes (</w:t>
+      </w:r>
+      <w:proofErr w:type="spellStart"/>
+      <w:r>
+        <w:rPr>
+          <w:i/>
+          <w:iCs/>
+          <w:color w:val="555555"/>
+          <w:sz w:val="18"/>
+          <w:szCs w:val="18"/>
+        </w:rPr>
+        <w:t>employee_count</w:t>
+      </w:r>
+      <w:proofErr w:type="spellEnd"/>
+      <w:r>
+        <w:rPr>
+          <w:i/>
+          <w:iCs/>
+          <w:color w:val="555555"/>
+          <w:sz w:val="18"/>
+          <w:szCs w:val="18"/>
+        </w:rPr>
+        <w:t xml:space="preserve">, </w:t>
+      </w:r>
+      <w:proofErr w:type="spellStart"/>
+      <w:r>
+        <w:rPr>
+          <w:i/>
+          <w:iCs/>
+          <w:color w:val="555555"/>
+          <w:sz w:val="18"/>
+          <w:szCs w:val="18"/>
+        </w:rPr>
+        <w:t>list_price</w:t>
+      </w:r>
+      <w:proofErr w:type="spellEnd"/>
+      <w:r>
+        <w:rPr>
+          <w:i/>
+          <w:iCs/>
+          <w:color w:val="555555"/>
+          <w:sz w:val="18"/>
+          <w:szCs w:val="18"/>
+        </w:rPr>
+        <w:t xml:space="preserve">, </w:t>
+      </w:r>
+      <w:proofErr w:type="spellStart"/>
+      <w:r>
+        <w:rPr>
+          <w:i/>
+          <w:iCs/>
+          <w:color w:val="555555"/>
+          <w:sz w:val="18"/>
+          <w:szCs w:val="18"/>
+        </w:rPr>
+        <w:t>deal_created_date</w:t>
+      </w:r>
+      <w:proofErr w:type="spellEnd"/>
+      <w:r>
+        <w:rPr>
+          <w:i/>
+          <w:iCs/>
+          <w:color w:val="555555"/>
+          <w:sz w:val="18"/>
+          <w:szCs w:val="18"/>
+        </w:rPr>
+        <w:t xml:space="preserve">, </w:t>
+      </w:r>
+      <w:proofErr w:type="spellStart"/>
+      <w:r>
+        <w:rPr>
+          <w:i/>
+          <w:iCs/>
+          <w:color w:val="555555"/>
+          <w:sz w:val="18"/>
+          <w:szCs w:val="18"/>
+        </w:rPr>
+        <w:t>deal_closed_date</w:t>
+      </w:r>
+      <w:proofErr w:type="spellEnd"/>
+      <w:r>
+        <w:rPr>
+          <w:i/>
+          <w:iCs/>
+          <w:color w:val="555555"/>
+          <w:sz w:val="18"/>
+          <w:szCs w:val="18"/>
+        </w:rPr>
+        <w:t xml:space="preserve">, </w:t>
+      </w:r>
+      <w:proofErr w:type="spellStart"/>
+      <w:r>
+        <w:rPr>
+          <w:i/>
+          <w:iCs/>
+          <w:color w:val="555555"/>
+          <w:sz w:val="18"/>
+          <w:szCs w:val="18"/>
+        </w:rPr>
+        <w:t>deal_value</w:t>
+      </w:r>
+      <w:proofErr w:type="spellEnd"/>
+      <w:r>
+        <w:rPr>
+          <w:i/>
+          <w:iCs/>
+          <w:color w:val="555555"/>
+          <w:sz w:val="18"/>
+          <w:szCs w:val="18"/>
+        </w:rPr>
+        <w:t>).</w:t>
+      </w:r>
+    </w:p>
+    <w:p>
+      <w:pPr>
+        <w:spacing w:after="80"/>
+      </w:pPr>
+      <w:r>
+        <w:t>3. Compared each suggested type against the data dictionary and corrected them:</w:t>
+      </w:r>
+    </w:p>
+    <w:p>
+      <w:pPr>
+        <w:pStyle w:val="Listenabsatz"/>
+        <w:numPr>
+          <w:ilvl w:val="0"/>
+          <w:numId w:val="1"/>
+        </w:numPr>
+        <w:spacing w:after="80"/>
+      </w:pPr>
+      <w:proofErr w:type="spellStart"/>
+      <w:r>
+        <w:t>annual_revenue_usd</w:t>
+      </w:r>
+      <w:proofErr w:type="spellEnd"/>
+      <w:r>
+        <w:t>: String → Decimal (dictionary: Float, currency in millions USD)</w:t>
+      </w:r>
+    </w:p>
+    <w:p>
+      <w:pPr>
+        <w:pStyle w:val="Listenabsatz"/>
+        <w:numPr>
+          <w:ilvl w:val="0"/>
+          <w:numId w:val="1"/>
+        </w:numPr>
+        <w:spacing w:after="80"/>
+      </w:pPr>
+      <w:proofErr w:type="spellStart"/>
+      <w:r>
+        <w:lastRenderedPageBreak/>
+        <w:t>employee_count</w:t>
+      </w:r>
+      <w:proofErr w:type="spellEnd"/>
+      <w:r>
+        <w:t>: String → Integer — already correct</w:t>
+      </w:r>
+    </w:p>
+    <w:p>
+      <w:pPr>
+        <w:pStyle w:val="Listenabsatz"/>
+        <w:numPr>
+          <w:ilvl w:val="0"/>
+          <w:numId w:val="1"/>
+        </w:numPr>
+        <w:spacing w:after="80"/>
+      </w:pPr>
+      <w:proofErr w:type="spellStart"/>
+      <w:r>
+        <w:t>list_price</w:t>
+      </w:r>
+      <w:proofErr w:type="spellEnd"/>
+      <w:r>
+        <w:t>: String → Integer — already correct</w:t>
+      </w:r>
+    </w:p>
+    <w:p>
+      <w:pPr>
+        <w:pStyle w:val="Listenabsatz"/>
+        <w:numPr>
+          <w:ilvl w:val="0"/>
+          <w:numId w:val="1"/>
+        </w:numPr>
+        <w:spacing w:after="80"/>
+      </w:pPr>
+      <w:proofErr w:type="spellStart"/>
+      <w:r>
+        <w:t>deal_created_date</w:t>
+      </w:r>
+      <w:proofErr w:type="spellEnd"/>
+      <w:r>
+        <w:t xml:space="preserve">, </w:t>
+      </w:r>
+      <w:proofErr w:type="spellStart"/>
+      <w:r>
+        <w:t>deal_closed_date</w:t>
+      </w:r>
+      <w:proofErr w:type="spellEnd"/>
+      <w:r>
+        <w:t xml:space="preserve">: String → Date, format </w:t>
+      </w:r>
+      <w:proofErr w:type="spellStart"/>
+      <w:r>
+        <w:t>yyyy</w:t>
+      </w:r>
+      <w:proofErr w:type="spellEnd"/>
+      <w:r>
+        <w:t>-MM-dd — already correct</w:t>
+      </w:r>
+    </w:p>
+    <w:p>
+      <w:pPr>
+        <w:pStyle w:val="Listenabsatz"/>
+        <w:numPr>
+          <w:ilvl w:val="0"/>
+          <w:numId w:val="1"/>
+        </w:numPr>
+        <w:spacing w:after="80"/>
+      </w:pPr>
+      <w:proofErr w:type="spellStart"/>
+      <w:r>
+        <w:t>deal_value</w:t>
+      </w:r>
+      <w:proofErr w:type="spellEnd"/>
+      <w:r>
+        <w:t>: originally auto-suggested as Integer — corrected to Decimal. Every value in this CSV happens to be a whole number, so Integer wouldn't have caused an error, but the data dictionary formally types it as Float (a currency/revenue amount), so Decimal matches the documented schema rather than this sample's coincidental shape.</w:t>
+      </w:r>
+    </w:p>
+    <w:p>
+      <w:pPr>
+        <w:pStyle w:val="Listenabsatz"/>
+        <w:numPr>
+          <w:ilvl w:val="0"/>
+          <w:numId w:val="1"/>
+        </w:numPr>
+        <w:spacing w:after="80"/>
+      </w:pPr>
+      <w:r>
+        <w:t>All other columns left as String</w:t>
+      </w:r>
+      <w:r>
+        <w:t xml:space="preserve">, </w:t>
+      </w:r>
+      <w:r>
+        <w:t>correct per data dictionary.</w:t>
+      </w:r>
+    </w:p>
+    <w:p>
+      <w:pPr>
+        <w:spacing w:before="120" w:after="60"/>
+        <w:jc w:val="center"/>
+      </w:pPr>
+      <w:r>
+        <w:rPr>
+          <w:noProof/>
+        </w:rPr>
+        <w:drawing>
+          <wp:inline distT="0" distB="0" distL="0" distR="0" wp14:anchorId="4CFFABE4" wp14:editId="077236B4">
+            <wp:extent cx="5715000" cy="3400425"/>
+            <wp:effectExtent l="0" t="0" r="0" b="0"/>
+            <wp:docPr id="1117687477" name="Grafik 1117687477"/>
+            <wp:cNvGraphicFramePr>
+              <a:graphicFrameLocks xmlns:a="http://schemas.openxmlformats.org/drawingml/2006/main" noChangeAspect="1"/>
+            </wp:cNvGraphicFramePr>
+            <a:graphic xmlns:a="http://schemas.openxmlformats.org/drawingml/2006/main">
+              <a:graphicData uri="http://schemas.openxmlformats.org/drawingml/2006/picture">
+                <pic:pic xmlns:pic="http://schemas.openxmlformats.org/drawingml/2006/picture">
+                  <pic:nvPicPr>
+                    <pic:cNvPr id="0" name=""/>
+                    <pic:cNvPicPr>
+                      <a:picLocks noChangeAspect="1" noChangeArrowheads="1"/>
+                    </pic:cNvPicPr>
+                  </pic:nvPicPr>
+                  <pic:blipFill>
+                    <a:blip r:embed="rId14"/>
+                    <a:srcRect/>
+                    <a:stretch>
+                      <a:fillRect/>
+                    </a:stretch>
+                  </pic:blipFill>
+                  <pic:spPr bwMode="auto">
+                    <a:xfrm>
+                      <a:off x="0" y="0"/>
+                      <a:ext cx="5715000" cy="3400425"/>
+                    </a:xfrm>
+                    <a:prstGeom prst="rect">
+                      <a:avLst/>
+                    </a:prstGeom>
+                  </pic:spPr>
+                </pic:pic>
+              </a:graphicData>
+            </a:graphic>
+          </wp:inline>
+        </w:drawing>
+      </w:r>
+    </w:p>
+    <w:p>
+      <w:pPr>
+        <w:spacing w:after="200"/>
+        <w:jc w:val="center"/>
+      </w:pPr>
+      <w:r>
+        <w:rPr>
+          <w:i/>
+          <w:iCs/>
+          <w:color w:val="555555"/>
+          <w:sz w:val="18"/>
+          <w:szCs w:val="18"/>
+        </w:rPr>
+        <w:t xml:space="preserve">Fig. 10 — After fixing </w:t>
+      </w:r>
+      <w:proofErr w:type="spellStart"/>
+      <w:r>
+        <w:rPr>
+          <w:i/>
+          <w:iCs/>
+          <w:color w:val="555555"/>
+          <w:sz w:val="18"/>
+          <w:szCs w:val="18"/>
+        </w:rPr>
+        <w:t>annual_revenue_usd</w:t>
+      </w:r>
+      <w:proofErr w:type="spellEnd"/>
+      <w:r>
+        <w:rPr>
+          <w:i/>
+          <w:iCs/>
+          <w:color w:val="555555"/>
+          <w:sz w:val="18"/>
+          <w:szCs w:val="18"/>
+        </w:rPr>
+        <w:t xml:space="preserve"> to Decimal (</w:t>
+      </w:r>
+      <w:proofErr w:type="spellStart"/>
+      <w:r>
+        <w:rPr>
+          <w:i/>
+          <w:iCs/>
+          <w:color w:val="555555"/>
+          <w:sz w:val="18"/>
+          <w:szCs w:val="18"/>
+        </w:rPr>
+        <w:t>deal_value</w:t>
+      </w:r>
+      <w:proofErr w:type="spellEnd"/>
+      <w:r>
+        <w:rPr>
+          <w:i/>
+          <w:iCs/>
+          <w:color w:val="555555"/>
+          <w:sz w:val="18"/>
+          <w:szCs w:val="18"/>
+        </w:rPr>
+        <w:t xml:space="preserve"> still shows Integer at this point).</w:t>
+      </w:r>
+    </w:p>
+    <w:p>
+      <w:pPr>
+        <w:spacing w:before="120" w:after="60"/>
+        <w:jc w:val="center"/>
+      </w:pPr>
+      <w:r>
+        <w:rPr>
+          <w:noProof/>
+        </w:rPr>
+        <w:lastRenderedPageBreak/>
+        <w:drawing>
+          <wp:inline distT="0" distB="0" distL="0" distR="0" wp14:anchorId="43A947F2" wp14:editId="5039DD5D">
+            <wp:extent cx="5686425" cy="4543425"/>
+            <wp:effectExtent l="0" t="0" r="0" b="0"/>
+            <wp:docPr id="143441906" name="Grafik 143441906"/>
+            <wp:cNvGraphicFramePr>
+              <a:graphicFrameLocks xmlns:a="http://schemas.openxmlformats.org/drawingml/2006/main" noChangeAspect="1"/>
+            </wp:cNvGraphicFramePr>
+            <a:graphic xmlns:a="http://schemas.openxmlformats.org/drawingml/2006/main">
+              <a:graphicData uri="http://schemas.openxmlformats.org/drawingml/2006/picture">
+                <pic:pic xmlns:pic="http://schemas.openxmlformats.org/drawingml/2006/picture">
+                  <pic:nvPicPr>
+                    <pic:cNvPr id="0" name=""/>
+                    <pic:cNvPicPr>
+                      <a:picLocks noChangeAspect="1" noChangeArrowheads="1"/>
+                    </pic:cNvPicPr>
+                  </pic:nvPicPr>
+                  <pic:blipFill>
+                    <a:blip r:embed="rId15"/>
+                    <a:srcRect/>
+                    <a:stretch>
+                      <a:fillRect/>
+                    </a:stretch>
+                  </pic:blipFill>
+                  <pic:spPr bwMode="auto">
+                    <a:xfrm>
+                      <a:off x="0" y="0"/>
+                      <a:ext cx="5686425" cy="4543425"/>
+                    </a:xfrm>
+                    <a:prstGeom prst="rect">
+                      <a:avLst/>
+                    </a:prstGeom>
+                  </pic:spPr>
+                </pic:pic>
+              </a:graphicData>
+            </a:graphic>
+          </wp:inline>
+        </w:drawing>
+      </w:r>
+    </w:p>
+    <w:p>
+      <w:pPr>
+        <w:spacing w:after="200"/>
+        <w:jc w:val="center"/>
+      </w:pPr>
+      <w:r>
+        <w:rPr>
+          <w:i/>
+          <w:iCs/>
+          <w:color w:val="555555"/>
+          <w:sz w:val="18"/>
+          <w:szCs w:val="18"/>
+        </w:rPr>
+        <w:t xml:space="preserve">Fig. 11 — Checked the date-format dialog for </w:t>
+      </w:r>
+      <w:proofErr w:type="spellStart"/>
+      <w:r>
+        <w:rPr>
+          <w:i/>
+          <w:iCs/>
+          <w:color w:val="555555"/>
+          <w:sz w:val="18"/>
+          <w:szCs w:val="18"/>
+        </w:rPr>
+        <w:t>deal_closed_date</w:t>
+      </w:r>
+      <w:proofErr w:type="spellEnd"/>
+      <w:r>
+        <w:rPr>
+          <w:i/>
+          <w:iCs/>
+          <w:color w:val="555555"/>
+          <w:sz w:val="18"/>
+          <w:szCs w:val="18"/>
+        </w:rPr>
+        <w:t xml:space="preserve">, confirmed </w:t>
+      </w:r>
+      <w:proofErr w:type="spellStart"/>
+      <w:r>
+        <w:rPr>
+          <w:i/>
+          <w:iCs/>
+          <w:color w:val="555555"/>
+          <w:sz w:val="18"/>
+          <w:szCs w:val="18"/>
+        </w:rPr>
+        <w:t>yyyy</w:t>
+      </w:r>
+      <w:proofErr w:type="spellEnd"/>
+      <w:r>
+        <w:rPr>
+          <w:i/>
+          <w:iCs/>
+          <w:color w:val="555555"/>
+          <w:sz w:val="18"/>
+          <w:szCs w:val="18"/>
+        </w:rPr>
+        <w:t>-MM-dd was already correct, cancelled without changes.</w:t>
+      </w:r>
+    </w:p>
+    <w:p>
+      <w:pPr>
+        <w:spacing w:before="120" w:after="60"/>
+        <w:jc w:val="center"/>
+      </w:pPr>
+      <w:r>
+        <w:rPr>
+          <w:noProof/>
+        </w:rPr>
+        <w:drawing>
+          <wp:inline distT="0" distB="0" distL="0" distR="0" wp14:anchorId="56EE1971" wp14:editId="0752EA08">
+            <wp:extent cx="5715000" cy="3276600"/>
+            <wp:effectExtent l="0" t="0" r="0" b="0"/>
+            <wp:docPr id="741718117" name="Grafik 741718117"/>
+            <wp:cNvGraphicFramePr>
+              <a:graphicFrameLocks xmlns:a="http://schemas.openxmlformats.org/drawingml/2006/main" noChangeAspect="1"/>
+            </wp:cNvGraphicFramePr>
+            <a:graphic xmlns:a="http://schemas.openxmlformats.org/drawingml/2006/main">
+              <a:graphicData uri="http://schemas.openxmlformats.org/drawingml/2006/picture">
+                <pic:pic xmlns:pic="http://schemas.openxmlformats.org/drawingml/2006/picture">
+                  <pic:nvPicPr>
+                    <pic:cNvPr id="0" name=""/>
+                    <pic:cNvPicPr>
+                      <a:picLocks noChangeAspect="1" noChangeArrowheads="1"/>
+                    </pic:cNvPicPr>
+                  </pic:nvPicPr>
+                  <pic:blipFill>
+                    <a:blip r:embed="rId16"/>
+                    <a:srcRect/>
+                    <a:stretch>
+                      <a:fillRect/>
+                    </a:stretch>
+                  </pic:blipFill>
+                  <pic:spPr bwMode="auto">
+                    <a:xfrm>
+                      <a:off x="0" y="0"/>
+                      <a:ext cx="5715000" cy="3276600"/>
+                    </a:xfrm>
+                    <a:prstGeom prst="rect">
+                      <a:avLst/>
+                    </a:prstGeom>
+                  </pic:spPr>
+                </pic:pic>
+              </a:graphicData>
+            </a:graphic>
+          </wp:inline>
+        </w:drawing>
+      </w:r>
+    </w:p>
+    <w:p>
+      <w:pPr>
+        <w:spacing w:after="200"/>
+        <w:jc w:val="center"/>
+      </w:pPr>
+      <w:r>
+        <w:rPr>
+          <w:i/>
+          <w:iCs/>
+          <w:color w:val="555555"/>
+          <w:sz w:val="18"/>
+          <w:szCs w:val="18"/>
+        </w:rPr>
+        <w:t xml:space="preserve">Fig. 12 — Final state: all 6 changed columns correct, including </w:t>
+      </w:r>
+      <w:proofErr w:type="spellStart"/>
+      <w:r>
+        <w:rPr>
+          <w:i/>
+          <w:iCs/>
+          <w:color w:val="555555"/>
+          <w:sz w:val="18"/>
+          <w:szCs w:val="18"/>
+        </w:rPr>
+        <w:t>deal_value</w:t>
+      </w:r>
+      <w:proofErr w:type="spellEnd"/>
+      <w:r>
+        <w:rPr>
+          <w:i/>
+          <w:iCs/>
+          <w:color w:val="555555"/>
+          <w:sz w:val="18"/>
+          <w:szCs w:val="18"/>
+        </w:rPr>
+        <w:t xml:space="preserve"> now as Decimal.</w:t>
+      </w:r>
+    </w:p>
+    <w:p>
+      <w:pPr>
+        <w:spacing w:before="120" w:after="60"/>
+        <w:jc w:val="center"/>
+      </w:pPr>
+      <w:r>
+        <w:rPr>
+          <w:noProof/>
+        </w:rPr>
+        <w:lastRenderedPageBreak/>
+        <w:drawing>
+          <wp:inline distT="0" distB="0" distL="0" distR="0" wp14:anchorId="12E8F08D" wp14:editId="0D611B2E">
+            <wp:extent cx="5715000" cy="2828925"/>
+            <wp:effectExtent l="0" t="0" r="0" b="0"/>
+            <wp:docPr id="1777941646" name="Grafik 1777941646"/>
+            <wp:cNvGraphicFramePr>
+              <a:graphicFrameLocks xmlns:a="http://schemas.openxmlformats.org/drawingml/2006/main" noChangeAspect="1"/>
+            </wp:cNvGraphicFramePr>
+            <a:graphic xmlns:a="http://schemas.openxmlformats.org/drawingml/2006/main">
+              <a:graphicData uri="http://schemas.openxmlformats.org/drawingml/2006/picture">
+                <pic:pic xmlns:pic="http://schemas.openxmlformats.org/drawingml/2006/picture">
+                  <pic:nvPicPr>
+                    <pic:cNvPr id="0" name=""/>
+                    <pic:cNvPicPr>
+                      <a:picLocks noChangeAspect="1" noChangeArrowheads="1"/>
+                    </pic:cNvPicPr>
+                  </pic:nvPicPr>
+                  <pic:blipFill>
+                    <a:blip r:embed="rId17"/>
+                    <a:srcRect/>
+                    <a:stretch>
+                      <a:fillRect/>
+                    </a:stretch>
+                  </pic:blipFill>
+                  <pic:spPr bwMode="auto">
+                    <a:xfrm>
+                      <a:off x="0" y="0"/>
+                      <a:ext cx="5715000" cy="2828925"/>
+                    </a:xfrm>
+                    <a:prstGeom prst="rect">
+                      <a:avLst/>
+                    </a:prstGeom>
+                  </pic:spPr>
+                </pic:pic>
+              </a:graphicData>
+            </a:graphic>
+          </wp:inline>
+        </w:drawing>
+      </w:r>
+    </w:p>
+    <w:p>
+      <w:pPr>
+        <w:spacing w:after="200"/>
+        <w:jc w:val="center"/>
+      </w:pPr>
+      <w:r>
+        <w:rPr>
+          <w:i/>
+          <w:iCs/>
+          <w:color w:val="555555"/>
+          <w:sz w:val="18"/>
+          <w:szCs w:val="18"/>
+        </w:rPr>
+        <w:t>Fig. 13 — Preview tab confirming the corrected data renders sensibly.</w:t>
+      </w:r>
+    </w:p>
+    <w:p>
+      <w:pPr>
+        <w:pStyle w:val="berschrift1"/>
+        <w:spacing w:before="360" w:after="160"/>
+      </w:pPr>
+      <w:r>
+        <w:t xml:space="preserve">Step 5 — Calculated field: </w:t>
+      </w:r>
+      <w:proofErr w:type="spellStart"/>
+      <w:r>
+        <w:t>days_to_close</w:t>
+      </w:r>
+      <w:proofErr w:type="spellEnd"/>
+      <w:r>
+        <w:t xml:space="preserve"> (CRM)</w:t>
+      </w:r>
+    </w:p>
+    <w:p>
+      <w:pPr>
+        <w:spacing w:after="140"/>
+      </w:pPr>
+      <w:r>
+        <w:rPr>
+          <w:b/>
+          <w:bCs/>
+        </w:rPr>
+        <w:t>Why this metric, specifically</w:t>
+      </w:r>
+      <w:r>
+        <w:rPr>
+          <w:b/>
+          <w:bCs/>
+        </w:rPr>
+        <w:t>,</w:t>
+      </w:r>
+      <w:r>
+        <w:rPr>
+          <w:b/>
+          <w:bCs/>
+        </w:rPr>
+        <w:t xml:space="preserve"> </w:t>
+      </w:r>
+      <w:proofErr w:type="gramStart"/>
+      <w:r>
+        <w:rPr>
+          <w:b/>
+          <w:bCs/>
+        </w:rPr>
+        <w:t>not</w:t>
+      </w:r>
+      <w:proofErr w:type="gramEnd"/>
+      <w:r>
+        <w:rPr>
+          <w:b/>
+          <w:bCs/>
+        </w:rPr>
+        <w:t xml:space="preserve"> an arbitrary choice:</w:t>
+      </w:r>
+    </w:p>
+    <w:p>
+      <w:pPr>
+        <w:pStyle w:val="Listenabsatz"/>
+        <w:numPr>
+          <w:ilvl w:val="0"/>
+          <w:numId w:val="1"/>
+        </w:numPr>
+        <w:spacing w:after="80"/>
+      </w:pPr>
+      <w:r>
+        <w:t>Sarah Chen's brief (Sales Pipeline view) asks for it verbatim: "Days to close</w:t>
+      </w:r>
+      <w:r>
+        <w:t>,</w:t>
+      </w:r>
+      <w:r>
+        <w:t xml:space="preserve"> how long does it take us to close a deal from creation to close? Is that getting better or worse?"</w:t>
+      </w:r>
+    </w:p>
+    <w:p>
+      <w:pPr>
+        <w:pStyle w:val="Listenabsatz"/>
+        <w:numPr>
+          <w:ilvl w:val="0"/>
+          <w:numId w:val="1"/>
+        </w:numPr>
+        <w:spacing w:after="80"/>
+      </w:pPr>
+      <w:r>
+        <w:t xml:space="preserve">The data dictionary spells out the exact formula in its notes on </w:t>
+      </w:r>
+      <w:proofErr w:type="spellStart"/>
+      <w:r>
+        <w:t>deal_closed_date</w:t>
+      </w:r>
+      <w:proofErr w:type="spellEnd"/>
+      <w:r>
+        <w:t xml:space="preserve">: "Students can compute days-to-close as </w:t>
+      </w:r>
+      <w:proofErr w:type="spellStart"/>
+      <w:r>
+        <w:t>deal_closed_date</w:t>
+      </w:r>
+      <w:proofErr w:type="spellEnd"/>
+      <w:r>
+        <w:t xml:space="preserve"> − </w:t>
+      </w:r>
+      <w:proofErr w:type="spellStart"/>
+      <w:r>
+        <w:t>deal_created_date</w:t>
+      </w:r>
+      <w:proofErr w:type="spellEnd"/>
+      <w:r>
+        <w:t>."</w:t>
+      </w:r>
+    </w:p>
+    <w:p>
+      <w:pPr>
+        <w:pStyle w:val="Listenabsatz"/>
+        <w:numPr>
+          <w:ilvl w:val="0"/>
+          <w:numId w:val="1"/>
+        </w:numPr>
+        <w:spacing w:after="80"/>
+      </w:pPr>
+      <w:r>
+        <w:t>The rubric requires ≥2 calculated fields that derive a business metric the raw data doesn't already contain, and names days-to-close as the canonical CRM example.</w:t>
+      </w:r>
+    </w:p>
+    <w:p>
+      <w:pPr>
+        <w:spacing w:after="140"/>
+      </w:pPr>
+      <w:r>
+        <w:t>None of the raw columns is "days to close"</w:t>
+      </w:r>
+      <w:r>
+        <w:t>,</w:t>
+      </w:r>
+      <w:r>
+        <w:t xml:space="preserve"> it only exists once you subtract two dates, which is exactly what a calculated field is for.</w:t>
+      </w:r>
+    </w:p>
+    <w:p>
+      <w:pPr>
+        <w:spacing w:after="80"/>
+      </w:pPr>
+      <w:r>
+        <w:t>1. Clicked "Add calculated columns" in the left panel.</w:t>
+      </w:r>
+    </w:p>
+    <w:p>
+      <w:pPr>
+        <w:spacing w:after="80"/>
+      </w:pPr>
+      <w:r>
+        <w:t xml:space="preserve">2. Named the field </w:t>
+      </w:r>
+      <w:proofErr w:type="spellStart"/>
+      <w:r>
+        <w:t>days_to_close</w:t>
+      </w:r>
+      <w:proofErr w:type="spellEnd"/>
+      <w:r>
+        <w:t>.</w:t>
+      </w:r>
+    </w:p>
+    <w:p>
+      <w:pPr>
+        <w:spacing w:after="80"/>
+      </w:pPr>
+      <w:r>
+        <w:t xml:space="preserve">3. Formula: </w:t>
+      </w:r>
+      <w:proofErr w:type="spellStart"/>
+      <w:proofErr w:type="gramStart"/>
+      <w:r>
+        <w:t>dateDiff</w:t>
+      </w:r>
+      <w:proofErr w:type="spellEnd"/>
+      <w:r>
+        <w:t>({</w:t>
+      </w:r>
+      <w:proofErr w:type="spellStart"/>
+      <w:proofErr w:type="gramEnd"/>
+      <w:r>
+        <w:t>deal_created_</w:t>
+      </w:r>
+      <w:proofErr w:type="gramStart"/>
+      <w:r>
+        <w:t>date</w:t>
+      </w:r>
+      <w:proofErr w:type="spellEnd"/>
+      <w:r>
+        <w:t>}, {</w:t>
+      </w:r>
+      <w:proofErr w:type="spellStart"/>
+      <w:proofErr w:type="gramEnd"/>
+      <w:r>
+        <w:t>deal_closed_</w:t>
+      </w:r>
+      <w:proofErr w:type="gramStart"/>
+      <w:r>
+        <w:t>date</w:t>
+      </w:r>
+      <w:proofErr w:type="spellEnd"/>
+      <w:r>
+        <w:t>},</w:t>
+      </w:r>
+      <w:proofErr w:type="gramEnd"/>
+      <w:r>
+        <w:t xml:space="preserve"> "DD")</w:t>
+      </w:r>
+    </w:p>
+    <w:p>
+      <w:pPr>
+        <w:spacing w:after="80"/>
+      </w:pPr>
+      <w:r>
+        <w:t>4. Applied — verified resulting values in Preview against known won/lost examples (average ≈72 days for Won, ≈58 days for Lost, per the earlier pandas check).</w:t>
+      </w:r>
+    </w:p>
+    <w:p>
+      <w:pPr>
+        <w:spacing w:before="120" w:after="60"/>
+        <w:jc w:val="center"/>
+      </w:pPr>
+      <w:r>
+        <w:rPr>
+          <w:noProof/>
+        </w:rPr>
+        <w:lastRenderedPageBreak/>
+        <w:drawing>
+          <wp:inline distT="0" distB="0" distL="0" distR="0" wp14:anchorId="615C71E6" wp14:editId="328A7B9E">
+            <wp:extent cx="5715000" cy="3162300"/>
+            <wp:effectExtent l="0" t="0" r="0" b="0"/>
+            <wp:docPr id="282212977" name="Grafik 282212977"/>
+            <wp:cNvGraphicFramePr>
+              <a:graphicFrameLocks xmlns:a="http://schemas.openxmlformats.org/drawingml/2006/main" noChangeAspect="1"/>
+            </wp:cNvGraphicFramePr>
+            <a:graphic xmlns:a="http://schemas.openxmlformats.org/drawingml/2006/main">
+              <a:graphicData uri="http://schemas.openxmlformats.org/drawingml/2006/picture">
+                <pic:pic xmlns:pic="http://schemas.openxmlformats.org/drawingml/2006/picture">
+                  <pic:nvPicPr>
+                    <pic:cNvPr id="0" name=""/>
+                    <pic:cNvPicPr>
+                      <a:picLocks noChangeAspect="1" noChangeArrowheads="1"/>
+                    </pic:cNvPicPr>
+                  </pic:nvPicPr>
+                  <pic:blipFill>
+                    <a:blip r:embed="rId18"/>
+                    <a:srcRect/>
+                    <a:stretch>
+                      <a:fillRect/>
+                    </a:stretch>
+                  </pic:blipFill>
+                  <pic:spPr bwMode="auto">
+                    <a:xfrm>
+                      <a:off x="0" y="0"/>
+                      <a:ext cx="5715000" cy="3162300"/>
+                    </a:xfrm>
+                    <a:prstGeom prst="rect">
+                      <a:avLst/>
+                    </a:prstGeom>
+                  </pic:spPr>
+                </pic:pic>
+              </a:graphicData>
+            </a:graphic>
+          </wp:inline>
+        </w:drawing>
+      </w:r>
+    </w:p>
+    <w:p>
+      <w:pPr>
+        <w:spacing w:after="200"/>
+        <w:jc w:val="center"/>
+      </w:pPr>
+      <w:r>
+        <w:rPr>
+          <w:i/>
+          <w:iCs/>
+          <w:color w:val="555555"/>
+          <w:sz w:val="18"/>
+          <w:szCs w:val="18"/>
+        </w:rPr>
+        <w:t xml:space="preserve">Fig. 14 — </w:t>
+      </w:r>
+      <w:proofErr w:type="spellStart"/>
+      <w:r>
+        <w:rPr>
+          <w:i/>
+          <w:iCs/>
+          <w:color w:val="555555"/>
+          <w:sz w:val="18"/>
+          <w:szCs w:val="18"/>
+        </w:rPr>
+        <w:t>days_to_close</w:t>
+      </w:r>
+      <w:proofErr w:type="spellEnd"/>
+      <w:r>
+        <w:rPr>
+          <w:i/>
+          <w:iCs/>
+          <w:color w:val="555555"/>
+          <w:sz w:val="18"/>
+          <w:szCs w:val="18"/>
+        </w:rPr>
+        <w:t xml:space="preserve"> calculated column configuration: </w:t>
+      </w:r>
+      <w:proofErr w:type="spellStart"/>
+      <w:proofErr w:type="gramStart"/>
+      <w:r>
+        <w:rPr>
+          <w:i/>
+          <w:iCs/>
+          <w:color w:val="555555"/>
+          <w:sz w:val="18"/>
+          <w:szCs w:val="18"/>
+        </w:rPr>
+        <w:t>dateDiff</w:t>
+      </w:r>
+      <w:proofErr w:type="spellEnd"/>
+      <w:r>
+        <w:rPr>
+          <w:i/>
+          <w:iCs/>
+          <w:color w:val="555555"/>
+          <w:sz w:val="18"/>
+          <w:szCs w:val="18"/>
+        </w:rPr>
+        <w:t>({</w:t>
+      </w:r>
+      <w:proofErr w:type="spellStart"/>
+      <w:proofErr w:type="gramEnd"/>
+      <w:r>
+        <w:rPr>
+          <w:i/>
+          <w:iCs/>
+          <w:color w:val="555555"/>
+          <w:sz w:val="18"/>
+          <w:szCs w:val="18"/>
+        </w:rPr>
+        <w:t>deal_created_</w:t>
+      </w:r>
+      <w:proofErr w:type="gramStart"/>
+      <w:r>
+        <w:rPr>
+          <w:i/>
+          <w:iCs/>
+          <w:color w:val="555555"/>
+          <w:sz w:val="18"/>
+          <w:szCs w:val="18"/>
+        </w:rPr>
+        <w:t>date</w:t>
+      </w:r>
+      <w:proofErr w:type="spellEnd"/>
+      <w:r>
+        <w:rPr>
+          <w:i/>
+          <w:iCs/>
+          <w:color w:val="555555"/>
+          <w:sz w:val="18"/>
+          <w:szCs w:val="18"/>
+        </w:rPr>
+        <w:t>}, {</w:t>
+      </w:r>
+      <w:proofErr w:type="spellStart"/>
+      <w:proofErr w:type="gramEnd"/>
+      <w:r>
+        <w:rPr>
+          <w:i/>
+          <w:iCs/>
+          <w:color w:val="555555"/>
+          <w:sz w:val="18"/>
+          <w:szCs w:val="18"/>
+        </w:rPr>
+        <w:t>deal_closed_</w:t>
+      </w:r>
+      <w:proofErr w:type="gramStart"/>
+      <w:r>
+        <w:rPr>
+          <w:i/>
+          <w:iCs/>
+          <w:color w:val="555555"/>
+          <w:sz w:val="18"/>
+          <w:szCs w:val="18"/>
+        </w:rPr>
+        <w:t>date</w:t>
+      </w:r>
+      <w:proofErr w:type="spellEnd"/>
+      <w:r>
+        <w:rPr>
+          <w:i/>
+          <w:iCs/>
+          <w:color w:val="555555"/>
+          <w:sz w:val="18"/>
+          <w:szCs w:val="18"/>
+        </w:rPr>
+        <w:t>},</w:t>
+      </w:r>
+      <w:proofErr w:type="gramEnd"/>
+      <w:r>
+        <w:rPr>
+          <w:i/>
+          <w:iCs/>
+          <w:color w:val="555555"/>
+          <w:sz w:val="18"/>
+          <w:szCs w:val="18"/>
+        </w:rPr>
+        <w:t xml:space="preserve"> "DD").</w:t>
+      </w:r>
+    </w:p>
+    <w:p>
+      <w:pPr>
+        <w:spacing w:before="120" w:after="60"/>
+        <w:jc w:val="center"/>
+      </w:pPr>
+      <w:r>
+        <w:rPr>
+          <w:noProof/>
+        </w:rPr>
+        <w:drawing>
+          <wp:inline distT="0" distB="0" distL="0" distR="0" wp14:anchorId="05B527EE" wp14:editId="11C98C89">
+            <wp:extent cx="5715000" cy="2352675"/>
+            <wp:effectExtent l="0" t="0" r="0" b="0"/>
+            <wp:docPr id="251291364" name="Grafik 251291364"/>
+            <wp:cNvGraphicFramePr>
+              <a:graphicFrameLocks xmlns:a="http://schemas.openxmlformats.org/drawingml/2006/main" noChangeAspect="1"/>
+            </wp:cNvGraphicFramePr>
+            <a:graphic xmlns:a="http://schemas.openxmlformats.org/drawingml/2006/main">
+              <a:graphicData uri="http://schemas.openxmlformats.org/drawingml/2006/picture">
+                <pic:pic xmlns:pic="http://schemas.openxmlformats.org/drawingml/2006/picture">
+                  <pic:nvPicPr>
+                    <pic:cNvPr id="0" name=""/>
+                    <pic:cNvPicPr>
+                      <a:picLocks noChangeAspect="1" noChangeArrowheads="1"/>
+                    </pic:cNvPicPr>
+                  </pic:nvPicPr>
+                  <pic:blipFill>
+                    <a:blip r:embed="rId19"/>
+                    <a:srcRect/>
+                    <a:stretch>
+                      <a:fillRect/>
+                    </a:stretch>
+                  </pic:blipFill>
+                  <pic:spPr bwMode="auto">
+                    <a:xfrm>
+                      <a:off x="0" y="0"/>
+                      <a:ext cx="5715000" cy="2352675"/>
+                    </a:xfrm>
+                    <a:prstGeom prst="rect">
+                      <a:avLst/>
+                    </a:prstGeom>
+                  </pic:spPr>
+                </pic:pic>
+              </a:graphicData>
+            </a:graphic>
+          </wp:inline>
+        </w:drawing>
+      </w:r>
+    </w:p>
+    <w:p>
+      <w:pPr>
+        <w:spacing w:after="200"/>
+        <w:jc w:val="center"/>
+      </w:pPr>
+      <w:r>
+        <w:rPr>
+          <w:i/>
+          <w:iCs/>
+          <w:color w:val="555555"/>
+          <w:sz w:val="18"/>
+          <w:szCs w:val="18"/>
+        </w:rPr>
+        <w:t>Fig. 15 — Preview showing realistic day counts (124, 105, 14, 111, 128, 80, 12, 8, 7…).</w:t>
+      </w:r>
+    </w:p>
+    <w:p>
+      <w:pPr>
+        <w:pStyle w:val="berschrift1"/>
+        <w:spacing w:before="360" w:after="160"/>
+      </w:pPr>
+      <w:r>
+        <w:t>Step 6 — Publish CRM Deals dataset</w:t>
+      </w:r>
+    </w:p>
+    <w:p>
+      <w:pPr>
+        <w:spacing w:after="80"/>
+      </w:pPr>
+      <w:r>
+        <w:t>1. Clicked Save &amp; publish (top right) → Publish &amp; visualize → Create.</w:t>
+      </w:r>
+    </w:p>
+    <w:p>
+      <w:pPr>
+        <w:spacing w:after="80"/>
+      </w:pPr>
+      <w:r>
+        <w:t>2. Confirmation banner: "Saved and published successfully."</w:t>
+      </w:r>
+    </w:p>
+    <w:p>
+      <w:pPr>
+        <w:spacing w:after="80"/>
+      </w:pPr>
+      <w:r>
+        <w:t>3. Navigated to Data → Datasets, opened the newly published novatech_crm_deals.csv (owner: Me).</w:t>
+      </w:r>
+    </w:p>
+    <w:p>
+      <w:pPr>
+        <w:spacing w:after="80"/>
+      </w:pPr>
+      <w:r>
+        <w:t xml:space="preserve">4. Dataset detail page confirms: 21 columns (the 20 </w:t>
+      </w:r>
+      <w:proofErr w:type="gramStart"/>
+      <w:r>
+        <w:t>original</w:t>
+      </w:r>
+      <w:proofErr w:type="gramEnd"/>
+      <w:r>
+        <w:t xml:space="preserve"> + </w:t>
+      </w:r>
+      <w:proofErr w:type="spellStart"/>
+      <w:r>
+        <w:t>days_to_close</w:t>
+      </w:r>
+      <w:proofErr w:type="spellEnd"/>
+      <w:r>
+        <w:t>), and under Refresh: "499 rows imported (100% success</w:t>
+      </w:r>
+      <w:proofErr w:type="gramStart"/>
+      <w:r>
+        <w:t>)" —</w:t>
+      </w:r>
+      <w:proofErr w:type="gramEnd"/>
+      <w:r>
+        <w:t xml:space="preserve"> an exact match with both the data dictionary and Q's answer in Verification Log entry #1. This closes out the Verification Log's Cross-Check section.</w:t>
+      </w:r>
+    </w:p>
+    <w:p>
+      <w:pPr>
+        <w:spacing w:before="120" w:after="60"/>
+        <w:jc w:val="center"/>
+      </w:pPr>
+      <w:r>
+        <w:rPr>
+          <w:noProof/>
+        </w:rPr>
+        <w:lastRenderedPageBreak/>
+        <w:drawing>
+          <wp:inline distT="0" distB="0" distL="0" distR="0" wp14:anchorId="7C212AA6" wp14:editId="1F6E1C11">
+            <wp:extent cx="5715000" cy="3200400"/>
+            <wp:effectExtent l="0" t="0" r="0" b="0"/>
+            <wp:docPr id="20364649" name="Grafik 20364649"/>
+            <wp:cNvGraphicFramePr>
+              <a:graphicFrameLocks xmlns:a="http://schemas.openxmlformats.org/drawingml/2006/main" noChangeAspect="1"/>
+            </wp:cNvGraphicFramePr>
+            <a:graphic xmlns:a="http://schemas.openxmlformats.org/drawingml/2006/main">
+              <a:graphicData uri="http://schemas.openxmlformats.org/drawingml/2006/picture">
+                <pic:pic xmlns:pic="http://schemas.openxmlformats.org/drawingml/2006/picture">
+                  <pic:nvPicPr>
+                    <pic:cNvPr id="0" name=""/>
+                    <pic:cNvPicPr>
+                      <a:picLocks noChangeAspect="1" noChangeArrowheads="1"/>
+                    </pic:cNvPicPr>
+                  </pic:nvPicPr>
+                  <pic:blipFill>
+                    <a:blip r:embed="rId20"/>
+                    <a:srcRect/>
+                    <a:stretch>
+                      <a:fillRect/>
+                    </a:stretch>
+                  </pic:blipFill>
+                  <pic:spPr bwMode="auto">
+                    <a:xfrm>
+                      <a:off x="0" y="0"/>
+                      <a:ext cx="5715000" cy="3200400"/>
+                    </a:xfrm>
+                    <a:prstGeom prst="rect">
+                      <a:avLst/>
+                    </a:prstGeom>
+                  </pic:spPr>
+                </pic:pic>
+              </a:graphicData>
+            </a:graphic>
+          </wp:inline>
+        </w:drawing>
+      </w:r>
+    </w:p>
+    <w:p>
+      <w:pPr>
+        <w:spacing w:after="200"/>
+        <w:jc w:val="center"/>
+      </w:pPr>
+      <w:r>
+        <w:rPr>
+          <w:i/>
+          <w:iCs/>
+          <w:color w:val="555555"/>
+          <w:sz w:val="18"/>
+          <w:szCs w:val="18"/>
+        </w:rPr>
+        <w:t xml:space="preserve">Fig. </w:t>
+      </w:r>
+      <w:proofErr w:type="gramStart"/>
+      <w:r>
+        <w:rPr>
+          <w:i/>
+          <w:iCs/>
+          <w:color w:val="555555"/>
+          <w:sz w:val="18"/>
+          <w:szCs w:val="18"/>
+        </w:rPr>
+        <w:t>16 — "</w:t>
+      </w:r>
+      <w:proofErr w:type="gramEnd"/>
+      <w:r>
+        <w:rPr>
+          <w:i/>
+          <w:iCs/>
+          <w:color w:val="555555"/>
+          <w:sz w:val="18"/>
+          <w:szCs w:val="18"/>
+        </w:rPr>
+        <w:t>Saved and published successfully" confirmation.</w:t>
+      </w:r>
+    </w:p>
+    <w:p>
+      <w:pPr>
+        <w:spacing w:before="120" w:after="60"/>
+        <w:jc w:val="center"/>
+      </w:pPr>
+      <w:r>
+        <w:rPr>
+          <w:noProof/>
+        </w:rPr>
+        <w:drawing>
+          <wp:inline distT="0" distB="0" distL="0" distR="0" wp14:anchorId="5E377218" wp14:editId="1020EC39">
+            <wp:extent cx="5715000" cy="1724025"/>
+            <wp:effectExtent l="0" t="0" r="0" b="0"/>
+            <wp:docPr id="230643601" name="Grafik 230643601"/>
+            <wp:cNvGraphicFramePr>
+              <a:graphicFrameLocks xmlns:a="http://schemas.openxmlformats.org/drawingml/2006/main" noChangeAspect="1"/>
+            </wp:cNvGraphicFramePr>
+            <a:graphic xmlns:a="http://schemas.openxmlformats.org/drawingml/2006/main">
+              <a:graphicData uri="http://schemas.openxmlformats.org/drawingml/2006/picture">
+                <pic:pic xmlns:pic="http://schemas.openxmlformats.org/drawingml/2006/picture">
+                  <pic:nvPicPr>
+                    <pic:cNvPr id="0" name=""/>
+                    <pic:cNvPicPr>
+                      <a:picLocks noChangeAspect="1" noChangeArrowheads="1"/>
+                    </pic:cNvPicPr>
+                  </pic:nvPicPr>
+                  <pic:blipFill>
+                    <a:blip r:embed="rId21"/>
+                    <a:srcRect/>
+                    <a:stretch>
+                      <a:fillRect/>
+                    </a:stretch>
+                  </pic:blipFill>
+                  <pic:spPr bwMode="auto">
+                    <a:xfrm>
+                      <a:off x="0" y="0"/>
+                      <a:ext cx="5715000" cy="1724025"/>
+                    </a:xfrm>
+                    <a:prstGeom prst="rect">
+                      <a:avLst/>
+                    </a:prstGeom>
+                  </pic:spPr>
+                </pic:pic>
+              </a:graphicData>
+            </a:graphic>
+          </wp:inline>
+        </w:drawing>
+      </w:r>
+    </w:p>
+    <w:p>
+      <w:pPr>
+        <w:spacing w:after="200"/>
+        <w:jc w:val="center"/>
+      </w:pPr>
+      <w:r>
+        <w:rPr>
+          <w:i/>
+          <w:iCs/>
+          <w:color w:val="555555"/>
+          <w:sz w:val="18"/>
+          <w:szCs w:val="18"/>
+        </w:rPr>
+        <w:t>Fig. 17 — Dataset list showing the student's own novatech_crm_deals.csv (owner: Me, SPICE).</w:t>
+      </w:r>
+    </w:p>
+    <w:p>
+      <w:pPr>
+        <w:spacing w:before="120" w:after="60"/>
+        <w:jc w:val="center"/>
+      </w:pPr>
+      <w:r>
+        <w:rPr>
+          <w:noProof/>
+        </w:rPr>
+        <w:lastRenderedPageBreak/>
+        <w:drawing>
+          <wp:inline distT="0" distB="0" distL="0" distR="0" wp14:anchorId="5A12F097" wp14:editId="23A4BF4D">
+            <wp:extent cx="5715000" cy="3867150"/>
+            <wp:effectExtent l="0" t="0" r="0" b="0"/>
+            <wp:docPr id="80840091" name="Grafik 80840091"/>
+            <wp:cNvGraphicFramePr>
+              <a:graphicFrameLocks xmlns:a="http://schemas.openxmlformats.org/drawingml/2006/main" noChangeAspect="1"/>
+            </wp:cNvGraphicFramePr>
+            <a:graphic xmlns:a="http://schemas.openxmlformats.org/drawingml/2006/main">
+              <a:graphicData uri="http://schemas.openxmlformats.org/drawingml/2006/picture">
+                <pic:pic xmlns:pic="http://schemas.openxmlformats.org/drawingml/2006/picture">
+                  <pic:nvPicPr>
+                    <pic:cNvPr id="0" name=""/>
+                    <pic:cNvPicPr>
+                      <a:picLocks noChangeAspect="1" noChangeArrowheads="1"/>
+                    </pic:cNvPicPr>
+                  </pic:nvPicPr>
+                  <pic:blipFill>
+                    <a:blip r:embed="rId22"/>
+                    <a:srcRect/>
+                    <a:stretch>
+                      <a:fillRect/>
+                    </a:stretch>
+                  </pic:blipFill>
+                  <pic:spPr bwMode="auto">
+                    <a:xfrm>
+                      <a:off x="0" y="0"/>
+                      <a:ext cx="5715000" cy="3867150"/>
+                    </a:xfrm>
+                    <a:prstGeom prst="rect">
+                      <a:avLst/>
+                    </a:prstGeom>
+                  </pic:spPr>
+                </pic:pic>
+              </a:graphicData>
+            </a:graphic>
+          </wp:inline>
+        </w:drawing>
+      </w:r>
+    </w:p>
+    <w:p>
+      <w:pPr>
+        <w:spacing w:after="200"/>
+        <w:jc w:val="center"/>
+      </w:pPr>
+      <w:r>
+        <w:rPr>
+          <w:i/>
+          <w:iCs/>
+          <w:color w:val="555555"/>
+          <w:sz w:val="18"/>
+          <w:szCs w:val="18"/>
+        </w:rPr>
+        <w:t>Fig. 18 — Dataset detail page: 21 columns, "499 rows imported (100% success</w:t>
+      </w:r>
+      <w:proofErr w:type="gramStart"/>
+      <w:r>
+        <w:rPr>
+          <w:i/>
+          <w:iCs/>
+          <w:color w:val="555555"/>
+          <w:sz w:val="18"/>
+          <w:szCs w:val="18"/>
+        </w:rPr>
+        <w:t>)" —</w:t>
+      </w:r>
+      <w:proofErr w:type="gramEnd"/>
+      <w:r>
+        <w:rPr>
+          <w:i/>
+          <w:iCs/>
+          <w:color w:val="555555"/>
+          <w:sz w:val="18"/>
+          <w:szCs w:val="18"/>
+        </w:rPr>
+        <w:t xml:space="preserve"> cross-check confirmed against Q's answer.</w:t>
       </w:r>
     </w:p>
     <w:p>
@@ -752,7 +2699,7 @@
           <w:left w:w="10" w:type="dxa"/>
           <w:right w:w="10" w:type="dxa"/>
         </w:tblCellMar>
-        <w:tblLook w:val="04A0" w:firstRow="1" w:lastRow="0" w:firstColumn="1" w:lastColumn="0" w:noHBand="0" w:noVBand="1"/>
+        <w:tblLook w:val="0000" w:firstRow="0" w:lastRow="0" w:firstColumn="0" w:lastColumn="0" w:noHBand="0" w:noVBand="0"/>
       </w:tblPr>
       <w:tblGrid>
         <w:gridCol w:w="453"/>
@@ -977,12 +2924,21 @@
             </w:tcMar>
           </w:tcPr>
           <w:p>
-            <w:r>
-              <w:rPr>
-                <w:sz w:val="17"/>
-                <w:szCs w:val="17"/>
-              </w:rPr>
-              <w:t>NovaTech CRM Deals</w:t>
+            <w:proofErr w:type="spellStart"/>
+            <w:r>
+              <w:rPr>
+                <w:sz w:val="17"/>
+                <w:szCs w:val="17"/>
+              </w:rPr>
+              <w:t>NovaTech</w:t>
+            </w:r>
+            <w:proofErr w:type="spellEnd"/>
+            <w:r>
+              <w:rPr>
+                <w:sz w:val="17"/>
+                <w:szCs w:val="17"/>
+              </w:rPr>
+              <w:t xml:space="preserve"> CRM Deals</w:t>
             </w:r>
           </w:p>
         </w:tc>
@@ -1125,12 +3081,21 @@
             </w:tcMar>
           </w:tcPr>
           <w:p>
-            <w:r>
-              <w:rPr>
-                <w:sz w:val="17"/>
-                <w:szCs w:val="17"/>
-              </w:rPr>
-              <w:t>NovaTech CRM Deals</w:t>
+            <w:proofErr w:type="spellStart"/>
+            <w:r>
+              <w:rPr>
+                <w:sz w:val="17"/>
+                <w:szCs w:val="17"/>
+              </w:rPr>
+              <w:t>NovaTech</w:t>
+            </w:r>
+            <w:proofErr w:type="spellEnd"/>
+            <w:r>
+              <w:rPr>
+                <w:sz w:val="17"/>
+                <w:szCs w:val="17"/>
+              </w:rPr>
+              <w:t xml:space="preserve"> CRM Deals</w:t>
             </w:r>
           </w:p>
         </w:tc>
@@ -1150,7 +3115,23 @@
                 <w:sz w:val="17"/>
                 <w:szCs w:val="17"/>
               </w:rPr>
-              <w:t>What date range does the CRM deals data cover, and how many unique accounts are there?</w:t>
+              <w:t xml:space="preserve">What date range does the CRM </w:t>
+            </w:r>
+            <w:proofErr w:type="gramStart"/>
+            <w:r>
+              <w:rPr>
+                <w:sz w:val="17"/>
+                <w:szCs w:val="17"/>
+              </w:rPr>
+              <w:t>deals</w:t>
+            </w:r>
+            <w:proofErr w:type="gramEnd"/>
+            <w:r>
+              <w:rPr>
+                <w:sz w:val="17"/>
+                <w:szCs w:val="17"/>
+              </w:rPr>
+              <w:t xml:space="preserve"> data cover, and how many unique accounts are there?</w:t>
             </w:r>
           </w:p>
         </w:tc>
@@ -1190,7 +3171,39 @@
                 <w:sz w:val="17"/>
                 <w:szCs w:val="17"/>
               </w:rPr>
-              <w:t>Deal Created: Jun 17 2023 → Jan 25 2025; 85 unique accounts</w:t>
+              <w:t>Deal Created: Jun 17</w:t>
+            </w:r>
+            <w:proofErr w:type="gramStart"/>
+            <w:r>
+              <w:rPr>
+                <w:sz w:val="17"/>
+                <w:szCs w:val="17"/>
+              </w:rPr>
+              <w:t xml:space="preserve"> 2023</w:t>
+            </w:r>
+            <w:proofErr w:type="gramEnd"/>
+            <w:r>
+              <w:rPr>
+                <w:sz w:val="17"/>
+                <w:szCs w:val="17"/>
+              </w:rPr>
+              <w:t xml:space="preserve"> → Jan 25</w:t>
+            </w:r>
+            <w:proofErr w:type="gramStart"/>
+            <w:r>
+              <w:rPr>
+                <w:sz w:val="17"/>
+                <w:szCs w:val="17"/>
+              </w:rPr>
+              <w:t xml:space="preserve"> 2025</w:t>
+            </w:r>
+            <w:proofErr w:type="gramEnd"/>
+            <w:r>
+              <w:rPr>
+                <w:sz w:val="17"/>
+                <w:szCs w:val="17"/>
+              </w:rPr>
+              <w:t>; 85 unique accounts</w:t>
             </w:r>
           </w:p>
         </w:tc>
@@ -1273,12 +3286,21 @@
             </w:tcMar>
           </w:tcPr>
           <w:p>
-            <w:r>
-              <w:rPr>
-                <w:sz w:val="17"/>
-                <w:szCs w:val="17"/>
-              </w:rPr>
-              <w:t>NovaTech Marketing Campaigns</w:t>
+            <w:proofErr w:type="spellStart"/>
+            <w:r>
+              <w:rPr>
+                <w:sz w:val="17"/>
+                <w:szCs w:val="17"/>
+              </w:rPr>
+              <w:t>NovaTech</w:t>
+            </w:r>
+            <w:proofErr w:type="spellEnd"/>
+            <w:r>
+              <w:rPr>
+                <w:sz w:val="17"/>
+                <w:szCs w:val="17"/>
+              </w:rPr>
+              <w:t xml:space="preserve"> Marketing Campaigns</w:t>
             </w:r>
           </w:p>
         </w:tc>
@@ -1421,12 +3443,21 @@
             </w:tcMar>
           </w:tcPr>
           <w:p>
-            <w:r>
-              <w:rPr>
-                <w:sz w:val="17"/>
-                <w:szCs w:val="17"/>
-              </w:rPr>
-              <w:t>NovaTech Marketing Campaigns</w:t>
+            <w:proofErr w:type="spellStart"/>
+            <w:r>
+              <w:rPr>
+                <w:sz w:val="17"/>
+                <w:szCs w:val="17"/>
+              </w:rPr>
+              <w:t>NovaTech</w:t>
+            </w:r>
+            <w:proofErr w:type="spellEnd"/>
+            <w:r>
+              <w:rPr>
+                <w:sz w:val="17"/>
+                <w:szCs w:val="17"/>
+              </w:rPr>
+              <w:t xml:space="preserve"> Marketing Campaigns</w:t>
             </w:r>
           </w:p>
         </w:tc>
@@ -1446,7 +3477,23 @@
                 <w:sz w:val="17"/>
                 <w:szCs w:val="17"/>
               </w:rPr>
-              <w:t>How many rows in the marketing campaigns data have a missing or null annual_income value?</w:t>
+              <w:t xml:space="preserve">How many rows in the marketing campaigns data have a missing or null </w:t>
+            </w:r>
+            <w:proofErr w:type="spellStart"/>
+            <w:r>
+              <w:rPr>
+                <w:sz w:val="17"/>
+                <w:szCs w:val="17"/>
+              </w:rPr>
+              <w:t>annual_income</w:t>
+            </w:r>
+            <w:proofErr w:type="spellEnd"/>
+            <w:r>
+              <w:rPr>
+                <w:sz w:val="17"/>
+                <w:szCs w:val="17"/>
+              </w:rPr>
+              <w:t xml:space="preserve"> value?</w:t>
             </w:r>
           </w:p>
         </w:tc>
@@ -1569,12 +3616,21 @@
             </w:tcMar>
           </w:tcPr>
           <w:p>
-            <w:r>
-              <w:rPr>
-                <w:sz w:val="17"/>
-                <w:szCs w:val="17"/>
-              </w:rPr>
-              <w:t>NovaTech Support Tickets</w:t>
+            <w:proofErr w:type="spellStart"/>
+            <w:r>
+              <w:rPr>
+                <w:sz w:val="17"/>
+                <w:szCs w:val="17"/>
+              </w:rPr>
+              <w:t>NovaTech</w:t>
+            </w:r>
+            <w:proofErr w:type="spellEnd"/>
+            <w:r>
+              <w:rPr>
+                <w:sz w:val="17"/>
+                <w:szCs w:val="17"/>
+              </w:rPr>
+              <w:t xml:space="preserve"> Support Tickets</w:t>
             </w:r>
           </w:p>
         </w:tc>
@@ -1629,12 +3685,21 @@
             </w:tcMar>
           </w:tcPr>
           <w:p>
-            <w:r>
-              <w:rPr>
-                <w:sz w:val="17"/>
-                <w:szCs w:val="17"/>
-              </w:rPr>
-              <w:t>3,000 total. Low 1,500 (50%), Medium 1,050 (35%), High 400 (13.3%), Critical 50 (1.7%)</w:t>
+            <w:proofErr w:type="gramStart"/>
+            <w:r>
+              <w:rPr>
+                <w:sz w:val="17"/>
+                <w:szCs w:val="17"/>
+              </w:rPr>
+              <w:t>3,000</w:t>
+            </w:r>
+            <w:proofErr w:type="gramEnd"/>
+            <w:r>
+              <w:rPr>
+                <w:sz w:val="17"/>
+                <w:szCs w:val="17"/>
+              </w:rPr>
+              <w:t xml:space="preserve"> total. Low 1,500 (50%), Medium 1,050 (35%), High 400 (13.3%), Critical 50 (1.7%)</w:t>
             </w:r>
           </w:p>
         </w:tc>
@@ -1717,12 +3782,21 @@
             </w:tcMar>
           </w:tcPr>
           <w:p>
-            <w:r>
-              <w:rPr>
-                <w:sz w:val="17"/>
-                <w:szCs w:val="17"/>
-              </w:rPr>
-              <w:t>NovaTech Support Tickets</w:t>
+            <w:proofErr w:type="spellStart"/>
+            <w:r>
+              <w:rPr>
+                <w:sz w:val="17"/>
+                <w:szCs w:val="17"/>
+              </w:rPr>
+              <w:t>NovaTech</w:t>
+            </w:r>
+            <w:proofErr w:type="spellEnd"/>
+            <w:r>
+              <w:rPr>
+                <w:sz w:val="17"/>
+                <w:szCs w:val="17"/>
+              </w:rPr>
+              <w:t xml:space="preserve"> Support Tickets</w:t>
             </w:r>
           </w:p>
         </w:tc>
@@ -1742,7 +3816,23 @@
                 <w:sz w:val="17"/>
                 <w:szCs w:val="17"/>
               </w:rPr>
-              <w:t>How many support tickets have a null or missing ticket_resolved_date (still unresolved)?</w:t>
+              <w:t xml:space="preserve">How many support tickets have a null or missing </w:t>
+            </w:r>
+            <w:proofErr w:type="spellStart"/>
+            <w:r>
+              <w:rPr>
+                <w:sz w:val="17"/>
+                <w:szCs w:val="17"/>
+              </w:rPr>
+              <w:t>ticket_resolved_date</w:t>
+            </w:r>
+            <w:proofErr w:type="spellEnd"/>
+            <w:r>
+              <w:rPr>
+                <w:sz w:val="17"/>
+                <w:szCs w:val="17"/>
+              </w:rPr>
+              <w:t xml:space="preserve"> (still unresolved)?</w:t>
             </w:r>
           </w:p>
         </w:tc>
@@ -1828,7 +3918,39 @@
         </w:tc>
       </w:tr>
     </w:tbl>
-    <w:p/>
+    <w:p>
+      <w:pPr>
+        <w:spacing w:after="140"/>
+      </w:pPr>
+    </w:p>
+    <w:p>
+      <w:pPr>
+        <w:spacing w:after="140"/>
+      </w:pPr>
+      <w:r>
+        <w:rPr>
+          <w:i/>
+          <w:iCs/>
+        </w:rPr>
+        <w:t xml:space="preserve">Cross-Check: Total row count of the CRM Deals dataset (entry #1). Chat said 499 total deals. </w:t>
+      </w:r>
+      <w:proofErr w:type="spellStart"/>
+      <w:r>
+        <w:rPr>
+          <w:i/>
+          <w:iCs/>
+        </w:rPr>
+        <w:t>QuickSight's</w:t>
+      </w:r>
+      <w:proofErr w:type="spellEnd"/>
+      <w:r>
+        <w:rPr>
+          <w:i/>
+          <w:iCs/>
+        </w:rPr>
+        <w:t xml:space="preserve"> dataset detail page for the student's own uploaded novatech_crm_deals.csv shows "499 rows imported (100% success)" under Refresh. Consistent — exact match.</w:t>
+      </w:r>
+    </w:p>
     <w:sectPr>
       <w:pgSz w:w="12240" w:h="15840"/>
       <w:pgMar w:top="1080" w:right="1080" w:bottom="1080" w:left="1080" w:header="708" w:footer="708" w:gutter="0"/>
@@ -1842,10 +3964,10 @@
 <file path=word/numbering.xml><?xml version="1.0" encoding="utf-8"?>
 <w:numbering xmlns:wpc="http://schemas.microsoft.com/office/word/2010/wordprocessingCanvas" xmlns:cx="http://schemas.microsoft.com/office/drawing/2014/chartex" xmlns:cx1="http://schemas.microsoft.com/office/drawing/2015/9/8/chartex" xmlns:cx2="http://schemas.microsoft.com/office/drawing/2015/10/21/chartex" xmlns:cx3="http://schemas.microsoft.com/office/drawing/2016/5/9/chartex" xmlns:cx4="http://schemas.microsoft.com/office/drawing/2016/5/10/chartex" xmlns:cx5="http://schemas.microsoft.com/office/drawing/2016/5/11/chartex" xmlns:cx6="http://schemas.microsoft.com/office/drawing/2016/5/12/chartex" xmlns:cx7="http://schemas.microsoft.com/office/drawing/2016/5/13/chartex" xmlns:cx8="http://schemas.microsoft.com/office/drawing/2016/5/14/chartex" xmlns:mc="http://schemas.openxmlformats.org/markup-compatibility/2006" xmlns:aink="http://schemas.microsoft.com/office/drawing/2016/ink" xmlns:am3d="http://schemas.microsoft.com/office/drawing/2017/model3d" xmlns:o="urn:schemas-microsoft-com:office:office" xmlns:oel="http://schemas.microsoft.com/office/2019/extlst" xmlns:r="http://schemas.openxmlformats.org/officeDocument/2006/relationships" xmlns:m="http://schemas.openxmlformats.org/officeDocument/2006/math" xmlns:v="urn:schemas-microsoft-com:vml" xmlns:wp14="http://schemas.microsoft.com/office/word/2010/wordprocessingDrawing" xmlns:wp="http://schemas.openxmlformats.org/drawingml/2006/wordprocessingDrawing" xmlns:w10="urn:schemas-microsoft-com:office:word" xmlns:w="http://schemas.openxmlformats.org/wordprocessingml/2006/main" xmlns:w14="http://schemas.microsoft.com/office/word/2010/wordml" xmlns:w15="http://schemas.microsoft.com/office/word/2012/wordml" xmlns:w16cex="http://schemas.microsoft.com/office/word/2018/wordml/cex" xmlns:w16cid="http://schemas.microsoft.com/office/word/2016/wordml/cid" xmlns:w16="http://schemas.microsoft.com/office/word/2018/wordml" xmlns:w16du="http://schemas.microsoft.com/office/word/2023/wordml/word16du" xmlns:w16sdtdh="http://schemas.microsoft.com/office/word/2020/wordml/sdtdatahash" xmlns:w16sdtfl="http://schemas.microsoft.com/office/word/2024/wordml/sdtformatlock" xmlns:w16se="http://schemas.microsoft.com/office/word/2015/wordml/symex" xmlns:wpg="http://schemas.microsoft.com/office/word/2010/wordprocessingGroup" xmlns:wpi="http://schemas.microsoft.com/office/word/2010/wordprocessingInk" xmlns:wne="http://schemas.microsoft.com/office/word/2006/wordml" xmlns:wps="http://schemas.microsoft.com/office/word/2010/wordprocessingShape" mc:Ignorable="w14 w15 w16se w16cid w16 w16cex w16sdtdh w16sdtfl w16du wp14">
   <w:abstractNum w:abstractNumId="0" w15:restartNumberingAfterBreak="0">
-    <w:nsid w:val="601426BE"/>
+    <w:nsid w:val="585E47C7"/>
     <w:multiLevelType w:val="hybridMultilevel"/>
-    <w:tmpl w:val="213A0C64"/>
-    <w:lvl w:ilvl="0" w:tplc="BA865EF6">
+    <w:tmpl w:val="BAEC971A"/>
+    <w:lvl w:ilvl="0" w:tplc="62829E1C">
       <w:start w:val="1"/>
       <w:numFmt w:val="bullet"/>
       <w:lvlText w:val="●"/>
@@ -1854,7 +3976,7 @@
         <w:ind w:left="720" w:hanging="360"/>
       </w:pPr>
     </w:lvl>
-    <w:lvl w:ilvl="1" w:tplc="9C90DFCA">
+    <w:lvl w:ilvl="1" w:tplc="059CA8B8">
       <w:start w:val="1"/>
       <w:numFmt w:val="bullet"/>
       <w:lvlText w:val="○"/>
@@ -1863,7 +3985,7 @@
         <w:ind w:left="1440" w:hanging="360"/>
       </w:pPr>
     </w:lvl>
-    <w:lvl w:ilvl="2" w:tplc="F8AA45A2">
+    <w:lvl w:ilvl="2" w:tplc="2B3E3362">
       <w:start w:val="1"/>
       <w:numFmt w:val="bullet"/>
       <w:lvlText w:val="■"/>
@@ -1872,7 +3994,7 @@
         <w:ind w:left="2160" w:hanging="360"/>
       </w:pPr>
     </w:lvl>
-    <w:lvl w:ilvl="3" w:tplc="B98CCC48">
+    <w:lvl w:ilvl="3" w:tplc="7C60159A">
       <w:start w:val="1"/>
       <w:numFmt w:val="bullet"/>
       <w:lvlText w:val="●"/>
@@ -1881,7 +4003,7 @@
         <w:ind w:left="2880" w:hanging="360"/>
       </w:pPr>
     </w:lvl>
-    <w:lvl w:ilvl="4" w:tplc="7CB471C6">
+    <w:lvl w:ilvl="4" w:tplc="19AAF416">
       <w:start w:val="1"/>
       <w:numFmt w:val="bullet"/>
       <w:lvlText w:val="○"/>
@@ -1890,7 +4012,7 @@
         <w:ind w:left="3600" w:hanging="360"/>
       </w:pPr>
     </w:lvl>
-    <w:lvl w:ilvl="5" w:tplc="2700887A">
+    <w:lvl w:ilvl="5" w:tplc="7F30C188">
       <w:start w:val="1"/>
       <w:numFmt w:val="bullet"/>
       <w:lvlText w:val="■"/>
@@ -1899,7 +4021,7 @@
         <w:ind w:left="4320" w:hanging="360"/>
       </w:pPr>
     </w:lvl>
-    <w:lvl w:ilvl="6" w:tplc="4238C6CC">
+    <w:lvl w:ilvl="6" w:tplc="27983AF4">
       <w:start w:val="1"/>
       <w:numFmt w:val="bullet"/>
       <w:lvlText w:val="●"/>
@@ -1908,7 +4030,7 @@
         <w:ind w:left="5040" w:hanging="360"/>
       </w:pPr>
     </w:lvl>
-    <w:lvl w:ilvl="7" w:tplc="18CEDE96">
+    <w:lvl w:ilvl="7" w:tplc="0D0A7D1E">
       <w:start w:val="1"/>
       <w:numFmt w:val="bullet"/>
       <w:lvlText w:val="●"/>
@@ -1917,7 +4039,7 @@
         <w:ind w:left="5760" w:hanging="360"/>
       </w:pPr>
     </w:lvl>
-    <w:lvl w:ilvl="8" w:tplc="AF30583E">
+    <w:lvl w:ilvl="8" w:tplc="85B01E80">
       <w:start w:val="1"/>
       <w:numFmt w:val="bullet"/>
       <w:lvlText w:val="●"/>
@@ -1927,7 +4049,7 @@
       </w:pPr>
     </w:lvl>
   </w:abstractNum>
-  <w:num w:numId="1" w16cid:durableId="675618389">
+  <w:num w:numId="1" w16cid:durableId="1949506280">
     <w:abstractNumId w:val="0"/>
     <w:lvlOverride w:ilvl="0">
       <w:startOverride w:val="1"/>

--- a/reports/NovaTech_Step_By_Step_Guide.docx
+++ b/reports/NovaTech_Step_By_Step_Guide.docx
@@ -1,23 +1,28 @@
 
 <file path=word/document.xml><?xml version="1.0" encoding="utf-8"?>
-<w:document xmlns:wpc="http://schemas.microsoft.com/office/word/2010/wordprocessingCanvas" xmlns:mc="http://schemas.openxmlformats.org/markup-compatibility/2006" xmlns:o="urn:schemas-microsoft-com:office:office" xmlns:r="http://schemas.openxmlformats.org/officeDocument/2006/relationships" xmlns:m="http://schemas.openxmlformats.org/officeDocument/2006/math" xmlns:v="urn:schemas-microsoft-com:vml" xmlns:wp14="http://schemas.microsoft.com/office/word/2010/wordprocessingDrawing" xmlns:wp="http://schemas.openxmlformats.org/drawingml/2006/wordprocessingDrawing" xmlns:w10="urn:schemas-microsoft-com:office:word" xmlns:w="http://schemas.openxmlformats.org/wordprocessingml/2006/main" xmlns:w14="http://schemas.microsoft.com/office/word/2010/wordml" xmlns:w15="http://schemas.microsoft.com/office/word/2012/wordml" xmlns:wpg="http://schemas.microsoft.com/office/word/2010/wordprocessingGroup" xmlns:wpi="http://schemas.microsoft.com/office/word/2010/wordprocessingInk" xmlns:wne="http://schemas.microsoft.com/office/word/2006/wordml" xmlns:wps="http://schemas.microsoft.com/office/word/2010/wordprocessingShape" xmlns:cx="http://schemas.microsoft.com/office/drawing/2014/chartex" xmlns:cx1="http://schemas.microsoft.com/office/drawing/2015/9/8/chartex" xmlns:cx2="http://schemas.microsoft.com/office/drawing/2015/10/21/chartex" xmlns:cx3="http://schemas.microsoft.com/office/drawing/2016/5/9/chartex" xmlns:cx4="http://schemas.microsoft.com/office/drawing/2016/5/10/chartex" xmlns:cx5="http://schemas.microsoft.com/office/drawing/2016/5/11/chartex" xmlns:cx6="http://schemas.microsoft.com/office/drawing/2016/5/12/chartex" xmlns:cx7="http://schemas.microsoft.com/office/drawing/2016/5/13/chartex" xmlns:cx8="http://schemas.microsoft.com/office/drawing/2016/5/14/chartex" xmlns:aink="http://schemas.microsoft.com/office/drawing/2016/ink" xmlns:am3d="http://schemas.microsoft.com/office/drawing/2017/model3d" xmlns:w16cex="http://schemas.microsoft.com/office/word/2018/wordml/cex" xmlns:w16cid="http://schemas.microsoft.com/office/word/2016/wordml/cid" xmlns:w16="http://schemas.microsoft.com/office/word/2018/wordml" xmlns:w16sdtdh="http://schemas.microsoft.com/office/word/2020/wordml/sdtdatahash" xmlns:w16se="http://schemas.microsoft.com/office/word/2015/wordml/symex" mc:Ignorable="w14 w15 wp14">
+<w:document xmlns:wpc="http://schemas.microsoft.com/office/word/2010/wordprocessingCanvas" xmlns:cx="http://schemas.microsoft.com/office/drawing/2014/chartex" xmlns:cx1="http://schemas.microsoft.com/office/drawing/2015/9/8/chartex" xmlns:cx2="http://schemas.microsoft.com/office/drawing/2015/10/21/chartex" xmlns:cx3="http://schemas.microsoft.com/office/drawing/2016/5/9/chartex" xmlns:cx4="http://schemas.microsoft.com/office/drawing/2016/5/10/chartex" xmlns:cx5="http://schemas.microsoft.com/office/drawing/2016/5/11/chartex" xmlns:cx6="http://schemas.microsoft.com/office/drawing/2016/5/12/chartex" xmlns:cx7="http://schemas.microsoft.com/office/drawing/2016/5/13/chartex" xmlns:cx8="http://schemas.microsoft.com/office/drawing/2016/5/14/chartex" xmlns:mc="http://schemas.openxmlformats.org/markup-compatibility/2006" xmlns:aink="http://schemas.microsoft.com/office/drawing/2016/ink" xmlns:am3d="http://schemas.microsoft.com/office/drawing/2017/model3d" xmlns:o="urn:schemas-microsoft-com:office:office" xmlns:oel="http://schemas.microsoft.com/office/2019/extlst" xmlns:r="http://schemas.openxmlformats.org/officeDocument/2006/relationships" xmlns:m="http://schemas.openxmlformats.org/officeDocument/2006/math" xmlns:v="urn:schemas-microsoft-com:vml" xmlns:wp14="http://schemas.microsoft.com/office/word/2010/wordprocessingDrawing" xmlns:wp="http://schemas.openxmlformats.org/drawingml/2006/wordprocessingDrawing" xmlns:w10="urn:schemas-microsoft-com:office:word" xmlns:w="http://schemas.openxmlformats.org/wordprocessingml/2006/main" xmlns:w14="http://schemas.microsoft.com/office/word/2010/wordml" xmlns:w15="http://schemas.microsoft.com/office/word/2012/wordml" xmlns:w16cex="http://schemas.microsoft.com/office/word/2018/wordml/cex" xmlns:w16cid="http://schemas.microsoft.com/office/word/2016/wordml/cid" xmlns:w16="http://schemas.microsoft.com/office/word/2018/wordml" xmlns:w16du="http://schemas.microsoft.com/office/word/2023/wordml/word16du" xmlns:w16sdtdh="http://schemas.microsoft.com/office/word/2020/wordml/sdtdatahash" xmlns:w16sdtfl="http://schemas.microsoft.com/office/word/2024/wordml/sdtformatlock" xmlns:w16se="http://schemas.microsoft.com/office/word/2015/wordml/symex" xmlns:wpg="http://schemas.microsoft.com/office/word/2010/wordprocessingGroup" xmlns:wpi="http://schemas.microsoft.com/office/word/2010/wordprocessingInk" xmlns:wne="http://schemas.microsoft.com/office/word/2006/wordml" xmlns:wps="http://schemas.microsoft.com/office/word/2010/wordprocessingShape" mc:Ignorable="w14 w15 w16se w16cid w16 w16cex w16sdtdh w16sdtfl w16du wp14">
   <w:body>
     <w:p>
       <w:pPr>
-        <w:pStyle w:val="Title"/>
+        <w:pStyle w:val="Titel"/>
         <w:spacing w:after="120"/>
       </w:pPr>
-      <w:r>
-        <w:t xml:space="preserve">NovaTech Revenue Intelligence Dashboard</w:t>
-      </w:r>
-    </w:p>
-    <w:p>
-      <w:pPr>
-        <w:pStyle w:val="Heading3"/>
+      <w:proofErr w:type="spellStart"/>
+      <w:r>
+        <w:t>NovaTech</w:t>
+      </w:r>
+      <w:proofErr w:type="spellEnd"/>
+      <w:r>
+        <w:t xml:space="preserve"> Revenue Intelligence Dashboard</w:t>
+      </w:r>
+    </w:p>
+    <w:p>
+      <w:pPr>
+        <w:pStyle w:val="berschrift3"/>
         <w:spacing w:after="360"/>
       </w:pPr>
       <w:r>
-        <w:t xml:space="preserve">Step-by-Step Guide — how this project was built, click by click</w:t>
+        <w:t>Step-by-Step Guide — how this project was built, click by click</w:t>
       </w:r>
     </w:p>
     <w:p>
@@ -25,7 +30,7 @@
         <w:spacing w:after="140"/>
       </w:pPr>
       <w:r>
-        <w:t xml:space="preserve">Student: Ecem Bökenheide</w:t>
+        <w:t>Student: Ecem Bökenheide</w:t>
       </w:r>
     </w:p>
     <w:p>
@@ -33,7 +38,23 @@
         <w:spacing w:after="140"/>
       </w:pPr>
       <w:r>
-        <w:t xml:space="preserve">Course: Future AWS Agentic AI Business Professional → Business Intelligence and Knowlege Management Foundations with Amazon Quick → Project: Revenue Intelligence Dashboard for NovaTech Solutions</w:t>
+        <w:t xml:space="preserve">Course: Future AWS Agentic AI Business Professional → Business Intelligence and </w:t>
+      </w:r>
+      <w:proofErr w:type="spellStart"/>
+      <w:r>
+        <w:t>Knowlege</w:t>
+      </w:r>
+      <w:proofErr w:type="spellEnd"/>
+      <w:r>
+        <w:t xml:space="preserve"> Management Foundations with Amazon Quick → Project: Revenue Intelligence Dashboard for </w:t>
+      </w:r>
+      <w:proofErr w:type="spellStart"/>
+      <w:r>
+        <w:t>NovaTech</w:t>
+      </w:r>
+      <w:proofErr w:type="spellEnd"/>
+      <w:r>
+        <w:t xml:space="preserve"> Solutions</w:t>
       </w:r>
     </w:p>
     <w:p>
@@ -41,16 +62,16 @@
         <w:spacing w:after="140"/>
       </w:pPr>
       <w:r>
-        <w:t xml:space="preserve">This document logs, in order, every step taken to complete the project — what was clicked, which option was chosen, and why — so it can be reproduced independently. Screenshots are included where relevant. The full Verification Log table is included at the end.</w:t>
-      </w:r>
-    </w:p>
-    <w:p>
-      <w:pPr>
-        <w:pStyle w:val="Heading1"/>
-        <w:spacing w:after="160" w:before="360"/>
-      </w:pPr>
-      <w:r>
-        <w:t xml:space="preserve">Step 0 — Read the reference materials</w:t>
+        <w:t>This document logs, in order, every step taken to complete the project — what was clicked, which option was chosen, and why — so it can be reproduced independently. Screenshots are included where relevant. The full Verification Log table is included at the end.</w:t>
+      </w:r>
+    </w:p>
+    <w:p>
+      <w:pPr>
+        <w:pStyle w:val="berschrift1"/>
+        <w:spacing w:before="360" w:after="160"/>
+      </w:pPr>
+      <w:r>
+        <w:t>Step 0 — Read the reference materials</w:t>
       </w:r>
     </w:p>
     <w:p>
@@ -58,7 +79,7 @@
         <w:spacing w:after="80"/>
       </w:pPr>
       <w:r>
-        <w:t xml:space="preserve">1. Opened the Instructions, Project Overview, Environment Setup, and Project Rubric pages in the Udacity classroom to understand the full task list, deliverables, and grading criteria.</w:t>
+        <w:t>1. Opened the Instructions, Project Overview, Environment Setup, and Project Rubric pages in the Udacity classroom to understand the full task list, deliverables, and grading criteria.</w:t>
       </w:r>
     </w:p>
     <w:p>
@@ -66,7 +87,15 @@
         <w:spacing w:after="80"/>
       </w:pPr>
       <w:r>
-        <w:t xml:space="preserve">2. Opened Lesson Resources → Download and downloaded Project-Starter-Resources.zip — it contains the 3 starter CSVs, the data dictionary, Sarah Chen's dashboard requirements brief, the company background brief, and the two log templates.</w:t>
+        <w:t xml:space="preserve">2. Opened Lesson Resources → Download and </w:t>
+      </w:r>
+      <w:proofErr w:type="gramStart"/>
+      <w:r>
+        <w:t>downloaded Project-Starter-Resources.zip —</w:t>
+      </w:r>
+      <w:proofErr w:type="gramEnd"/>
+      <w:r>
+        <w:t xml:space="preserve"> it contains the 3 starter CSVs, the data dictionary, Sarah Chen's dashboard requirements brief, the company background brief, and the two log templates.</w:t>
       </w:r>
     </w:p>
     <w:p>
@@ -74,7 +103,39 @@
         <w:spacing w:after="80"/>
       </w:pPr>
       <w:r>
-        <w:t xml:space="preserve">3. Read the Data Dictionary (field definitions, expected row counts: CRM 499, Marketing 2,240, Support 3,000; known data-quality issues: 24 nulls in annual_income, 59 nulls in ticket_resolved_date; shared join key account_id), Sarah Chen's brief (the 3 dashboard views and their required metrics/filters), and the Company Background (NovaTech Solutions context).</w:t>
+        <w:t xml:space="preserve">3. Read the Data Dictionary (field definitions, expected row counts: CRM 499, Marketing 2,240, Support 3,000; known data-quality issues: 24 nulls in </w:t>
+      </w:r>
+      <w:proofErr w:type="spellStart"/>
+      <w:r>
+        <w:t>annual_income</w:t>
+      </w:r>
+      <w:proofErr w:type="spellEnd"/>
+      <w:r>
+        <w:t xml:space="preserve">, 59 nulls in </w:t>
+      </w:r>
+      <w:proofErr w:type="spellStart"/>
+      <w:r>
+        <w:t>ticket_resolved_date</w:t>
+      </w:r>
+      <w:proofErr w:type="spellEnd"/>
+      <w:r>
+        <w:t xml:space="preserve">; shared join key </w:t>
+      </w:r>
+      <w:proofErr w:type="spellStart"/>
+      <w:r>
+        <w:t>account_id</w:t>
+      </w:r>
+      <w:proofErr w:type="spellEnd"/>
+      <w:r>
+        <w:t>), Sarah Chen's brief (the 3 dashboard views and their required metrics/filters), and the Company Background (</w:t>
+      </w:r>
+      <w:proofErr w:type="spellStart"/>
+      <w:r>
+        <w:t>NovaTech</w:t>
+      </w:r>
+      <w:proofErr w:type="spellEnd"/>
+      <w:r>
+        <w:t xml:space="preserve"> Solutions context).</w:t>
       </w:r>
     </w:p>
     <w:p>
@@ -82,16 +143,48 @@
         <w:spacing w:after="140"/>
       </w:pPr>
       <w:r>
-        <w:t xml:space="preserve">Key decisions this informed: join key across all 3 datasets is account_id; Marketing and Support each contain ~150–204 "orphan" account IDs (ACCT-101–115) not present in CRM, which is intentional per the data dictionary and directly affects the join-type decision later; calculated fields to build: days_to_close (CRM), campaign_roi (Marketing), resolution_time_hours (Support).</w:t>
-      </w:r>
-    </w:p>
-    <w:p>
-      <w:pPr>
-        <w:pStyle w:val="Heading1"/>
-        <w:spacing w:after="160" w:before="360"/>
-      </w:pPr>
-      <w:r>
-        <w:t xml:space="preserve">Step 1 — Open the AWS lab environment</w:t>
+        <w:t xml:space="preserve">Key decisions this informed: join key across all 3 datasets is </w:t>
+      </w:r>
+      <w:proofErr w:type="spellStart"/>
+      <w:r>
+        <w:t>account_id</w:t>
+      </w:r>
+      <w:proofErr w:type="spellEnd"/>
+      <w:r>
+        <w:t xml:space="preserve">; Marketing and Support each contain ~150–204 "orphan" account IDs (ACCT-101–115) not present in CRM, which is intentional per the data dictionary and directly affects the join-type decision later; calculated fields to build: </w:t>
+      </w:r>
+      <w:proofErr w:type="spellStart"/>
+      <w:r>
+        <w:t>days_to_close</w:t>
+      </w:r>
+      <w:proofErr w:type="spellEnd"/>
+      <w:r>
+        <w:t xml:space="preserve"> (CRM), </w:t>
+      </w:r>
+      <w:proofErr w:type="spellStart"/>
+      <w:r>
+        <w:t>campaign_roi</w:t>
+      </w:r>
+      <w:proofErr w:type="spellEnd"/>
+      <w:r>
+        <w:t xml:space="preserve"> (Marketing), </w:t>
+      </w:r>
+      <w:proofErr w:type="spellStart"/>
+      <w:r>
+        <w:t>resolution_time_hours</w:t>
+      </w:r>
+      <w:proofErr w:type="spellEnd"/>
+      <w:r>
+        <w:t xml:space="preserve"> (Support).</w:t>
+      </w:r>
+    </w:p>
+    <w:p>
+      <w:pPr>
+        <w:pStyle w:val="berschrift1"/>
+        <w:spacing w:before="360" w:after="160"/>
+      </w:pPr>
+      <w:r>
+        <w:t>Step 1 — Open the AWS lab environment</w:t>
       </w:r>
     </w:p>
     <w:p>
@@ -99,7 +192,15 @@
         <w:spacing w:after="80"/>
       </w:pPr>
       <w:r>
-        <w:t xml:space="preserve">1. In the Udacity lesson, clicked the Cloud Resources tab (bottom toolbar) → Open Cloud Console. This is the Vocareum-provided, pre-configured AWS account for the lab (no personal AWS account needed) — it has a $25 budget cap and session time limits.</w:t>
+        <w:t xml:space="preserve">1. In the Udacity lesson, clicked the Cloud Resources tab (bottom toolbar) → Open Cloud Console. This is the </w:t>
+      </w:r>
+      <w:proofErr w:type="spellStart"/>
+      <w:r>
+        <w:t>Vocareum</w:t>
+      </w:r>
+      <w:proofErr w:type="spellEnd"/>
+      <w:r>
+        <w:t>-provided, pre-configured AWS account for the lab (no personal AWS account needed) — it has a $25 budget cap and session time limits.</w:t>
       </w:r>
     </w:p>
     <w:p>
@@ -107,7 +208,15 @@
         <w:spacing w:after="80"/>
       </w:pPr>
       <w:r>
-        <w:t xml:space="preserve">2. This opened a new browser tab/window that federates into Amazon Quick (QuickSight) at us-west-2.quicksight.aws.amazon.com/sn/account/UdacityQuicksightLab/start/home.</w:t>
+        <w:t>2. This opened a new browser tab/window that federates into Amazon Quick (</w:t>
+      </w:r>
+      <w:proofErr w:type="spellStart"/>
+      <w:r>
+        <w:t>QuickSight</w:t>
+      </w:r>
+      <w:proofErr w:type="spellEnd"/>
+      <w:r>
+        <w:t>) at us-west-2.quicksight.aws.amazon.com/sn/account/UdacityQuicksightLab/start/home.</w:t>
       </w:r>
     </w:p>
     <w:p>
@@ -115,16 +224,16 @@
         <w:spacing w:after="140"/>
       </w:pPr>
       <w:r>
-        <w:t xml:space="preserve">Note: the federation link is single-use and expires quickly — if it shows "The link has expired," go back to Cloud Resources and click Open Cloud Console again to mint a fresh link.</w:t>
-      </w:r>
-    </w:p>
-    <w:p>
-      <w:pPr>
-        <w:pStyle w:val="Heading1"/>
-        <w:spacing w:after="160" w:before="360"/>
-      </w:pPr>
-      <w:r>
-        <w:t xml:space="preserve">Step 2 — Finding the pre-indexed knowledge bases</w:t>
+        <w:t>Note: the federation link is single-use and expires quickly — if it shows "The link has expired," go back to Cloud Resources and click Open Cloud Console again to mint a fresh link.</w:t>
+      </w:r>
+    </w:p>
+    <w:p>
+      <w:pPr>
+        <w:pStyle w:val="berschrift1"/>
+        <w:spacing w:before="360" w:after="160"/>
+      </w:pPr>
+      <w:r>
+        <w:t>Step 2 — Finding the pre-indexed knowledge bases</w:t>
       </w:r>
     </w:p>
     <w:p>
@@ -132,7 +241,7 @@
         <w:spacing w:after="80"/>
       </w:pPr>
       <w:r>
-        <w:t xml:space="preserve">1. Clicked New chat in the left nav of Amazon Quick.</w:t>
+        <w:t>1. Clicked New chat in the left nav of Amazon Quick.</w:t>
       </w:r>
     </w:p>
     <w:p>
@@ -140,7 +249,15 @@
         <w:spacing w:after="80"/>
       </w:pPr>
       <w:r>
-        <w:t xml:space="preserve">2. Clicked the data-scope selector under the question box (default "All data") → opens an "Add Quick assets" picker with tabs: Recents, Favorites, Spaces, Topics, Dashboards, Knowledge Bases, Actions, Datasets.</w:t>
+        <w:t xml:space="preserve">2. Clicked the data-scope selector under the question box (default "All data") → opens an "Add Quick assets" picker with tabs: </w:t>
+      </w:r>
+      <w:proofErr w:type="spellStart"/>
+      <w:r>
+        <w:t>Recents</w:t>
+      </w:r>
+      <w:proofErr w:type="spellEnd"/>
+      <w:r>
+        <w:t>, Favorites, Spaces, Topics, Dashboards, Knowledge Bases, Actions, Datasets.</w:t>
       </w:r>
     </w:p>
     <w:p>
@@ -148,7 +265,7 @@
         <w:spacing w:after="80"/>
       </w:pPr>
       <w:r>
-        <w:t xml:space="preserve">3. The Knowledge Bases tab was empty. In this lab's Amazon Quick setup, the instructor's pre-indexed sources are exposed as regular Datasets, not separate "Knowledge Base" objects — this matches the Environment Setup page: "Locate the pre-indexed knowledge bases under Datasets and in Quick Chat."</w:t>
+        <w:t>3. The Knowledge Bases tab was empty. In this lab's Amazon Quick setup, the instructor's pre-indexed sources are exposed as regular Datasets, not separate "Knowledge Base" objects — this matches the Environment Setup page: "Locate the pre-indexed knowledge bases under Datasets and in Quick Chat."</w:t>
       </w:r>
     </w:p>
     <w:p>
@@ -156,7 +273,15 @@
         <w:spacing w:after="80"/>
       </w:pPr>
       <w:r>
-        <w:t xml:space="preserve">4. On the Datasets tab (page 2, since this is a shared/reused Vocareum lab account with prior activity), found the actual instructor-provided sources: novatech_crm_deals.csv, novatech_support_tickets.csv, novatech_marketing_campaigns.csv — all owned by "Others", created 6 months ago. These are treated as the "pre-indexed knowledge bases — created by the instructor, do not modify."</w:t>
+        <w:t xml:space="preserve">4. On the Datasets tab (page 2, since this is a shared/reused </w:t>
+      </w:r>
+      <w:proofErr w:type="spellStart"/>
+      <w:r>
+        <w:t>Vocareum</w:t>
+      </w:r>
+      <w:proofErr w:type="spellEnd"/>
+      <w:r>
+        <w:t xml:space="preserve"> lab account with prior activity), found the actual instructor-provided sources: novatech_crm_deals.csv, novatech_support_tickets.csv, novatech_marketing_campaigns.csv — all owned by "Others", created 6 months ago. These are treated as the "pre-indexed knowledge bases — created by the instructor, do not modify."</w:t>
       </w:r>
     </w:p>
     <w:p>
@@ -168,10 +293,53 @@
           <w:i/>
           <w:iCs/>
           <w:color w:val="555555"/>
-          <w:sz w:val="20"/>
-          <w:szCs w:val="20"/>
-        </w:rPr>
-        <w:t xml:space="preserve">Also present, and deliberately ignored: same-named datasets owned by "Me" from 10 days ago, plus a pre-built "NovaTech Unified Account-Level Dataset" and "Account Risk Summary" owned by "Others" — leftovers from someone else's earlier pass through this shared lab. This project's own deliverables are built from a fresh upload of the starter CSVs instead of reusing them.</w:t>
+        </w:rPr>
+        <w:t xml:space="preserve">Also </w:t>
+      </w:r>
+      <w:proofErr w:type="gramStart"/>
+      <w:r>
+        <w:rPr>
+          <w:i/>
+          <w:iCs/>
+          <w:color w:val="555555"/>
+        </w:rPr>
+        <w:t>present, and</w:t>
+      </w:r>
+      <w:proofErr w:type="gramEnd"/>
+      <w:r>
+        <w:rPr>
+          <w:i/>
+          <w:iCs/>
+          <w:color w:val="555555"/>
+        </w:rPr>
+        <w:t xml:space="preserve"> deliberately ignored: same-named datasets owned by "Me" from 10 days ago, plus a pre-built "</w:t>
+      </w:r>
+      <w:proofErr w:type="spellStart"/>
+      <w:r>
+        <w:rPr>
+          <w:i/>
+          <w:iCs/>
+          <w:color w:val="555555"/>
+        </w:rPr>
+        <w:t>NovaTech</w:t>
+      </w:r>
+      <w:proofErr w:type="spellEnd"/>
+      <w:r>
+        <w:rPr>
+          <w:i/>
+          <w:iCs/>
+          <w:color w:val="555555"/>
+        </w:rPr>
+        <w:t xml:space="preserve"> Unified Account-Level Dataset" and "Account Risk Summary" owned by "Others" — leftovers from someone else's earlier </w:t>
+      </w:r>
+      <w:r>
+        <w:rPr>
+          <w:i/>
+          <w:iCs/>
+          <w:color w:val="555555"/>
+        </w:rPr>
+        <w:lastRenderedPageBreak/>
+        <w:t>pass through this shared lab. This project's own deliverables are built from a fresh upload of the starter CSVs instead of reusing them.</w:t>
       </w:r>
     </w:p>
     <w:p>
@@ -179,20 +347,23 @@
         <w:spacing w:after="80"/>
       </w:pPr>
       <w:r>
-        <w:t xml:space="preserve">5. Checked the boxes for all three "Others" / 6-months-ago datasets at once, then clicked Save, scoping the chat to all three instructor knowledge bases together.</w:t>
-      </w:r>
-    </w:p>
-    <w:p>
-      <w:pPr>
-        <w:spacing w:after="60" w:before="120"/>
+        <w:t>5. Checked the boxes for all three "Others" / 6-months-ago datasets at once, then clicked Save, scoping the chat to all three instructor knowledge bases together.</w:t>
+      </w:r>
+    </w:p>
+    <w:p>
+      <w:pPr>
+        <w:spacing w:before="120" w:after="60"/>
         <w:jc w:val="center"/>
       </w:pPr>
       <w:r>
+        <w:rPr>
+          <w:noProof/>
+        </w:rPr>
         <w:drawing>
-          <wp:inline distT="0" distB="0" distL="0" distR="0">
+          <wp:inline distT="0" distB="0" distL="0" distR="0" wp14:anchorId="037C100B" wp14:editId="49801C6F">
             <wp:extent cx="5715000" cy="1000125"/>
-            <wp:effectExtent t="0" r="0" b="0" l="0"/>
-            <wp:docPr id="1" name="" descr="" title=""/>
+            <wp:effectExtent l="0" t="0" r="0" b="0"/>
+            <wp:docPr id="1" name="Grafik 1"/>
             <wp:cNvGraphicFramePr>
               <a:graphicFrameLocks xmlns:a="http://schemas.openxmlformats.org/drawingml/2006/main" noChangeAspect="1"/>
             </wp:cNvGraphicFramePr>
@@ -200,13 +371,13 @@
               <a:graphicData uri="http://schemas.openxmlformats.org/drawingml/2006/picture">
                 <pic:pic xmlns:pic="http://schemas.openxmlformats.org/drawingml/2006/picture">
                   <pic:nvPicPr>
-                    <pic:cNvPr id="0" name="" descr=""/>
+                    <pic:cNvPr id="0" name=""/>
                     <pic:cNvPicPr>
                       <a:picLocks noChangeAspect="1" noChangeArrowheads="1"/>
                     </pic:cNvPicPr>
                   </pic:nvPicPr>
                   <pic:blipFill>
-                    <a:blip r:embed="rId7" cstate="none"/>
+                    <a:blip r:embed="rId5"/>
                     <a:srcRect/>
                     <a:stretch>
                       <a:fillRect/>
@@ -241,16 +412,60 @@
           <w:sz w:val="18"/>
           <w:szCs w:val="18"/>
         </w:rPr>
-        <w:t xml:space="preserve">Fig. 1 — "Add Quick assets" picker, Datasets tab, page 2: all three instructor novatech_*.csv datasets (owned by "Others", 6 months old) checked before clicking Save.</w:t>
-      </w:r>
-    </w:p>
-    <w:p>
-      <w:pPr>
-        <w:pStyle w:val="Heading1"/>
-        <w:spacing w:after="160" w:before="360"/>
-      </w:pPr>
-      <w:r>
-        <w:t xml:space="preserve">Step 3 — Verify the knowledge bases (Verification Log)</w:t>
+        <w:t xml:space="preserve">Fig. </w:t>
+      </w:r>
+      <w:proofErr w:type="gramStart"/>
+      <w:r>
+        <w:rPr>
+          <w:i/>
+          <w:iCs/>
+          <w:color w:val="555555"/>
+          <w:sz w:val="18"/>
+          <w:szCs w:val="18"/>
+        </w:rPr>
+        <w:t>1 — "</w:t>
+      </w:r>
+      <w:proofErr w:type="gramEnd"/>
+      <w:r>
+        <w:rPr>
+          <w:i/>
+          <w:iCs/>
+          <w:color w:val="555555"/>
+          <w:sz w:val="18"/>
+          <w:szCs w:val="18"/>
+        </w:rPr>
+        <w:t xml:space="preserve">Add Quick assets" picker, Datasets tab, page 2: all three </w:t>
+      </w:r>
+      <w:proofErr w:type="gramStart"/>
+      <w:r>
+        <w:rPr>
+          <w:i/>
+          <w:iCs/>
+          <w:color w:val="555555"/>
+          <w:sz w:val="18"/>
+          <w:szCs w:val="18"/>
+        </w:rPr>
+        <w:t>instructor</w:t>
+      </w:r>
+      <w:proofErr w:type="gramEnd"/>
+      <w:r>
+        <w:rPr>
+          <w:i/>
+          <w:iCs/>
+          <w:color w:val="555555"/>
+          <w:sz w:val="18"/>
+          <w:szCs w:val="18"/>
+        </w:rPr>
+        <w:t xml:space="preserve"> novatech_*.csv datasets (owned by "Others", 6 months old) checked before clicking Save.</w:t>
+      </w:r>
+    </w:p>
+    <w:p>
+      <w:pPr>
+        <w:pStyle w:val="berschrift1"/>
+        <w:spacing w:before="360" w:after="160"/>
+      </w:pPr>
+      <w:r>
+        <w:t>Step 3 — Verify the knowledge bases (Verification Log)</w:t>
       </w:r>
     </w:p>
     <w:p>
@@ -258,29 +473,32 @@
         <w:spacing w:after="140"/>
       </w:pPr>
       <w:r>
-        <w:t xml:space="preserve">Asked 6 questions — 2 per knowledge base — each chosen because the correct answer was already known from the data dictionary (cross-checked against the raw CSVs with pandas beforehand), so Q's answer could be objectively marked Match / No Match rather than just judged as "sounds plausible." Question mix was deliberately varied: row counts, category breakdowns, date ranges, null counts.</w:t>
-      </w:r>
-    </w:p>
-    <w:p>
-      <w:pPr>
-        <w:pStyle w:val="Heading2"/>
-        <w:spacing w:after="120" w:before="240"/>
-      </w:pPr>
-      <w:r>
-        <w:t xml:space="preserve">CRM Deals</w:t>
-      </w:r>
-    </w:p>
-    <w:p>
-      <w:pPr>
-        <w:spacing w:after="60" w:before="120"/>
+        <w:t>Asked 6 questions — 2 per knowledge base — each chosen because the correct answer was already known from the data dictionary (cross-checked against the raw CSVs with pandas beforehand), so Q's answer could be objectively marked Match / No Match rather than just judged as "sounds plausible." Question mix was deliberately varied: row counts, category breakdowns, date ranges, null counts.</w:t>
+      </w:r>
+    </w:p>
+    <w:p>
+      <w:pPr>
+        <w:pStyle w:val="berschrift2"/>
+        <w:spacing w:before="240" w:after="120"/>
+      </w:pPr>
+      <w:r>
+        <w:t>CRM Deals</w:t>
+      </w:r>
+    </w:p>
+    <w:p>
+      <w:pPr>
+        <w:spacing w:before="120" w:after="60"/>
         <w:jc w:val="center"/>
       </w:pPr>
       <w:r>
+        <w:rPr>
+          <w:noProof/>
+        </w:rPr>
         <w:drawing>
-          <wp:inline distT="0" distB="0" distL="0" distR="0">
+          <wp:inline distT="0" distB="0" distL="0" distR="0" wp14:anchorId="52CFAF21" wp14:editId="047E78E8">
             <wp:extent cx="5715000" cy="2562225"/>
-            <wp:effectExtent t="0" r="0" b="0" l="0"/>
-            <wp:docPr id="1" name="" descr="" title=""/>
+            <wp:effectExtent l="0" t="0" r="0" b="0"/>
+            <wp:docPr id="606034446" name="Grafik 606034446"/>
             <wp:cNvGraphicFramePr>
               <a:graphicFrameLocks xmlns:a="http://schemas.openxmlformats.org/drawingml/2006/main" noChangeAspect="1"/>
             </wp:cNvGraphicFramePr>
@@ -288,13 +506,13 @@
               <a:graphicData uri="http://schemas.openxmlformats.org/drawingml/2006/picture">
                 <pic:pic xmlns:pic="http://schemas.openxmlformats.org/drawingml/2006/picture">
                   <pic:nvPicPr>
-                    <pic:cNvPr id="0" name="" descr=""/>
+                    <pic:cNvPr id="0" name=""/>
                     <pic:cNvPicPr>
                       <a:picLocks noChangeAspect="1" noChangeArrowheads="1"/>
                     </pic:cNvPicPr>
                   </pic:nvPicPr>
                   <pic:blipFill>
-                    <a:blip r:embed="rId8" cstate="none"/>
+                    <a:blip r:embed="rId6"/>
                     <a:srcRect/>
                     <a:stretch>
                       <a:fillRect/>
@@ -329,20 +547,24 @@
           <w:sz w:val="18"/>
           <w:szCs w:val="18"/>
         </w:rPr>
-        <w:t xml:space="preserve">Fig. 2 — Q1: total deals + Won/Lost breakdown. Match: 499 total, 315 Won (63.1%), 184 Lost (36.9%).</w:t>
-      </w:r>
-    </w:p>
-    <w:p>
-      <w:pPr>
-        <w:spacing w:after="60" w:before="120"/>
+        <w:t>Fig. 2 — Q1: total deals + Won/Lost breakdown. Match: 499 total, 315 Won (63.1%), 184 Lost (36.9%).</w:t>
+      </w:r>
+    </w:p>
+    <w:p>
+      <w:pPr>
+        <w:spacing w:before="120" w:after="60"/>
         <w:jc w:val="center"/>
       </w:pPr>
       <w:r>
+        <w:rPr>
+          <w:noProof/>
+        </w:rPr>
+        <w:lastRenderedPageBreak/>
         <w:drawing>
-          <wp:inline distT="0" distB="0" distL="0" distR="0">
+          <wp:inline distT="0" distB="0" distL="0" distR="0" wp14:anchorId="02F10FB0" wp14:editId="74F37746">
             <wp:extent cx="5715000" cy="2867025"/>
-            <wp:effectExtent t="0" r="0" b="0" l="0"/>
-            <wp:docPr id="1" name="" descr="" title=""/>
+            <wp:effectExtent l="0" t="0" r="0" b="0"/>
+            <wp:docPr id="1065054218" name="Grafik 1065054218"/>
             <wp:cNvGraphicFramePr>
               <a:graphicFrameLocks xmlns:a="http://schemas.openxmlformats.org/drawingml/2006/main" noChangeAspect="1"/>
             </wp:cNvGraphicFramePr>
@@ -350,13 +572,13 @@
               <a:graphicData uri="http://schemas.openxmlformats.org/drawingml/2006/picture">
                 <pic:pic xmlns:pic="http://schemas.openxmlformats.org/drawingml/2006/picture">
                   <pic:nvPicPr>
-                    <pic:cNvPr id="0" name="" descr=""/>
+                    <pic:cNvPr id="0" name=""/>
                     <pic:cNvPicPr>
                       <a:picLocks noChangeAspect="1" noChangeArrowheads="1"/>
                     </pic:cNvPicPr>
                   </pic:nvPicPr>
                   <pic:blipFill>
-                    <a:blip r:embed="rId9" cstate="none"/>
+                    <a:blip r:embed="rId7"/>
                     <a:srcRect/>
                     <a:stretch>
                       <a:fillRect/>
@@ -391,29 +613,76 @@
           <w:sz w:val="18"/>
           <w:szCs w:val="18"/>
         </w:rPr>
-        <w:t xml:space="preserve">Fig. 3 — Q2: date range + unique accounts. Match: Jun 17 2023 → Jan 25 2025, 85 unique accounts.</w:t>
-      </w:r>
-    </w:p>
-    <w:p>
-      <w:pPr>
-        <w:pStyle w:val="Heading2"/>
-        <w:spacing w:after="120" w:before="240"/>
-      </w:pPr>
-      <w:r>
-        <w:t xml:space="preserve">Marketing Campaigns</w:t>
-      </w:r>
-    </w:p>
-    <w:p>
-      <w:pPr>
-        <w:spacing w:after="60" w:before="120"/>
+        <w:t>Fig. 3 — Q2: date range + unique accounts. Match: Jun 17</w:t>
+      </w:r>
+      <w:proofErr w:type="gramStart"/>
+      <w:r>
+        <w:rPr>
+          <w:i/>
+          <w:iCs/>
+          <w:color w:val="555555"/>
+          <w:sz w:val="18"/>
+          <w:szCs w:val="18"/>
+        </w:rPr>
+        <w:t xml:space="preserve"> 2023</w:t>
+      </w:r>
+      <w:proofErr w:type="gramEnd"/>
+      <w:r>
+        <w:rPr>
+          <w:i/>
+          <w:iCs/>
+          <w:color w:val="555555"/>
+          <w:sz w:val="18"/>
+          <w:szCs w:val="18"/>
+        </w:rPr>
+        <w:t xml:space="preserve"> → Jan 25</w:t>
+      </w:r>
+      <w:proofErr w:type="gramStart"/>
+      <w:r>
+        <w:rPr>
+          <w:i/>
+          <w:iCs/>
+          <w:color w:val="555555"/>
+          <w:sz w:val="18"/>
+          <w:szCs w:val="18"/>
+        </w:rPr>
+        <w:t xml:space="preserve"> 2025</w:t>
+      </w:r>
+      <w:proofErr w:type="gramEnd"/>
+      <w:r>
+        <w:rPr>
+          <w:i/>
+          <w:iCs/>
+          <w:color w:val="555555"/>
+          <w:sz w:val="18"/>
+          <w:szCs w:val="18"/>
+        </w:rPr>
+        <w:t>, 85 unique accounts.</w:t>
+      </w:r>
+    </w:p>
+    <w:p>
+      <w:pPr>
+        <w:pStyle w:val="berschrift2"/>
+        <w:spacing w:before="240" w:after="120"/>
+      </w:pPr>
+      <w:r>
+        <w:t>Marketing Campaigns</w:t>
+      </w:r>
+    </w:p>
+    <w:p>
+      <w:pPr>
+        <w:spacing w:before="120" w:after="60"/>
         <w:jc w:val="center"/>
       </w:pPr>
       <w:r>
+        <w:rPr>
+          <w:noProof/>
+        </w:rPr>
         <w:drawing>
-          <wp:inline distT="0" distB="0" distL="0" distR="0">
+          <wp:inline distT="0" distB="0" distL="0" distR="0" wp14:anchorId="3B33BC4E" wp14:editId="4ACBE144">
             <wp:extent cx="5715000" cy="2143125"/>
-            <wp:effectExtent t="0" r="0" b="0" l="0"/>
-            <wp:docPr id="1" name="" descr="" title=""/>
+            <wp:effectExtent l="0" t="0" r="0" b="0"/>
+            <wp:docPr id="359698098" name="Grafik 359698098"/>
             <wp:cNvGraphicFramePr>
               <a:graphicFrameLocks xmlns:a="http://schemas.openxmlformats.org/drawingml/2006/main" noChangeAspect="1"/>
             </wp:cNvGraphicFramePr>
@@ -421,13 +690,13 @@
               <a:graphicData uri="http://schemas.openxmlformats.org/drawingml/2006/picture">
                 <pic:pic xmlns:pic="http://schemas.openxmlformats.org/drawingml/2006/picture">
                   <pic:nvPicPr>
-                    <pic:cNvPr id="0" name="" descr=""/>
+                    <pic:cNvPr id="0" name=""/>
                     <pic:cNvPicPr>
                       <a:picLocks noChangeAspect="1" noChangeArrowheads="1"/>
                     </pic:cNvPicPr>
                   </pic:nvPicPr>
                   <pic:blipFill>
-                    <a:blip r:embed="rId10" cstate="none"/>
+                    <a:blip r:embed="rId8"/>
                     <a:srcRect/>
                     <a:stretch>
                       <a:fillRect/>
@@ -462,20 +731,23 @@
           <w:sz w:val="18"/>
           <w:szCs w:val="18"/>
         </w:rPr>
-        <w:t xml:space="preserve">Fig. 4 — Q3: row count + response rate. Match: 2,240 rows, 27.19% response rate.</w:t>
-      </w:r>
-    </w:p>
-    <w:p>
-      <w:pPr>
-        <w:spacing w:after="60" w:before="120"/>
+        <w:t>Fig. 4 — Q3: row count + response rate. Match: 2,240 rows, 27.19% response rate.</w:t>
+      </w:r>
+    </w:p>
+    <w:p>
+      <w:pPr>
+        <w:spacing w:before="120" w:after="60"/>
         <w:jc w:val="center"/>
       </w:pPr>
       <w:r>
+        <w:rPr>
+          <w:noProof/>
+        </w:rPr>
         <w:drawing>
-          <wp:inline distT="0" distB="0" distL="0" distR="0">
+          <wp:inline distT="0" distB="0" distL="0" distR="0" wp14:anchorId="0A8DBAE2" wp14:editId="7A472705">
             <wp:extent cx="5715000" cy="1314450"/>
-            <wp:effectExtent t="0" r="0" b="0" l="0"/>
-            <wp:docPr id="1" name="" descr="" title=""/>
+            <wp:effectExtent l="0" t="0" r="0" b="0"/>
+            <wp:docPr id="390138425" name="Grafik 390138425"/>
             <wp:cNvGraphicFramePr>
               <a:graphicFrameLocks xmlns:a="http://schemas.openxmlformats.org/drawingml/2006/main" noChangeAspect="1"/>
             </wp:cNvGraphicFramePr>
@@ -483,13 +755,13 @@
               <a:graphicData uri="http://schemas.openxmlformats.org/drawingml/2006/picture">
                 <pic:pic xmlns:pic="http://schemas.openxmlformats.org/drawingml/2006/picture">
                   <pic:nvPicPr>
-                    <pic:cNvPr id="0" name="" descr=""/>
+                    <pic:cNvPr id="0" name=""/>
                     <pic:cNvPicPr>
                       <a:picLocks noChangeAspect="1" noChangeArrowheads="1"/>
                     </pic:cNvPicPr>
                   </pic:nvPicPr>
                   <pic:blipFill>
-                    <a:blip r:embed="rId11" cstate="none"/>
+                    <a:blip r:embed="rId9"/>
                     <a:srcRect/>
                     <a:stretch>
                       <a:fillRect/>
@@ -524,29 +796,55 @@
           <w:sz w:val="18"/>
           <w:szCs w:val="18"/>
         </w:rPr>
-        <w:t xml:space="preserve">Fig. 5 — Q4: null count on annual_income. Match: 24 rows, 1.07%.</w:t>
-      </w:r>
-    </w:p>
-    <w:p>
-      <w:pPr>
-        <w:pStyle w:val="Heading2"/>
-        <w:spacing w:after="120" w:before="240"/>
-      </w:pPr>
-      <w:r>
-        <w:t xml:space="preserve">Support Tickets</w:t>
-      </w:r>
-    </w:p>
-    <w:p>
-      <w:pPr>
-        <w:spacing w:after="60" w:before="120"/>
+        <w:t xml:space="preserve">Fig. 5 — Q4: null count on </w:t>
+      </w:r>
+      <w:proofErr w:type="spellStart"/>
+      <w:r>
+        <w:rPr>
+          <w:i/>
+          <w:iCs/>
+          <w:color w:val="555555"/>
+          <w:sz w:val="18"/>
+          <w:szCs w:val="18"/>
+        </w:rPr>
+        <w:t>annual_income</w:t>
+      </w:r>
+      <w:proofErr w:type="spellEnd"/>
+      <w:r>
+        <w:rPr>
+          <w:i/>
+          <w:iCs/>
+          <w:color w:val="555555"/>
+          <w:sz w:val="18"/>
+          <w:szCs w:val="18"/>
+        </w:rPr>
+        <w:t>. Match: 24 rows, 1.07%.</w:t>
+      </w:r>
+    </w:p>
+    <w:p>
+      <w:pPr>
+        <w:pStyle w:val="berschrift2"/>
+        <w:spacing w:before="240" w:after="120"/>
+      </w:pPr>
+      <w:r>
+        <w:t>Support Tickets</w:t>
+      </w:r>
+    </w:p>
+    <w:p>
+      <w:pPr>
+        <w:spacing w:before="120" w:after="60"/>
         <w:jc w:val="center"/>
       </w:pPr>
       <w:r>
+        <w:rPr>
+          <w:noProof/>
+        </w:rPr>
+        <w:lastRenderedPageBreak/>
         <w:drawing>
-          <wp:inline distT="0" distB="0" distL="0" distR="0">
+          <wp:inline distT="0" distB="0" distL="0" distR="0" wp14:anchorId="16B0F07E" wp14:editId="1D06C70D">
             <wp:extent cx="5715000" cy="3686175"/>
-            <wp:effectExtent t="0" r="0" b="0" l="0"/>
-            <wp:docPr id="1" name="" descr="" title=""/>
+            <wp:effectExtent l="0" t="0" r="0" b="0"/>
+            <wp:docPr id="755335473" name="Grafik 755335473"/>
             <wp:cNvGraphicFramePr>
               <a:graphicFrameLocks xmlns:a="http://schemas.openxmlformats.org/drawingml/2006/main" noChangeAspect="1"/>
             </wp:cNvGraphicFramePr>
@@ -554,13 +852,13 @@
               <a:graphicData uri="http://schemas.openxmlformats.org/drawingml/2006/picture">
                 <pic:pic xmlns:pic="http://schemas.openxmlformats.org/drawingml/2006/picture">
                   <pic:nvPicPr>
-                    <pic:cNvPr id="0" name="" descr=""/>
+                    <pic:cNvPr id="0" name=""/>
                     <pic:cNvPicPr>
                       <a:picLocks noChangeAspect="1" noChangeArrowheads="1"/>
                     </pic:cNvPicPr>
                   </pic:nvPicPr>
                   <pic:blipFill>
-                    <a:blip r:embed="rId12" cstate="none"/>
+                    <a:blip r:embed="rId10"/>
                     <a:srcRect/>
                     <a:stretch>
                       <a:fillRect/>
@@ -595,20 +893,23 @@
           <w:sz w:val="18"/>
           <w:szCs w:val="18"/>
         </w:rPr>
-        <w:t xml:space="preserve">Fig. 6 — Q5: total tickets + priority breakdown. Match: 3,000 total; Low 1,500 / Medium 1,050 / High 400 / Critical 50.</w:t>
-      </w:r>
-    </w:p>
-    <w:p>
-      <w:pPr>
-        <w:spacing w:after="60" w:before="120"/>
+        <w:t>Fig. 6 — Q5: total tickets + priority breakdown. Match: 3,000 total; Low 1,500 / Medium 1,050 / High 400 / Critical 50.</w:t>
+      </w:r>
+    </w:p>
+    <w:p>
+      <w:pPr>
+        <w:spacing w:before="120" w:after="60"/>
         <w:jc w:val="center"/>
       </w:pPr>
       <w:r>
+        <w:rPr>
+          <w:noProof/>
+        </w:rPr>
         <w:drawing>
-          <wp:inline distT="0" distB="0" distL="0" distR="0">
+          <wp:inline distT="0" distB="0" distL="0" distR="0" wp14:anchorId="280EF6D2" wp14:editId="611F9980">
             <wp:extent cx="5715000" cy="1838325"/>
-            <wp:effectExtent t="0" r="0" b="0" l="0"/>
-            <wp:docPr id="1" name="" descr="" title=""/>
+            <wp:effectExtent l="0" t="0" r="0" b="0"/>
+            <wp:docPr id="936206825" name="Grafik 936206825"/>
             <wp:cNvGraphicFramePr>
               <a:graphicFrameLocks xmlns:a="http://schemas.openxmlformats.org/drawingml/2006/main" noChangeAspect="1"/>
             </wp:cNvGraphicFramePr>
@@ -616,13 +917,13 @@
               <a:graphicData uri="http://schemas.openxmlformats.org/drawingml/2006/picture">
                 <pic:pic xmlns:pic="http://schemas.openxmlformats.org/drawingml/2006/picture">
                   <pic:nvPicPr>
-                    <pic:cNvPr id="0" name="" descr=""/>
+                    <pic:cNvPr id="0" name=""/>
                     <pic:cNvPicPr>
                       <a:picLocks noChangeAspect="1" noChangeArrowheads="1"/>
                     </pic:cNvPicPr>
                   </pic:nvPicPr>
                   <pic:blipFill>
-                    <a:blip r:embed="rId13" cstate="none"/>
+                    <a:blip r:embed="rId11"/>
                     <a:srcRect/>
                     <a:stretch>
                       <a:fillRect/>
@@ -657,7 +958,29 @@
           <w:sz w:val="18"/>
           <w:szCs w:val="18"/>
         </w:rPr>
-        <w:t xml:space="preserve">Fig. 7 — Q6: null count on ticket_resolved_date. Match: 59 rows, ~2%.</w:t>
+        <w:t xml:space="preserve">Fig. 7 — Q6: null count on </w:t>
+      </w:r>
+      <w:proofErr w:type="spellStart"/>
+      <w:r>
+        <w:rPr>
+          <w:i/>
+          <w:iCs/>
+          <w:color w:val="555555"/>
+          <w:sz w:val="18"/>
+          <w:szCs w:val="18"/>
+        </w:rPr>
+        <w:t>ticket_resolved_date</w:t>
+      </w:r>
+      <w:proofErr w:type="spellEnd"/>
+      <w:r>
+        <w:rPr>
+          <w:i/>
+          <w:iCs/>
+          <w:color w:val="555555"/>
+          <w:sz w:val="18"/>
+          <w:szCs w:val="18"/>
+        </w:rPr>
+        <w:t>. Match: 59 rows, ~2%.</w:t>
       </w:r>
     </w:p>
     <w:p>
@@ -669,16 +992,32 @@
           <w:b/>
           <w:bCs/>
         </w:rPr>
-        <w:t xml:space="preserve">Result: 6 / 6 Match — Q answered every checkable fact correctly across all three knowledge bases, including one bonus detail on Q1 (deal_closed_date range) that wasn't asked for but was accurate.</w:t>
-      </w:r>
-    </w:p>
-    <w:p>
-      <w:pPr>
-        <w:pStyle w:val="Heading1"/>
-        <w:spacing w:after="160" w:before="360"/>
-      </w:pPr>
-      <w:r>
-        <w:t xml:space="preserve">Step 4 — Upload own CRM Deals dataset + fix data types</w:t>
+        <w:t>Result: 6 / 6 Match — Q answered every checkable fact correctly across all three knowledge bases, including one bonus detail on Q1 (</w:t>
+      </w:r>
+      <w:proofErr w:type="spellStart"/>
+      <w:r>
+        <w:rPr>
+          <w:b/>
+          <w:bCs/>
+        </w:rPr>
+        <w:t>deal_closed_date</w:t>
+      </w:r>
+      <w:proofErr w:type="spellEnd"/>
+      <w:r>
+        <w:rPr>
+          <w:b/>
+          <w:bCs/>
+        </w:rPr>
+        <w:t xml:space="preserve"> range) that wasn't asked for but was accurate.</w:t>
+      </w:r>
+    </w:p>
+    <w:p>
+      <w:pPr>
+        <w:pStyle w:val="berschrift1"/>
+        <w:spacing w:before="360" w:after="160"/>
+      </w:pPr>
+      <w:r>
+        <w:t>Step 4 — Upload own CRM Deals dataset + fix data types</w:t>
       </w:r>
     </w:p>
     <w:p>
@@ -686,7 +1025,15 @@
         <w:spacing w:after="140"/>
       </w:pPr>
       <w:r>
-        <w:t xml:space="preserve">This is where the student's own submission begins: instead of reusing the instructor's 6-month-old "Others" datasets or the leftover "Me" datasets from 10 days ago (see Step 2), a fresh copy of each starter CSV is uploaded and prepared from scratch.</w:t>
+        <w:t xml:space="preserve">This is where the student's own submission begins: instead of reusing the instructor's 6-month-old </w:t>
+      </w:r>
+      <w:proofErr w:type="gramStart"/>
+      <w:r>
+        <w:t>"Others"</w:t>
+      </w:r>
+      <w:proofErr w:type="gramEnd"/>
+      <w:r>
+        <w:t xml:space="preserve"> datasets or the leftover "Me" datasets from 10 days ago (see Step 2), a fresh copy of each starter CSV is uploaded and prepared from scratch.</w:t>
       </w:r>
     </w:p>
     <w:p>
@@ -694,7 +1041,7 @@
         <w:spacing w:after="80"/>
       </w:pPr>
       <w:r>
-        <w:t xml:space="preserve">1. Went to Data → New dataset → Upload a file → selected novatech_crm_deals.csv.</w:t>
+        <w:t>1. Went to Data → New dataset → Upload a file → selected novatech_crm_deals.csv.</w:t>
       </w:r>
     </w:p>
     <w:p>
@@ -702,20 +1049,24 @@
         <w:spacing w:after="80"/>
       </w:pPr>
       <w:r>
-        <w:t xml:space="preserve">2. On the "Confirm file upload settings" dialog, clicked "Edit settings and prepare data" (not the default "Next") to land in the full data-prep editor before importing to SPICE.</w:t>
-      </w:r>
-    </w:p>
-    <w:p>
-      <w:pPr>
-        <w:spacing w:after="60" w:before="120"/>
+        <w:t>2. On the "Confirm file upload settings" dialog, clicked "Edit settings and prepare data" (not the default "Next") to land in the full data-prep editor before importing to SPICE.</w:t>
+      </w:r>
+    </w:p>
+    <w:p>
+      <w:pPr>
+        <w:spacing w:before="120" w:after="60"/>
         <w:jc w:val="center"/>
       </w:pPr>
       <w:r>
+        <w:rPr>
+          <w:noProof/>
+        </w:rPr>
+        <w:lastRenderedPageBreak/>
         <w:drawing>
-          <wp:inline distT="0" distB="0" distL="0" distR="0">
+          <wp:inline distT="0" distB="0" distL="0" distR="0" wp14:anchorId="14509AB8" wp14:editId="734C48CD">
             <wp:extent cx="5715000" cy="4162425"/>
-            <wp:effectExtent t="0" r="0" b="0" l="0"/>
-            <wp:docPr id="1" name="" descr="" title=""/>
+            <wp:effectExtent l="0" t="0" r="0" b="0"/>
+            <wp:docPr id="882607165" name="Grafik 882607165"/>
             <wp:cNvGraphicFramePr>
               <a:graphicFrameLocks xmlns:a="http://schemas.openxmlformats.org/drawingml/2006/main" noChangeAspect="1"/>
             </wp:cNvGraphicFramePr>
@@ -723,13 +1074,13 @@
               <a:graphicData uri="http://schemas.openxmlformats.org/drawingml/2006/picture">
                 <pic:pic xmlns:pic="http://schemas.openxmlformats.org/drawingml/2006/picture">
                   <pic:nvPicPr>
-                    <pic:cNvPr id="0" name="" descr=""/>
+                    <pic:cNvPr id="0" name=""/>
                     <pic:cNvPicPr>
                       <a:picLocks noChangeAspect="1" noChangeArrowheads="1"/>
                     </pic:cNvPicPr>
                   </pic:nvPicPr>
                   <pic:blipFill>
-                    <a:blip r:embed="rId14" cstate="none"/>
+                    <a:blip r:embed="rId12"/>
                     <a:srcRect/>
                     <a:stretch>
                       <a:fillRect/>
@@ -764,20 +1115,23 @@
           <w:sz w:val="18"/>
           <w:szCs w:val="18"/>
         </w:rPr>
-        <w:t xml:space="preserve">Fig. 8 — File-upload confirmation dialog, before entering the editor.</w:t>
-      </w:r>
-    </w:p>
-    <w:p>
-      <w:pPr>
-        <w:spacing w:after="60" w:before="120"/>
+        <w:t>Fig. 8 — File-upload confirmation dialog, before entering the editor.</w:t>
+      </w:r>
+    </w:p>
+    <w:p>
+      <w:pPr>
+        <w:spacing w:before="120" w:after="60"/>
         <w:jc w:val="center"/>
       </w:pPr>
       <w:r>
+        <w:rPr>
+          <w:noProof/>
+        </w:rPr>
         <w:drawing>
-          <wp:inline distT="0" distB="0" distL="0" distR="0">
+          <wp:inline distT="0" distB="0" distL="0" distR="0" wp14:anchorId="5091D702" wp14:editId="05F24F5B">
             <wp:extent cx="5715000" cy="3362325"/>
-            <wp:effectExtent t="0" r="0" b="0" l="0"/>
-            <wp:docPr id="1" name="" descr="" title=""/>
+            <wp:effectExtent l="0" t="0" r="0" b="0"/>
+            <wp:docPr id="948029386" name="Grafik 948029386"/>
             <wp:cNvGraphicFramePr>
               <a:graphicFrameLocks xmlns:a="http://schemas.openxmlformats.org/drawingml/2006/main" noChangeAspect="1"/>
             </wp:cNvGraphicFramePr>
@@ -785,13 +1139,13 @@
               <a:graphicData uri="http://schemas.openxmlformats.org/drawingml/2006/picture">
                 <pic:pic xmlns:pic="http://schemas.openxmlformats.org/drawingml/2006/picture">
                   <pic:nvPicPr>
-                    <pic:cNvPr id="0" name="" descr=""/>
+                    <pic:cNvPr id="0" name=""/>
                     <pic:cNvPicPr>
                       <a:picLocks noChangeAspect="1" noChangeArrowheads="1"/>
                     </pic:cNvPicPr>
                   </pic:nvPicPr>
                   <pic:blipFill>
-                    <a:blip r:embed="rId15" cstate="none"/>
+                    <a:blip r:embed="rId13"/>
                     <a:srcRect/>
                     <a:stretch>
                       <a:fillRect/>
@@ -826,7 +1180,139 @@
           <w:sz w:val="18"/>
           <w:szCs w:val="18"/>
         </w:rPr>
-        <w:t xml:space="preserve">Fig. 9 — Data-prep editor just after entering, with QuickSight's initial auto-suggested type changes (employee_count, list_price, deal_created_date, deal_closed_date, deal_value).</w:t>
+        <w:t xml:space="preserve">Fig. 9 — Data-prep editor just after entering, with </w:t>
+      </w:r>
+      <w:proofErr w:type="spellStart"/>
+      <w:r>
+        <w:rPr>
+          <w:i/>
+          <w:iCs/>
+          <w:color w:val="555555"/>
+          <w:sz w:val="18"/>
+          <w:szCs w:val="18"/>
+        </w:rPr>
+        <w:t>QuickSight's</w:t>
+      </w:r>
+      <w:proofErr w:type="spellEnd"/>
+      <w:r>
+        <w:rPr>
+          <w:i/>
+          <w:iCs/>
+          <w:color w:val="555555"/>
+          <w:sz w:val="18"/>
+          <w:szCs w:val="18"/>
+        </w:rPr>
+        <w:t xml:space="preserve"> initial auto-suggested type changes (</w:t>
+      </w:r>
+      <w:proofErr w:type="spellStart"/>
+      <w:r>
+        <w:rPr>
+          <w:i/>
+          <w:iCs/>
+          <w:color w:val="555555"/>
+          <w:sz w:val="18"/>
+          <w:szCs w:val="18"/>
+        </w:rPr>
+        <w:t>employee_count</w:t>
+      </w:r>
+      <w:proofErr w:type="spellEnd"/>
+      <w:r>
+        <w:rPr>
+          <w:i/>
+          <w:iCs/>
+          <w:color w:val="555555"/>
+          <w:sz w:val="18"/>
+          <w:szCs w:val="18"/>
+        </w:rPr>
+        <w:t xml:space="preserve">, </w:t>
+      </w:r>
+      <w:proofErr w:type="spellStart"/>
+      <w:r>
+        <w:rPr>
+          <w:i/>
+          <w:iCs/>
+          <w:color w:val="555555"/>
+          <w:sz w:val="18"/>
+          <w:szCs w:val="18"/>
+        </w:rPr>
+        <w:t>list_price</w:t>
+      </w:r>
+      <w:proofErr w:type="spellEnd"/>
+      <w:r>
+        <w:rPr>
+          <w:i/>
+          <w:iCs/>
+          <w:color w:val="555555"/>
+          <w:sz w:val="18"/>
+          <w:szCs w:val="18"/>
+        </w:rPr>
+        <w:t xml:space="preserve">, </w:t>
+      </w:r>
+      <w:proofErr w:type="spellStart"/>
+      <w:r>
+        <w:rPr>
+          <w:i/>
+          <w:iCs/>
+          <w:color w:val="555555"/>
+          <w:sz w:val="18"/>
+          <w:szCs w:val="18"/>
+        </w:rPr>
+        <w:t>deal_created_date</w:t>
+      </w:r>
+      <w:proofErr w:type="spellEnd"/>
+      <w:r>
+        <w:rPr>
+          <w:i/>
+          <w:iCs/>
+          <w:color w:val="555555"/>
+          <w:sz w:val="18"/>
+          <w:szCs w:val="18"/>
+        </w:rPr>
+        <w:t xml:space="preserve">, </w:t>
+      </w:r>
+      <w:proofErr w:type="spellStart"/>
+      <w:r>
+        <w:rPr>
+          <w:i/>
+          <w:iCs/>
+          <w:color w:val="555555"/>
+          <w:sz w:val="18"/>
+          <w:szCs w:val="18"/>
+        </w:rPr>
+        <w:t>deal_closed_date</w:t>
+      </w:r>
+      <w:proofErr w:type="spellEnd"/>
+      <w:r>
+        <w:rPr>
+          <w:i/>
+          <w:iCs/>
+          <w:color w:val="555555"/>
+          <w:sz w:val="18"/>
+          <w:szCs w:val="18"/>
+        </w:rPr>
+        <w:t xml:space="preserve">, </w:t>
+      </w:r>
+      <w:proofErr w:type="spellStart"/>
+      <w:r>
+        <w:rPr>
+          <w:i/>
+          <w:iCs/>
+          <w:color w:val="555555"/>
+          <w:sz w:val="18"/>
+          <w:szCs w:val="18"/>
+        </w:rPr>
+        <w:t>deal_value</w:t>
+      </w:r>
+      <w:proofErr w:type="spellEnd"/>
+      <w:r>
+        <w:rPr>
+          <w:i/>
+          <w:iCs/>
+          <w:color w:val="555555"/>
+          <w:sz w:val="18"/>
+          <w:szCs w:val="18"/>
+        </w:rPr>
+        <w:t>).</w:t>
       </w:r>
     </w:p>
     <w:p>
@@ -834,77 +1320,119 @@
         <w:spacing w:after="80"/>
       </w:pPr>
       <w:r>
-        <w:t xml:space="preserve">3. Compared each suggested type against the data dictionary and corrected them:</w:t>
-      </w:r>
-    </w:p>
-    <w:p>
-      <w:pPr>
-        <w:pStyle w:val="ListParagraph"/>
+        <w:t>3. Compared each suggested type against the data dictionary and corrected them:</w:t>
+      </w:r>
+    </w:p>
+    <w:p>
+      <w:pPr>
+        <w:pStyle w:val="Listenabsatz"/>
         <w:numPr>
           <w:ilvl w:val="0"/>
           <w:numId w:val="1"/>
         </w:numPr>
         <w:spacing w:after="80"/>
       </w:pPr>
-      <w:r>
-        <w:t xml:space="preserve">annual_revenue_usd: String → Decimal (dictionary: Float, currency in millions USD)</w:t>
-      </w:r>
-    </w:p>
-    <w:p>
-      <w:pPr>
-        <w:pStyle w:val="ListParagraph"/>
+      <w:proofErr w:type="spellStart"/>
+      <w:r>
+        <w:t>annual_revenue_usd</w:t>
+      </w:r>
+      <w:proofErr w:type="spellEnd"/>
+      <w:r>
+        <w:t>: String → Decimal (dictionary: Float, currency in millions USD)</w:t>
+      </w:r>
+    </w:p>
+    <w:p>
+      <w:pPr>
+        <w:pStyle w:val="Listenabsatz"/>
         <w:numPr>
           <w:ilvl w:val="0"/>
           <w:numId w:val="1"/>
         </w:numPr>
         <w:spacing w:after="80"/>
       </w:pPr>
-      <w:r>
-        <w:t xml:space="preserve">employee_count: String → Integer — already correct</w:t>
-      </w:r>
-    </w:p>
-    <w:p>
-      <w:pPr>
-        <w:pStyle w:val="ListParagraph"/>
+      <w:proofErr w:type="spellStart"/>
+      <w:r>
+        <w:lastRenderedPageBreak/>
+        <w:t>employee_count</w:t>
+      </w:r>
+      <w:proofErr w:type="spellEnd"/>
+      <w:r>
+        <w:t>: String → Integer — already correct</w:t>
+      </w:r>
+    </w:p>
+    <w:p>
+      <w:pPr>
+        <w:pStyle w:val="Listenabsatz"/>
         <w:numPr>
           <w:ilvl w:val="0"/>
           <w:numId w:val="1"/>
         </w:numPr>
         <w:spacing w:after="80"/>
       </w:pPr>
-      <w:r>
-        <w:t xml:space="preserve">list_price: String → Integer — already correct</w:t>
-      </w:r>
-    </w:p>
-    <w:p>
-      <w:pPr>
-        <w:pStyle w:val="ListParagraph"/>
+      <w:proofErr w:type="spellStart"/>
+      <w:r>
+        <w:t>list_price</w:t>
+      </w:r>
+      <w:proofErr w:type="spellEnd"/>
+      <w:r>
+        <w:t>: String → Integer — already correct</w:t>
+      </w:r>
+    </w:p>
+    <w:p>
+      <w:pPr>
+        <w:pStyle w:val="Listenabsatz"/>
         <w:numPr>
           <w:ilvl w:val="0"/>
           <w:numId w:val="1"/>
         </w:numPr>
         <w:spacing w:after="80"/>
       </w:pPr>
-      <w:r>
-        <w:t xml:space="preserve">deal_created_date, deal_closed_date: String → Date, format yyyy-MM-dd — already correct</w:t>
-      </w:r>
-    </w:p>
-    <w:p>
-      <w:pPr>
-        <w:pStyle w:val="ListParagraph"/>
+      <w:proofErr w:type="spellStart"/>
+      <w:r>
+        <w:t>deal_created_date</w:t>
+      </w:r>
+      <w:proofErr w:type="spellEnd"/>
+      <w:r>
+        <w:t xml:space="preserve">, </w:t>
+      </w:r>
+      <w:proofErr w:type="spellStart"/>
+      <w:r>
+        <w:t>deal_closed_date</w:t>
+      </w:r>
+      <w:proofErr w:type="spellEnd"/>
+      <w:r>
+        <w:t xml:space="preserve">: String → Date, format </w:t>
+      </w:r>
+      <w:proofErr w:type="spellStart"/>
+      <w:r>
+        <w:t>yyyy</w:t>
+      </w:r>
+      <w:proofErr w:type="spellEnd"/>
+      <w:r>
+        <w:t>-MM-dd — already correct</w:t>
+      </w:r>
+    </w:p>
+    <w:p>
+      <w:pPr>
+        <w:pStyle w:val="Listenabsatz"/>
         <w:numPr>
           <w:ilvl w:val="0"/>
           <w:numId w:val="1"/>
         </w:numPr>
         <w:spacing w:after="80"/>
       </w:pPr>
-      <w:r>
-        <w:t xml:space="preserve">deal_value: originally auto-suggested as Integer — corrected to Decimal. Every value in this CSV happens to be a whole number, so Integer wouldn't have caused an error, but the data dictionary formally types it as Float (a currency/revenue amount), so Decimal matches the documented schema rather than this sample's coincidental shape.</w:t>
-      </w:r>
-    </w:p>
-    <w:p>
-      <w:pPr>
-        <w:pStyle w:val="ListParagraph"/>
+      <w:proofErr w:type="spellStart"/>
+      <w:r>
+        <w:t>deal_value</w:t>
+      </w:r>
+      <w:proofErr w:type="spellEnd"/>
+      <w:r>
+        <w:t>: originally auto-suggested as Integer — corrected to Decimal. Every value in this CSV happens to be a whole number, so Integer wouldn't have caused an error, but the data dictionary formally types it as Float (a currency/revenue amount), so Decimal matches the documented schema rather than this sample's coincidental shape.</w:t>
+      </w:r>
+    </w:p>
+    <w:p>
+      <w:pPr>
+        <w:pStyle w:val="Listenabsatz"/>
         <w:numPr>
           <w:ilvl w:val="0"/>
           <w:numId w:val="1"/>
@@ -912,20 +1440,23 @@
         <w:spacing w:after="80"/>
       </w:pPr>
       <w:r>
-        <w:t xml:space="preserve">All other columns left as String — correct per data dictionary.</w:t>
-      </w:r>
-    </w:p>
-    <w:p>
-      <w:pPr>
-        <w:spacing w:after="60" w:before="120"/>
+        <w:t>All other columns left as String — correct per data dictionary.</w:t>
+      </w:r>
+    </w:p>
+    <w:p>
+      <w:pPr>
+        <w:spacing w:before="120" w:after="60"/>
         <w:jc w:val="center"/>
       </w:pPr>
       <w:r>
+        <w:rPr>
+          <w:noProof/>
+        </w:rPr>
         <w:drawing>
-          <wp:inline distT="0" distB="0" distL="0" distR="0">
+          <wp:inline distT="0" distB="0" distL="0" distR="0" wp14:anchorId="3BDB118D" wp14:editId="5E3D309A">
             <wp:extent cx="5715000" cy="3400425"/>
-            <wp:effectExtent t="0" r="0" b="0" l="0"/>
-            <wp:docPr id="1" name="" descr="" title=""/>
+            <wp:effectExtent l="0" t="0" r="0" b="0"/>
+            <wp:docPr id="1407433788" name="Grafik 1407433788"/>
             <wp:cNvGraphicFramePr>
               <a:graphicFrameLocks xmlns:a="http://schemas.openxmlformats.org/drawingml/2006/main" noChangeAspect="1"/>
             </wp:cNvGraphicFramePr>
@@ -933,13 +1464,13 @@
               <a:graphicData uri="http://schemas.openxmlformats.org/drawingml/2006/picture">
                 <pic:pic xmlns:pic="http://schemas.openxmlformats.org/drawingml/2006/picture">
                   <pic:nvPicPr>
-                    <pic:cNvPr id="0" name="" descr=""/>
+                    <pic:cNvPr id="0" name=""/>
                     <pic:cNvPicPr>
                       <a:picLocks noChangeAspect="1" noChangeArrowheads="1"/>
                     </pic:cNvPicPr>
                   </pic:nvPicPr>
                   <pic:blipFill>
-                    <a:blip r:embed="rId16" cstate="none"/>
+                    <a:blip r:embed="rId14"/>
                     <a:srcRect/>
                     <a:stretch>
                       <a:fillRect/>
@@ -974,20 +1505,68 @@
           <w:sz w:val="18"/>
           <w:szCs w:val="18"/>
         </w:rPr>
-        <w:t xml:space="preserve">Fig. 10 — After fixing annual_revenue_usd to Decimal (deal_value still shows Integer at this point).</w:t>
-      </w:r>
-    </w:p>
-    <w:p>
-      <w:pPr>
-        <w:spacing w:after="60" w:before="120"/>
+        <w:t xml:space="preserve">Fig. 10 — After fixing </w:t>
+      </w:r>
+      <w:proofErr w:type="spellStart"/>
+      <w:r>
+        <w:rPr>
+          <w:i/>
+          <w:iCs/>
+          <w:color w:val="555555"/>
+          <w:sz w:val="18"/>
+          <w:szCs w:val="18"/>
+        </w:rPr>
+        <w:t>annual_revenue_usd</w:t>
+      </w:r>
+      <w:proofErr w:type="spellEnd"/>
+      <w:r>
+        <w:rPr>
+          <w:i/>
+          <w:iCs/>
+          <w:color w:val="555555"/>
+          <w:sz w:val="18"/>
+          <w:szCs w:val="18"/>
+        </w:rPr>
+        <w:t xml:space="preserve"> to Decimal (</w:t>
+      </w:r>
+      <w:proofErr w:type="spellStart"/>
+      <w:r>
+        <w:rPr>
+          <w:i/>
+          <w:iCs/>
+          <w:color w:val="555555"/>
+          <w:sz w:val="18"/>
+          <w:szCs w:val="18"/>
+        </w:rPr>
+        <w:t>deal_value</w:t>
+      </w:r>
+      <w:proofErr w:type="spellEnd"/>
+      <w:r>
+        <w:rPr>
+          <w:i/>
+          <w:iCs/>
+          <w:color w:val="555555"/>
+          <w:sz w:val="18"/>
+          <w:szCs w:val="18"/>
+        </w:rPr>
+        <w:t xml:space="preserve"> still shows Integer at this point).</w:t>
+      </w:r>
+    </w:p>
+    <w:p>
+      <w:pPr>
+        <w:spacing w:before="120" w:after="60"/>
         <w:jc w:val="center"/>
       </w:pPr>
       <w:r>
+        <w:rPr>
+          <w:noProof/>
+        </w:rPr>
+        <w:lastRenderedPageBreak/>
         <w:drawing>
-          <wp:inline distT="0" distB="0" distL="0" distR="0">
+          <wp:inline distT="0" distB="0" distL="0" distR="0" wp14:anchorId="6C7E70BD" wp14:editId="49B7F8F9">
             <wp:extent cx="5686425" cy="4543425"/>
-            <wp:effectExtent t="0" r="0" b="0" l="0"/>
-            <wp:docPr id="1" name="" descr="" title=""/>
+            <wp:effectExtent l="0" t="0" r="0" b="0"/>
+            <wp:docPr id="1315483730" name="Grafik 1315483730"/>
             <wp:cNvGraphicFramePr>
               <a:graphicFrameLocks xmlns:a="http://schemas.openxmlformats.org/drawingml/2006/main" noChangeAspect="1"/>
             </wp:cNvGraphicFramePr>
@@ -995,13 +1574,13 @@
               <a:graphicData uri="http://schemas.openxmlformats.org/drawingml/2006/picture">
                 <pic:pic xmlns:pic="http://schemas.openxmlformats.org/drawingml/2006/picture">
                   <pic:nvPicPr>
-                    <pic:cNvPr id="0" name="" descr=""/>
+                    <pic:cNvPr id="0" name=""/>
                     <pic:cNvPicPr>
                       <a:picLocks noChangeAspect="1" noChangeArrowheads="1"/>
                     </pic:cNvPicPr>
                   </pic:nvPicPr>
                   <pic:blipFill>
-                    <a:blip r:embed="rId17" cstate="none"/>
+                    <a:blip r:embed="rId15"/>
                     <a:srcRect/>
                     <a:stretch>
                       <a:fillRect/>
@@ -1036,20 +1615,67 @@
           <w:sz w:val="18"/>
           <w:szCs w:val="18"/>
         </w:rPr>
-        <w:t xml:space="preserve">Fig. 11 — Checked the date-format dialog for deal_closed_date, confirmed yyyy-MM-dd was already correct, cancelled without changes.</w:t>
-      </w:r>
-    </w:p>
-    <w:p>
-      <w:pPr>
-        <w:spacing w:after="60" w:before="120"/>
+        <w:t xml:space="preserve">Fig. 11 — Checked the date-format dialog for </w:t>
+      </w:r>
+      <w:proofErr w:type="spellStart"/>
+      <w:r>
+        <w:rPr>
+          <w:i/>
+          <w:iCs/>
+          <w:color w:val="555555"/>
+          <w:sz w:val="18"/>
+          <w:szCs w:val="18"/>
+        </w:rPr>
+        <w:t>deal_closed_date</w:t>
+      </w:r>
+      <w:proofErr w:type="spellEnd"/>
+      <w:r>
+        <w:rPr>
+          <w:i/>
+          <w:iCs/>
+          <w:color w:val="555555"/>
+          <w:sz w:val="18"/>
+          <w:szCs w:val="18"/>
+        </w:rPr>
+        <w:t xml:space="preserve">, confirmed </w:t>
+      </w:r>
+      <w:proofErr w:type="spellStart"/>
+      <w:r>
+        <w:rPr>
+          <w:i/>
+          <w:iCs/>
+          <w:color w:val="555555"/>
+          <w:sz w:val="18"/>
+          <w:szCs w:val="18"/>
+        </w:rPr>
+        <w:t>yyyy</w:t>
+      </w:r>
+      <w:proofErr w:type="spellEnd"/>
+      <w:r>
+        <w:rPr>
+          <w:i/>
+          <w:iCs/>
+          <w:color w:val="555555"/>
+          <w:sz w:val="18"/>
+          <w:szCs w:val="18"/>
+        </w:rPr>
+        <w:t>-MM-dd was already correct, cancelled without changes.</w:t>
+      </w:r>
+    </w:p>
+    <w:p>
+      <w:pPr>
+        <w:spacing w:before="120" w:after="60"/>
         <w:jc w:val="center"/>
       </w:pPr>
       <w:r>
+        <w:rPr>
+          <w:noProof/>
+        </w:rPr>
         <w:drawing>
-          <wp:inline distT="0" distB="0" distL="0" distR="0">
+          <wp:inline distT="0" distB="0" distL="0" distR="0" wp14:anchorId="31D73B1B" wp14:editId="29033BB3">
             <wp:extent cx="5715000" cy="3276600"/>
-            <wp:effectExtent t="0" r="0" b="0" l="0"/>
-            <wp:docPr id="1" name="" descr="" title=""/>
+            <wp:effectExtent l="0" t="0" r="0" b="0"/>
+            <wp:docPr id="184885388" name="Grafik 184885388"/>
             <wp:cNvGraphicFramePr>
               <a:graphicFrameLocks xmlns:a="http://schemas.openxmlformats.org/drawingml/2006/main" noChangeAspect="1"/>
             </wp:cNvGraphicFramePr>
@@ -1057,13 +1683,13 @@
               <a:graphicData uri="http://schemas.openxmlformats.org/drawingml/2006/picture">
                 <pic:pic xmlns:pic="http://schemas.openxmlformats.org/drawingml/2006/picture">
                   <pic:nvPicPr>
-                    <pic:cNvPr id="0" name="" descr=""/>
+                    <pic:cNvPr id="0" name=""/>
                     <pic:cNvPicPr>
                       <a:picLocks noChangeAspect="1" noChangeArrowheads="1"/>
                     </pic:cNvPicPr>
                   </pic:nvPicPr>
                   <pic:blipFill>
-                    <a:blip r:embed="rId18" cstate="none"/>
+                    <a:blip r:embed="rId16"/>
                     <a:srcRect/>
                     <a:stretch>
                       <a:fillRect/>
@@ -1098,20 +1724,46 @@
           <w:sz w:val="18"/>
           <w:szCs w:val="18"/>
         </w:rPr>
-        <w:t xml:space="preserve">Fig. 12 — Final state: all 6 changed columns correct, including deal_value now as Decimal.</w:t>
-      </w:r>
-    </w:p>
-    <w:p>
-      <w:pPr>
-        <w:spacing w:after="60" w:before="120"/>
+        <w:t xml:space="preserve">Fig. 12 — Final state: all 6 changed columns correct, including </w:t>
+      </w:r>
+      <w:proofErr w:type="spellStart"/>
+      <w:r>
+        <w:rPr>
+          <w:i/>
+          <w:iCs/>
+          <w:color w:val="555555"/>
+          <w:sz w:val="18"/>
+          <w:szCs w:val="18"/>
+        </w:rPr>
+        <w:t>deal_value</w:t>
+      </w:r>
+      <w:proofErr w:type="spellEnd"/>
+      <w:r>
+        <w:rPr>
+          <w:i/>
+          <w:iCs/>
+          <w:color w:val="555555"/>
+          <w:sz w:val="18"/>
+          <w:szCs w:val="18"/>
+        </w:rPr>
+        <w:t xml:space="preserve"> now as Decimal.</w:t>
+      </w:r>
+    </w:p>
+    <w:p>
+      <w:pPr>
+        <w:spacing w:before="120" w:after="60"/>
         <w:jc w:val="center"/>
       </w:pPr>
       <w:r>
+        <w:rPr>
+          <w:noProof/>
+        </w:rPr>
+        <w:lastRenderedPageBreak/>
         <w:drawing>
-          <wp:inline distT="0" distB="0" distL="0" distR="0">
+          <wp:inline distT="0" distB="0" distL="0" distR="0" wp14:anchorId="7C16010A" wp14:editId="7332D39E">
             <wp:extent cx="5715000" cy="2828925"/>
-            <wp:effectExtent t="0" r="0" b="0" l="0"/>
-            <wp:docPr id="1" name="" descr="" title=""/>
+            <wp:effectExtent l="0" t="0" r="0" b="0"/>
+            <wp:docPr id="1870068913" name="Grafik 1870068913"/>
             <wp:cNvGraphicFramePr>
               <a:graphicFrameLocks xmlns:a="http://schemas.openxmlformats.org/drawingml/2006/main" noChangeAspect="1"/>
             </wp:cNvGraphicFramePr>
@@ -1119,13 +1771,13 @@
               <a:graphicData uri="http://schemas.openxmlformats.org/drawingml/2006/picture">
                 <pic:pic xmlns:pic="http://schemas.openxmlformats.org/drawingml/2006/picture">
                   <pic:nvPicPr>
-                    <pic:cNvPr id="0" name="" descr=""/>
+                    <pic:cNvPr id="0" name=""/>
                     <pic:cNvPicPr>
                       <a:picLocks noChangeAspect="1" noChangeArrowheads="1"/>
                     </pic:cNvPicPr>
                   </pic:nvPicPr>
                   <pic:blipFill>
-                    <a:blip r:embed="rId19" cstate="none"/>
+                    <a:blip r:embed="rId17"/>
                     <a:srcRect/>
                     <a:stretch>
                       <a:fillRect/>
@@ -1160,16 +1812,24 @@
           <w:sz w:val="18"/>
           <w:szCs w:val="18"/>
         </w:rPr>
-        <w:t xml:space="preserve">Fig. 13 — Preview tab confirming the corrected data renders sensibly.</w:t>
-      </w:r>
-    </w:p>
-    <w:p>
-      <w:pPr>
-        <w:pStyle w:val="Heading1"/>
-        <w:spacing w:after="160" w:before="360"/>
-      </w:pPr>
-      <w:r>
-        <w:t xml:space="preserve">Step 5 — Calculated field: days_to_close (CRM)</w:t>
+        <w:t>Fig. 13 — Preview tab confirming the corrected data renders sensibly.</w:t>
+      </w:r>
+    </w:p>
+    <w:p>
+      <w:pPr>
+        <w:pStyle w:val="berschrift1"/>
+        <w:spacing w:before="360" w:after="160"/>
+      </w:pPr>
+      <w:r>
+        <w:t xml:space="preserve">Step 5 — Calculated field: </w:t>
+      </w:r>
+      <w:proofErr w:type="spellStart"/>
+      <w:r>
+        <w:t>days_to_close</w:t>
+      </w:r>
+      <w:proofErr w:type="spellEnd"/>
+      <w:r>
+        <w:t xml:space="preserve"> (CRM)</w:t>
       </w:r>
     </w:p>
     <w:p>
@@ -1181,12 +1841,12 @@
           <w:b/>
           <w:bCs/>
         </w:rPr>
-        <w:t xml:space="preserve">Why this metric, specifically — not an arbitrary choice:</w:t>
-      </w:r>
-    </w:p>
-    <w:p>
-      <w:pPr>
-        <w:pStyle w:val="ListParagraph"/>
+        <w:t>Why this metric, specifically — not an arbitrary choice:</w:t>
+      </w:r>
+    </w:p>
+    <w:p>
+      <w:pPr>
+        <w:pStyle w:val="Listenabsatz"/>
         <w:numPr>
           <w:ilvl w:val="0"/>
           <w:numId w:val="1"/>
@@ -1194,12 +1854,20 @@
         <w:spacing w:after="80"/>
       </w:pPr>
       <w:r>
-        <w:t xml:space="preserve">Sarah Chen's brief (Sales Pipeline view) asks for it verbatim: "Days to close — how long does it take us to close a deal from creation to close? Is that getting better or worse?"</w:t>
-      </w:r>
-    </w:p>
-    <w:p>
-      <w:pPr>
-        <w:pStyle w:val="ListParagraph"/>
+        <w:t xml:space="preserve">Sarah Chen's brief (Sales Pipeline view) asks for </w:t>
+      </w:r>
+      <w:proofErr w:type="gramStart"/>
+      <w:r>
+        <w:t>it</w:t>
+      </w:r>
+      <w:proofErr w:type="gramEnd"/>
+      <w:r>
+        <w:t xml:space="preserve"> verbatim: "Days to close — how long does it take us to close a deal from creation to close? Is that getting better or worse?"</w:t>
+      </w:r>
+    </w:p>
+    <w:p>
+      <w:pPr>
+        <w:pStyle w:val="Listenabsatz"/>
         <w:numPr>
           <w:ilvl w:val="0"/>
           <w:numId w:val="1"/>
@@ -1207,12 +1875,36 @@
         <w:spacing w:after="80"/>
       </w:pPr>
       <w:r>
-        <w:t xml:space="preserve">The data dictionary spells out the exact formula in its notes on deal_closed_date: "Students can compute days-to-close as deal_closed_date − deal_created_date."</w:t>
-      </w:r>
-    </w:p>
-    <w:p>
-      <w:pPr>
-        <w:pStyle w:val="ListParagraph"/>
+        <w:t xml:space="preserve">The data dictionary spells out the exact formula in its notes on </w:t>
+      </w:r>
+      <w:proofErr w:type="spellStart"/>
+      <w:r>
+        <w:t>deal_closed_date</w:t>
+      </w:r>
+      <w:proofErr w:type="spellEnd"/>
+      <w:r>
+        <w:t xml:space="preserve">: "Students can compute days-to-close as </w:t>
+      </w:r>
+      <w:proofErr w:type="spellStart"/>
+      <w:r>
+        <w:t>deal_closed_date</w:t>
+      </w:r>
+      <w:proofErr w:type="spellEnd"/>
+      <w:r>
+        <w:t xml:space="preserve"> − </w:t>
+      </w:r>
+      <w:proofErr w:type="spellStart"/>
+      <w:r>
+        <w:t>deal_created_date</w:t>
+      </w:r>
+      <w:proofErr w:type="spellEnd"/>
+      <w:r>
+        <w:t>."</w:t>
+      </w:r>
+    </w:p>
+    <w:p>
+      <w:pPr>
+        <w:pStyle w:val="Listenabsatz"/>
         <w:numPr>
           <w:ilvl w:val="0"/>
           <w:numId w:val="1"/>
@@ -1220,7 +1912,7 @@
         <w:spacing w:after="80"/>
       </w:pPr>
       <w:r>
-        <w:t xml:space="preserve">The rubric requires ≥2 calculated fields that derive a business metric the raw data doesn't already contain, and names days-to-close as the canonical CRM example.</w:t>
+        <w:t>The rubric requires ≥2 calculated fields that derive a business metric the raw data doesn't already contain, and names days-to-close as the canonical CRM example.</w:t>
       </w:r>
     </w:p>
     <w:p>
@@ -1228,7 +1920,15 @@
         <w:spacing w:after="140"/>
       </w:pPr>
       <w:r>
-        <w:t xml:space="preserve">None of the raw columns is "days to close" — it only exists once you subtract two dates, which is exactly what a calculated field is for.</w:t>
+        <w:t xml:space="preserve">None of the raw columns is "days to </w:t>
+      </w:r>
+      <w:proofErr w:type="gramStart"/>
+      <w:r>
+        <w:t>close" —</w:t>
+      </w:r>
+      <w:proofErr w:type="gramEnd"/>
+      <w:r>
+        <w:t xml:space="preserve"> it only exists once you subtract two dates, which is exactly what a calculated field is for.</w:t>
       </w:r>
     </w:p>
     <w:p>
@@ -1236,7 +1936,7 @@
         <w:spacing w:after="80"/>
       </w:pPr>
       <w:r>
-        <w:t xml:space="preserve">1. Clicked "Add calculated columns" in the left panel.</w:t>
+        <w:t>1. Clicked "Add calculated columns" in the left panel.</w:t>
       </w:r>
     </w:p>
     <w:p>
@@ -1244,7 +1944,15 @@
         <w:spacing w:after="80"/>
       </w:pPr>
       <w:r>
-        <w:t xml:space="preserve">2. Named the field days_to_close.</w:t>
+        <w:t xml:space="preserve">2. Named the field </w:t>
+      </w:r>
+      <w:proofErr w:type="spellStart"/>
+      <w:r>
+        <w:t>days_to_close</w:t>
+      </w:r>
+      <w:proofErr w:type="spellEnd"/>
+      <w:r>
+        <w:t>.</w:t>
       </w:r>
     </w:p>
     <w:p>
@@ -1252,7 +1960,46 @@
         <w:spacing w:after="80"/>
       </w:pPr>
       <w:r>
-        <w:t xml:space="preserve">3. Formula: dateDiff({deal_created_date}, {deal_closed_date}, "DD")</w:t>
+        <w:t xml:space="preserve">3. Formula: </w:t>
+      </w:r>
+      <w:proofErr w:type="spellStart"/>
+      <w:proofErr w:type="gramStart"/>
+      <w:r>
+        <w:t>dateDiff</w:t>
+      </w:r>
+      <w:proofErr w:type="spellEnd"/>
+      <w:r>
+        <w:t>({</w:t>
+      </w:r>
+      <w:proofErr w:type="spellStart"/>
+      <w:proofErr w:type="gramEnd"/>
+      <w:r>
+        <w:t>deal_created_</w:t>
+      </w:r>
+      <w:proofErr w:type="gramStart"/>
+      <w:r>
+        <w:t>date</w:t>
+      </w:r>
+      <w:proofErr w:type="spellEnd"/>
+      <w:r>
+        <w:t>}, {</w:t>
+      </w:r>
+      <w:proofErr w:type="spellStart"/>
+      <w:proofErr w:type="gramEnd"/>
+      <w:r>
+        <w:t>deal_closed_</w:t>
+      </w:r>
+      <w:proofErr w:type="gramStart"/>
+      <w:r>
+        <w:t>date</w:t>
+      </w:r>
+      <w:proofErr w:type="spellEnd"/>
+      <w:r>
+        <w:t>},</w:t>
+      </w:r>
+      <w:proofErr w:type="gramEnd"/>
+      <w:r>
+        <w:t xml:space="preserve"> "DD")</w:t>
       </w:r>
     </w:p>
     <w:p>
@@ -1260,20 +2007,24 @@
         <w:spacing w:after="80"/>
       </w:pPr>
       <w:r>
-        <w:t xml:space="preserve">4. Applied — verified resulting values in Preview against known won/lost examples (average ≈72 days for Won, ≈58 days for Lost, per the earlier pandas check).</w:t>
-      </w:r>
-    </w:p>
-    <w:p>
-      <w:pPr>
-        <w:spacing w:after="60" w:before="120"/>
+        <w:t>4. Applied — verified resulting values in Preview against known won/lost examples (average ≈72 days for Won, ≈58 days for Lost, per the earlier pandas check).</w:t>
+      </w:r>
+    </w:p>
+    <w:p>
+      <w:pPr>
+        <w:spacing w:before="120" w:after="60"/>
         <w:jc w:val="center"/>
       </w:pPr>
       <w:r>
+        <w:rPr>
+          <w:noProof/>
+        </w:rPr>
+        <w:lastRenderedPageBreak/>
         <w:drawing>
-          <wp:inline distT="0" distB="0" distL="0" distR="0">
+          <wp:inline distT="0" distB="0" distL="0" distR="0" wp14:anchorId="7FED3F51" wp14:editId="4BA30E6C">
             <wp:extent cx="5715000" cy="3162300"/>
-            <wp:effectExtent t="0" r="0" b="0" l="0"/>
-            <wp:docPr id="1" name="" descr="" title=""/>
+            <wp:effectExtent l="0" t="0" r="0" b="0"/>
+            <wp:docPr id="1752753572" name="Grafik 1752753572"/>
             <wp:cNvGraphicFramePr>
               <a:graphicFrameLocks xmlns:a="http://schemas.openxmlformats.org/drawingml/2006/main" noChangeAspect="1"/>
             </wp:cNvGraphicFramePr>
@@ -1281,13 +2032,13 @@
               <a:graphicData uri="http://schemas.openxmlformats.org/drawingml/2006/picture">
                 <pic:pic xmlns:pic="http://schemas.openxmlformats.org/drawingml/2006/picture">
                   <pic:nvPicPr>
-                    <pic:cNvPr id="0" name="" descr=""/>
+                    <pic:cNvPr id="0" name=""/>
                     <pic:cNvPicPr>
                       <a:picLocks noChangeAspect="1" noChangeArrowheads="1"/>
                     </pic:cNvPicPr>
                   </pic:nvPicPr>
                   <pic:blipFill>
-                    <a:blip r:embed="rId20" cstate="none"/>
+                    <a:blip r:embed="rId18"/>
                     <a:srcRect/>
                     <a:stretch>
                       <a:fillRect/>
@@ -1322,20 +2073,147 @@
           <w:sz w:val="18"/>
           <w:szCs w:val="18"/>
         </w:rPr>
-        <w:t xml:space="preserve">Fig. 14 — days_to_close calculated column configuration: dateDiff({deal_created_date}, {deal_closed_date}, "DD").</w:t>
-      </w:r>
-    </w:p>
-    <w:p>
-      <w:pPr>
-        <w:spacing w:after="60" w:before="120"/>
+        <w:t xml:space="preserve">Fig. 14 — </w:t>
+      </w:r>
+      <w:proofErr w:type="spellStart"/>
+      <w:r>
+        <w:rPr>
+          <w:i/>
+          <w:iCs/>
+          <w:color w:val="555555"/>
+          <w:sz w:val="18"/>
+          <w:szCs w:val="18"/>
+        </w:rPr>
+        <w:t>days_to_close</w:t>
+      </w:r>
+      <w:proofErr w:type="spellEnd"/>
+      <w:r>
+        <w:rPr>
+          <w:i/>
+          <w:iCs/>
+          <w:color w:val="555555"/>
+          <w:sz w:val="18"/>
+          <w:szCs w:val="18"/>
+        </w:rPr>
+        <w:t xml:space="preserve"> calculated column configuration: </w:t>
+      </w:r>
+      <w:proofErr w:type="spellStart"/>
+      <w:proofErr w:type="gramStart"/>
+      <w:r>
+        <w:rPr>
+          <w:i/>
+          <w:iCs/>
+          <w:color w:val="555555"/>
+          <w:sz w:val="18"/>
+          <w:szCs w:val="18"/>
+        </w:rPr>
+        <w:t>dateDiff</w:t>
+      </w:r>
+      <w:proofErr w:type="spellEnd"/>
+      <w:r>
+        <w:rPr>
+          <w:i/>
+          <w:iCs/>
+          <w:color w:val="555555"/>
+          <w:sz w:val="18"/>
+          <w:szCs w:val="18"/>
+        </w:rPr>
+        <w:t>({</w:t>
+      </w:r>
+      <w:proofErr w:type="spellStart"/>
+      <w:proofErr w:type="gramEnd"/>
+      <w:r>
+        <w:rPr>
+          <w:i/>
+          <w:iCs/>
+          <w:color w:val="555555"/>
+          <w:sz w:val="18"/>
+          <w:szCs w:val="18"/>
+        </w:rPr>
+        <w:t>deal_created_</w:t>
+      </w:r>
+      <w:proofErr w:type="gramStart"/>
+      <w:r>
+        <w:rPr>
+          <w:i/>
+          <w:iCs/>
+          <w:color w:val="555555"/>
+          <w:sz w:val="18"/>
+          <w:szCs w:val="18"/>
+        </w:rPr>
+        <w:t>date</w:t>
+      </w:r>
+      <w:proofErr w:type="spellEnd"/>
+      <w:r>
+        <w:rPr>
+          <w:i/>
+          <w:iCs/>
+          <w:color w:val="555555"/>
+          <w:sz w:val="18"/>
+          <w:szCs w:val="18"/>
+        </w:rPr>
+        <w:t>}, {</w:t>
+      </w:r>
+      <w:proofErr w:type="spellStart"/>
+      <w:proofErr w:type="gramEnd"/>
+      <w:r>
+        <w:rPr>
+          <w:i/>
+          <w:iCs/>
+          <w:color w:val="555555"/>
+          <w:sz w:val="18"/>
+          <w:szCs w:val="18"/>
+        </w:rPr>
+        <w:t>deal_closed_</w:t>
+      </w:r>
+      <w:proofErr w:type="gramStart"/>
+      <w:r>
+        <w:rPr>
+          <w:i/>
+          <w:iCs/>
+          <w:color w:val="555555"/>
+          <w:sz w:val="18"/>
+          <w:szCs w:val="18"/>
+        </w:rPr>
+        <w:t>date</w:t>
+      </w:r>
+      <w:proofErr w:type="spellEnd"/>
+      <w:r>
+        <w:rPr>
+          <w:i/>
+          <w:iCs/>
+          <w:color w:val="555555"/>
+          <w:sz w:val="18"/>
+          <w:szCs w:val="18"/>
+        </w:rPr>
+        <w:t>},</w:t>
+      </w:r>
+      <w:proofErr w:type="gramEnd"/>
+      <w:r>
+        <w:rPr>
+          <w:i/>
+          <w:iCs/>
+          <w:color w:val="555555"/>
+          <w:sz w:val="18"/>
+          <w:szCs w:val="18"/>
+        </w:rPr>
+        <w:t xml:space="preserve"> "DD").</w:t>
+      </w:r>
+    </w:p>
+    <w:p>
+      <w:pPr>
+        <w:spacing w:before="120" w:after="60"/>
         <w:jc w:val="center"/>
       </w:pPr>
       <w:r>
+        <w:rPr>
+          <w:noProof/>
+        </w:rPr>
         <w:drawing>
-          <wp:inline distT="0" distB="0" distL="0" distR="0">
+          <wp:inline distT="0" distB="0" distL="0" distR="0" wp14:anchorId="496D12C9" wp14:editId="787682C8">
             <wp:extent cx="5715000" cy="2352675"/>
-            <wp:effectExtent t="0" r="0" b="0" l="0"/>
-            <wp:docPr id="1" name="" descr="" title=""/>
+            <wp:effectExtent l="0" t="0" r="0" b="0"/>
+            <wp:docPr id="1835013788" name="Grafik 1835013788"/>
             <wp:cNvGraphicFramePr>
               <a:graphicFrameLocks xmlns:a="http://schemas.openxmlformats.org/drawingml/2006/main" noChangeAspect="1"/>
             </wp:cNvGraphicFramePr>
@@ -1343,13 +2221,13 @@
               <a:graphicData uri="http://schemas.openxmlformats.org/drawingml/2006/picture">
                 <pic:pic xmlns:pic="http://schemas.openxmlformats.org/drawingml/2006/picture">
                   <pic:nvPicPr>
-                    <pic:cNvPr id="0" name="" descr=""/>
+                    <pic:cNvPr id="0" name=""/>
                     <pic:cNvPicPr>
                       <a:picLocks noChangeAspect="1" noChangeArrowheads="1"/>
                     </pic:cNvPicPr>
                   </pic:nvPicPr>
                   <pic:blipFill>
-                    <a:blip r:embed="rId21" cstate="none"/>
+                    <a:blip r:embed="rId19"/>
                     <a:srcRect/>
                     <a:stretch>
                       <a:fillRect/>
@@ -1384,16 +2262,16 @@
           <w:sz w:val="18"/>
           <w:szCs w:val="18"/>
         </w:rPr>
-        <w:t xml:space="preserve">Fig. 15 — Preview showing realistic day counts (124, 105, 14, 111, 128, 80, 12, 8, 7…).</w:t>
-      </w:r>
-    </w:p>
-    <w:p>
-      <w:pPr>
-        <w:pStyle w:val="Heading1"/>
-        <w:spacing w:after="160" w:before="360"/>
-      </w:pPr>
-      <w:r>
-        <w:t xml:space="preserve">Step 6 — Publish CRM Deals dataset</w:t>
+        <w:t>Fig. 15 — Preview showing realistic day counts (124, 105, 14, 111, 128, 80, 12, 8, 7…).</w:t>
+      </w:r>
+    </w:p>
+    <w:p>
+      <w:pPr>
+        <w:pStyle w:val="berschrift1"/>
+        <w:spacing w:before="360" w:after="160"/>
+      </w:pPr>
+      <w:r>
+        <w:t>Step 6 — Publish CRM Deals dataset</w:t>
       </w:r>
     </w:p>
     <w:p>
@@ -1401,7 +2279,7 @@
         <w:spacing w:after="80"/>
       </w:pPr>
       <w:r>
-        <w:t xml:space="preserve">1. Clicked Save &amp; publish (top right) → Publish &amp; visualize → Create.</w:t>
+        <w:t>1. Clicked Save &amp; publish (top right) → Publish &amp; visualize → Create.</w:t>
       </w:r>
     </w:p>
     <w:p>
@@ -1409,7 +2287,7 @@
         <w:spacing w:after="80"/>
       </w:pPr>
       <w:r>
-        <w:t xml:space="preserve">2. Confirmation banner: "Saved and published successfully."</w:t>
+        <w:t>2. Confirmation banner: "Saved and published successfully."</w:t>
       </w:r>
     </w:p>
     <w:p>
@@ -1417,7 +2295,7 @@
         <w:spacing w:after="80"/>
       </w:pPr>
       <w:r>
-        <w:t xml:space="preserve">3. Navigated to Data → Datasets, opened the newly published novatech_crm_deals.csv (owner: Me).</w:t>
+        <w:t>3. Navigated to Data → Datasets, opened the newly published novatech_crm_deals.csv (owner: Me).</w:t>
       </w:r>
     </w:p>
     <w:p>
@@ -1425,20 +2303,48 @@
         <w:spacing w:after="80"/>
       </w:pPr>
       <w:r>
-        <w:t xml:space="preserve">4. Dataset detail page confirms: 21 columns (the 20 original + days_to_close), and under Refresh: "499 rows imported (100% success)" — an exact match with both the data dictionary and Q's answer in Verification Log entry #1. This closes out the Verification Log's Cross-Check section.</w:t>
-      </w:r>
-    </w:p>
-    <w:p>
-      <w:pPr>
-        <w:spacing w:after="60" w:before="120"/>
+        <w:t xml:space="preserve">4. Dataset detail page confirms: 21 columns (the 20 </w:t>
+      </w:r>
+      <w:proofErr w:type="gramStart"/>
+      <w:r>
+        <w:t>original</w:t>
+      </w:r>
+      <w:proofErr w:type="gramEnd"/>
+      <w:r>
+        <w:t xml:space="preserve"> + </w:t>
+      </w:r>
+      <w:proofErr w:type="spellStart"/>
+      <w:r>
+        <w:t>days_to_close</w:t>
+      </w:r>
+      <w:proofErr w:type="spellEnd"/>
+      <w:r>
+        <w:t>), and under Refresh: "499 rows imported (100% success</w:t>
+      </w:r>
+      <w:proofErr w:type="gramStart"/>
+      <w:r>
+        <w:t>)" —</w:t>
+      </w:r>
+      <w:proofErr w:type="gramEnd"/>
+      <w:r>
+        <w:t xml:space="preserve"> an exact match with both the data dictionary and Q's answer in Verification Log entry #1. This closes out the Verification Log's Cross-Check section.</w:t>
+      </w:r>
+    </w:p>
+    <w:p>
+      <w:pPr>
+        <w:spacing w:before="120" w:after="60"/>
         <w:jc w:val="center"/>
       </w:pPr>
       <w:r>
+        <w:rPr>
+          <w:noProof/>
+        </w:rPr>
+        <w:lastRenderedPageBreak/>
         <w:drawing>
-          <wp:inline distT="0" distB="0" distL="0" distR="0">
+          <wp:inline distT="0" distB="0" distL="0" distR="0" wp14:anchorId="758423B8" wp14:editId="695B4DCA">
             <wp:extent cx="5715000" cy="3200400"/>
-            <wp:effectExtent t="0" r="0" b="0" l="0"/>
-            <wp:docPr id="1" name="" descr="" title=""/>
+            <wp:effectExtent l="0" t="0" r="0" b="0"/>
+            <wp:docPr id="385682956" name="Grafik 385682956"/>
             <wp:cNvGraphicFramePr>
               <a:graphicFrameLocks xmlns:a="http://schemas.openxmlformats.org/drawingml/2006/main" noChangeAspect="1"/>
             </wp:cNvGraphicFramePr>
@@ -1446,13 +2352,13 @@
               <a:graphicData uri="http://schemas.openxmlformats.org/drawingml/2006/picture">
                 <pic:pic xmlns:pic="http://schemas.openxmlformats.org/drawingml/2006/picture">
                   <pic:nvPicPr>
-                    <pic:cNvPr id="0" name="" descr=""/>
+                    <pic:cNvPr id="0" name=""/>
                     <pic:cNvPicPr>
                       <a:picLocks noChangeAspect="1" noChangeArrowheads="1"/>
                     </pic:cNvPicPr>
                   </pic:nvPicPr>
                   <pic:blipFill>
-                    <a:blip r:embed="rId22" cstate="none"/>
+                    <a:blip r:embed="rId20"/>
                     <a:srcRect/>
                     <a:stretch>
                       <a:fillRect/>
@@ -1487,20 +2393,45 @@
           <w:sz w:val="18"/>
           <w:szCs w:val="18"/>
         </w:rPr>
-        <w:t xml:space="preserve">Fig. 16 — "Saved and published successfully" confirmation.</w:t>
-      </w:r>
-    </w:p>
-    <w:p>
-      <w:pPr>
-        <w:spacing w:after="60" w:before="120"/>
+        <w:t xml:space="preserve">Fig. </w:t>
+      </w:r>
+      <w:proofErr w:type="gramStart"/>
+      <w:r>
+        <w:rPr>
+          <w:i/>
+          <w:iCs/>
+          <w:color w:val="555555"/>
+          <w:sz w:val="18"/>
+          <w:szCs w:val="18"/>
+        </w:rPr>
+        <w:t>16 — "</w:t>
+      </w:r>
+      <w:proofErr w:type="gramEnd"/>
+      <w:r>
+        <w:rPr>
+          <w:i/>
+          <w:iCs/>
+          <w:color w:val="555555"/>
+          <w:sz w:val="18"/>
+          <w:szCs w:val="18"/>
+        </w:rPr>
+        <w:t>Saved and published successfully" confirmation.</w:t>
+      </w:r>
+    </w:p>
+    <w:p>
+      <w:pPr>
+        <w:spacing w:before="120" w:after="60"/>
         <w:jc w:val="center"/>
       </w:pPr>
       <w:r>
+        <w:rPr>
+          <w:noProof/>
+        </w:rPr>
         <w:drawing>
-          <wp:inline distT="0" distB="0" distL="0" distR="0">
+          <wp:inline distT="0" distB="0" distL="0" distR="0" wp14:anchorId="6EC439A3" wp14:editId="78E41AB2">
             <wp:extent cx="5715000" cy="1724025"/>
-            <wp:effectExtent t="0" r="0" b="0" l="0"/>
-            <wp:docPr id="1" name="" descr="" title=""/>
+            <wp:effectExtent l="0" t="0" r="0" b="0"/>
+            <wp:docPr id="1457408926" name="Grafik 1457408926"/>
             <wp:cNvGraphicFramePr>
               <a:graphicFrameLocks xmlns:a="http://schemas.openxmlformats.org/drawingml/2006/main" noChangeAspect="1"/>
             </wp:cNvGraphicFramePr>
@@ -1508,13 +2439,13 @@
               <a:graphicData uri="http://schemas.openxmlformats.org/drawingml/2006/picture">
                 <pic:pic xmlns:pic="http://schemas.openxmlformats.org/drawingml/2006/picture">
                   <pic:nvPicPr>
-                    <pic:cNvPr id="0" name="" descr=""/>
+                    <pic:cNvPr id="0" name=""/>
                     <pic:cNvPicPr>
                       <a:picLocks noChangeAspect="1" noChangeArrowheads="1"/>
                     </pic:cNvPicPr>
                   </pic:nvPicPr>
                   <pic:blipFill>
-                    <a:blip r:embed="rId23" cstate="none"/>
+                    <a:blip r:embed="rId21"/>
                     <a:srcRect/>
                     <a:stretch>
                       <a:fillRect/>
@@ -1549,20 +2480,24 @@
           <w:sz w:val="18"/>
           <w:szCs w:val="18"/>
         </w:rPr>
-        <w:t xml:space="preserve">Fig. 17 — Dataset list showing the student's own novatech_crm_deals.csv (owner: Me, SPICE).</w:t>
-      </w:r>
-    </w:p>
-    <w:p>
-      <w:pPr>
-        <w:spacing w:after="60" w:before="120"/>
+        <w:t>Fig. 17 — Dataset list showing the student's own novatech_crm_deals.csv (owner: Me, SPICE).</w:t>
+      </w:r>
+    </w:p>
+    <w:p>
+      <w:pPr>
+        <w:spacing w:before="120" w:after="60"/>
         <w:jc w:val="center"/>
       </w:pPr>
       <w:r>
+        <w:rPr>
+          <w:noProof/>
+        </w:rPr>
+        <w:lastRenderedPageBreak/>
         <w:drawing>
-          <wp:inline distT="0" distB="0" distL="0" distR="0">
+          <wp:inline distT="0" distB="0" distL="0" distR="0" wp14:anchorId="61E121DD" wp14:editId="14DCF73A">
             <wp:extent cx="5715000" cy="3867150"/>
-            <wp:effectExtent t="0" r="0" b="0" l="0"/>
-            <wp:docPr id="1" name="" descr="" title=""/>
+            <wp:effectExtent l="0" t="0" r="0" b="0"/>
+            <wp:docPr id="2042185369" name="Grafik 2042185369"/>
             <wp:cNvGraphicFramePr>
               <a:graphicFrameLocks xmlns:a="http://schemas.openxmlformats.org/drawingml/2006/main" noChangeAspect="1"/>
             </wp:cNvGraphicFramePr>
@@ -1570,13 +2505,13 @@
               <a:graphicData uri="http://schemas.openxmlformats.org/drawingml/2006/picture">
                 <pic:pic xmlns:pic="http://schemas.openxmlformats.org/drawingml/2006/picture">
                   <pic:nvPicPr>
-                    <pic:cNvPr id="0" name="" descr=""/>
+                    <pic:cNvPr id="0" name=""/>
                     <pic:cNvPicPr>
                       <a:picLocks noChangeAspect="1" noChangeArrowheads="1"/>
                     </pic:cNvPicPr>
                   </pic:nvPicPr>
                   <pic:blipFill>
-                    <a:blip r:embed="rId24" cstate="none"/>
+                    <a:blip r:embed="rId22"/>
                     <a:srcRect/>
                     <a:stretch>
                       <a:fillRect/>
@@ -1611,16 +2546,38 @@
           <w:sz w:val="18"/>
           <w:szCs w:val="18"/>
         </w:rPr>
-        <w:t xml:space="preserve">Fig. 18 — Dataset detail page: 21 columns, "499 rows imported (100% success)" — cross-check confirmed against Q's answer.</w:t>
-      </w:r>
-    </w:p>
-    <w:p>
-      <w:pPr>
-        <w:pStyle w:val="Heading1"/>
-        <w:spacing w:after="160" w:before="360"/>
-      </w:pPr>
-      <w:r>
-        <w:t xml:space="preserve">Step 7 — Upload own Marketing Campaigns dataset + fix data types</w:t>
+        <w:t>Fig. 18 — Dataset detail page: 21 columns, "499 rows imported (100% success</w:t>
+      </w:r>
+      <w:proofErr w:type="gramStart"/>
+      <w:r>
+        <w:rPr>
+          <w:i/>
+          <w:iCs/>
+          <w:color w:val="555555"/>
+          <w:sz w:val="18"/>
+          <w:szCs w:val="18"/>
+        </w:rPr>
+        <w:t>)" —</w:t>
+      </w:r>
+      <w:proofErr w:type="gramEnd"/>
+      <w:r>
+        <w:rPr>
+          <w:i/>
+          <w:iCs/>
+          <w:color w:val="555555"/>
+          <w:sz w:val="18"/>
+          <w:szCs w:val="18"/>
+        </w:rPr>
+        <w:t xml:space="preserve"> cross-check confirmed against Q's answer.</w:t>
+      </w:r>
+    </w:p>
+    <w:p>
+      <w:pPr>
+        <w:pStyle w:val="berschrift1"/>
+        <w:spacing w:before="360" w:after="160"/>
+      </w:pPr>
+      <w:r>
+        <w:t>Step 7 — Upload own Marketing Campaigns dataset + fix data types</w:t>
       </w:r>
     </w:p>
     <w:p>
@@ -1628,20 +2585,24 @@
         <w:spacing w:after="80"/>
       </w:pPr>
       <w:r>
-        <w:t xml:space="preserve">1. Went to Data → Create dataset → Upload a file → selected novatech_marketing_campaigns.csv → "Edit settings and prepare data".</w:t>
-      </w:r>
-    </w:p>
-    <w:p>
-      <w:pPr>
-        <w:spacing w:after="60" w:before="120"/>
+        <w:t>1. Went to Data → Create dataset → Upload a file → selected novatech_marketing_campaigns.csv → "Edit settings and prepare data".</w:t>
+      </w:r>
+    </w:p>
+    <w:p>
+      <w:pPr>
+        <w:spacing w:before="120" w:after="60"/>
         <w:jc w:val="center"/>
       </w:pPr>
       <w:r>
+        <w:rPr>
+          <w:noProof/>
+        </w:rPr>
+        <w:lastRenderedPageBreak/>
         <w:drawing>
-          <wp:inline distT="0" distB="0" distL="0" distR="0">
+          <wp:inline distT="0" distB="0" distL="0" distR="0" wp14:anchorId="7C051AAC" wp14:editId="6ADD37EF">
             <wp:extent cx="5667375" cy="5000625"/>
-            <wp:effectExtent t="0" r="0" b="0" l="0"/>
-            <wp:docPr id="1" name="" descr="" title=""/>
+            <wp:effectExtent l="0" t="0" r="0" b="0"/>
+            <wp:docPr id="1095920581" name="Grafik 1095920581"/>
             <wp:cNvGraphicFramePr>
               <a:graphicFrameLocks xmlns:a="http://schemas.openxmlformats.org/drawingml/2006/main" noChangeAspect="1"/>
             </wp:cNvGraphicFramePr>
@@ -1649,13 +2610,13 @@
               <a:graphicData uri="http://schemas.openxmlformats.org/drawingml/2006/picture">
                 <pic:pic xmlns:pic="http://schemas.openxmlformats.org/drawingml/2006/picture">
                   <pic:nvPicPr>
-                    <pic:cNvPr id="0" name="" descr=""/>
+                    <pic:cNvPr id="0" name=""/>
                     <pic:cNvPicPr>
                       <a:picLocks noChangeAspect="1" noChangeArrowheads="1"/>
                     </pic:cNvPicPr>
                   </pic:nvPicPr>
                   <pic:blipFill>
-                    <a:blip r:embed="rId25" cstate="none"/>
+                    <a:blip r:embed="rId23"/>
                     <a:srcRect/>
                     <a:stretch>
                       <a:fillRect/>
@@ -1690,20 +2651,24 @@
           <w:sz w:val="18"/>
           <w:szCs w:val="18"/>
         </w:rPr>
-        <w:t xml:space="preserve">Fig. 19 — File-upload confirmation dialog for novatech_marketing_campaigns.csv, before entering the editor.</w:t>
-      </w:r>
-    </w:p>
-    <w:p>
-      <w:pPr>
-        <w:spacing w:after="60" w:before="120"/>
+        <w:t>Fig. 19 — File-upload confirmation dialog for novatech_marketing_campaigns.csv, before entering the editor.</w:t>
+      </w:r>
+    </w:p>
+    <w:p>
+      <w:pPr>
+        <w:spacing w:before="120" w:after="60"/>
         <w:jc w:val="center"/>
       </w:pPr>
       <w:r>
+        <w:rPr>
+          <w:noProof/>
+        </w:rPr>
+        <w:lastRenderedPageBreak/>
         <w:drawing>
-          <wp:inline distT="0" distB="0" distL="0" distR="0">
+          <wp:inline distT="0" distB="0" distL="0" distR="0" wp14:anchorId="43B7CAFA" wp14:editId="7CF2BC19">
             <wp:extent cx="5715000" cy="3400425"/>
-            <wp:effectExtent t="0" r="0" b="0" l="0"/>
-            <wp:docPr id="1" name="" descr="" title=""/>
+            <wp:effectExtent l="0" t="0" r="0" b="0"/>
+            <wp:docPr id="1299477142" name="Grafik 1299477142"/>
             <wp:cNvGraphicFramePr>
               <a:graphicFrameLocks xmlns:a="http://schemas.openxmlformats.org/drawingml/2006/main" noChangeAspect="1"/>
             </wp:cNvGraphicFramePr>
@@ -1711,13 +2676,13 @@
               <a:graphicData uri="http://schemas.openxmlformats.org/drawingml/2006/picture">
                 <pic:pic xmlns:pic="http://schemas.openxmlformats.org/drawingml/2006/picture">
                   <pic:nvPicPr>
-                    <pic:cNvPr id="0" name="" descr=""/>
+                    <pic:cNvPr id="0" name=""/>
                     <pic:cNvPicPr>
                       <a:picLocks noChangeAspect="1" noChangeArrowheads="1"/>
                     </pic:cNvPicPr>
                   </pic:nvPicPr>
                   <pic:blipFill>
-                    <a:blip r:embed="rId26" cstate="none"/>
+                    <a:blip r:embed="rId24"/>
                     <a:srcRect/>
                     <a:stretch>
                       <a:fillRect/>
@@ -1752,7 +2717,29 @@
           <w:sz w:val="18"/>
           <w:szCs w:val="18"/>
         </w:rPr>
-        <w:t xml:space="preserve">Fig. 20 — Data-prep editor just after entering, with QuickSight's initial auto-suggested type changes across 12 columns.</w:t>
+        <w:t xml:space="preserve">Fig. 20 — Data-prep editor just after entering, with </w:t>
+      </w:r>
+      <w:proofErr w:type="spellStart"/>
+      <w:r>
+        <w:rPr>
+          <w:i/>
+          <w:iCs/>
+          <w:color w:val="555555"/>
+          <w:sz w:val="18"/>
+          <w:szCs w:val="18"/>
+        </w:rPr>
+        <w:t>QuickSight's</w:t>
+      </w:r>
+      <w:proofErr w:type="spellEnd"/>
+      <w:r>
+        <w:rPr>
+          <w:i/>
+          <w:iCs/>
+          <w:color w:val="555555"/>
+          <w:sz w:val="18"/>
+          <w:szCs w:val="18"/>
+        </w:rPr>
+        <w:t xml:space="preserve"> initial auto-suggested type changes across 12 columns.</w:t>
       </w:r>
     </w:p>
     <w:p>
@@ -1760,72 +2747,159 @@
         <w:spacing w:after="80"/>
       </w:pPr>
       <w:r>
-        <w:t xml:space="preserve">2. QuickSight auto-suggested type changes for 12 columns. Checked each against the data dictionary:</w:t>
-      </w:r>
-    </w:p>
-    <w:p>
-      <w:pPr>
-        <w:pStyle w:val="ListParagraph"/>
+        <w:t xml:space="preserve">2. </w:t>
+      </w:r>
+      <w:proofErr w:type="spellStart"/>
+      <w:r>
+        <w:t>QuickSight</w:t>
+      </w:r>
+      <w:proofErr w:type="spellEnd"/>
+      <w:r>
+        <w:t xml:space="preserve"> auto-suggested type changes for 12 columns. Checked each against the data dictionary:</w:t>
+      </w:r>
+    </w:p>
+    <w:p>
+      <w:pPr>
+        <w:pStyle w:val="Listenabsatz"/>
         <w:numPr>
           <w:ilvl w:val="0"/>
           <w:numId w:val="1"/>
         </w:numPr>
         <w:spacing w:after="80"/>
       </w:pPr>
-      <w:r>
-        <w:t xml:space="preserve">campaign_date → Date (yyyy-MM-dd) — already correct</w:t>
-      </w:r>
-    </w:p>
-    <w:p>
-      <w:pPr>
-        <w:pStyle w:val="ListParagraph"/>
+      <w:proofErr w:type="spellStart"/>
+      <w:r>
+        <w:t>campaign_date</w:t>
+      </w:r>
+      <w:proofErr w:type="spellEnd"/>
+      <w:r>
+        <w:t xml:space="preserve"> → Date (</w:t>
+      </w:r>
+      <w:proofErr w:type="spellStart"/>
+      <w:r>
+        <w:t>yyyy</w:t>
+      </w:r>
+      <w:proofErr w:type="spellEnd"/>
+      <w:r>
+        <w:t>-MM-</w:t>
+      </w:r>
+      <w:proofErr w:type="gramStart"/>
+      <w:r>
+        <w:t>dd) —</w:t>
+      </w:r>
+      <w:proofErr w:type="gramEnd"/>
+      <w:r>
+        <w:t xml:space="preserve"> already correct</w:t>
+      </w:r>
+    </w:p>
+    <w:p>
+      <w:pPr>
+        <w:pStyle w:val="Listenabsatz"/>
         <w:numPr>
           <w:ilvl w:val="0"/>
           <w:numId w:val="1"/>
         </w:numPr>
         <w:spacing w:after="80"/>
       </w:pPr>
-      <w:r>
-        <w:t xml:space="preserve">household_size, days_since_last_engagement, product_spend_tier1/2/3, web_visits_per_month, campaign_response, complaint_flag → Integer — all correct per dictionary</w:t>
-      </w:r>
-    </w:p>
-    <w:p>
-      <w:pPr>
-        <w:pStyle w:val="ListParagraph"/>
+      <w:proofErr w:type="spellStart"/>
+      <w:r>
+        <w:t>household_size</w:t>
+      </w:r>
+      <w:proofErr w:type="spellEnd"/>
+      <w:r>
+        <w:t xml:space="preserve">, </w:t>
+      </w:r>
+      <w:proofErr w:type="spellStart"/>
+      <w:r>
+        <w:t>days_since_last_engagement</w:t>
+      </w:r>
+      <w:proofErr w:type="spellEnd"/>
+      <w:r>
+        <w:t xml:space="preserve">, product_spend_tier1/2/3, </w:t>
+      </w:r>
+      <w:proofErr w:type="spellStart"/>
+      <w:r>
+        <w:t>web_visits_per_month</w:t>
+      </w:r>
+      <w:proofErr w:type="spellEnd"/>
+      <w:r>
+        <w:t xml:space="preserve">, </w:t>
+      </w:r>
+      <w:proofErr w:type="spellStart"/>
+      <w:r>
+        <w:t>campaign_response</w:t>
+      </w:r>
+      <w:proofErr w:type="spellEnd"/>
+      <w:r>
+        <w:t xml:space="preserve">, </w:t>
+      </w:r>
+      <w:proofErr w:type="spellStart"/>
+      <w:r>
+        <w:t>complaint_flag</w:t>
+      </w:r>
+      <w:proofErr w:type="spellEnd"/>
+      <w:r>
+        <w:t xml:space="preserve"> → Integer — all correct per dictionary</w:t>
+      </w:r>
+    </w:p>
+    <w:p>
+      <w:pPr>
+        <w:pStyle w:val="Listenabsatz"/>
         <w:numPr>
           <w:ilvl w:val="0"/>
           <w:numId w:val="1"/>
         </w:numPr>
         <w:spacing w:after="80"/>
       </w:pPr>
-      <w:r>
-        <w:t xml:space="preserve">campaign_spend, revenue_attributed → Decimal — correct per dictionary (Float)</w:t>
-      </w:r>
-    </w:p>
-    <w:p>
-      <w:pPr>
-        <w:pStyle w:val="ListParagraph"/>
+      <w:proofErr w:type="spellStart"/>
+      <w:r>
+        <w:t>campaign_spend</w:t>
+      </w:r>
+      <w:proofErr w:type="spellEnd"/>
+      <w:r>
+        <w:t xml:space="preserve">, </w:t>
+      </w:r>
+      <w:proofErr w:type="spellStart"/>
+      <w:r>
+        <w:t>revenue_attributed</w:t>
+      </w:r>
+      <w:proofErr w:type="spellEnd"/>
+      <w:r>
+        <w:t xml:space="preserve"> → Decimal — correct per dictionary (Float)</w:t>
+      </w:r>
+    </w:p>
+    <w:p>
+      <w:pPr>
+        <w:pStyle w:val="Listenabsatz"/>
         <w:numPr>
           <w:ilvl w:val="0"/>
           <w:numId w:val="1"/>
         </w:numPr>
         <w:spacing w:after="80"/>
       </w:pPr>
-      <w:r>
-        <w:t xml:space="preserve">annual_income → auto-suggested as Integer, corrected to Decimal (dictionary: Float — annual income can carry decimals in general).</w:t>
-      </w:r>
-    </w:p>
-    <w:p>
-      <w:pPr>
-        <w:spacing w:after="60" w:before="120"/>
+      <w:proofErr w:type="spellStart"/>
+      <w:r>
+        <w:t>annual_income</w:t>
+      </w:r>
+      <w:proofErr w:type="spellEnd"/>
+      <w:r>
+        <w:t xml:space="preserve"> → auto-suggested as Integer, corrected to Decimal (dictionary: Float — annual income can carry decimals in general).</w:t>
+      </w:r>
+    </w:p>
+    <w:p>
+      <w:pPr>
+        <w:spacing w:before="120" w:after="60"/>
         <w:jc w:val="center"/>
       </w:pPr>
       <w:r>
+        <w:rPr>
+          <w:noProof/>
+        </w:rPr>
         <w:drawing>
-          <wp:inline distT="0" distB="0" distL="0" distR="0">
+          <wp:inline distT="0" distB="0" distL="0" distR="0" wp14:anchorId="0726FEC6" wp14:editId="7E08B6C9">
             <wp:extent cx="5715000" cy="3352800"/>
-            <wp:effectExtent t="0" r="0" b="0" l="0"/>
-            <wp:docPr id="1" name="" descr="" title=""/>
+            <wp:effectExtent l="0" t="0" r="0" b="0"/>
+            <wp:docPr id="165453517" name="Grafik 165453517"/>
             <wp:cNvGraphicFramePr>
               <a:graphicFrameLocks xmlns:a="http://schemas.openxmlformats.org/drawingml/2006/main" noChangeAspect="1"/>
             </wp:cNvGraphicFramePr>
@@ -1833,13 +2907,13 @@
               <a:graphicData uri="http://schemas.openxmlformats.org/drawingml/2006/picture">
                 <pic:pic xmlns:pic="http://schemas.openxmlformats.org/drawingml/2006/picture">
                   <pic:nvPicPr>
-                    <pic:cNvPr id="0" name="" descr=""/>
+                    <pic:cNvPr id="0" name=""/>
                     <pic:cNvPicPr>
                       <a:picLocks noChangeAspect="1" noChangeArrowheads="1"/>
                     </pic:cNvPicPr>
                   </pic:nvPicPr>
                   <pic:blipFill>
-                    <a:blip r:embed="rId27" cstate="none"/>
+                    <a:blip r:embed="rId25"/>
                     <a:srcRect/>
                     <a:stretch>
                       <a:fillRect/>
@@ -1874,7 +2948,51 @@
           <w:sz w:val="18"/>
           <w:szCs w:val="18"/>
         </w:rPr>
-        <w:t xml:space="preserve">Fig. 21 — Scrolled through the type list, confirming complaint_flag and the other Integer columns were already correct.</w:t>
+        <w:t xml:space="preserve">Fig. 21 — Scrolled through the </w:t>
+      </w:r>
+      <w:proofErr w:type="gramStart"/>
+      <w:r>
+        <w:rPr>
+          <w:i/>
+          <w:iCs/>
+          <w:color w:val="555555"/>
+          <w:sz w:val="18"/>
+          <w:szCs w:val="18"/>
+        </w:rPr>
+        <w:t>type</w:t>
+      </w:r>
+      <w:proofErr w:type="gramEnd"/>
+      <w:r>
+        <w:rPr>
+          <w:i/>
+          <w:iCs/>
+          <w:color w:val="555555"/>
+          <w:sz w:val="18"/>
+          <w:szCs w:val="18"/>
+        </w:rPr>
+        <w:t xml:space="preserve"> list, confirming </w:t>
+      </w:r>
+      <w:proofErr w:type="spellStart"/>
+      <w:r>
+        <w:rPr>
+          <w:i/>
+          <w:iCs/>
+          <w:color w:val="555555"/>
+          <w:sz w:val="18"/>
+          <w:szCs w:val="18"/>
+        </w:rPr>
+        <w:t>complaint_flag</w:t>
+      </w:r>
+      <w:proofErr w:type="spellEnd"/>
+      <w:r>
+        <w:rPr>
+          <w:i/>
+          <w:iCs/>
+          <w:color w:val="555555"/>
+          <w:sz w:val="18"/>
+          <w:szCs w:val="18"/>
+        </w:rPr>
+        <w:t xml:space="preserve"> and the other Integer columns were already correct.</w:t>
       </w:r>
     </w:p>
     <w:p>
@@ -1882,20 +3000,56 @@
         <w:spacing w:after="80"/>
       </w:pPr>
       <w:r>
-        <w:t xml:space="preserve">3. Decision point — keep or drop annual_income / household_size? Initially proposed dropping both as low-analytical-value B2C demographic fields, since neither appears in Sarah's brief or any dashboard view and customer_segment already covers segmentation. On review, decided to keep both — there's no technical harm in leaving them (QuickSight doesn't penalize extra columns, and they simply won't be used in any visual), so the call was made to preserve the original schema rather than remove data. This is a judgment call, documented here rather than silently applied.</w:t>
-      </w:r>
-    </w:p>
-    <w:p>
-      <w:pPr>
-        <w:spacing w:after="60" w:before="120"/>
+        <w:lastRenderedPageBreak/>
+        <w:t xml:space="preserve">3. Decision point — keep or drop </w:t>
+      </w:r>
+      <w:proofErr w:type="spellStart"/>
+      <w:r>
+        <w:t>annual_income</w:t>
+      </w:r>
+      <w:proofErr w:type="spellEnd"/>
+      <w:r>
+        <w:t xml:space="preserve"> / </w:t>
+      </w:r>
+      <w:proofErr w:type="spellStart"/>
+      <w:r>
+        <w:t>household_size</w:t>
+      </w:r>
+      <w:proofErr w:type="spellEnd"/>
+      <w:r>
+        <w:t xml:space="preserve">? Initially proposed dropping both as low-analytical-value B2C demographic fields, since neither appears in Sarah's brief or any dashboard view and </w:t>
+      </w:r>
+      <w:proofErr w:type="spellStart"/>
+      <w:r>
+        <w:t>customer_segment</w:t>
+      </w:r>
+      <w:proofErr w:type="spellEnd"/>
+      <w:r>
+        <w:t xml:space="preserve"> already covers segmentation. On review, decided to keep both — there's no technical harm in leaving them (</w:t>
+      </w:r>
+      <w:proofErr w:type="spellStart"/>
+      <w:r>
+        <w:t>QuickSight</w:t>
+      </w:r>
+      <w:proofErr w:type="spellEnd"/>
+      <w:r>
+        <w:t xml:space="preserve"> doesn't penalize extra columns, and they simply won't be used in any visual), so the call was made to preserve the original schema rather than remove data. This is a judgment call, documented here rather than silently applied.</w:t>
+      </w:r>
+    </w:p>
+    <w:p>
+      <w:pPr>
+        <w:spacing w:before="120" w:after="60"/>
         <w:jc w:val="center"/>
       </w:pPr>
       <w:r>
+        <w:rPr>
+          <w:noProof/>
+        </w:rPr>
         <w:drawing>
-          <wp:inline distT="0" distB="0" distL="0" distR="0">
+          <wp:inline distT="0" distB="0" distL="0" distR="0" wp14:anchorId="2F593A73" wp14:editId="0D242A51">
             <wp:extent cx="5715000" cy="3200400"/>
-            <wp:effectExtent t="0" r="0" b="0" l="0"/>
-            <wp:docPr id="1" name="" descr="" title=""/>
+            <wp:effectExtent l="0" t="0" r="0" b="0"/>
+            <wp:docPr id="2128591598" name="Grafik 2128591598"/>
             <wp:cNvGraphicFramePr>
               <a:graphicFrameLocks xmlns:a="http://schemas.openxmlformats.org/drawingml/2006/main" noChangeAspect="1"/>
             </wp:cNvGraphicFramePr>
@@ -1903,13 +3057,13 @@
               <a:graphicData uri="http://schemas.openxmlformats.org/drawingml/2006/picture">
                 <pic:pic xmlns:pic="http://schemas.openxmlformats.org/drawingml/2006/picture">
                   <pic:nvPicPr>
-                    <pic:cNvPr id="0" name="" descr=""/>
+                    <pic:cNvPr id="0" name=""/>
                     <pic:cNvPicPr>
                       <a:picLocks noChangeAspect="1" noChangeArrowheads="1"/>
                     </pic:cNvPicPr>
                   </pic:nvPicPr>
                   <pic:blipFill>
-                    <a:blip r:embed="rId28" cstate="none"/>
+                    <a:blip r:embed="rId26"/>
                     <a:srcRect/>
                     <a:stretch>
                       <a:fillRect/>
@@ -1944,16 +3098,46 @@
           <w:sz w:val="18"/>
           <w:szCs w:val="18"/>
         </w:rPr>
-        <w:t xml:space="preserve">Fig. 22 — Final state: all 12 columns correct, including annual_income → Decimal.</w:t>
-      </w:r>
-    </w:p>
-    <w:p>
-      <w:pPr>
-        <w:pStyle w:val="Heading1"/>
-        <w:spacing w:after="160" w:before="360"/>
-      </w:pPr>
-      <w:r>
-        <w:t xml:space="preserve">Step 8 — Calculated field: campaign_roi (Marketing)</w:t>
+        <w:t xml:space="preserve">Fig. 22 — Final state: all 12 columns correct, including </w:t>
+      </w:r>
+      <w:proofErr w:type="spellStart"/>
+      <w:r>
+        <w:rPr>
+          <w:i/>
+          <w:iCs/>
+          <w:color w:val="555555"/>
+          <w:sz w:val="18"/>
+          <w:szCs w:val="18"/>
+        </w:rPr>
+        <w:t>annual_income</w:t>
+      </w:r>
+      <w:proofErr w:type="spellEnd"/>
+      <w:r>
+        <w:rPr>
+          <w:i/>
+          <w:iCs/>
+          <w:color w:val="555555"/>
+          <w:sz w:val="18"/>
+          <w:szCs w:val="18"/>
+        </w:rPr>
+        <w:t xml:space="preserve"> → Decimal.</w:t>
+      </w:r>
+    </w:p>
+    <w:p>
+      <w:pPr>
+        <w:pStyle w:val="berschrift1"/>
+        <w:spacing w:before="360" w:after="160"/>
+      </w:pPr>
+      <w:r>
+        <w:t xml:space="preserve">Step 8 — Calculated field: </w:t>
+      </w:r>
+      <w:proofErr w:type="spellStart"/>
+      <w:r>
+        <w:t>campaign_roi</w:t>
+      </w:r>
+      <w:proofErr w:type="spellEnd"/>
+      <w:r>
+        <w:t xml:space="preserve"> (Marketing)</w:t>
       </w:r>
     </w:p>
     <w:p>
@@ -1965,12 +3149,12 @@
           <w:b/>
           <w:bCs/>
         </w:rPr>
-        <w:t xml:space="preserve">Why this metric, specifically — not an arbitrary choice:</w:t>
-      </w:r>
-    </w:p>
-    <w:p>
-      <w:pPr>
-        <w:pStyle w:val="ListParagraph"/>
+        <w:t>Why this metric, specifically — not an arbitrary choice:</w:t>
+      </w:r>
+    </w:p>
+    <w:p>
+      <w:pPr>
+        <w:pStyle w:val="Listenabsatz"/>
         <w:numPr>
           <w:ilvl w:val="0"/>
           <w:numId w:val="1"/>
@@ -1978,12 +3162,20 @@
         <w:spacing w:after="80"/>
       </w:pPr>
       <w:r>
-        <w:t xml:space="preserve">Sarah Chen's brief (Marketing Funnel view) explicitly asks: "Are there any campaigns where we spent more than we earned back? What's the return on our marketing spend?" — a direct ask for a per-campaign ROI figure.</w:t>
-      </w:r>
-    </w:p>
-    <w:p>
-      <w:pPr>
-        <w:pStyle w:val="ListParagraph"/>
+        <w:t>Sarah Chen's brief (Marketing Funnel view) explicitly asks: "Are there any campaigns where we spent more than we earned back? What's the return on our marketing spend</w:t>
+      </w:r>
+      <w:proofErr w:type="gramStart"/>
+      <w:r>
+        <w:t>?" —</w:t>
+      </w:r>
+      <w:proofErr w:type="gramEnd"/>
+      <w:r>
+        <w:t xml:space="preserve"> a direct ask for a per-campaign ROI figure.</w:t>
+      </w:r>
+    </w:p>
+    <w:p>
+      <w:pPr>
+        <w:pStyle w:val="Listenabsatz"/>
         <w:numPr>
           <w:ilvl w:val="0"/>
           <w:numId w:val="1"/>
@@ -1991,12 +3183,28 @@
         <w:spacing w:after="80"/>
       </w:pPr>
       <w:r>
-        <w:t xml:space="preserve">The data dictionary lists campaign_spend and revenue_attributed as the two raw fields a return-on-spend metric should be derived from — ROI is not itself a raw column, it only exists once these two are combined.</w:t>
-      </w:r>
-    </w:p>
-    <w:p>
-      <w:pPr>
-        <w:pStyle w:val="ListParagraph"/>
+        <w:t xml:space="preserve">The data dictionary lists </w:t>
+      </w:r>
+      <w:proofErr w:type="spellStart"/>
+      <w:r>
+        <w:t>campaign_spend</w:t>
+      </w:r>
+      <w:proofErr w:type="spellEnd"/>
+      <w:r>
+        <w:t xml:space="preserve"> and </w:t>
+      </w:r>
+      <w:proofErr w:type="spellStart"/>
+      <w:r>
+        <w:t>revenue_attributed</w:t>
+      </w:r>
+      <w:proofErr w:type="spellEnd"/>
+      <w:r>
+        <w:t xml:space="preserve"> as the two raw fields a return-on-spend metric should be derived from — ROI is not itself a raw column, it only exists once these two are combined.</w:t>
+      </w:r>
+    </w:p>
+    <w:p>
+      <w:pPr>
+        <w:pStyle w:val="Listenabsatz"/>
         <w:numPr>
           <w:ilvl w:val="0"/>
           <w:numId w:val="1"/>
@@ -2004,7 +3212,23 @@
         <w:spacing w:after="80"/>
       </w:pPr>
       <w:r>
-        <w:t xml:space="preserve">The rubric requires ≥2 calculated fields across the project that derive a business metric the raw data doesn't already contain; campaign_roi is the Marketing-side counterpart to CRM's days_to_close (Step 5).</w:t>
+        <w:t xml:space="preserve">The rubric requires ≥2 calculated fields across the project that derive a business metric the raw data doesn't already contain; </w:t>
+      </w:r>
+      <w:proofErr w:type="spellStart"/>
+      <w:r>
+        <w:t>campaign_roi</w:t>
+      </w:r>
+      <w:proofErr w:type="spellEnd"/>
+      <w:r>
+        <w:t xml:space="preserve"> is the Marketing-side counterpart to CRM's </w:t>
+      </w:r>
+      <w:proofErr w:type="spellStart"/>
+      <w:r>
+        <w:t>days_to_close</w:t>
+      </w:r>
+      <w:proofErr w:type="spellEnd"/>
+      <w:r>
+        <w:t xml:space="preserve"> (Step 5).</w:t>
       </w:r>
     </w:p>
     <w:p>
@@ -2012,7 +3236,31 @@
         <w:spacing w:after="140"/>
       </w:pPr>
       <w:r>
-        <w:t xml:space="preserve">Standard ROI formula used: (revenue − spend) / spend, i.e. net return as a fraction of what was spent. A value of 0 means break-even, 1.0 means the campaign returned double its spend, and a negative value means the campaign lost money (spent more than it earned back) — exactly the scenario Sarah's brief asks to flag.</w:t>
+        <w:t xml:space="preserve">Standard ROI formula used: (revenue − spend) / spend, i.e. net return as a fraction of what was spent. A value of 0 means break-even, 1.0 means the campaign returned double </w:t>
+      </w:r>
+      <w:proofErr w:type="gramStart"/>
+      <w:r>
+        <w:t>its</w:t>
+      </w:r>
+      <w:proofErr w:type="gramEnd"/>
+      <w:r>
+        <w:t xml:space="preserve"> </w:t>
+      </w:r>
+      <w:proofErr w:type="gramStart"/>
+      <w:r>
+        <w:t>spend</w:t>
+      </w:r>
+      <w:proofErr w:type="gramEnd"/>
+      <w:r>
+        <w:t xml:space="preserve">, and a negative value means the campaign lost money (spent more than it earned </w:t>
+      </w:r>
+      <w:proofErr w:type="gramStart"/>
+      <w:r>
+        <w:t>back) —</w:t>
+      </w:r>
+      <w:proofErr w:type="gramEnd"/>
+      <w:r>
+        <w:t xml:space="preserve"> exactly the scenario Sarah's brief asks to flag.</w:t>
       </w:r>
     </w:p>
     <w:p>
@@ -2020,7 +3268,7 @@
         <w:spacing w:after="80"/>
       </w:pPr>
       <w:r>
-        <w:t xml:space="preserve">1. In the Marketing dataset's data-prep editor, clicked "Add calculated columns" in the left panel.</w:t>
+        <w:t>1. In the Marketing dataset's data-prep editor, clicked "Add calculated columns" in the left panel.</w:t>
       </w:r>
     </w:p>
     <w:p>
@@ -2028,7 +3276,15 @@
         <w:spacing w:after="80"/>
       </w:pPr>
       <w:r>
-        <w:t xml:space="preserve">2. Named the field campaign_roi.</w:t>
+        <w:t xml:space="preserve">2. Named the field </w:t>
+      </w:r>
+      <w:proofErr w:type="spellStart"/>
+      <w:r>
+        <w:t>campaign_roi</w:t>
+      </w:r>
+      <w:proofErr w:type="spellEnd"/>
+      <w:r>
+        <w:t>.</w:t>
       </w:r>
     </w:p>
     <w:p>
@@ -2036,20 +3292,45 @@
         <w:spacing w:after="80"/>
       </w:pPr>
       <w:r>
-        <w:t xml:space="preserve">3. Formula: (revenue_attributed - campaign_spend) / campaign_spend</w:t>
-      </w:r>
-    </w:p>
-    <w:p>
-      <w:pPr>
-        <w:spacing w:after="60" w:before="120"/>
+        <w:t>3. Formula: (</w:t>
+      </w:r>
+      <w:proofErr w:type="spellStart"/>
+      <w:r>
+        <w:t>revenue_attributed</w:t>
+      </w:r>
+      <w:proofErr w:type="spellEnd"/>
+      <w:r>
+        <w:t xml:space="preserve"> - </w:t>
+      </w:r>
+      <w:proofErr w:type="spellStart"/>
+      <w:r>
+        <w:t>campaign_spend</w:t>
+      </w:r>
+      <w:proofErr w:type="spellEnd"/>
+      <w:r>
+        <w:t xml:space="preserve">) / </w:t>
+      </w:r>
+      <w:proofErr w:type="spellStart"/>
+      <w:r>
+        <w:t>campaign_spend</w:t>
+      </w:r>
+      <w:proofErr w:type="spellEnd"/>
+    </w:p>
+    <w:p>
+      <w:pPr>
+        <w:spacing w:before="120" w:after="60"/>
         <w:jc w:val="center"/>
       </w:pPr>
       <w:r>
+        <w:rPr>
+          <w:noProof/>
+        </w:rPr>
+        <w:lastRenderedPageBreak/>
         <w:drawing>
-          <wp:inline distT="0" distB="0" distL="0" distR="0">
+          <wp:inline distT="0" distB="0" distL="0" distR="0" wp14:anchorId="3F78256A" wp14:editId="7F4031FD">
             <wp:extent cx="5715000" cy="3324225"/>
-            <wp:effectExtent t="0" r="0" b="0" l="0"/>
-            <wp:docPr id="1" name="" descr="" title=""/>
+            <wp:effectExtent l="0" t="0" r="0" b="0"/>
+            <wp:docPr id="38531552" name="Grafik 38531552"/>
             <wp:cNvGraphicFramePr>
               <a:graphicFrameLocks xmlns:a="http://schemas.openxmlformats.org/drawingml/2006/main" noChangeAspect="1"/>
             </wp:cNvGraphicFramePr>
@@ -2057,13 +3338,13 @@
               <a:graphicData uri="http://schemas.openxmlformats.org/drawingml/2006/picture">
                 <pic:pic xmlns:pic="http://schemas.openxmlformats.org/drawingml/2006/picture">
                   <pic:nvPicPr>
-                    <pic:cNvPr id="0" name="" descr=""/>
+                    <pic:cNvPr id="0" name=""/>
                     <pic:cNvPicPr>
                       <a:picLocks noChangeAspect="1" noChangeArrowheads="1"/>
                     </pic:cNvPicPr>
                   </pic:nvPicPr>
                   <pic:blipFill>
-                    <a:blip r:embed="rId29" cstate="none"/>
+                    <a:blip r:embed="rId27"/>
                     <a:srcRect/>
                     <a:stretch>
                       <a:fillRect/>
@@ -2098,7 +3379,95 @@
           <w:sz w:val="18"/>
           <w:szCs w:val="18"/>
         </w:rPr>
-        <w:t xml:space="preserve">Fig. 23 — campaign_roi calculated column configuration: (revenue_attributed - campaign_spend) / campaign_spend.</w:t>
+        <w:t xml:space="preserve">Fig. 23 — </w:t>
+      </w:r>
+      <w:proofErr w:type="spellStart"/>
+      <w:r>
+        <w:rPr>
+          <w:i/>
+          <w:iCs/>
+          <w:color w:val="555555"/>
+          <w:sz w:val="18"/>
+          <w:szCs w:val="18"/>
+        </w:rPr>
+        <w:t>campaign_roi</w:t>
+      </w:r>
+      <w:proofErr w:type="spellEnd"/>
+      <w:r>
+        <w:rPr>
+          <w:i/>
+          <w:iCs/>
+          <w:color w:val="555555"/>
+          <w:sz w:val="18"/>
+          <w:szCs w:val="18"/>
+        </w:rPr>
+        <w:t xml:space="preserve"> calculated column configuration: (</w:t>
+      </w:r>
+      <w:proofErr w:type="spellStart"/>
+      <w:r>
+        <w:rPr>
+          <w:i/>
+          <w:iCs/>
+          <w:color w:val="555555"/>
+          <w:sz w:val="18"/>
+          <w:szCs w:val="18"/>
+        </w:rPr>
+        <w:t>revenue_attributed</w:t>
+      </w:r>
+      <w:proofErr w:type="spellEnd"/>
+      <w:r>
+        <w:rPr>
+          <w:i/>
+          <w:iCs/>
+          <w:color w:val="555555"/>
+          <w:sz w:val="18"/>
+          <w:szCs w:val="18"/>
+        </w:rPr>
+        <w:t xml:space="preserve"> - </w:t>
+      </w:r>
+      <w:proofErr w:type="spellStart"/>
+      <w:r>
+        <w:rPr>
+          <w:i/>
+          <w:iCs/>
+          <w:color w:val="555555"/>
+          <w:sz w:val="18"/>
+          <w:szCs w:val="18"/>
+        </w:rPr>
+        <w:t>campaign_spend</w:t>
+      </w:r>
+      <w:proofErr w:type="spellEnd"/>
+      <w:r>
+        <w:rPr>
+          <w:i/>
+          <w:iCs/>
+          <w:color w:val="555555"/>
+          <w:sz w:val="18"/>
+          <w:szCs w:val="18"/>
+        </w:rPr>
+        <w:t xml:space="preserve">) / </w:t>
+      </w:r>
+      <w:proofErr w:type="spellStart"/>
+      <w:r>
+        <w:rPr>
+          <w:i/>
+          <w:iCs/>
+          <w:color w:val="555555"/>
+          <w:sz w:val="18"/>
+          <w:szCs w:val="18"/>
+        </w:rPr>
+        <w:t>campaign_spend</w:t>
+      </w:r>
+      <w:proofErr w:type="spellEnd"/>
+      <w:r>
+        <w:rPr>
+          <w:i/>
+          <w:iCs/>
+          <w:color w:val="555555"/>
+          <w:sz w:val="18"/>
+          <w:szCs w:val="18"/>
+        </w:rPr>
+        <w:t>.</w:t>
       </w:r>
     </w:p>
     <w:p>
@@ -2106,7 +3475,31 @@
         <w:spacing w:after="80"/>
       </w:pPr>
       <w:r>
-        <w:t xml:space="preserve">4. Before clicking Save, verified it was correct that most rows would come out negative (ROI ≈ −1.0 for the majority). This is expected, not a bug: most rows are non-responders (campaign_response = 0), so revenue_attributed = 0 for them, giving (0 − spend) / spend = −1.0 exactly — a "lost 100% of what was spent, earned nothing back" result. The rows with campaign_response = 1 show less-negative values (e.g. −0.422, −0.700, −0.934), driven by how much revenue that responder generated relative to their allocated spend.</w:t>
+        <w:t>4. Before clicking Save, verified it was correct that most rows would come out negative (ROI ≈ −1.0 for the majority). This is expected, not a bug: most rows are non-responders (</w:t>
+      </w:r>
+      <w:proofErr w:type="spellStart"/>
+      <w:r>
+        <w:t>campaign_response</w:t>
+      </w:r>
+      <w:proofErr w:type="spellEnd"/>
+      <w:r>
+        <w:t xml:space="preserve"> = 0), so </w:t>
+      </w:r>
+      <w:proofErr w:type="spellStart"/>
+      <w:r>
+        <w:t>revenue_attributed</w:t>
+      </w:r>
+      <w:proofErr w:type="spellEnd"/>
+      <w:r>
+        <w:t xml:space="preserve"> = 0 for them, giving (0 − spend) / spend = −1.0 exactly — a "lost 100% of what was spent, earned nothing back" result. The rows with </w:t>
+      </w:r>
+      <w:proofErr w:type="spellStart"/>
+      <w:r>
+        <w:t>campaign_response</w:t>
+      </w:r>
+      <w:proofErr w:type="spellEnd"/>
+      <w:r>
+        <w:t xml:space="preserve"> = 1 show less-negative values (e.g. −0.422, −0.700, −0.934), driven by how much revenue that responder generated relative to their allocated spend.</w:t>
       </w:r>
     </w:p>
     <w:p>
@@ -2114,20 +3507,31 @@
         <w:spacing w:after="80"/>
       </w:pPr>
       <w:r>
-        <w:t xml:space="preserve">5. Clicked Save in the calculated-column editor, confirmed campaign_roi appeared as the dataset's 1 calculated column, then checked Preview before publishing.</w:t>
-      </w:r>
-    </w:p>
-    <w:p>
-      <w:pPr>
-        <w:spacing w:after="60" w:before="120"/>
+        <w:t xml:space="preserve">5. Clicked Save in the calculated-column editor, confirmed </w:t>
+      </w:r>
+      <w:proofErr w:type="spellStart"/>
+      <w:r>
+        <w:t>campaign_roi</w:t>
+      </w:r>
+      <w:proofErr w:type="spellEnd"/>
+      <w:r>
+        <w:t xml:space="preserve"> appeared as the dataset's 1 calculated column, then checked Preview before publishing.</w:t>
+      </w:r>
+    </w:p>
+    <w:p>
+      <w:pPr>
+        <w:spacing w:before="120" w:after="60"/>
         <w:jc w:val="center"/>
       </w:pPr>
       <w:r>
+        <w:rPr>
+          <w:noProof/>
+        </w:rPr>
         <w:drawing>
-          <wp:inline distT="0" distB="0" distL="0" distR="0">
+          <wp:inline distT="0" distB="0" distL="0" distR="0" wp14:anchorId="5CCAB8FC" wp14:editId="682781F9">
             <wp:extent cx="5715000" cy="3190875"/>
-            <wp:effectExtent t="0" r="0" b="0" l="0"/>
-            <wp:docPr id="1" name="" descr="" title=""/>
+            <wp:effectExtent l="0" t="0" r="0" b="0"/>
+            <wp:docPr id="251057003" name="Grafik 251057003"/>
             <wp:cNvGraphicFramePr>
               <a:graphicFrameLocks xmlns:a="http://schemas.openxmlformats.org/drawingml/2006/main" noChangeAspect="1"/>
             </wp:cNvGraphicFramePr>
@@ -2135,13 +3539,13 @@
               <a:graphicData uri="http://schemas.openxmlformats.org/drawingml/2006/picture">
                 <pic:pic xmlns:pic="http://schemas.openxmlformats.org/drawingml/2006/picture">
                   <pic:nvPicPr>
-                    <pic:cNvPr id="0" name="" descr=""/>
+                    <pic:cNvPr id="0" name=""/>
                     <pic:cNvPicPr>
                       <a:picLocks noChangeAspect="1" noChangeArrowheads="1"/>
                     </pic:cNvPicPr>
                   </pic:nvPicPr>
                   <pic:blipFill>
-                    <a:blip r:embed="rId30" cstate="none"/>
+                    <a:blip r:embed="rId28"/>
                     <a:srcRect/>
                     <a:stretch>
                       <a:fillRect/>
@@ -2176,20 +3580,46 @@
           <w:sz w:val="18"/>
           <w:szCs w:val="18"/>
         </w:rPr>
-        <w:t xml:space="preserve">Fig. 24 — Steps canvas / Configure tab after Save, showing campaign_roi listed as the dataset's 1 calculated column.</w:t>
-      </w:r>
-    </w:p>
-    <w:p>
-      <w:pPr>
-        <w:spacing w:after="60" w:before="120"/>
+        <w:t xml:space="preserve">Fig. 24 — Steps canvas / Configure tab after Save, showing </w:t>
+      </w:r>
+      <w:proofErr w:type="spellStart"/>
+      <w:r>
+        <w:rPr>
+          <w:i/>
+          <w:iCs/>
+          <w:color w:val="555555"/>
+          <w:sz w:val="18"/>
+          <w:szCs w:val="18"/>
+        </w:rPr>
+        <w:t>campaign_roi</w:t>
+      </w:r>
+      <w:proofErr w:type="spellEnd"/>
+      <w:r>
+        <w:rPr>
+          <w:i/>
+          <w:iCs/>
+          <w:color w:val="555555"/>
+          <w:sz w:val="18"/>
+          <w:szCs w:val="18"/>
+        </w:rPr>
+        <w:t xml:space="preserve"> listed as the dataset's 1 calculated column.</w:t>
+      </w:r>
+    </w:p>
+    <w:p>
+      <w:pPr>
+        <w:spacing w:before="120" w:after="60"/>
         <w:jc w:val="center"/>
       </w:pPr>
       <w:r>
+        <w:rPr>
+          <w:noProof/>
+        </w:rPr>
+        <w:lastRenderedPageBreak/>
         <w:drawing>
-          <wp:inline distT="0" distB="0" distL="0" distR="0">
+          <wp:inline distT="0" distB="0" distL="0" distR="0" wp14:anchorId="4EB212E9" wp14:editId="208C4C3D">
             <wp:extent cx="5715000" cy="3457575"/>
-            <wp:effectExtent t="0" r="0" b="0" l="0"/>
-            <wp:docPr id="1" name="" descr="" title=""/>
+            <wp:effectExtent l="0" t="0" r="0" b="0"/>
+            <wp:docPr id="630898556" name="Grafik 630898556"/>
             <wp:cNvGraphicFramePr>
               <a:graphicFrameLocks xmlns:a="http://schemas.openxmlformats.org/drawingml/2006/main" noChangeAspect="1"/>
             </wp:cNvGraphicFramePr>
@@ -2197,13 +3627,13 @@
               <a:graphicData uri="http://schemas.openxmlformats.org/drawingml/2006/picture">
                 <pic:pic xmlns:pic="http://schemas.openxmlformats.org/drawingml/2006/picture">
                   <pic:nvPicPr>
-                    <pic:cNvPr id="0" name="" descr=""/>
+                    <pic:cNvPr id="0" name=""/>
                     <pic:cNvPicPr>
                       <a:picLocks noChangeAspect="1" noChangeArrowheads="1"/>
                     </pic:cNvPicPr>
                   </pic:nvPicPr>
                   <pic:blipFill>
-                    <a:blip r:embed="rId31" cstate="none"/>
+                    <a:blip r:embed="rId29"/>
                     <a:srcRect/>
                     <a:stretch>
                       <a:fillRect/>
@@ -2238,16 +3668,38 @@
           <w:sz w:val="18"/>
           <w:szCs w:val="18"/>
         </w:rPr>
-        <w:t xml:space="preserve">Fig. 25 — Preview tab: campaign_roi mostly -1.0 (non-responders), with less-negative values like -0.422, -0.700, -0.934 for actual responders — matching the expectation reasoned through above.</w:t>
-      </w:r>
-    </w:p>
-    <w:p>
-      <w:pPr>
-        <w:pStyle w:val="Heading1"/>
-        <w:spacing w:after="160" w:before="360"/>
-      </w:pPr>
-      <w:r>
-        <w:t xml:space="preserve">Step 9 — Publish Marketing Campaigns dataset + verify row count</w:t>
+        <w:t xml:space="preserve">Fig. 25 — Preview tab: </w:t>
+      </w:r>
+      <w:proofErr w:type="spellStart"/>
+      <w:r>
+        <w:rPr>
+          <w:i/>
+          <w:iCs/>
+          <w:color w:val="555555"/>
+          <w:sz w:val="18"/>
+          <w:szCs w:val="18"/>
+        </w:rPr>
+        <w:t>campaign_roi</w:t>
+      </w:r>
+      <w:proofErr w:type="spellEnd"/>
+      <w:r>
+        <w:rPr>
+          <w:i/>
+          <w:iCs/>
+          <w:color w:val="555555"/>
+          <w:sz w:val="18"/>
+          <w:szCs w:val="18"/>
+        </w:rPr>
+        <w:t xml:space="preserve"> mostly -1.0 (non-responders), with less-negative values like -0.422, -0.700, -0.934 for actual responders — matching the expectation reasoned through above.</w:t>
+      </w:r>
+    </w:p>
+    <w:p>
+      <w:pPr>
+        <w:pStyle w:val="berschrift1"/>
+        <w:spacing w:before="360" w:after="160"/>
+      </w:pPr>
+      <w:r>
+        <w:t>Step 9 — Publish Marketing Campaigns dataset + verify row count</w:t>
       </w:r>
     </w:p>
     <w:p>
@@ -2255,7 +3707,7 @@
         <w:spacing w:after="80"/>
       </w:pPr>
       <w:r>
-        <w:t xml:space="preserve">1. Clicked Save &amp; publish (top right) on the Marketing dataset editor.</w:t>
+        <w:t>1. Clicked Save &amp; publish (top right) on the Marketing dataset editor.</w:t>
       </w:r>
     </w:p>
     <w:p>
@@ -2263,7 +3715,7 @@
         <w:spacing w:after="80"/>
       </w:pPr>
       <w:r>
-        <w:t xml:space="preserve">2. Confirmation banner: "Saved and published successfully."</w:t>
+        <w:t>2. Confirmation banner: "Saved and published successfully."</w:t>
       </w:r>
     </w:p>
     <w:p>
@@ -2271,7 +3723,7 @@
         <w:spacing w:after="80"/>
       </w:pPr>
       <w:r>
-        <w:t xml:space="preserve">3. Navigated to Data → Datasets, opened the newly published novatech_marketing_campaigns.csv (owner: Me).</w:t>
+        <w:t>3. Navigated to Data → Datasets, opened the newly published novatech_marketing_campaigns.csv (owner: Me).</w:t>
       </w:r>
     </w:p>
     <w:p>
@@ -2279,20 +3731,47 @@
         <w:spacing w:after="80"/>
       </w:pPr>
       <w:r>
-        <w:t xml:space="preserve">4. Dataset detail page confirms: 21 columns (the 20 original + campaign_roi), and under Refresh: "2240 rows imported (100% success)" — an exact match with both the data dictionary's expected row count and Q's answer in Verification Log entry #3 (2,240 rows). Same row-count cross-check pattern used for CRM in Step 6, applied here to Marketing.</w:t>
-      </w:r>
-    </w:p>
-    <w:p>
-      <w:pPr>
-        <w:spacing w:after="60" w:before="120"/>
+        <w:t xml:space="preserve">4. Dataset detail page confirms: 21 columns (the 20 </w:t>
+      </w:r>
+      <w:proofErr w:type="gramStart"/>
+      <w:r>
+        <w:t>original</w:t>
+      </w:r>
+      <w:proofErr w:type="gramEnd"/>
+      <w:r>
+        <w:t xml:space="preserve"> + </w:t>
+      </w:r>
+      <w:proofErr w:type="spellStart"/>
+      <w:r>
+        <w:t>campaign_roi</w:t>
+      </w:r>
+      <w:proofErr w:type="spellEnd"/>
+      <w:r>
+        <w:t>), and under Refresh: "2240 rows imported (100% success</w:t>
+      </w:r>
+      <w:proofErr w:type="gramStart"/>
+      <w:r>
+        <w:t>)" —</w:t>
+      </w:r>
+      <w:proofErr w:type="gramEnd"/>
+      <w:r>
+        <w:t xml:space="preserve"> an exact match with both the data dictionary's expected row count and Q's answer in Verification Log entry #3 (2,240 rows). Same row-count cross-check pattern used for CRM in Step 6, applied here to Marketing.</w:t>
+      </w:r>
+    </w:p>
+    <w:p>
+      <w:pPr>
+        <w:spacing w:before="120" w:after="60"/>
         <w:jc w:val="center"/>
       </w:pPr>
       <w:r>
+        <w:rPr>
+          <w:noProof/>
+        </w:rPr>
         <w:drawing>
-          <wp:inline distT="0" distB="0" distL="0" distR="0">
+          <wp:inline distT="0" distB="0" distL="0" distR="0" wp14:anchorId="41558099" wp14:editId="08334F84">
             <wp:extent cx="5715000" cy="2943225"/>
-            <wp:effectExtent t="0" r="0" b="0" l="0"/>
-            <wp:docPr id="1" name="" descr="" title=""/>
+            <wp:effectExtent l="0" t="0" r="0" b="0"/>
+            <wp:docPr id="810875587" name="Grafik 810875587"/>
             <wp:cNvGraphicFramePr>
               <a:graphicFrameLocks xmlns:a="http://schemas.openxmlformats.org/drawingml/2006/main" noChangeAspect="1"/>
             </wp:cNvGraphicFramePr>
@@ -2300,13 +3779,13 @@
               <a:graphicData uri="http://schemas.openxmlformats.org/drawingml/2006/picture">
                 <pic:pic xmlns:pic="http://schemas.openxmlformats.org/drawingml/2006/picture">
                   <pic:nvPicPr>
-                    <pic:cNvPr id="0" name="" descr=""/>
+                    <pic:cNvPr id="0" name=""/>
                     <pic:cNvPicPr>
                       <a:picLocks noChangeAspect="1" noChangeArrowheads="1"/>
                     </pic:cNvPicPr>
                   </pic:nvPicPr>
                   <pic:blipFill>
-                    <a:blip r:embed="rId32" cstate="none"/>
+                    <a:blip r:embed="rId30"/>
                     <a:srcRect/>
                     <a:stretch>
                       <a:fillRect/>
@@ -2341,20 +3820,46 @@
           <w:sz w:val="18"/>
           <w:szCs w:val="18"/>
         </w:rPr>
-        <w:t xml:space="preserve">Fig. 26 — "Saved and published successfully" confirmation.</w:t>
-      </w:r>
-    </w:p>
-    <w:p>
-      <w:pPr>
-        <w:spacing w:after="60" w:before="120"/>
+        <w:t xml:space="preserve">Fig. </w:t>
+      </w:r>
+      <w:proofErr w:type="gramStart"/>
+      <w:r>
+        <w:rPr>
+          <w:i/>
+          <w:iCs/>
+          <w:color w:val="555555"/>
+          <w:sz w:val="18"/>
+          <w:szCs w:val="18"/>
+        </w:rPr>
+        <w:t>26 — "</w:t>
+      </w:r>
+      <w:proofErr w:type="gramEnd"/>
+      <w:r>
+        <w:rPr>
+          <w:i/>
+          <w:iCs/>
+          <w:color w:val="555555"/>
+          <w:sz w:val="18"/>
+          <w:szCs w:val="18"/>
+        </w:rPr>
+        <w:t>Saved and published successfully" confirmation.</w:t>
+      </w:r>
+    </w:p>
+    <w:p>
+      <w:pPr>
+        <w:spacing w:before="120" w:after="60"/>
         <w:jc w:val="center"/>
       </w:pPr>
       <w:r>
+        <w:rPr>
+          <w:noProof/>
+        </w:rPr>
+        <w:lastRenderedPageBreak/>
         <w:drawing>
-          <wp:inline distT="0" distB="0" distL="0" distR="0">
+          <wp:inline distT="0" distB="0" distL="0" distR="0" wp14:anchorId="337E3DF1" wp14:editId="0D1B08DE">
             <wp:extent cx="5715000" cy="3524250"/>
-            <wp:effectExtent t="0" r="0" b="0" l="0"/>
-            <wp:docPr id="1" name="" descr="" title=""/>
+            <wp:effectExtent l="0" t="0" r="0" b="0"/>
+            <wp:docPr id="2085673338" name="Grafik 2085673338"/>
             <wp:cNvGraphicFramePr>
               <a:graphicFrameLocks xmlns:a="http://schemas.openxmlformats.org/drawingml/2006/main" noChangeAspect="1"/>
             </wp:cNvGraphicFramePr>
@@ -2362,13 +3867,13 @@
               <a:graphicData uri="http://schemas.openxmlformats.org/drawingml/2006/picture">
                 <pic:pic xmlns:pic="http://schemas.openxmlformats.org/drawingml/2006/picture">
                   <pic:nvPicPr>
-                    <pic:cNvPr id="0" name="" descr=""/>
+                    <pic:cNvPr id="0" name=""/>
                     <pic:cNvPicPr>
                       <a:picLocks noChangeAspect="1" noChangeArrowheads="1"/>
                     </pic:cNvPicPr>
                   </pic:nvPicPr>
                   <pic:blipFill>
-                    <a:blip r:embed="rId33" cstate="none"/>
+                    <a:blip r:embed="rId31"/>
                     <a:srcRect/>
                     <a:stretch>
                       <a:fillRect/>
@@ -2403,16 +3908,38 @@
           <w:sz w:val="18"/>
           <w:szCs w:val="18"/>
         </w:rPr>
-        <w:t xml:space="preserve">Fig. 27 — Dataset detail page: Columns (21) incl. campaign_roi, Refresh panel showing "2240 rows imported (100% success)".</w:t>
-      </w:r>
-    </w:p>
-    <w:p>
-      <w:pPr>
-        <w:pStyle w:val="Heading1"/>
-        <w:spacing w:after="160" w:before="360"/>
-      </w:pPr>
-      <w:r>
-        <w:t xml:space="preserve">Step 10 — Upload own Support Tickets dataset + check data types</w:t>
+        <w:t xml:space="preserve">Fig. 27 — Dataset detail page: Columns (21) incl. </w:t>
+      </w:r>
+      <w:proofErr w:type="spellStart"/>
+      <w:r>
+        <w:rPr>
+          <w:i/>
+          <w:iCs/>
+          <w:color w:val="555555"/>
+          <w:sz w:val="18"/>
+          <w:szCs w:val="18"/>
+        </w:rPr>
+        <w:t>campaign_roi</w:t>
+      </w:r>
+      <w:proofErr w:type="spellEnd"/>
+      <w:r>
+        <w:rPr>
+          <w:i/>
+          <w:iCs/>
+          <w:color w:val="555555"/>
+          <w:sz w:val="18"/>
+          <w:szCs w:val="18"/>
+        </w:rPr>
+        <w:t>, Refresh panel showing "2240 rows imported (100% success)".</w:t>
+      </w:r>
+    </w:p>
+    <w:p>
+      <w:pPr>
+        <w:pStyle w:val="berschrift1"/>
+        <w:spacing w:before="360" w:after="160"/>
+      </w:pPr>
+      <w:r>
+        <w:t>Step 10 — Upload own Support Tickets dataset + check data types</w:t>
       </w:r>
     </w:p>
     <w:p>
@@ -2420,20 +3947,24 @@
         <w:spacing w:after="80"/>
       </w:pPr>
       <w:r>
-        <w:t xml:space="preserve">1. Went to Data → Create dataset → Upload a file → selected novatech_support_tickets.csv → "Edit settings and prepare data".</w:t>
-      </w:r>
-    </w:p>
-    <w:p>
-      <w:pPr>
-        <w:spacing w:after="60" w:before="120"/>
+        <w:t>1. Went to Data → Create dataset → Upload a file → selected novatech_support_tickets.csv → "Edit settings and prepare data".</w:t>
+      </w:r>
+    </w:p>
+    <w:p>
+      <w:pPr>
+        <w:spacing w:before="120" w:after="60"/>
         <w:jc w:val="center"/>
       </w:pPr>
       <w:r>
+        <w:rPr>
+          <w:noProof/>
+        </w:rPr>
+        <w:lastRenderedPageBreak/>
         <w:drawing>
-          <wp:inline distT="0" distB="0" distL="0" distR="0">
+          <wp:inline distT="0" distB="0" distL="0" distR="0" wp14:anchorId="612FD69B" wp14:editId="0348EDBA">
             <wp:extent cx="5715000" cy="5010150"/>
-            <wp:effectExtent t="0" r="0" b="0" l="0"/>
-            <wp:docPr id="1" name="" descr="" title=""/>
+            <wp:effectExtent l="0" t="0" r="0" b="0"/>
+            <wp:docPr id="356105687" name="Grafik 356105687"/>
             <wp:cNvGraphicFramePr>
               <a:graphicFrameLocks xmlns:a="http://schemas.openxmlformats.org/drawingml/2006/main" noChangeAspect="1"/>
             </wp:cNvGraphicFramePr>
@@ -2441,13 +3972,13 @@
               <a:graphicData uri="http://schemas.openxmlformats.org/drawingml/2006/picture">
                 <pic:pic xmlns:pic="http://schemas.openxmlformats.org/drawingml/2006/picture">
                   <pic:nvPicPr>
-                    <pic:cNvPr id="0" name="" descr=""/>
+                    <pic:cNvPr id="0" name=""/>
                     <pic:cNvPicPr>
                       <a:picLocks noChangeAspect="1" noChangeArrowheads="1"/>
                     </pic:cNvPicPr>
                   </pic:nvPicPr>
                   <pic:blipFill>
-                    <a:blip r:embed="rId34" cstate="none"/>
+                    <a:blip r:embed="rId32"/>
                     <a:srcRect/>
                     <a:stretch>
                       <a:fillRect/>
@@ -2482,7 +4013,7 @@
           <w:sz w:val="18"/>
           <w:szCs w:val="18"/>
         </w:rPr>
-        <w:t xml:space="preserve">Fig. 28 — File-upload confirmation dialog for novatech_support_tickets.csv, before entering the editor.</w:t>
+        <w:t>Fig. 28 — File-upload confirmation dialog for novatech_support_tickets.csv, before entering the editor.</w:t>
       </w:r>
     </w:p>
     <w:p>
@@ -2490,20 +4021,56 @@
         <w:spacing w:after="80"/>
       </w:pPr>
       <w:r>
-        <w:t xml:space="preserve">2. QuickSight auto-suggested type changes for 9 columns. Checked every one against the data dictionary — unlike CRM (deal_value) and Marketing (annual_income), no corrections were needed this time; all 9 auto-suggested types already matched the dictionary exactly.</w:t>
-      </w:r>
-    </w:p>
-    <w:p>
-      <w:pPr>
-        <w:spacing w:after="60" w:before="120"/>
+        <w:t xml:space="preserve">2. </w:t>
+      </w:r>
+      <w:proofErr w:type="spellStart"/>
+      <w:r>
+        <w:t>QuickSight</w:t>
+      </w:r>
+      <w:proofErr w:type="spellEnd"/>
+      <w:r>
+        <w:t xml:space="preserve"> auto-suggested type changes for 9 columns. Checked </w:t>
+      </w:r>
+      <w:proofErr w:type="gramStart"/>
+      <w:r>
+        <w:t>every one</w:t>
+      </w:r>
+      <w:proofErr w:type="gramEnd"/>
+      <w:r>
+        <w:t xml:space="preserve"> against the data dictionary — unlike CRM (</w:t>
+      </w:r>
+      <w:proofErr w:type="spellStart"/>
+      <w:r>
+        <w:t>deal_value</w:t>
+      </w:r>
+      <w:proofErr w:type="spellEnd"/>
+      <w:r>
+        <w:t>) and Marketing (</w:t>
+      </w:r>
+      <w:proofErr w:type="spellStart"/>
+      <w:r>
+        <w:t>annual_income</w:t>
+      </w:r>
+      <w:proofErr w:type="spellEnd"/>
+      <w:r>
+        <w:t>), no corrections were needed this time; all 9 auto-suggested types already matched the dictionary exactly.</w:t>
+      </w:r>
+    </w:p>
+    <w:p>
+      <w:pPr>
+        <w:spacing w:before="120" w:after="60"/>
         <w:jc w:val="center"/>
       </w:pPr>
       <w:r>
+        <w:rPr>
+          <w:noProof/>
+        </w:rPr>
+        <w:lastRenderedPageBreak/>
         <w:drawing>
-          <wp:inline distT="0" distB="0" distL="0" distR="0">
+          <wp:inline distT="0" distB="0" distL="0" distR="0" wp14:anchorId="1FD49DE3" wp14:editId="3AB9D27A">
             <wp:extent cx="5715000" cy="3448050"/>
-            <wp:effectExtent t="0" r="0" b="0" l="0"/>
-            <wp:docPr id="1" name="" descr="" title=""/>
+            <wp:effectExtent l="0" t="0" r="0" b="0"/>
+            <wp:docPr id="1337065670" name="Grafik 1337065670"/>
             <wp:cNvGraphicFramePr>
               <a:graphicFrameLocks xmlns:a="http://schemas.openxmlformats.org/drawingml/2006/main" noChangeAspect="1"/>
             </wp:cNvGraphicFramePr>
@@ -2511,13 +4078,13 @@
               <a:graphicData uri="http://schemas.openxmlformats.org/drawingml/2006/picture">
                 <pic:pic xmlns:pic="http://schemas.openxmlformats.org/drawingml/2006/picture">
                   <pic:nvPicPr>
-                    <pic:cNvPr id="0" name="" descr=""/>
+                    <pic:cNvPr id="0" name=""/>
                     <pic:cNvPicPr>
                       <a:picLocks noChangeAspect="1" noChangeArrowheads="1"/>
                     </pic:cNvPicPr>
                   </pic:nvPicPr>
                   <pic:blipFill>
-                    <a:blip r:embed="rId35" cstate="none"/>
+                    <a:blip r:embed="rId33"/>
                     <a:srcRect/>
                     <a:stretch>
                       <a:fillRect/>
@@ -2552,64 +4119,345 @@
           <w:sz w:val="18"/>
           <w:szCs w:val="18"/>
         </w:rPr>
-        <w:t xml:space="preserve">Fig. 29 — Data-prep editor with the 9 auto-suggested type changes (first 8 visible: ticket_created_date, ticket_resolved_date → Date; users_affected, downtime_minutes, payment_impact, security_incident, data_loss → Integer; error_rate_pct → Decimal).</w:t>
-      </w:r>
-    </w:p>
-    <w:p>
-      <w:pPr>
-        <w:pStyle w:val="ListParagraph"/>
+        <w:t xml:space="preserve">Fig. 29 — Data-prep editor with the 9 auto-suggested type changes (first 8 visible: </w:t>
+      </w:r>
+      <w:proofErr w:type="spellStart"/>
+      <w:r>
+        <w:rPr>
+          <w:i/>
+          <w:iCs/>
+          <w:color w:val="555555"/>
+          <w:sz w:val="18"/>
+          <w:szCs w:val="18"/>
+        </w:rPr>
+        <w:t>ticket_created_date</w:t>
+      </w:r>
+      <w:proofErr w:type="spellEnd"/>
+      <w:r>
+        <w:rPr>
+          <w:i/>
+          <w:iCs/>
+          <w:color w:val="555555"/>
+          <w:sz w:val="18"/>
+          <w:szCs w:val="18"/>
+        </w:rPr>
+        <w:t xml:space="preserve">, </w:t>
+      </w:r>
+      <w:proofErr w:type="spellStart"/>
+      <w:r>
+        <w:rPr>
+          <w:i/>
+          <w:iCs/>
+          <w:color w:val="555555"/>
+          <w:sz w:val="18"/>
+          <w:szCs w:val="18"/>
+        </w:rPr>
+        <w:t>ticket_resolved_date</w:t>
+      </w:r>
+      <w:proofErr w:type="spellEnd"/>
+      <w:r>
+        <w:rPr>
+          <w:i/>
+          <w:iCs/>
+          <w:color w:val="555555"/>
+          <w:sz w:val="18"/>
+          <w:szCs w:val="18"/>
+        </w:rPr>
+        <w:t xml:space="preserve"> → Date; </w:t>
+      </w:r>
+      <w:proofErr w:type="spellStart"/>
+      <w:r>
+        <w:rPr>
+          <w:i/>
+          <w:iCs/>
+          <w:color w:val="555555"/>
+          <w:sz w:val="18"/>
+          <w:szCs w:val="18"/>
+        </w:rPr>
+        <w:t>users_affected</w:t>
+      </w:r>
+      <w:proofErr w:type="spellEnd"/>
+      <w:r>
+        <w:rPr>
+          <w:i/>
+          <w:iCs/>
+          <w:color w:val="555555"/>
+          <w:sz w:val="18"/>
+          <w:szCs w:val="18"/>
+        </w:rPr>
+        <w:t xml:space="preserve">, </w:t>
+      </w:r>
+      <w:proofErr w:type="spellStart"/>
+      <w:r>
+        <w:rPr>
+          <w:i/>
+          <w:iCs/>
+          <w:color w:val="555555"/>
+          <w:sz w:val="18"/>
+          <w:szCs w:val="18"/>
+        </w:rPr>
+        <w:t>downtime_minutes</w:t>
+      </w:r>
+      <w:proofErr w:type="spellEnd"/>
+      <w:r>
+        <w:rPr>
+          <w:i/>
+          <w:iCs/>
+          <w:color w:val="555555"/>
+          <w:sz w:val="18"/>
+          <w:szCs w:val="18"/>
+        </w:rPr>
+        <w:t xml:space="preserve">, </w:t>
+      </w:r>
+      <w:proofErr w:type="spellStart"/>
+      <w:r>
+        <w:rPr>
+          <w:i/>
+          <w:iCs/>
+          <w:color w:val="555555"/>
+          <w:sz w:val="18"/>
+          <w:szCs w:val="18"/>
+        </w:rPr>
+        <w:t>payment_impact</w:t>
+      </w:r>
+      <w:proofErr w:type="spellEnd"/>
+      <w:r>
+        <w:rPr>
+          <w:i/>
+          <w:iCs/>
+          <w:color w:val="555555"/>
+          <w:sz w:val="18"/>
+          <w:szCs w:val="18"/>
+        </w:rPr>
+        <w:t xml:space="preserve">, </w:t>
+      </w:r>
+      <w:proofErr w:type="spellStart"/>
+      <w:r>
+        <w:rPr>
+          <w:i/>
+          <w:iCs/>
+          <w:color w:val="555555"/>
+          <w:sz w:val="18"/>
+          <w:szCs w:val="18"/>
+        </w:rPr>
+        <w:t>security_incident</w:t>
+      </w:r>
+      <w:proofErr w:type="spellEnd"/>
+      <w:r>
+        <w:rPr>
+          <w:i/>
+          <w:iCs/>
+          <w:color w:val="555555"/>
+          <w:sz w:val="18"/>
+          <w:szCs w:val="18"/>
+        </w:rPr>
+        <w:t xml:space="preserve">, </w:t>
+      </w:r>
+      <w:proofErr w:type="spellStart"/>
+      <w:r>
+        <w:rPr>
+          <w:i/>
+          <w:iCs/>
+          <w:color w:val="555555"/>
+          <w:sz w:val="18"/>
+          <w:szCs w:val="18"/>
+        </w:rPr>
+        <w:t>data_loss</w:t>
+      </w:r>
+      <w:proofErr w:type="spellEnd"/>
+      <w:r>
+        <w:rPr>
+          <w:i/>
+          <w:iCs/>
+          <w:color w:val="555555"/>
+          <w:sz w:val="18"/>
+          <w:szCs w:val="18"/>
+        </w:rPr>
+        <w:t xml:space="preserve"> → Integer; </w:t>
+      </w:r>
+      <w:proofErr w:type="spellStart"/>
+      <w:r>
+        <w:rPr>
+          <w:i/>
+          <w:iCs/>
+          <w:color w:val="555555"/>
+          <w:sz w:val="18"/>
+          <w:szCs w:val="18"/>
+        </w:rPr>
+        <w:t>error_rate_pct</w:t>
+      </w:r>
+      <w:proofErr w:type="spellEnd"/>
+      <w:r>
+        <w:rPr>
+          <w:i/>
+          <w:iCs/>
+          <w:color w:val="555555"/>
+          <w:sz w:val="18"/>
+          <w:szCs w:val="18"/>
+        </w:rPr>
+        <w:t xml:space="preserve"> → Decimal).</w:t>
+      </w:r>
+    </w:p>
+    <w:p>
+      <w:pPr>
+        <w:pStyle w:val="Listenabsatz"/>
         <w:numPr>
           <w:ilvl w:val="0"/>
           <w:numId w:val="1"/>
         </w:numPr>
         <w:spacing w:after="80"/>
       </w:pPr>
-      <w:r>
-        <w:t xml:space="preserve">ticket_created_date → Date (yyyy-MM-dd) — correct</w:t>
-      </w:r>
-    </w:p>
-    <w:p>
-      <w:pPr>
-        <w:pStyle w:val="ListParagraph"/>
+      <w:proofErr w:type="spellStart"/>
+      <w:r>
+        <w:t>ticket_created_date</w:t>
+      </w:r>
+      <w:proofErr w:type="spellEnd"/>
+      <w:r>
+        <w:t xml:space="preserve"> → Date (</w:t>
+      </w:r>
+      <w:proofErr w:type="spellStart"/>
+      <w:r>
+        <w:t>yyyy</w:t>
+      </w:r>
+      <w:proofErr w:type="spellEnd"/>
+      <w:r>
+        <w:t>-MM-</w:t>
+      </w:r>
+      <w:proofErr w:type="gramStart"/>
+      <w:r>
+        <w:t>dd) —</w:t>
+      </w:r>
+      <w:proofErr w:type="gramEnd"/>
+      <w:r>
+        <w:t xml:space="preserve"> correct</w:t>
+      </w:r>
+    </w:p>
+    <w:p>
+      <w:pPr>
+        <w:pStyle w:val="Listenabsatz"/>
         <w:numPr>
           <w:ilvl w:val="0"/>
           <w:numId w:val="1"/>
         </w:numPr>
         <w:spacing w:after="80"/>
       </w:pPr>
-      <w:r>
-        <w:t xml:space="preserve">ticket_resolved_date → Date (yyyy-MM-dd HH:mm:ss) — correct; the dictionary calls this field "DateTime," but QuickSight represents it as the same Date type with a datetime-including format string, exactly like the CRM date fields.</w:t>
-      </w:r>
-    </w:p>
-    <w:p>
-      <w:pPr>
-        <w:pStyle w:val="ListParagraph"/>
+      <w:proofErr w:type="spellStart"/>
+      <w:r>
+        <w:t>ticket_resolved_date</w:t>
+      </w:r>
+      <w:proofErr w:type="spellEnd"/>
+      <w:r>
+        <w:t xml:space="preserve"> → Date (</w:t>
+      </w:r>
+      <w:proofErr w:type="spellStart"/>
+      <w:r>
+        <w:t>yyyy</w:t>
+      </w:r>
+      <w:proofErr w:type="spellEnd"/>
+      <w:r>
+        <w:t xml:space="preserve">-MM-dd </w:t>
+      </w:r>
+      <w:proofErr w:type="spellStart"/>
+      <w:r>
+        <w:t>HH:</w:t>
+      </w:r>
+      <w:proofErr w:type="gramStart"/>
+      <w:r>
+        <w:t>mm:ss</w:t>
+      </w:r>
+      <w:proofErr w:type="spellEnd"/>
+      <w:proofErr w:type="gramEnd"/>
+      <w:r>
+        <w:t>) — correct; the dictionary calls this field "</w:t>
+      </w:r>
+      <w:proofErr w:type="spellStart"/>
+      <w:r>
+        <w:t>DateTime</w:t>
+      </w:r>
+      <w:proofErr w:type="spellEnd"/>
+      <w:r>
+        <w:t xml:space="preserve">," but </w:t>
+      </w:r>
+      <w:proofErr w:type="spellStart"/>
+      <w:r>
+        <w:t>QuickSight</w:t>
+      </w:r>
+      <w:proofErr w:type="spellEnd"/>
+      <w:r>
+        <w:t xml:space="preserve"> represents it as the same Date type with a datetime-including format string, exactly like the CRM date fields.</w:t>
+      </w:r>
+    </w:p>
+    <w:p>
+      <w:pPr>
+        <w:pStyle w:val="Listenabsatz"/>
         <w:numPr>
           <w:ilvl w:val="0"/>
           <w:numId w:val="1"/>
         </w:numPr>
         <w:spacing w:after="80"/>
       </w:pPr>
-      <w:r>
-        <w:t xml:space="preserve">users_affected, downtime_minutes, payment_impact, security_incident, data_loss, tickets_last_30_days → Integer — all correct per dictionary (confirmed tickets_last_30_days by scrolling to the bottom of the list, since it didn't fit in the first screenshot).</w:t>
-      </w:r>
-    </w:p>
-    <w:p>
-      <w:pPr>
-        <w:pStyle w:val="ListParagraph"/>
+      <w:proofErr w:type="spellStart"/>
+      <w:r>
+        <w:t>users_affected</w:t>
+      </w:r>
+      <w:proofErr w:type="spellEnd"/>
+      <w:r>
+        <w:t xml:space="preserve">, </w:t>
+      </w:r>
+      <w:proofErr w:type="spellStart"/>
+      <w:r>
+        <w:t>downtime_minutes</w:t>
+      </w:r>
+      <w:proofErr w:type="spellEnd"/>
+      <w:r>
+        <w:t xml:space="preserve">, </w:t>
+      </w:r>
+      <w:proofErr w:type="spellStart"/>
+      <w:r>
+        <w:t>payment_impact</w:t>
+      </w:r>
+      <w:proofErr w:type="spellEnd"/>
+      <w:r>
+        <w:t xml:space="preserve">, </w:t>
+      </w:r>
+      <w:proofErr w:type="spellStart"/>
+      <w:r>
+        <w:t>security_incident</w:t>
+      </w:r>
+      <w:proofErr w:type="spellEnd"/>
+      <w:r>
+        <w:t xml:space="preserve">, </w:t>
+      </w:r>
+      <w:proofErr w:type="spellStart"/>
+      <w:r>
+        <w:t>data_loss</w:t>
+      </w:r>
+      <w:proofErr w:type="spellEnd"/>
+      <w:r>
+        <w:t>, tickets_last_30_days → Integer — all correct per dictionary (confirmed tickets_last_30_days by scrolling to the bottom of the list, since it didn't fit in the first screenshot).</w:t>
+      </w:r>
+    </w:p>
+    <w:p>
+      <w:pPr>
+        <w:pStyle w:val="Listenabsatz"/>
         <w:numPr>
           <w:ilvl w:val="0"/>
           <w:numId w:val="1"/>
         </w:numPr>
         <w:spacing w:after="80"/>
       </w:pPr>
-      <w:r>
-        <w:t xml:space="preserve">error_rate_pct → Decimal — correct (dictionary: Float).</w:t>
-      </w:r>
-    </w:p>
-    <w:p>
-      <w:pPr>
-        <w:pStyle w:val="ListParagraph"/>
+      <w:proofErr w:type="spellStart"/>
+      <w:r>
+        <w:t>error_rate_pct</w:t>
+      </w:r>
+      <w:proofErr w:type="spellEnd"/>
+      <w:r>
+        <w:t xml:space="preserve"> → Decimal — correct (dictionary: Float).</w:t>
+      </w:r>
+    </w:p>
+    <w:p>
+      <w:pPr>
+        <w:pStyle w:val="Listenabsatz"/>
         <w:numPr>
           <w:ilvl w:val="0"/>
           <w:numId w:val="1"/>
@@ -2617,16 +4465,24 @@
         <w:spacing w:after="80"/>
       </w:pPr>
       <w:r>
-        <w:t xml:space="preserve">All other columns left as String — correct per data dictionary.</w:t>
-      </w:r>
-    </w:p>
-    <w:p>
-      <w:pPr>
-        <w:pStyle w:val="Heading1"/>
-        <w:spacing w:after="160" w:before="360"/>
-      </w:pPr>
-      <w:r>
-        <w:t xml:space="preserve">Step 11 — Calculated field: resolution_time_hours (Support)</w:t>
+        <w:t>All other columns left as String — correct per data dictionary.</w:t>
+      </w:r>
+    </w:p>
+    <w:p>
+      <w:pPr>
+        <w:pStyle w:val="berschrift1"/>
+        <w:spacing w:before="360" w:after="160"/>
+      </w:pPr>
+      <w:r>
+        <w:t xml:space="preserve">Step 11 — Calculated field: </w:t>
+      </w:r>
+      <w:proofErr w:type="spellStart"/>
+      <w:r>
+        <w:t>resolution_time_hours</w:t>
+      </w:r>
+      <w:proofErr w:type="spellEnd"/>
+      <w:r>
+        <w:t xml:space="preserve"> (Support)</w:t>
       </w:r>
     </w:p>
     <w:p>
@@ -2638,12 +4494,12 @@
           <w:b/>
           <w:bCs/>
         </w:rPr>
-        <w:t xml:space="preserve">Why this metric, specifically — not an arbitrary choice:</w:t>
-      </w:r>
-    </w:p>
-    <w:p>
-      <w:pPr>
-        <w:pStyle w:val="ListParagraph"/>
+        <w:t>Why this metric, specifically — not an arbitrary choice:</w:t>
+      </w:r>
+    </w:p>
+    <w:p>
+      <w:pPr>
+        <w:pStyle w:val="Listenabsatz"/>
         <w:numPr>
           <w:ilvl w:val="0"/>
           <w:numId w:val="1"/>
@@ -2651,12 +4507,36 @@
         <w:spacing w:after="80"/>
       </w:pPr>
       <w:r>
-        <w:t xml:space="preserve">The data dictionary spells out the exact formula in its notes on ticket_resolved_date: "Students can compute resolution time as ticket_resolved_date − ticket_created_date."</w:t>
-      </w:r>
-    </w:p>
-    <w:p>
-      <w:pPr>
-        <w:pStyle w:val="ListParagraph"/>
+        <w:t xml:space="preserve">The data dictionary spells out the exact formula in its notes on </w:t>
+      </w:r>
+      <w:proofErr w:type="spellStart"/>
+      <w:r>
+        <w:t>ticket_resolved_date</w:t>
+      </w:r>
+      <w:proofErr w:type="spellEnd"/>
+      <w:r>
+        <w:t xml:space="preserve">: "Students can compute resolution time as </w:t>
+      </w:r>
+      <w:proofErr w:type="spellStart"/>
+      <w:r>
+        <w:t>ticket_resolved_date</w:t>
+      </w:r>
+      <w:proofErr w:type="spellEnd"/>
+      <w:r>
+        <w:t xml:space="preserve"> − </w:t>
+      </w:r>
+      <w:proofErr w:type="spellStart"/>
+      <w:r>
+        <w:t>ticket_created_date</w:t>
+      </w:r>
+      <w:proofErr w:type="spellEnd"/>
+      <w:r>
+        <w:t>."</w:t>
+      </w:r>
+    </w:p>
+    <w:p>
+      <w:pPr>
+        <w:pStyle w:val="Listenabsatz"/>
         <w:numPr>
           <w:ilvl w:val="0"/>
           <w:numId w:val="1"/>
@@ -2664,12 +4544,12 @@
         <w:spacing w:after="80"/>
       </w:pPr>
       <w:r>
-        <w:t xml:space="preserve">Sarah Chen's brief (Customer Health view) asks for a "Resolution Time by Priority" visual — this calculated field is what makes that visual possible.</w:t>
-      </w:r>
-    </w:p>
-    <w:p>
-      <w:pPr>
-        <w:pStyle w:val="ListParagraph"/>
+        <w:t>Sarah Chen's brief (Customer Health view) asks for a "Resolution Time by Priority" visual — this calculated field is what makes that visual possible.</w:t>
+      </w:r>
+    </w:p>
+    <w:p>
+      <w:pPr>
+        <w:pStyle w:val="Listenabsatz"/>
         <w:numPr>
           <w:ilvl w:val="0"/>
           <w:numId w:val="1"/>
@@ -2677,7 +4557,39 @@
         <w:spacing w:after="80"/>
       </w:pPr>
       <w:r>
-        <w:t xml:space="preserve">The rubric requires ≥2 calculated fields deriving a business metric the raw data doesn't already contain; resolution_time_hours is the Support-side counterpart to CRM's days_to_close (Step 5) and Marketing's campaign_roi (Step 8) — one derived business metric per dataset.</w:t>
+        <w:t xml:space="preserve">The rubric requires ≥2 calculated fields deriving a business metric the raw data doesn't already contain; </w:t>
+      </w:r>
+      <w:proofErr w:type="spellStart"/>
+      <w:r>
+        <w:t>resolution_time_hours</w:t>
+      </w:r>
+      <w:proofErr w:type="spellEnd"/>
+      <w:r>
+        <w:t xml:space="preserve"> is the Support-side counterpart to CRM's </w:t>
+      </w:r>
+      <w:proofErr w:type="spellStart"/>
+      <w:r>
+        <w:t>days_to_close</w:t>
+      </w:r>
+      <w:proofErr w:type="spellEnd"/>
+      <w:r>
+        <w:t xml:space="preserve"> (Step 5) and Marketing's </w:t>
+      </w:r>
+      <w:proofErr w:type="spellStart"/>
+      <w:r>
+        <w:t>campaign_roi</w:t>
+      </w:r>
+      <w:proofErr w:type="spellEnd"/>
+      <w:r>
+        <w:t xml:space="preserve"> (Step </w:t>
+      </w:r>
+      <w:proofErr w:type="gramStart"/>
+      <w:r>
+        <w:t>8) —</w:t>
+      </w:r>
+      <w:proofErr w:type="gramEnd"/>
+      <w:r>
+        <w:t xml:space="preserve"> one derived business metric per dataset.</w:t>
       </w:r>
     </w:p>
     <w:p>
@@ -2685,7 +4597,31 @@
         <w:spacing w:after="140"/>
       </w:pPr>
       <w:r>
-        <w:t xml:space="preserve">None of the raw columns is "resolution time" — it only exists once ticket_created_date is subtracted from ticket_resolved_date.</w:t>
+        <w:t xml:space="preserve">None of the raw columns is "resolution </w:t>
+      </w:r>
+      <w:proofErr w:type="gramStart"/>
+      <w:r>
+        <w:t>time" —</w:t>
+      </w:r>
+      <w:proofErr w:type="gramEnd"/>
+      <w:r>
+        <w:t xml:space="preserve"> it only exists once </w:t>
+      </w:r>
+      <w:proofErr w:type="spellStart"/>
+      <w:r>
+        <w:t>ticket_created_date</w:t>
+      </w:r>
+      <w:proofErr w:type="spellEnd"/>
+      <w:r>
+        <w:t xml:space="preserve"> is subtracted from </w:t>
+      </w:r>
+      <w:proofErr w:type="spellStart"/>
+      <w:r>
+        <w:t>ticket_resolved_date</w:t>
+      </w:r>
+      <w:proofErr w:type="spellEnd"/>
+      <w:r>
+        <w:t>.</w:t>
       </w:r>
     </w:p>
     <w:p>
@@ -2693,7 +4629,7 @@
         <w:spacing w:after="80"/>
       </w:pPr>
       <w:r>
-        <w:t xml:space="preserve">1. Clicked "Add calculated columns" in the left panel.</w:t>
+        <w:t>1. Clicked "Add calculated columns" in the left panel.</w:t>
       </w:r>
     </w:p>
     <w:p>
@@ -2701,7 +4637,15 @@
         <w:spacing w:after="80"/>
       </w:pPr>
       <w:r>
-        <w:t xml:space="preserve">2. Named the field resolution_time_hours.</w:t>
+        <w:t xml:space="preserve">2. Named the field </w:t>
+      </w:r>
+      <w:proofErr w:type="spellStart"/>
+      <w:r>
+        <w:t>resolution_time_hours</w:t>
+      </w:r>
+      <w:proofErr w:type="spellEnd"/>
+      <w:r>
+        <w:t>.</w:t>
       </w:r>
     </w:p>
     <w:p>
@@ -2709,20 +4653,79 @@
         <w:spacing w:after="80"/>
       </w:pPr>
       <w:r>
-        <w:t xml:space="preserve">3. Formula: dateDiff({ticket_created_date}, {ticket_resolved_date}, "HH") — hours between ticket open and resolution. For the 59 rows where ticket_resolved_date is blank (still unresolved), the result comes out blank/null automatically — correct behavior, not an error.</w:t>
-      </w:r>
-    </w:p>
-    <w:p>
-      <w:pPr>
-        <w:spacing w:after="60" w:before="120"/>
+        <w:t xml:space="preserve">3. Formula: </w:t>
+      </w:r>
+      <w:proofErr w:type="spellStart"/>
+      <w:proofErr w:type="gramStart"/>
+      <w:r>
+        <w:t>dateDiff</w:t>
+      </w:r>
+      <w:proofErr w:type="spellEnd"/>
+      <w:r>
+        <w:t>({</w:t>
+      </w:r>
+      <w:proofErr w:type="spellStart"/>
+      <w:proofErr w:type="gramEnd"/>
+      <w:r>
+        <w:t>ticket_created_</w:t>
+      </w:r>
+      <w:proofErr w:type="gramStart"/>
+      <w:r>
+        <w:t>date</w:t>
+      </w:r>
+      <w:proofErr w:type="spellEnd"/>
+      <w:r>
+        <w:t>}, {</w:t>
+      </w:r>
+      <w:proofErr w:type="spellStart"/>
+      <w:proofErr w:type="gramEnd"/>
+      <w:r>
+        <w:t>ticket_resolved_</w:t>
+      </w:r>
+      <w:proofErr w:type="gramStart"/>
+      <w:r>
+        <w:t>date</w:t>
+      </w:r>
+      <w:proofErr w:type="spellEnd"/>
+      <w:r>
+        <w:t>},</w:t>
+      </w:r>
+      <w:proofErr w:type="gramEnd"/>
+      <w:r>
+        <w:t xml:space="preserve"> "HH</w:t>
+      </w:r>
+      <w:proofErr w:type="gramStart"/>
+      <w:r>
+        <w:t>") —</w:t>
+      </w:r>
+      <w:proofErr w:type="gramEnd"/>
+      <w:r>
+        <w:t xml:space="preserve"> hours between ticket open and resolution. For the 59 rows where </w:t>
+      </w:r>
+      <w:proofErr w:type="spellStart"/>
+      <w:r>
+        <w:t>ticket_resolved_date</w:t>
+      </w:r>
+      <w:proofErr w:type="spellEnd"/>
+      <w:r>
+        <w:t xml:space="preserve"> is blank (still unresolved), the result comes out blank/null automatically — correct behavior, not an error.</w:t>
+      </w:r>
+    </w:p>
+    <w:p>
+      <w:pPr>
+        <w:spacing w:before="120" w:after="60"/>
         <w:jc w:val="center"/>
       </w:pPr>
       <w:r>
+        <w:rPr>
+          <w:noProof/>
+        </w:rPr>
+        <w:lastRenderedPageBreak/>
         <w:drawing>
-          <wp:inline distT="0" distB="0" distL="0" distR="0">
+          <wp:inline distT="0" distB="0" distL="0" distR="0" wp14:anchorId="05CC67F8" wp14:editId="0DBD39D0">
             <wp:extent cx="5715000" cy="3314700"/>
-            <wp:effectExtent t="0" r="0" b="0" l="0"/>
-            <wp:docPr id="1" name="" descr="" title=""/>
+            <wp:effectExtent l="0" t="0" r="0" b="0"/>
+            <wp:docPr id="450215400" name="Grafik 450215400"/>
             <wp:cNvGraphicFramePr>
               <a:graphicFrameLocks xmlns:a="http://schemas.openxmlformats.org/drawingml/2006/main" noChangeAspect="1"/>
             </wp:cNvGraphicFramePr>
@@ -2730,13 +4733,13 @@
               <a:graphicData uri="http://schemas.openxmlformats.org/drawingml/2006/picture">
                 <pic:pic xmlns:pic="http://schemas.openxmlformats.org/drawingml/2006/picture">
                   <pic:nvPicPr>
-                    <pic:cNvPr id="0" name="" descr=""/>
+                    <pic:cNvPr id="0" name=""/>
                     <pic:cNvPicPr>
                       <a:picLocks noChangeAspect="1" noChangeArrowheads="1"/>
                     </pic:cNvPicPr>
                   </pic:nvPicPr>
                   <pic:blipFill>
-                    <a:blip r:embed="rId36" cstate="none"/>
+                    <a:blip r:embed="rId34"/>
                     <a:srcRect/>
                     <a:stretch>
                       <a:fillRect/>
@@ -2771,7 +4774,131 @@
           <w:sz w:val="18"/>
           <w:szCs w:val="18"/>
         </w:rPr>
-        <w:t xml:space="preserve">Fig. 30 — resolution_time_hours calculated column configuration: dateDiff({ticket_created_date}, {ticket_resolved_date}, "HH").</w:t>
+        <w:t xml:space="preserve">Fig. 30 — </w:t>
+      </w:r>
+      <w:proofErr w:type="spellStart"/>
+      <w:r>
+        <w:rPr>
+          <w:i/>
+          <w:iCs/>
+          <w:color w:val="555555"/>
+          <w:sz w:val="18"/>
+          <w:szCs w:val="18"/>
+        </w:rPr>
+        <w:t>resolution_time_hours</w:t>
+      </w:r>
+      <w:proofErr w:type="spellEnd"/>
+      <w:r>
+        <w:rPr>
+          <w:i/>
+          <w:iCs/>
+          <w:color w:val="555555"/>
+          <w:sz w:val="18"/>
+          <w:szCs w:val="18"/>
+        </w:rPr>
+        <w:t xml:space="preserve"> calculated column configuration: </w:t>
+      </w:r>
+      <w:proofErr w:type="spellStart"/>
+      <w:proofErr w:type="gramStart"/>
+      <w:r>
+        <w:rPr>
+          <w:i/>
+          <w:iCs/>
+          <w:color w:val="555555"/>
+          <w:sz w:val="18"/>
+          <w:szCs w:val="18"/>
+        </w:rPr>
+        <w:t>dateDiff</w:t>
+      </w:r>
+      <w:proofErr w:type="spellEnd"/>
+      <w:r>
+        <w:rPr>
+          <w:i/>
+          <w:iCs/>
+          <w:color w:val="555555"/>
+          <w:sz w:val="18"/>
+          <w:szCs w:val="18"/>
+        </w:rPr>
+        <w:t>({</w:t>
+      </w:r>
+      <w:proofErr w:type="spellStart"/>
+      <w:proofErr w:type="gramEnd"/>
+      <w:r>
+        <w:rPr>
+          <w:i/>
+          <w:iCs/>
+          <w:color w:val="555555"/>
+          <w:sz w:val="18"/>
+          <w:szCs w:val="18"/>
+        </w:rPr>
+        <w:t>ticket_created_</w:t>
+      </w:r>
+      <w:proofErr w:type="gramStart"/>
+      <w:r>
+        <w:rPr>
+          <w:i/>
+          <w:iCs/>
+          <w:color w:val="555555"/>
+          <w:sz w:val="18"/>
+          <w:szCs w:val="18"/>
+        </w:rPr>
+        <w:t>date</w:t>
+      </w:r>
+      <w:proofErr w:type="spellEnd"/>
+      <w:r>
+        <w:rPr>
+          <w:i/>
+          <w:iCs/>
+          <w:color w:val="555555"/>
+          <w:sz w:val="18"/>
+          <w:szCs w:val="18"/>
+        </w:rPr>
+        <w:t>}, {</w:t>
+      </w:r>
+      <w:proofErr w:type="spellStart"/>
+      <w:proofErr w:type="gramEnd"/>
+      <w:r>
+        <w:rPr>
+          <w:i/>
+          <w:iCs/>
+          <w:color w:val="555555"/>
+          <w:sz w:val="18"/>
+          <w:szCs w:val="18"/>
+        </w:rPr>
+        <w:t>ticket_resolved_</w:t>
+      </w:r>
+      <w:proofErr w:type="gramStart"/>
+      <w:r>
+        <w:rPr>
+          <w:i/>
+          <w:iCs/>
+          <w:color w:val="555555"/>
+          <w:sz w:val="18"/>
+          <w:szCs w:val="18"/>
+        </w:rPr>
+        <w:t>date</w:t>
+      </w:r>
+      <w:proofErr w:type="spellEnd"/>
+      <w:r>
+        <w:rPr>
+          <w:i/>
+          <w:iCs/>
+          <w:color w:val="555555"/>
+          <w:sz w:val="18"/>
+          <w:szCs w:val="18"/>
+        </w:rPr>
+        <w:t>},</w:t>
+      </w:r>
+      <w:proofErr w:type="gramEnd"/>
+      <w:r>
+        <w:rPr>
+          <w:i/>
+          <w:iCs/>
+          <w:color w:val="555555"/>
+          <w:sz w:val="18"/>
+          <w:szCs w:val="18"/>
+        </w:rPr>
+        <w:t xml:space="preserve"> "HH").</w:t>
       </w:r>
     </w:p>
     <w:p>
@@ -2779,20 +4906,23 @@
         <w:spacing w:after="80"/>
       </w:pPr>
       <w:r>
-        <w:t xml:space="preserve">4. Clicked Save, then checked the Preview tab: resulting values ranged from single digits to low hundreds of hours (e.g. 7, 13, 14, 35, 58, 64, 81, 93, 103, 113, 115, 123, 124 in the sampled rows) — consistent with the pandas-computed average of ~56–60 hours across all priority levels calculated ahead of time.</w:t>
-      </w:r>
-    </w:p>
-    <w:p>
-      <w:pPr>
-        <w:spacing w:after="60" w:before="120"/>
+        <w:t>4. Clicked Save, then checked the Preview tab: resulting values ranged from single digits to low hundreds of hours (e.g. 7, 13, 14, 35, 58, 64, 81, 93, 103, 113, 115, 123, 124 in the sampled rows) — consistent with the pandas-computed average of ~56–60 hours across all priority levels calculated ahead of time.</w:t>
+      </w:r>
+    </w:p>
+    <w:p>
+      <w:pPr>
+        <w:spacing w:before="120" w:after="60"/>
         <w:jc w:val="center"/>
       </w:pPr>
       <w:r>
+        <w:rPr>
+          <w:noProof/>
+        </w:rPr>
         <w:drawing>
-          <wp:inline distT="0" distB="0" distL="0" distR="0">
+          <wp:inline distT="0" distB="0" distL="0" distR="0" wp14:anchorId="2F5F9430" wp14:editId="00C4D50D">
             <wp:extent cx="5715000" cy="3286125"/>
-            <wp:effectExtent t="0" r="0" b="0" l="0"/>
-            <wp:docPr id="1" name="" descr="" title=""/>
+            <wp:effectExtent l="0" t="0" r="0" b="0"/>
+            <wp:docPr id="2023963306" name="Grafik 2023963306"/>
             <wp:cNvGraphicFramePr>
               <a:graphicFrameLocks xmlns:a="http://schemas.openxmlformats.org/drawingml/2006/main" noChangeAspect="1"/>
             </wp:cNvGraphicFramePr>
@@ -2800,13 +4930,13 @@
               <a:graphicData uri="http://schemas.openxmlformats.org/drawingml/2006/picture">
                 <pic:pic xmlns:pic="http://schemas.openxmlformats.org/drawingml/2006/picture">
                   <pic:nvPicPr>
-                    <pic:cNvPr id="0" name="" descr=""/>
+                    <pic:cNvPr id="0" name=""/>
                     <pic:cNvPicPr>
                       <a:picLocks noChangeAspect="1" noChangeArrowheads="1"/>
                     </pic:cNvPicPr>
                   </pic:nvPicPr>
                   <pic:blipFill>
-                    <a:blip r:embed="rId37" cstate="none"/>
+                    <a:blip r:embed="rId35"/>
                     <a:srcRect/>
                     <a:stretch>
                       <a:fillRect/>
@@ -2841,16 +4971,38 @@
           <w:sz w:val="18"/>
           <w:szCs w:val="18"/>
         </w:rPr>
-        <w:t xml:space="preserve">Fig. 31 — Preview tab showing the new resolution_time_hours Integer column with realistic hour values.</w:t>
-      </w:r>
-    </w:p>
-    <w:p>
-      <w:pPr>
-        <w:pStyle w:val="Heading1"/>
-        <w:spacing w:after="160" w:before="360"/>
-      </w:pPr>
-      <w:r>
-        <w:t xml:space="preserve">Step 12 — Publish Support Tickets dataset + verify row count</w:t>
+        <w:t xml:space="preserve">Fig. 31 — Preview tab showing the new </w:t>
+      </w:r>
+      <w:proofErr w:type="spellStart"/>
+      <w:r>
+        <w:rPr>
+          <w:i/>
+          <w:iCs/>
+          <w:color w:val="555555"/>
+          <w:sz w:val="18"/>
+          <w:szCs w:val="18"/>
+        </w:rPr>
+        <w:t>resolution_time_hours</w:t>
+      </w:r>
+      <w:proofErr w:type="spellEnd"/>
+      <w:r>
+        <w:rPr>
+          <w:i/>
+          <w:iCs/>
+          <w:color w:val="555555"/>
+          <w:sz w:val="18"/>
+          <w:szCs w:val="18"/>
+        </w:rPr>
+        <w:t xml:space="preserve"> Integer column with realistic hour values.</w:t>
+      </w:r>
+    </w:p>
+    <w:p>
+      <w:pPr>
+        <w:pStyle w:val="berschrift1"/>
+        <w:spacing w:before="360" w:after="160"/>
+      </w:pPr>
+      <w:r>
+        <w:t>Step 12 — Publish Support Tickets dataset + verify row count</w:t>
       </w:r>
     </w:p>
     <w:p>
@@ -2858,7 +5010,7 @@
         <w:spacing w:after="80"/>
       </w:pPr>
       <w:r>
-        <w:t xml:space="preserve">1. Clicked Save &amp; publish (top right) on the Support Tickets dataset editor.</w:t>
+        <w:t>1. Clicked Save &amp; publish (top right) on the Support Tickets dataset editor.</w:t>
       </w:r>
     </w:p>
     <w:p>
@@ -2866,7 +5018,7 @@
         <w:spacing w:after="80"/>
       </w:pPr>
       <w:r>
-        <w:t xml:space="preserve">2. Confirmation banner: "Saved and published successfully."</w:t>
+        <w:t>2. Confirmation banner: "Saved and published successfully."</w:t>
       </w:r>
     </w:p>
     <w:p>
@@ -2874,7 +5026,7 @@
         <w:spacing w:after="80"/>
       </w:pPr>
       <w:r>
-        <w:t xml:space="preserve">3. Navigated to Data → Datasets, opened the newly published novatech_support_tickets.csv (owner: Me).</w:t>
+        <w:t>3. Navigated to Data → Datasets, opened the newly published novatech_support_tickets.csv (owner: Me).</w:t>
       </w:r>
     </w:p>
     <w:p>
@@ -2882,20 +5034,40 @@
         <w:spacing w:after="80"/>
       </w:pPr>
       <w:r>
-        <w:t xml:space="preserve">4. Dataset detail page confirms: 21 columns (the 20 original + resolution_time_hours), and under Refresh: "3000 rows imported (100% success)" — an exact match with both the data dictionary's expected row count and Q's answer in Verification Log entry #5 (3,000 total tickets). Same row-count cross-check pattern used for CRM (Step 6) and Marketing (Step 9), now applied to all three source datasets.</w:t>
-      </w:r>
-    </w:p>
-    <w:p>
-      <w:pPr>
-        <w:spacing w:after="60" w:before="120"/>
+        <w:lastRenderedPageBreak/>
+        <w:t xml:space="preserve">4. Dataset detail page confirms: 21 columns (the 20 original + </w:t>
+      </w:r>
+      <w:proofErr w:type="spellStart"/>
+      <w:r>
+        <w:t>resolution_time_hours</w:t>
+      </w:r>
+      <w:proofErr w:type="spellEnd"/>
+      <w:r>
+        <w:t>), and under Refresh: "3000 rows imported (100% success</w:t>
+      </w:r>
+      <w:proofErr w:type="gramStart"/>
+      <w:r>
+        <w:t>)" —</w:t>
+      </w:r>
+      <w:proofErr w:type="gramEnd"/>
+      <w:r>
+        <w:t xml:space="preserve"> an exact match with both the data dictionary's expected row count and Q's answer in Verification Log entry #5 (3,000 total tickets). Same row-count cross-check pattern used for CRM (Step 6) and Marketing (Step 9), now applied to all three source datasets.</w:t>
+      </w:r>
+    </w:p>
+    <w:p>
+      <w:pPr>
+        <w:spacing w:before="120" w:after="60"/>
         <w:jc w:val="center"/>
       </w:pPr>
       <w:r>
+        <w:rPr>
+          <w:noProof/>
+        </w:rPr>
         <w:drawing>
-          <wp:inline distT="0" distB="0" distL="0" distR="0">
+          <wp:inline distT="0" distB="0" distL="0" distR="0" wp14:anchorId="1A2DFE82" wp14:editId="71899033">
             <wp:extent cx="5715000" cy="3105150"/>
-            <wp:effectExtent t="0" r="0" b="0" l="0"/>
-            <wp:docPr id="1" name="" descr="" title=""/>
+            <wp:effectExtent l="0" t="0" r="0" b="0"/>
+            <wp:docPr id="913957192" name="Grafik 913957192"/>
             <wp:cNvGraphicFramePr>
               <a:graphicFrameLocks xmlns:a="http://schemas.openxmlformats.org/drawingml/2006/main" noChangeAspect="1"/>
             </wp:cNvGraphicFramePr>
@@ -2903,13 +5075,13 @@
               <a:graphicData uri="http://schemas.openxmlformats.org/drawingml/2006/picture">
                 <pic:pic xmlns:pic="http://schemas.openxmlformats.org/drawingml/2006/picture">
                   <pic:nvPicPr>
-                    <pic:cNvPr id="0" name="" descr=""/>
+                    <pic:cNvPr id="0" name=""/>
                     <pic:cNvPicPr>
                       <a:picLocks noChangeAspect="1" noChangeArrowheads="1"/>
                     </pic:cNvPicPr>
                   </pic:nvPicPr>
                   <pic:blipFill>
-                    <a:blip r:embed="rId38" cstate="none"/>
+                    <a:blip r:embed="rId36"/>
                     <a:srcRect/>
                     <a:stretch>
                       <a:fillRect/>
@@ -2944,20 +5116,45 @@
           <w:sz w:val="18"/>
           <w:szCs w:val="18"/>
         </w:rPr>
-        <w:t xml:space="preserve">Fig. 32 — "Saved and published successfully" confirmation.</w:t>
-      </w:r>
-    </w:p>
-    <w:p>
-      <w:pPr>
-        <w:spacing w:after="60" w:before="120"/>
+        <w:t xml:space="preserve">Fig. </w:t>
+      </w:r>
+      <w:proofErr w:type="gramStart"/>
+      <w:r>
+        <w:rPr>
+          <w:i/>
+          <w:iCs/>
+          <w:color w:val="555555"/>
+          <w:sz w:val="18"/>
+          <w:szCs w:val="18"/>
+        </w:rPr>
+        <w:t>32 — "</w:t>
+      </w:r>
+      <w:proofErr w:type="gramEnd"/>
+      <w:r>
+        <w:rPr>
+          <w:i/>
+          <w:iCs/>
+          <w:color w:val="555555"/>
+          <w:sz w:val="18"/>
+          <w:szCs w:val="18"/>
+        </w:rPr>
+        <w:t>Saved and published successfully" confirmation.</w:t>
+      </w:r>
+    </w:p>
+    <w:p>
+      <w:pPr>
+        <w:spacing w:before="120" w:after="60"/>
         <w:jc w:val="center"/>
       </w:pPr>
       <w:r>
+        <w:rPr>
+          <w:noProof/>
+        </w:rPr>
         <w:drawing>
-          <wp:inline distT="0" distB="0" distL="0" distR="0">
+          <wp:inline distT="0" distB="0" distL="0" distR="0" wp14:anchorId="456DEB1A" wp14:editId="24E11C57">
             <wp:extent cx="5715000" cy="3457575"/>
-            <wp:effectExtent t="0" r="0" b="0" l="0"/>
-            <wp:docPr id="1" name="" descr="" title=""/>
+            <wp:effectExtent l="0" t="0" r="0" b="0"/>
+            <wp:docPr id="407454544" name="Grafik 407454544"/>
             <wp:cNvGraphicFramePr>
               <a:graphicFrameLocks xmlns:a="http://schemas.openxmlformats.org/drawingml/2006/main" noChangeAspect="1"/>
             </wp:cNvGraphicFramePr>
@@ -2965,13 +5162,13 @@
               <a:graphicData uri="http://schemas.openxmlformats.org/drawingml/2006/picture">
                 <pic:pic xmlns:pic="http://schemas.openxmlformats.org/drawingml/2006/picture">
                   <pic:nvPicPr>
-                    <pic:cNvPr id="0" name="" descr=""/>
+                    <pic:cNvPr id="0" name=""/>
                     <pic:cNvPicPr>
                       <a:picLocks noChangeAspect="1" noChangeArrowheads="1"/>
                     </pic:cNvPicPr>
                   </pic:nvPicPr>
                   <pic:blipFill>
-                    <a:blip r:embed="rId39" cstate="none"/>
+                    <a:blip r:embed="rId37"/>
                     <a:srcRect/>
                     <a:stretch>
                       <a:fillRect/>
@@ -3006,7 +5203,7 @@
           <w:sz w:val="18"/>
           <w:szCs w:val="18"/>
         </w:rPr>
-        <w:t xml:space="preserve">Fig. 33 — Dataset detail page: Columns (21), Refresh panel showing "3000 rows imported (100% success)".</w:t>
+        <w:t>Fig. 33 — Dataset detail page: Columns (21), Refresh panel showing "3000 rows imported (100% success)".</w:t>
       </w:r>
     </w:p>
     <w:p>
@@ -3018,7 +5215,1097 @@
           <w:b/>
           <w:bCs/>
         </w:rPr>
-        <w:t xml:space="preserve">All three source datasets are now uploaded, type-corrected, enriched with one derived calculated field each, and published to SPICE: CRM Deals (499 rows, days_to_close), Marketing Campaigns (2,240 rows, campaign_roi), Support Tickets (3,000 rows, resolution_time_hours).</w:t>
+        <w:t xml:space="preserve">All three source datasets are now uploaded, type-corrected, enriched with one derived calculated field each, and published to SPICE: CRM Deals (499 rows, </w:t>
+      </w:r>
+      <w:proofErr w:type="spellStart"/>
+      <w:r>
+        <w:rPr>
+          <w:b/>
+          <w:bCs/>
+        </w:rPr>
+        <w:t>days_to_close</w:t>
+      </w:r>
+      <w:proofErr w:type="spellEnd"/>
+      <w:r>
+        <w:rPr>
+          <w:b/>
+          <w:bCs/>
+        </w:rPr>
+        <w:t xml:space="preserve">), Marketing Campaigns (2,240 rows, </w:t>
+      </w:r>
+      <w:proofErr w:type="spellStart"/>
+      <w:r>
+        <w:rPr>
+          <w:b/>
+          <w:bCs/>
+        </w:rPr>
+        <w:t>campaign_roi</w:t>
+      </w:r>
+      <w:proofErr w:type="spellEnd"/>
+      <w:r>
+        <w:rPr>
+          <w:b/>
+          <w:bCs/>
+        </w:rPr>
+        <w:t xml:space="preserve">), Support Tickets (3,000 rows, </w:t>
+      </w:r>
+      <w:proofErr w:type="spellStart"/>
+      <w:r>
+        <w:rPr>
+          <w:b/>
+          <w:bCs/>
+        </w:rPr>
+        <w:t>resolution_time_hours</w:t>
+      </w:r>
+      <w:proofErr w:type="spellEnd"/>
+      <w:r>
+        <w:rPr>
+          <w:b/>
+          <w:bCs/>
+        </w:rPr>
+        <w:t>).</w:t>
+      </w:r>
+    </w:p>
+    <w:p>
+      <w:pPr>
+        <w:pStyle w:val="berschrift1"/>
+        <w:spacing w:before="360" w:after="160"/>
+      </w:pPr>
+      <w:r>
+        <w:lastRenderedPageBreak/>
+        <w:t>Step 13 — Build the unified dataset: Join CRM + Marketing (Join 1)</w:t>
+      </w:r>
+    </w:p>
+    <w:p>
+      <w:pPr>
+        <w:spacing w:after="140"/>
+      </w:pPr>
+      <w:r>
+        <w:rPr>
+          <w:b/>
+          <w:bCs/>
+        </w:rPr>
+        <w:t xml:space="preserve">Join strategy (simulated with pandas beforehand, before touching </w:t>
+      </w:r>
+      <w:proofErr w:type="spellStart"/>
+      <w:r>
+        <w:rPr>
+          <w:b/>
+          <w:bCs/>
+        </w:rPr>
+        <w:t>QuickSight</w:t>
+      </w:r>
+      <w:proofErr w:type="spellEnd"/>
+      <w:r>
+        <w:rPr>
+          <w:b/>
+          <w:bCs/>
+        </w:rPr>
+        <w:t>):</w:t>
+      </w:r>
+    </w:p>
+    <w:p>
+      <w:pPr>
+        <w:pStyle w:val="Listenabsatz"/>
+        <w:numPr>
+          <w:ilvl w:val="0"/>
+          <w:numId w:val="1"/>
+        </w:numPr>
+        <w:spacing w:after="80"/>
+      </w:pPr>
+      <w:r>
+        <w:t xml:space="preserve">Anchor: CRM Deals. Every dollar Sarah's team </w:t>
+      </w:r>
+      <w:proofErr w:type="gramStart"/>
+      <w:r>
+        <w:t>tracks</w:t>
+      </w:r>
+      <w:proofErr w:type="gramEnd"/>
+      <w:r>
+        <w:t xml:space="preserve"> starts at a deal, so a left join guarantees no deal silently disappears even if an account has no marketing touch or no support ticket on file.</w:t>
+      </w:r>
+    </w:p>
+    <w:p>
+      <w:pPr>
+        <w:pStyle w:val="Listenabsatz"/>
+        <w:numPr>
+          <w:ilvl w:val="0"/>
+          <w:numId w:val="1"/>
+        </w:numPr>
+        <w:spacing w:after="80"/>
+      </w:pPr>
+      <w:r>
+        <w:t xml:space="preserve">CRM LEFT JOIN Marketing on </w:t>
+      </w:r>
+      <w:proofErr w:type="spellStart"/>
+      <w:r>
+        <w:t>account_id</w:t>
+      </w:r>
+      <w:proofErr w:type="spellEnd"/>
+      <w:r>
+        <w:t xml:space="preserve"> → simulated ~13,738 rows.</w:t>
+      </w:r>
+    </w:p>
+    <w:p>
+      <w:pPr>
+        <w:pStyle w:val="Listenabsatz"/>
+        <w:numPr>
+          <w:ilvl w:val="0"/>
+          <w:numId w:val="1"/>
+        </w:numPr>
+        <w:spacing w:after="80"/>
+      </w:pPr>
+      <w:r>
+        <w:t xml:space="preserve">Result LEFT JOIN Support on </w:t>
+      </w:r>
+      <w:proofErr w:type="spellStart"/>
+      <w:r>
+        <w:t>account_id</w:t>
+      </w:r>
+      <w:proofErr w:type="spellEnd"/>
+      <w:r>
+        <w:t xml:space="preserve"> → simulated ~63,420 rows.</w:t>
+      </w:r>
+    </w:p>
+    <w:p>
+      <w:pPr>
+        <w:pStyle w:val="Listenabsatz"/>
+        <w:numPr>
+          <w:ilvl w:val="0"/>
+          <w:numId w:val="1"/>
+        </w:numPr>
+        <w:spacing w:after="80"/>
+      </w:pPr>
+      <w:r>
+        <w:t xml:space="preserve">Why LEFT, not INNER: an INNER </w:t>
+      </w:r>
+      <w:proofErr w:type="gramStart"/>
+      <w:r>
+        <w:t>join</w:t>
+      </w:r>
+      <w:proofErr w:type="gramEnd"/>
+      <w:r>
+        <w:t xml:space="preserve"> would drop deals for accounts with zero rows in Marketing or Support — a real, expected case, not a data error — which would quietly undercount CRM Deals rows in the unified dataset.</w:t>
+      </w:r>
+    </w:p>
+    <w:p>
+      <w:pPr>
+        <w:pStyle w:val="Listenabsatz"/>
+        <w:numPr>
+          <w:ilvl w:val="0"/>
+          <w:numId w:val="1"/>
+        </w:numPr>
+        <w:spacing w:after="80"/>
+      </w:pPr>
+      <w:r>
+        <w:t xml:space="preserve">Why the row count grows (fan-out) is fine: the rubric expects the unified dataset to have more rows than any individual source. Any visual later built from it uses COUNT DISTINCT on the relevant ID field instead of plain </w:t>
+      </w:r>
+      <w:proofErr w:type="gramStart"/>
+      <w:r>
+        <w:t>COUNT(</w:t>
+      </w:r>
+      <w:proofErr w:type="gramEnd"/>
+      <w:r>
+        <w:t>*), so the fan-out never silently inflates a KPI.</w:t>
+      </w:r>
+    </w:p>
+    <w:p>
+      <w:pPr>
+        <w:spacing w:after="140"/>
+      </w:pPr>
+      <w:r>
+        <w:rPr>
+          <w:b/>
+          <w:bCs/>
+        </w:rPr>
+        <w:t xml:space="preserve">Getting to the right starting screen (a wrong turn to avoid): Data → Create dataset only lets you pick a data source (a file upload or </w:t>
+      </w:r>
+      <w:proofErr w:type="gramStart"/>
+      <w:r>
+        <w:rPr>
+          <w:b/>
+          <w:bCs/>
+        </w:rPr>
+        <w:t>connector) —</w:t>
+      </w:r>
+      <w:proofErr w:type="gramEnd"/>
+      <w:r>
+        <w:rPr>
+          <w:b/>
+          <w:bCs/>
+        </w:rPr>
+        <w:t xml:space="preserve"> it does not list already-published datasets, so searching for </w:t>
+      </w:r>
+      <w:proofErr w:type="spellStart"/>
+      <w:r>
+        <w:rPr>
+          <w:b/>
+          <w:bCs/>
+        </w:rPr>
+        <w:t>novatech_crm_deals</w:t>
+      </w:r>
+      <w:proofErr w:type="spellEnd"/>
+      <w:r>
+        <w:rPr>
+          <w:b/>
+          <w:bCs/>
+        </w:rPr>
+        <w:t xml:space="preserve"> there finds nothing. The correct path is different:</w:t>
+      </w:r>
+    </w:p>
+    <w:p>
+      <w:pPr>
+        <w:spacing w:after="80"/>
+      </w:pPr>
+      <w:r>
+        <w:t>1. Went to Data → Datasets (the list, not "Create dataset").</w:t>
+      </w:r>
+    </w:p>
+    <w:p>
+      <w:pPr>
+        <w:spacing w:after="80"/>
+      </w:pPr>
+      <w:r>
+        <w:t>2. Found the student's own novatech_crm_deals.csv, clicked its ⋮ menu.</w:t>
+      </w:r>
+    </w:p>
+    <w:p>
+      <w:pPr>
+        <w:spacing w:after="80"/>
+      </w:pPr>
+      <w:r>
+        <w:t>3. Chose "Use in a new dataset" — not "Edit". "Edit" would open and modify the original CRM dataset in place; "Use in a new dataset" uses it as a starting point for a brand-new dataset, leaving the original CRM dataset (used for its own single-source KPIs) untouched.</w:t>
+      </w:r>
+    </w:p>
+    <w:p>
+      <w:pPr>
+        <w:spacing w:after="80"/>
+      </w:pPr>
+      <w:r>
+        <w:t xml:space="preserve">4. Renamed the new dataset to </w:t>
+      </w:r>
+      <w:proofErr w:type="spellStart"/>
+      <w:r>
+        <w:t>NovaTech</w:t>
+      </w:r>
+      <w:proofErr w:type="spellEnd"/>
+      <w:r>
+        <w:t xml:space="preserve"> Unified Account Dataset.</w:t>
+      </w:r>
+    </w:p>
+    <w:p>
+      <w:pPr>
+        <w:spacing w:before="120" w:after="60"/>
+        <w:jc w:val="center"/>
+      </w:pPr>
+      <w:r>
+        <w:rPr>
+          <w:noProof/>
+        </w:rPr>
+        <w:drawing>
+          <wp:inline distT="0" distB="0" distL="0" distR="0" wp14:anchorId="6B08EB8D" wp14:editId="50417808">
+            <wp:extent cx="5715000" cy="3286125"/>
+            <wp:effectExtent l="0" t="0" r="0" b="0"/>
+            <wp:docPr id="645226484" name="Grafik 645226484"/>
+            <wp:cNvGraphicFramePr>
+              <a:graphicFrameLocks xmlns:a="http://schemas.openxmlformats.org/drawingml/2006/main" noChangeAspect="1"/>
+            </wp:cNvGraphicFramePr>
+            <a:graphic xmlns:a="http://schemas.openxmlformats.org/drawingml/2006/main">
+              <a:graphicData uri="http://schemas.openxmlformats.org/drawingml/2006/picture">
+                <pic:pic xmlns:pic="http://schemas.openxmlformats.org/drawingml/2006/picture">
+                  <pic:nvPicPr>
+                    <pic:cNvPr id="0" name=""/>
+                    <pic:cNvPicPr>
+                      <a:picLocks noChangeAspect="1" noChangeArrowheads="1"/>
+                    </pic:cNvPicPr>
+                  </pic:nvPicPr>
+                  <pic:blipFill>
+                    <a:blip r:embed="rId38"/>
+                    <a:srcRect/>
+                    <a:stretch>
+                      <a:fillRect/>
+                    </a:stretch>
+                  </pic:blipFill>
+                  <pic:spPr bwMode="auto">
+                    <a:xfrm>
+                      <a:off x="0" y="0"/>
+                      <a:ext cx="5715000" cy="3286125"/>
+                    </a:xfrm>
+                    <a:prstGeom prst="rect">
+                      <a:avLst/>
+                    </a:prstGeom>
+                  </pic:spPr>
+                </pic:pic>
+              </a:graphicData>
+            </a:graphic>
+          </wp:inline>
+        </w:drawing>
+      </w:r>
+    </w:p>
+    <w:p>
+      <w:pPr>
+        <w:spacing w:after="200"/>
+        <w:jc w:val="center"/>
+      </w:pPr>
+      <w:r>
+        <w:rPr>
+          <w:i/>
+          <w:iCs/>
+          <w:color w:val="555555"/>
+          <w:sz w:val="18"/>
+          <w:szCs w:val="18"/>
+        </w:rPr>
+        <w:t>Fig. 34 — ⋮ context menu on the CRM dataset row, "Use in a new dataset" option.</w:t>
+      </w:r>
+    </w:p>
+    <w:p>
+      <w:pPr>
+        <w:spacing w:after="80"/>
+      </w:pPr>
+      <w:r>
+        <w:t>5. Clicked "Add data" in the left panel → Dataset tab → selected novatech_marketing_campaigns.csv → Select.</w:t>
+      </w:r>
+    </w:p>
+    <w:p>
+      <w:pPr>
+        <w:spacing w:before="120" w:after="60"/>
+        <w:jc w:val="center"/>
+      </w:pPr>
+      <w:r>
+        <w:rPr>
+          <w:noProof/>
+        </w:rPr>
+        <w:lastRenderedPageBreak/>
+        <w:drawing>
+          <wp:inline distT="0" distB="0" distL="0" distR="0" wp14:anchorId="7AA6B5D3" wp14:editId="689A6792">
+            <wp:extent cx="5715000" cy="2324100"/>
+            <wp:effectExtent l="0" t="0" r="0" b="0"/>
+            <wp:docPr id="1200942159" name="Grafik 1200942159"/>
+            <wp:cNvGraphicFramePr>
+              <a:graphicFrameLocks xmlns:a="http://schemas.openxmlformats.org/drawingml/2006/main" noChangeAspect="1"/>
+            </wp:cNvGraphicFramePr>
+            <a:graphic xmlns:a="http://schemas.openxmlformats.org/drawingml/2006/main">
+              <a:graphicData uri="http://schemas.openxmlformats.org/drawingml/2006/picture">
+                <pic:pic xmlns:pic="http://schemas.openxmlformats.org/drawingml/2006/picture">
+                  <pic:nvPicPr>
+                    <pic:cNvPr id="0" name=""/>
+                    <pic:cNvPicPr>
+                      <a:picLocks noChangeAspect="1" noChangeArrowheads="1"/>
+                    </pic:cNvPicPr>
+                  </pic:nvPicPr>
+                  <pic:blipFill>
+                    <a:blip r:embed="rId39"/>
+                    <a:srcRect/>
+                    <a:stretch>
+                      <a:fillRect/>
+                    </a:stretch>
+                  </pic:blipFill>
+                  <pic:spPr bwMode="auto">
+                    <a:xfrm>
+                      <a:off x="0" y="0"/>
+                      <a:ext cx="5715000" cy="2324100"/>
+                    </a:xfrm>
+                    <a:prstGeom prst="rect">
+                      <a:avLst/>
+                    </a:prstGeom>
+                  </pic:spPr>
+                </pic:pic>
+              </a:graphicData>
+            </a:graphic>
+          </wp:inline>
+        </w:drawing>
+      </w:r>
+    </w:p>
+    <w:p>
+      <w:pPr>
+        <w:spacing w:after="200"/>
+        <w:jc w:val="center"/>
+      </w:pPr>
+      <w:r>
+        <w:rPr>
+          <w:i/>
+          <w:iCs/>
+          <w:color w:val="555555"/>
+          <w:sz w:val="18"/>
+          <w:szCs w:val="18"/>
+        </w:rPr>
+        <w:t>Fig. 35 — Select a dataset dialog, Marketing selected — ignoring the leftover "Joined Data" artifacts from someone else's earlier pass through this shared lab.</w:t>
+      </w:r>
+    </w:p>
+    <w:p>
+      <w:pPr>
+        <w:spacing w:after="80"/>
+      </w:pPr>
+      <w:r>
+        <w:t>6. Clicked "Join" in the left panel.</w:t>
+      </w:r>
+    </w:p>
+    <w:p>
+      <w:pPr>
+        <w:spacing w:after="80"/>
+      </w:pPr>
+      <w:r>
+        <w:t xml:space="preserve">7. Configured: Left table = novatech_crm_deals.csv, Right table = novatech_marketing_campaigns.csv, Join type: Left join, Join keys: </w:t>
+      </w:r>
+      <w:proofErr w:type="spellStart"/>
+      <w:r>
+        <w:t>account_id</w:t>
+      </w:r>
+      <w:proofErr w:type="spellEnd"/>
+      <w:r>
+        <w:t xml:space="preserve"> = </w:t>
+      </w:r>
+      <w:proofErr w:type="spellStart"/>
+      <w:r>
+        <w:t>account_id</w:t>
+      </w:r>
+      <w:proofErr w:type="spellEnd"/>
+      <w:r>
+        <w:t>.</w:t>
+      </w:r>
+    </w:p>
+    <w:p>
+      <w:pPr>
+        <w:spacing w:before="120" w:after="60"/>
+        <w:jc w:val="center"/>
+      </w:pPr>
+      <w:r>
+        <w:rPr>
+          <w:noProof/>
+        </w:rPr>
+        <w:drawing>
+          <wp:inline distT="0" distB="0" distL="0" distR="0" wp14:anchorId="06843910" wp14:editId="198DD94E">
+            <wp:extent cx="5715000" cy="3305175"/>
+            <wp:effectExtent l="0" t="0" r="0" b="0"/>
+            <wp:docPr id="185057901" name="Grafik 185057901"/>
+            <wp:cNvGraphicFramePr>
+              <a:graphicFrameLocks xmlns:a="http://schemas.openxmlformats.org/drawingml/2006/main" noChangeAspect="1"/>
+            </wp:cNvGraphicFramePr>
+            <a:graphic xmlns:a="http://schemas.openxmlformats.org/drawingml/2006/main">
+              <a:graphicData uri="http://schemas.openxmlformats.org/drawingml/2006/picture">
+                <pic:pic xmlns:pic="http://schemas.openxmlformats.org/drawingml/2006/picture">
+                  <pic:nvPicPr>
+                    <pic:cNvPr id="0" name=""/>
+                    <pic:cNvPicPr>
+                      <a:picLocks noChangeAspect="1" noChangeArrowheads="1"/>
+                    </pic:cNvPicPr>
+                  </pic:nvPicPr>
+                  <pic:blipFill>
+                    <a:blip r:embed="rId40"/>
+                    <a:srcRect/>
+                    <a:stretch>
+                      <a:fillRect/>
+                    </a:stretch>
+                  </pic:blipFill>
+                  <pic:spPr bwMode="auto">
+                    <a:xfrm>
+                      <a:off x="0" y="0"/>
+                      <a:ext cx="5715000" cy="3305175"/>
+                    </a:xfrm>
+                    <a:prstGeom prst="rect">
+                      <a:avLst/>
+                    </a:prstGeom>
+                  </pic:spPr>
+                </pic:pic>
+              </a:graphicData>
+            </a:graphic>
+          </wp:inline>
+        </w:drawing>
+      </w:r>
+    </w:p>
+    <w:p>
+      <w:pPr>
+        <w:spacing w:after="200"/>
+        <w:jc w:val="center"/>
+      </w:pPr>
+      <w:r>
+        <w:rPr>
+          <w:i/>
+          <w:iCs/>
+          <w:color w:val="555555"/>
+          <w:sz w:val="18"/>
+          <w:szCs w:val="18"/>
+        </w:rPr>
+        <w:t>Fig. 36 — Join 1 configuration, correct as described.</w:t>
+      </w:r>
+    </w:p>
+    <w:p>
+      <w:pPr>
+        <w:spacing w:after="80"/>
+      </w:pPr>
+      <w:r>
+        <w:t xml:space="preserve">8. Checked the Preview: confirmed the expected fan-out (e.g. account ACCT-082 </w:t>
+      </w:r>
+      <w:proofErr w:type="gramStart"/>
+      <w:r>
+        <w:t>appearing</w:t>
+      </w:r>
+      <w:proofErr w:type="gramEnd"/>
+      <w:r>
+        <w:t xml:space="preserve"> 5 times in a row, once per matching marketing touchpoint) and the expected nulls (a CRM row with no Marketing match shows blank Marketing-side </w:t>
+      </w:r>
+      <w:proofErr w:type="gramStart"/>
+      <w:r>
+        <w:t>columns) —</w:t>
+      </w:r>
+      <w:proofErr w:type="gramEnd"/>
+      <w:r>
+        <w:t xml:space="preserve"> both are correct LEFT JOIN behavior, not errors.</w:t>
+      </w:r>
+    </w:p>
+    <w:p>
+      <w:pPr>
+        <w:spacing w:before="120" w:after="60"/>
+        <w:jc w:val="center"/>
+      </w:pPr>
+      <w:r>
+        <w:rPr>
+          <w:noProof/>
+        </w:rPr>
+        <w:lastRenderedPageBreak/>
+        <w:drawing>
+          <wp:inline distT="0" distB="0" distL="0" distR="0" wp14:anchorId="71D64B8B" wp14:editId="451CF4E7">
+            <wp:extent cx="5715000" cy="2800350"/>
+            <wp:effectExtent l="0" t="0" r="0" b="0"/>
+            <wp:docPr id="1185103925" name="Grafik 1185103925"/>
+            <wp:cNvGraphicFramePr>
+              <a:graphicFrameLocks xmlns:a="http://schemas.openxmlformats.org/drawingml/2006/main" noChangeAspect="1"/>
+            </wp:cNvGraphicFramePr>
+            <a:graphic xmlns:a="http://schemas.openxmlformats.org/drawingml/2006/main">
+              <a:graphicData uri="http://schemas.openxmlformats.org/drawingml/2006/picture">
+                <pic:pic xmlns:pic="http://schemas.openxmlformats.org/drawingml/2006/picture">
+                  <pic:nvPicPr>
+                    <pic:cNvPr id="0" name=""/>
+                    <pic:cNvPicPr>
+                      <a:picLocks noChangeAspect="1" noChangeArrowheads="1"/>
+                    </pic:cNvPicPr>
+                  </pic:nvPicPr>
+                  <pic:blipFill>
+                    <a:blip r:embed="rId41"/>
+                    <a:srcRect/>
+                    <a:stretch>
+                      <a:fillRect/>
+                    </a:stretch>
+                  </pic:blipFill>
+                  <pic:spPr bwMode="auto">
+                    <a:xfrm>
+                      <a:off x="0" y="0"/>
+                      <a:ext cx="5715000" cy="2800350"/>
+                    </a:xfrm>
+                    <a:prstGeom prst="rect">
+                      <a:avLst/>
+                    </a:prstGeom>
+                  </pic:spPr>
+                </pic:pic>
+              </a:graphicData>
+            </a:graphic>
+          </wp:inline>
+        </w:drawing>
+      </w:r>
+    </w:p>
+    <w:p>
+      <w:pPr>
+        <w:spacing w:after="200"/>
+        <w:jc w:val="center"/>
+      </w:pPr>
+      <w:r>
+        <w:rPr>
+          <w:i/>
+          <w:iCs/>
+          <w:color w:val="555555"/>
+          <w:sz w:val="18"/>
+          <w:szCs w:val="18"/>
+        </w:rPr>
+        <w:t>Fig. 37 — Preview tab showing the fan-out and a null-filled row for an unmatched account.</w:t>
+      </w:r>
+    </w:p>
+    <w:p>
+      <w:pPr>
+        <w:spacing w:after="80"/>
+      </w:pPr>
+      <w:r>
+        <w:t xml:space="preserve">9. Opened "Show auto-resolved columns": since both tables have an </w:t>
+      </w:r>
+      <w:proofErr w:type="spellStart"/>
+      <w:r>
+        <w:t>account_id</w:t>
+      </w:r>
+      <w:proofErr w:type="spellEnd"/>
+      <w:r>
+        <w:t xml:space="preserve"> column, </w:t>
+      </w:r>
+      <w:proofErr w:type="spellStart"/>
+      <w:r>
+        <w:t>QuickSight</w:t>
+      </w:r>
+      <w:proofErr w:type="spellEnd"/>
+      <w:r>
+        <w:t xml:space="preserve"> automatically renamed the CRM (left table) one to account_id.1 and the Marketing (right table) one to account_id.2. This matters for the next join — Support Tickets must be matched against account_id.1 (the CRM-originated column, always populated) and not account_id.2 (the Marketing-originated column, null wherever Join 1 had no match).</w:t>
+      </w:r>
+    </w:p>
+    <w:p>
+      <w:pPr>
+        <w:spacing w:before="120" w:after="60"/>
+        <w:jc w:val="center"/>
+      </w:pPr>
+      <w:r>
+        <w:rPr>
+          <w:noProof/>
+        </w:rPr>
+        <w:drawing>
+          <wp:inline distT="0" distB="0" distL="0" distR="0" wp14:anchorId="02EC20DB" wp14:editId="37B52A5B">
+            <wp:extent cx="5715000" cy="2828925"/>
+            <wp:effectExtent l="0" t="0" r="0" b="0"/>
+            <wp:docPr id="911083424" name="Grafik 911083424"/>
+            <wp:cNvGraphicFramePr>
+              <a:graphicFrameLocks xmlns:a="http://schemas.openxmlformats.org/drawingml/2006/main" noChangeAspect="1"/>
+            </wp:cNvGraphicFramePr>
+            <a:graphic xmlns:a="http://schemas.openxmlformats.org/drawingml/2006/main">
+              <a:graphicData uri="http://schemas.openxmlformats.org/drawingml/2006/picture">
+                <pic:pic xmlns:pic="http://schemas.openxmlformats.org/drawingml/2006/picture">
+                  <pic:nvPicPr>
+                    <pic:cNvPr id="0" name=""/>
+                    <pic:cNvPicPr>
+                      <a:picLocks noChangeAspect="1" noChangeArrowheads="1"/>
+                    </pic:cNvPicPr>
+                  </pic:nvPicPr>
+                  <pic:blipFill>
+                    <a:blip r:embed="rId42"/>
+                    <a:srcRect/>
+                    <a:stretch>
+                      <a:fillRect/>
+                    </a:stretch>
+                  </pic:blipFill>
+                  <pic:spPr bwMode="auto">
+                    <a:xfrm>
+                      <a:off x="0" y="0"/>
+                      <a:ext cx="5715000" cy="2828925"/>
+                    </a:xfrm>
+                    <a:prstGeom prst="rect">
+                      <a:avLst/>
+                    </a:prstGeom>
+                  </pic:spPr>
+                </pic:pic>
+              </a:graphicData>
+            </a:graphic>
+          </wp:inline>
+        </w:drawing>
+      </w:r>
+    </w:p>
+    <w:p>
+      <w:pPr>
+        <w:spacing w:after="200"/>
+        <w:jc w:val="center"/>
+      </w:pPr>
+      <w:r>
+        <w:rPr>
+          <w:i/>
+          <w:iCs/>
+          <w:color w:val="555555"/>
+          <w:sz w:val="18"/>
+          <w:szCs w:val="18"/>
+        </w:rPr>
+        <w:t xml:space="preserve">Fig. 38 — Auto-resolved columns panel showing the </w:t>
+      </w:r>
+      <w:proofErr w:type="spellStart"/>
+      <w:r>
+        <w:rPr>
+          <w:i/>
+          <w:iCs/>
+          <w:color w:val="555555"/>
+          <w:sz w:val="18"/>
+          <w:szCs w:val="18"/>
+        </w:rPr>
+        <w:t>account_id</w:t>
+      </w:r>
+      <w:proofErr w:type="spellEnd"/>
+      <w:r>
+        <w:rPr>
+          <w:i/>
+          <w:iCs/>
+          <w:color w:val="555555"/>
+          <w:sz w:val="18"/>
+          <w:szCs w:val="18"/>
+        </w:rPr>
+        <w:t xml:space="preserve"> → account_id.1 / account_id.2 rename.</w:t>
+      </w:r>
+    </w:p>
+    <w:p>
+      <w:pPr>
+        <w:spacing w:after="140"/>
+      </w:pPr>
+      <w:r>
+        <w:rPr>
+          <w:i/>
+          <w:iCs/>
+          <w:color w:val="555555"/>
+        </w:rPr>
+        <w:t xml:space="preserve">Caution: the browser tab was accidentally closed before publishing at this point, and the whole in-progress join configuration was lost — </w:t>
+      </w:r>
+      <w:proofErr w:type="spellStart"/>
+      <w:r>
+        <w:rPr>
+          <w:i/>
+          <w:iCs/>
+          <w:color w:val="555555"/>
+        </w:rPr>
+        <w:t>QuickSight's</w:t>
+      </w:r>
+      <w:proofErr w:type="spellEnd"/>
+      <w:r>
+        <w:rPr>
+          <w:i/>
+          <w:iCs/>
+          <w:color w:val="555555"/>
+        </w:rPr>
+        <w:t xml:space="preserve"> data-prep editor does not autosave a draft. Steps 1–9 above had to be redone from scratch. Lesson: stay in the editor tab until Save &amp; publish has been clicked.</w:t>
+      </w:r>
+    </w:p>
+    <w:p>
+      <w:pPr>
+        <w:pStyle w:val="berschrift1"/>
+        <w:spacing w:before="360" w:after="160"/>
+      </w:pPr>
+      <w:r>
+        <w:t>Step 14 — Join Support Tickets (Join 2) + publish + verify row count</w:t>
+      </w:r>
+    </w:p>
+    <w:p>
+      <w:pPr>
+        <w:spacing w:after="80"/>
+      </w:pPr>
+      <w:r>
+        <w:t>1. Clicked "Add data" again → Dataset → selected novatech_support_tickets.csv → Select.</w:t>
+      </w:r>
+    </w:p>
+    <w:p>
+      <w:pPr>
+        <w:spacing w:after="80"/>
+      </w:pPr>
+      <w:r>
+        <w:t>2. Clicked "Join" again to create Join 2.</w:t>
+      </w:r>
+    </w:p>
+    <w:p>
+      <w:pPr>
+        <w:spacing w:after="80"/>
+      </w:pPr>
+      <w:r>
+        <w:t xml:space="preserve">3. Common mistake caught and corrected: the first attempt had Left table = novatech_support_tickets.csv, Right table = Join 1 — backwards. In a Left join, the left side is the side whose rows are all preserved; putting Support Tickets on the left would </w:t>
+      </w:r>
+      <w:r>
+        <w:lastRenderedPageBreak/>
+        <w:t xml:space="preserve">have made Support the anchor instead of CRM, silently dropping any CRM deal with zero support tickets. Corrected to: Left table = Join 1 (the </w:t>
+      </w:r>
+      <w:proofErr w:type="spellStart"/>
+      <w:r>
+        <w:t>CRM+Marketing</w:t>
+      </w:r>
+      <w:proofErr w:type="spellEnd"/>
+      <w:r>
+        <w:t xml:space="preserve"> result), Right table = novatech_support_tickets.csv, Join type: Left join, </w:t>
+      </w:r>
+      <w:proofErr w:type="gramStart"/>
+      <w:r>
+        <w:t>Join</w:t>
+      </w:r>
+      <w:proofErr w:type="gramEnd"/>
+      <w:r>
+        <w:t xml:space="preserve"> keys: account_id.1 (the CRM-originated column from Join 1) = </w:t>
+      </w:r>
+      <w:proofErr w:type="spellStart"/>
+      <w:r>
+        <w:t>account_id</w:t>
+      </w:r>
+      <w:proofErr w:type="spellEnd"/>
+      <w:r>
+        <w:t xml:space="preserve"> (Support Tickets' own).</w:t>
+      </w:r>
+    </w:p>
+    <w:p>
+      <w:pPr>
+        <w:spacing w:before="120" w:after="60"/>
+        <w:jc w:val="center"/>
+      </w:pPr>
+      <w:r>
+        <w:rPr>
+          <w:noProof/>
+        </w:rPr>
+        <w:drawing>
+          <wp:inline distT="0" distB="0" distL="0" distR="0" wp14:anchorId="3C26B2C3" wp14:editId="33A4BB2E">
+            <wp:extent cx="5715000" cy="3276600"/>
+            <wp:effectExtent l="0" t="0" r="0" b="0"/>
+            <wp:docPr id="1261935749" name="Grafik 1261935749"/>
+            <wp:cNvGraphicFramePr>
+              <a:graphicFrameLocks xmlns:a="http://schemas.openxmlformats.org/drawingml/2006/main" noChangeAspect="1"/>
+            </wp:cNvGraphicFramePr>
+            <a:graphic xmlns:a="http://schemas.openxmlformats.org/drawingml/2006/main">
+              <a:graphicData uri="http://schemas.openxmlformats.org/drawingml/2006/picture">
+                <pic:pic xmlns:pic="http://schemas.openxmlformats.org/drawingml/2006/picture">
+                  <pic:nvPicPr>
+                    <pic:cNvPr id="0" name=""/>
+                    <pic:cNvPicPr>
+                      <a:picLocks noChangeAspect="1" noChangeArrowheads="1"/>
+                    </pic:cNvPicPr>
+                  </pic:nvPicPr>
+                  <pic:blipFill>
+                    <a:blip r:embed="rId43"/>
+                    <a:srcRect/>
+                    <a:stretch>
+                      <a:fillRect/>
+                    </a:stretch>
+                  </pic:blipFill>
+                  <pic:spPr bwMode="auto">
+                    <a:xfrm>
+                      <a:off x="0" y="0"/>
+                      <a:ext cx="5715000" cy="3276600"/>
+                    </a:xfrm>
+                    <a:prstGeom prst="rect">
+                      <a:avLst/>
+                    </a:prstGeom>
+                  </pic:spPr>
+                </pic:pic>
+              </a:graphicData>
+            </a:graphic>
+          </wp:inline>
+        </w:drawing>
+      </w:r>
+    </w:p>
+    <w:p>
+      <w:pPr>
+        <w:spacing w:after="200"/>
+        <w:jc w:val="center"/>
+      </w:pPr>
+      <w:r>
+        <w:rPr>
+          <w:i/>
+          <w:iCs/>
+          <w:color w:val="555555"/>
+          <w:sz w:val="18"/>
+          <w:szCs w:val="18"/>
+        </w:rPr>
+        <w:t xml:space="preserve">Fig. 39 — Join 2 correctly configured: Left table = Join 1, Right table = Support Tickets, keys account_id.1 = </w:t>
+      </w:r>
+      <w:proofErr w:type="spellStart"/>
+      <w:r>
+        <w:rPr>
+          <w:i/>
+          <w:iCs/>
+          <w:color w:val="555555"/>
+          <w:sz w:val="18"/>
+          <w:szCs w:val="18"/>
+        </w:rPr>
+        <w:t>account_id</w:t>
+      </w:r>
+      <w:proofErr w:type="spellEnd"/>
+      <w:r>
+        <w:rPr>
+          <w:i/>
+          <w:iCs/>
+          <w:color w:val="555555"/>
+          <w:sz w:val="18"/>
+          <w:szCs w:val="18"/>
+        </w:rPr>
+        <w:t>.</w:t>
+      </w:r>
+    </w:p>
+    <w:p>
+      <w:pPr>
+        <w:spacing w:after="80"/>
+      </w:pPr>
+      <w:r>
+        <w:t>4. Checked the Preview one more time, then clicked Save &amp; publish.</w:t>
+      </w:r>
+    </w:p>
+    <w:p>
+      <w:pPr>
+        <w:spacing w:before="120" w:after="60"/>
+        <w:jc w:val="center"/>
+      </w:pPr>
+      <w:r>
+        <w:rPr>
+          <w:noProof/>
+        </w:rPr>
+        <w:drawing>
+          <wp:inline distT="0" distB="0" distL="0" distR="0" wp14:anchorId="51ADB378" wp14:editId="0FCAE1AE">
+            <wp:extent cx="5715000" cy="3429000"/>
+            <wp:effectExtent l="0" t="0" r="0" b="0"/>
+            <wp:docPr id="409681185" name="Grafik 409681185"/>
+            <wp:cNvGraphicFramePr>
+              <a:graphicFrameLocks xmlns:a="http://schemas.openxmlformats.org/drawingml/2006/main" noChangeAspect="1"/>
+            </wp:cNvGraphicFramePr>
+            <a:graphic xmlns:a="http://schemas.openxmlformats.org/drawingml/2006/main">
+              <a:graphicData uri="http://schemas.openxmlformats.org/drawingml/2006/picture">
+                <pic:pic xmlns:pic="http://schemas.openxmlformats.org/drawingml/2006/picture">
+                  <pic:nvPicPr>
+                    <pic:cNvPr id="0" name=""/>
+                    <pic:cNvPicPr>
+                      <a:picLocks noChangeAspect="1" noChangeArrowheads="1"/>
+                    </pic:cNvPicPr>
+                  </pic:nvPicPr>
+                  <pic:blipFill>
+                    <a:blip r:embed="rId44"/>
+                    <a:srcRect/>
+                    <a:stretch>
+                      <a:fillRect/>
+                    </a:stretch>
+                  </pic:blipFill>
+                  <pic:spPr bwMode="auto">
+                    <a:xfrm>
+                      <a:off x="0" y="0"/>
+                      <a:ext cx="5715000" cy="3429000"/>
+                    </a:xfrm>
+                    <a:prstGeom prst="rect">
+                      <a:avLst/>
+                    </a:prstGeom>
+                  </pic:spPr>
+                </pic:pic>
+              </a:graphicData>
+            </a:graphic>
+          </wp:inline>
+        </w:drawing>
+      </w:r>
+    </w:p>
+    <w:p>
+      <w:pPr>
+        <w:spacing w:after="200"/>
+        <w:jc w:val="center"/>
+      </w:pPr>
+      <w:r>
+        <w:rPr>
+          <w:i/>
+          <w:iCs/>
+          <w:color w:val="555555"/>
+          <w:sz w:val="18"/>
+          <w:szCs w:val="18"/>
+        </w:rPr>
+        <w:t>Fig. 40 — Preview of the fully 3-way-joined result, Save &amp; publish visible top-right.</w:t>
+      </w:r>
+    </w:p>
+    <w:p>
+      <w:pPr>
+        <w:spacing w:after="80"/>
+      </w:pPr>
+      <w:r>
+        <w:t xml:space="preserve">5. Navigated to Data → Datasets, opened </w:t>
+      </w:r>
+      <w:proofErr w:type="spellStart"/>
+      <w:r>
+        <w:t>NovaTech</w:t>
+      </w:r>
+      <w:proofErr w:type="spellEnd"/>
+      <w:r>
+        <w:t xml:space="preserve"> Unified Account Dataset. Dataset detail page confirms: 63 columns (all fields from CRM, Marketing, and Support combined, including the three calculated fields), and under Refresh: "63420 rows imported (100% success)" — an exact match with the pandas join-strategy simulation computed ahead of time, confirming </w:t>
+      </w:r>
+      <w:proofErr w:type="gramStart"/>
+      <w:r>
+        <w:lastRenderedPageBreak/>
+        <w:t>the</w:t>
+      </w:r>
+      <w:proofErr w:type="gramEnd"/>
+      <w:r>
+        <w:t xml:space="preserve"> join was built correctly. The Sources panel lists all three underlying CSVs, confirming this is genuinely a 3-way </w:t>
+      </w:r>
+      <w:proofErr w:type="gramStart"/>
+      <w:r>
+        <w:t>join</w:t>
+      </w:r>
+      <w:proofErr w:type="gramEnd"/>
+      <w:r>
+        <w:t xml:space="preserve"> and not an accidental 2-way one.</w:t>
+      </w:r>
+    </w:p>
+    <w:p>
+      <w:pPr>
+        <w:spacing w:before="120" w:after="60"/>
+        <w:jc w:val="center"/>
+      </w:pPr>
+      <w:r>
+        <w:rPr>
+          <w:noProof/>
+        </w:rPr>
+        <w:drawing>
+          <wp:inline distT="0" distB="0" distL="0" distR="0" wp14:anchorId="754096F1" wp14:editId="49EB875F">
+            <wp:extent cx="5715000" cy="3448050"/>
+            <wp:effectExtent l="0" t="0" r="0" b="0"/>
+            <wp:docPr id="2057911417" name="Grafik 2057911417"/>
+            <wp:cNvGraphicFramePr>
+              <a:graphicFrameLocks xmlns:a="http://schemas.openxmlformats.org/drawingml/2006/main" noChangeAspect="1"/>
+            </wp:cNvGraphicFramePr>
+            <a:graphic xmlns:a="http://schemas.openxmlformats.org/drawingml/2006/main">
+              <a:graphicData uri="http://schemas.openxmlformats.org/drawingml/2006/picture">
+                <pic:pic xmlns:pic="http://schemas.openxmlformats.org/drawingml/2006/picture">
+                  <pic:nvPicPr>
+                    <pic:cNvPr id="0" name=""/>
+                    <pic:cNvPicPr>
+                      <a:picLocks noChangeAspect="1" noChangeArrowheads="1"/>
+                    </pic:cNvPicPr>
+                  </pic:nvPicPr>
+                  <pic:blipFill>
+                    <a:blip r:embed="rId45"/>
+                    <a:srcRect/>
+                    <a:stretch>
+                      <a:fillRect/>
+                    </a:stretch>
+                  </pic:blipFill>
+                  <pic:spPr bwMode="auto">
+                    <a:xfrm>
+                      <a:off x="0" y="0"/>
+                      <a:ext cx="5715000" cy="3448050"/>
+                    </a:xfrm>
+                    <a:prstGeom prst="rect">
+                      <a:avLst/>
+                    </a:prstGeom>
+                  </pic:spPr>
+                </pic:pic>
+              </a:graphicData>
+            </a:graphic>
+          </wp:inline>
+        </w:drawing>
+      </w:r>
+    </w:p>
+    <w:p>
+      <w:pPr>
+        <w:spacing w:after="200"/>
+        <w:jc w:val="center"/>
+      </w:pPr>
+      <w:r>
+        <w:rPr>
+          <w:i/>
+          <w:iCs/>
+          <w:color w:val="555555"/>
+          <w:sz w:val="18"/>
+          <w:szCs w:val="18"/>
+        </w:rPr>
+        <w:t>Fig. 41 — Dataset detail page: Columns (63), Refresh panel showing "63420 rows imported (100% success)", Sources listing all three CSVs.</w:t>
+      </w:r>
+    </w:p>
+    <w:p>
+      <w:pPr>
+        <w:spacing w:after="140"/>
+      </w:pPr>
+      <w:r>
+        <w:rPr>
+          <w:b/>
+          <w:bCs/>
+        </w:rPr>
+        <w:t xml:space="preserve">Task #6 (unified joined dataset) is now complete — the row count matched the pre-computed </w:t>
+      </w:r>
+      <w:proofErr w:type="gramStart"/>
+      <w:r>
+        <w:rPr>
+          <w:b/>
+          <w:bCs/>
+        </w:rPr>
+        <w:t>pandas</w:t>
+      </w:r>
+      <w:proofErr w:type="gramEnd"/>
+      <w:r>
+        <w:rPr>
+          <w:b/>
+          <w:bCs/>
+        </w:rPr>
+        <w:t xml:space="preserve"> simulation exactly (63,420).</w:t>
       </w:r>
     </w:p>
     <w:p>
@@ -3028,11 +6315,12 @@
     </w:p>
     <w:p>
       <w:pPr>
-        <w:pStyle w:val="Heading1"/>
-        <w:spacing w:after="160" w:before="360"/>
-      </w:pPr>
-      <w:r>
-        <w:t xml:space="preserve">Appendix — Verification Log (full table)</w:t>
+        <w:pStyle w:val="berschrift1"/>
+        <w:spacing w:before="360" w:after="160"/>
+      </w:pPr>
+      <w:r>
+        <w:lastRenderedPageBreak/>
+        <w:t>Appendix — Verification Log (full table)</w:t>
       </w:r>
     </w:p>
     <w:p>
@@ -3040,40 +6328,51 @@
         <w:spacing w:after="140"/>
       </w:pPr>
       <w:r>
-        <w:t xml:space="preserve">Minimum requirement: at least 6 entries covering all three knowledge bases. Result: 6/6, all Matches.</w:t>
+        <w:t>Minimum requirement: at least 6 entries covering all three knowledge bases. Result: 6/6, all Matches.</w:t>
       </w:r>
     </w:p>
     <w:tbl>
       <w:tblPr>
-        <w:tblW w:type="dxa" w:w="10080"/>
+        <w:tblW w:w="10080" w:type="dxa"/>
         <w:tblBorders>
-          <w:top w:val="single" w:color="auto" w:sz="4"/>
-          <w:left w:val="single" w:color="auto" w:sz="4"/>
-          <w:bottom w:val="single" w:color="auto" w:sz="4"/>
-          <w:right w:val="single" w:color="auto" w:sz="4"/>
-          <w:insideH w:val="single" w:color="auto" w:sz="4"/>
-          <w:insideV w:val="single" w:color="auto" w:sz="4"/>
+          <w:top w:val="single" w:sz="4" w:space="0" w:color="auto"/>
+          <w:left w:val="single" w:sz="4" w:space="0" w:color="auto"/>
+          <w:bottom w:val="single" w:sz="4" w:space="0" w:color="auto"/>
+          <w:right w:val="single" w:sz="4" w:space="0" w:color="auto"/>
+          <w:insideH w:val="single" w:sz="4" w:space="0" w:color="auto"/>
+          <w:insideV w:val="single" w:sz="4" w:space="0" w:color="auto"/>
         </w:tblBorders>
+        <w:tblCellMar>
+          <w:left w:w="10" w:type="dxa"/>
+          <w:right w:w="10" w:type="dxa"/>
+        </w:tblCellMar>
+        <w:tblLook w:val="0000" w:firstRow="0" w:lastRow="0" w:firstColumn="0" w:lastColumn="0" w:noHBand="0" w:noVBand="0"/>
       </w:tblPr>
       <w:tblGrid>
-        <w:gridCol w:w="459"/>
-        <w:gridCol w:w="1744"/>
-        <w:gridCol w:w="2387"/>
-        <w:gridCol w:w="1744"/>
-        <w:gridCol w:w="1744"/>
-        <w:gridCol w:w="643"/>
-        <w:gridCol w:w="1359"/>
+        <w:gridCol w:w="453"/>
+        <w:gridCol w:w="1718"/>
+        <w:gridCol w:w="2357"/>
+        <w:gridCol w:w="1715"/>
+        <w:gridCol w:w="1714"/>
+        <w:gridCol w:w="790"/>
+        <w:gridCol w:w="1333"/>
       </w:tblGrid>
       <w:tr>
+        <w:tblPrEx>
+          <w:tblCellMar>
+            <w:top w:w="0" w:type="dxa"/>
+            <w:bottom w:w="0" w:type="dxa"/>
+          </w:tblCellMar>
+        </w:tblPrEx>
         <w:tc>
           <w:tcPr>
-            <w:tcW w:type="dxa" w:w="459"/>
-            <w:shd w:fill="2F5496" w:val="clear"/>
+            <w:tcW w:w="459" w:type="dxa"/>
+            <w:shd w:val="clear" w:color="auto" w:fill="2F5496"/>
             <w:tcMar>
-              <w:top w:type="dxa" w:w="80"/>
-              <w:left w:type="dxa" w:w="100"/>
-              <w:bottom w:type="dxa" w:w="80"/>
-              <w:right w:type="dxa" w:w="100"/>
+              <w:top w:w="80" w:type="dxa"/>
+              <w:left w:w="100" w:type="dxa"/>
+              <w:bottom w:w="80" w:type="dxa"/>
+              <w:right w:w="100" w:type="dxa"/>
             </w:tcMar>
           </w:tcPr>
           <w:p>
@@ -3085,19 +6384,19 @@
                 <w:sz w:val="18"/>
                 <w:szCs w:val="18"/>
               </w:rPr>
-              <w:t xml:space="preserve">#</w:t>
+              <w:t>#</w:t>
             </w:r>
           </w:p>
         </w:tc>
         <w:tc>
           <w:tcPr>
-            <w:tcW w:type="dxa" w:w="1744"/>
-            <w:shd w:fill="2F5496" w:val="clear"/>
+            <w:tcW w:w="1744" w:type="dxa"/>
+            <w:shd w:val="clear" w:color="auto" w:fill="2F5496"/>
             <w:tcMar>
-              <w:top w:type="dxa" w:w="80"/>
-              <w:left w:type="dxa" w:w="100"/>
-              <w:bottom w:type="dxa" w:w="80"/>
-              <w:right w:type="dxa" w:w="100"/>
+              <w:top w:w="80" w:type="dxa"/>
+              <w:left w:w="100" w:type="dxa"/>
+              <w:bottom w:w="80" w:type="dxa"/>
+              <w:right w:w="100" w:type="dxa"/>
             </w:tcMar>
           </w:tcPr>
           <w:p>
@@ -3109,19 +6408,19 @@
                 <w:sz w:val="18"/>
                 <w:szCs w:val="18"/>
               </w:rPr>
-              <w:t xml:space="preserve">Knowledge Base</w:t>
+              <w:t>Knowledge Base</w:t>
             </w:r>
           </w:p>
         </w:tc>
         <w:tc>
           <w:tcPr>
-            <w:tcW w:type="dxa" w:w="2387"/>
-            <w:shd w:fill="2F5496" w:val="clear"/>
+            <w:tcW w:w="2387" w:type="dxa"/>
+            <w:shd w:val="clear" w:color="auto" w:fill="2F5496"/>
             <w:tcMar>
-              <w:top w:type="dxa" w:w="80"/>
-              <w:left w:type="dxa" w:w="100"/>
-              <w:bottom w:type="dxa" w:w="80"/>
-              <w:right w:type="dxa" w:w="100"/>
+              <w:top w:w="80" w:type="dxa"/>
+              <w:left w:w="100" w:type="dxa"/>
+              <w:bottom w:w="80" w:type="dxa"/>
+              <w:right w:w="100" w:type="dxa"/>
             </w:tcMar>
           </w:tcPr>
           <w:p>
@@ -3133,19 +6432,19 @@
                 <w:sz w:val="18"/>
                 <w:szCs w:val="18"/>
               </w:rPr>
-              <w:t xml:space="preserve">Question Asked</w:t>
+              <w:t>Question Asked</w:t>
             </w:r>
           </w:p>
         </w:tc>
         <w:tc>
           <w:tcPr>
-            <w:tcW w:type="dxa" w:w="1744"/>
-            <w:shd w:fill="2F5496" w:val="clear"/>
+            <w:tcW w:w="1744" w:type="dxa"/>
+            <w:shd w:val="clear" w:color="auto" w:fill="2F5496"/>
             <w:tcMar>
-              <w:top w:type="dxa" w:w="80"/>
-              <w:left w:type="dxa" w:w="100"/>
-              <w:bottom w:type="dxa" w:w="80"/>
-              <w:right w:type="dxa" w:w="100"/>
+              <w:top w:w="80" w:type="dxa"/>
+              <w:left w:w="100" w:type="dxa"/>
+              <w:bottom w:w="80" w:type="dxa"/>
+              <w:right w:w="100" w:type="dxa"/>
             </w:tcMar>
           </w:tcPr>
           <w:p>
@@ -3157,19 +6456,19 @@
                 <w:sz w:val="18"/>
                 <w:szCs w:val="18"/>
               </w:rPr>
-              <w:t xml:space="preserve">Expected Answer</w:t>
+              <w:t>Expected Answer</w:t>
             </w:r>
           </w:p>
         </w:tc>
         <w:tc>
           <w:tcPr>
-            <w:tcW w:type="dxa" w:w="1744"/>
-            <w:shd w:fill="2F5496" w:val="clear"/>
+            <w:tcW w:w="1744" w:type="dxa"/>
+            <w:shd w:val="clear" w:color="auto" w:fill="2F5496"/>
             <w:tcMar>
-              <w:top w:type="dxa" w:w="80"/>
-              <w:left w:type="dxa" w:w="100"/>
-              <w:bottom w:type="dxa" w:w="80"/>
-              <w:right w:type="dxa" w:w="100"/>
+              <w:top w:w="80" w:type="dxa"/>
+              <w:left w:w="100" w:type="dxa"/>
+              <w:bottom w:w="80" w:type="dxa"/>
+              <w:right w:w="100" w:type="dxa"/>
             </w:tcMar>
           </w:tcPr>
           <w:p>
@@ -3181,19 +6480,19 @@
                 <w:sz w:val="18"/>
                 <w:szCs w:val="18"/>
               </w:rPr>
-              <w:t xml:space="preserve">Q's Actual Answer</w:t>
+              <w:t>Q's Actual Answer</w:t>
             </w:r>
           </w:p>
         </w:tc>
         <w:tc>
           <w:tcPr>
-            <w:tcW w:type="dxa" w:w="643"/>
-            <w:shd w:fill="2F5496" w:val="clear"/>
+            <w:tcW w:w="643" w:type="dxa"/>
+            <w:shd w:val="clear" w:color="auto" w:fill="2F5496"/>
             <w:tcMar>
-              <w:top w:type="dxa" w:w="80"/>
-              <w:left w:type="dxa" w:w="100"/>
-              <w:bottom w:type="dxa" w:w="80"/>
-              <w:right w:type="dxa" w:w="100"/>
+              <w:top w:w="80" w:type="dxa"/>
+              <w:left w:w="100" w:type="dxa"/>
+              <w:bottom w:w="80" w:type="dxa"/>
+              <w:right w:w="100" w:type="dxa"/>
             </w:tcMar>
           </w:tcPr>
           <w:p>
@@ -3205,19 +6504,19 @@
                 <w:sz w:val="18"/>
                 <w:szCs w:val="18"/>
               </w:rPr>
-              <w:t xml:space="preserve">Match?</w:t>
+              <w:t>Match?</w:t>
             </w:r>
           </w:p>
         </w:tc>
         <w:tc>
           <w:tcPr>
-            <w:tcW w:type="dxa" w:w="1359"/>
-            <w:shd w:fill="2F5496" w:val="clear"/>
+            <w:tcW w:w="1359" w:type="dxa"/>
+            <w:shd w:val="clear" w:color="auto" w:fill="2F5496"/>
             <w:tcMar>
-              <w:top w:type="dxa" w:w="80"/>
-              <w:left w:type="dxa" w:w="100"/>
-              <w:bottom w:type="dxa" w:w="80"/>
-              <w:right w:type="dxa" w:w="100"/>
+              <w:top w:w="80" w:type="dxa"/>
+              <w:left w:w="100" w:type="dxa"/>
+              <w:bottom w:w="80" w:type="dxa"/>
+              <w:right w:w="100" w:type="dxa"/>
             </w:tcMar>
           </w:tcPr>
           <w:p>
@@ -3229,943 +6528,1038 @@
                 <w:sz w:val="18"/>
                 <w:szCs w:val="18"/>
               </w:rPr>
-              <w:t xml:space="preserve">Notes</w:t>
+              <w:t>Notes</w:t>
             </w:r>
           </w:p>
         </w:tc>
       </w:tr>
       <w:tr>
+        <w:tblPrEx>
+          <w:tblCellMar>
+            <w:top w:w="0" w:type="dxa"/>
+            <w:bottom w:w="0" w:type="dxa"/>
+          </w:tblCellMar>
+        </w:tblPrEx>
         <w:tc>
           <w:tcPr>
-            <w:tcW w:type="dxa" w:w="459"/>
+            <w:tcW w:w="459" w:type="dxa"/>
             <w:tcMar>
-              <w:top w:type="dxa" w:w="80"/>
-              <w:left w:type="dxa" w:w="100"/>
-              <w:bottom w:type="dxa" w:w="80"/>
-              <w:right w:type="dxa" w:w="100"/>
+              <w:top w:w="80" w:type="dxa"/>
+              <w:left w:w="100" w:type="dxa"/>
+              <w:bottom w:w="80" w:type="dxa"/>
+              <w:right w:w="100" w:type="dxa"/>
             </w:tcMar>
           </w:tcPr>
           <w:p>
             <w:r>
               <w:rPr>
-                <w:b w:val="false"/>
-                <w:bCs w:val="false"/>
                 <w:sz w:val="17"/>
                 <w:szCs w:val="17"/>
               </w:rPr>
-              <w:t xml:space="preserve">1</w:t>
+              <w:t>1</w:t>
             </w:r>
           </w:p>
         </w:tc>
         <w:tc>
           <w:tcPr>
-            <w:tcW w:type="dxa" w:w="1744"/>
+            <w:tcW w:w="1744" w:type="dxa"/>
             <w:tcMar>
-              <w:top w:type="dxa" w:w="80"/>
-              <w:left w:type="dxa" w:w="100"/>
-              <w:bottom w:type="dxa" w:w="80"/>
-              <w:right w:type="dxa" w:w="100"/>
+              <w:top w:w="80" w:type="dxa"/>
+              <w:left w:w="100" w:type="dxa"/>
+              <w:bottom w:w="80" w:type="dxa"/>
+              <w:right w:w="100" w:type="dxa"/>
+            </w:tcMar>
+          </w:tcPr>
+          <w:p>
+            <w:proofErr w:type="spellStart"/>
+            <w:r>
+              <w:rPr>
+                <w:sz w:val="17"/>
+                <w:szCs w:val="17"/>
+              </w:rPr>
+              <w:t>NovaTech</w:t>
+            </w:r>
+            <w:proofErr w:type="spellEnd"/>
+            <w:r>
+              <w:rPr>
+                <w:sz w:val="17"/>
+                <w:szCs w:val="17"/>
+              </w:rPr>
+              <w:t xml:space="preserve"> CRM Deals</w:t>
+            </w:r>
+          </w:p>
+        </w:tc>
+        <w:tc>
+          <w:tcPr>
+            <w:tcW w:w="2387" w:type="dxa"/>
+            <w:tcMar>
+              <w:top w:w="80" w:type="dxa"/>
+              <w:left w:w="100" w:type="dxa"/>
+              <w:bottom w:w="80" w:type="dxa"/>
+              <w:right w:w="100" w:type="dxa"/>
             </w:tcMar>
           </w:tcPr>
           <w:p>
             <w:r>
               <w:rPr>
-                <w:b w:val="false"/>
-                <w:bCs w:val="false"/>
                 <w:sz w:val="17"/>
                 <w:szCs w:val="17"/>
               </w:rPr>
-              <w:t xml:space="preserve">NovaTech CRM Deals</w:t>
+              <w:t>How many total deals are in the CRM dataset, and how many are Won vs Lost?</w:t>
             </w:r>
           </w:p>
         </w:tc>
         <w:tc>
           <w:tcPr>
-            <w:tcW w:type="dxa" w:w="2387"/>
+            <w:tcW w:w="1744" w:type="dxa"/>
             <w:tcMar>
-              <w:top w:type="dxa" w:w="80"/>
-              <w:left w:type="dxa" w:w="100"/>
-              <w:bottom w:type="dxa" w:w="80"/>
-              <w:right w:type="dxa" w:w="100"/>
+              <w:top w:w="80" w:type="dxa"/>
+              <w:left w:w="100" w:type="dxa"/>
+              <w:bottom w:w="80" w:type="dxa"/>
+              <w:right w:w="100" w:type="dxa"/>
             </w:tcMar>
           </w:tcPr>
           <w:p>
             <w:r>
               <w:rPr>
-                <w:b w:val="false"/>
-                <w:bCs w:val="false"/>
                 <w:sz w:val="17"/>
                 <w:szCs w:val="17"/>
               </w:rPr>
-              <w:t xml:space="preserve">How many total deals are in the CRM dataset, and how many are Won vs Lost?</w:t>
+              <w:t>499 total deals — 315 Won, 184 Lost</w:t>
             </w:r>
           </w:p>
         </w:tc>
         <w:tc>
           <w:tcPr>
-            <w:tcW w:type="dxa" w:w="1744"/>
+            <w:tcW w:w="1744" w:type="dxa"/>
             <w:tcMar>
-              <w:top w:type="dxa" w:w="80"/>
-              <w:left w:type="dxa" w:w="100"/>
-              <w:bottom w:type="dxa" w:w="80"/>
-              <w:right w:type="dxa" w:w="100"/>
+              <w:top w:w="80" w:type="dxa"/>
+              <w:left w:w="100" w:type="dxa"/>
+              <w:bottom w:w="80" w:type="dxa"/>
+              <w:right w:w="100" w:type="dxa"/>
             </w:tcMar>
           </w:tcPr>
           <w:p>
             <w:r>
               <w:rPr>
-                <w:b w:val="false"/>
-                <w:bCs w:val="false"/>
                 <w:sz w:val="17"/>
                 <w:szCs w:val="17"/>
               </w:rPr>
-              <w:t xml:space="preserve">499 total deals — 315 Won, 184 Lost</w:t>
+              <w:t>Total Deals: 499. Won: 315 (63.1%). Lost: 184 (36.9%).</w:t>
             </w:r>
           </w:p>
         </w:tc>
         <w:tc>
           <w:tcPr>
-            <w:tcW w:type="dxa" w:w="1744"/>
+            <w:tcW w:w="643" w:type="dxa"/>
             <w:tcMar>
-              <w:top w:type="dxa" w:w="80"/>
-              <w:left w:type="dxa" w:w="100"/>
-              <w:bottom w:type="dxa" w:w="80"/>
-              <w:right w:type="dxa" w:w="100"/>
+              <w:top w:w="80" w:type="dxa"/>
+              <w:left w:w="100" w:type="dxa"/>
+              <w:bottom w:w="80" w:type="dxa"/>
+              <w:right w:w="100" w:type="dxa"/>
             </w:tcMar>
           </w:tcPr>
           <w:p>
             <w:r>
               <w:rPr>
-                <w:b w:val="false"/>
-                <w:bCs w:val="false"/>
                 <w:sz w:val="17"/>
                 <w:szCs w:val="17"/>
               </w:rPr>
-              <w:t xml:space="preserve">Total Deals: 499. Won: 315 (63.1%). Lost: 184 (36.9%).</w:t>
+              <w:t>Yes</w:t>
             </w:r>
           </w:p>
         </w:tc>
         <w:tc>
           <w:tcPr>
-            <w:tcW w:type="dxa" w:w="643"/>
+            <w:tcW w:w="1359" w:type="dxa"/>
             <w:tcMar>
-              <w:top w:type="dxa" w:w="80"/>
-              <w:left w:type="dxa" w:w="100"/>
-              <w:bottom w:type="dxa" w:w="80"/>
-              <w:right w:type="dxa" w:w="100"/>
+              <w:top w:w="80" w:type="dxa"/>
+              <w:left w:w="100" w:type="dxa"/>
+              <w:bottom w:w="80" w:type="dxa"/>
+              <w:right w:w="100" w:type="dxa"/>
             </w:tcMar>
           </w:tcPr>
           <w:p>
             <w:r>
               <w:rPr>
-                <w:b w:val="false"/>
-                <w:bCs w:val="false"/>
                 <w:sz w:val="17"/>
                 <w:szCs w:val="17"/>
               </w:rPr>
-              <w:t xml:space="preserve">Yes</w:t>
+              <w:t>Exact match, incl. win rate.</w:t>
+            </w:r>
+          </w:p>
+        </w:tc>
+      </w:tr>
+      <w:tr>
+        <w:tblPrEx>
+          <w:tblCellMar>
+            <w:top w:w="0" w:type="dxa"/>
+            <w:bottom w:w="0" w:type="dxa"/>
+          </w:tblCellMar>
+        </w:tblPrEx>
+        <w:tc>
+          <w:tcPr>
+            <w:tcW w:w="459" w:type="dxa"/>
+            <w:tcMar>
+              <w:top w:w="80" w:type="dxa"/>
+              <w:left w:w="100" w:type="dxa"/>
+              <w:bottom w:w="80" w:type="dxa"/>
+              <w:right w:w="100" w:type="dxa"/>
+            </w:tcMar>
+          </w:tcPr>
+          <w:p>
+            <w:r>
+              <w:rPr>
+                <w:sz w:val="17"/>
+                <w:szCs w:val="17"/>
+              </w:rPr>
+              <w:t>2</w:t>
             </w:r>
           </w:p>
         </w:tc>
         <w:tc>
           <w:tcPr>
-            <w:tcW w:type="dxa" w:w="1359"/>
+            <w:tcW w:w="1744" w:type="dxa"/>
             <w:tcMar>
-              <w:top w:type="dxa" w:w="80"/>
-              <w:left w:type="dxa" w:w="100"/>
-              <w:bottom w:type="dxa" w:w="80"/>
-              <w:right w:type="dxa" w:w="100"/>
+              <w:top w:w="80" w:type="dxa"/>
+              <w:left w:w="100" w:type="dxa"/>
+              <w:bottom w:w="80" w:type="dxa"/>
+              <w:right w:w="100" w:type="dxa"/>
+            </w:tcMar>
+          </w:tcPr>
+          <w:p>
+            <w:proofErr w:type="spellStart"/>
+            <w:r>
+              <w:rPr>
+                <w:sz w:val="17"/>
+                <w:szCs w:val="17"/>
+              </w:rPr>
+              <w:t>NovaTech</w:t>
+            </w:r>
+            <w:proofErr w:type="spellEnd"/>
+            <w:r>
+              <w:rPr>
+                <w:sz w:val="17"/>
+                <w:szCs w:val="17"/>
+              </w:rPr>
+              <w:t xml:space="preserve"> CRM Deals</w:t>
+            </w:r>
+          </w:p>
+        </w:tc>
+        <w:tc>
+          <w:tcPr>
+            <w:tcW w:w="2387" w:type="dxa"/>
+            <w:tcMar>
+              <w:top w:w="80" w:type="dxa"/>
+              <w:left w:w="100" w:type="dxa"/>
+              <w:bottom w:w="80" w:type="dxa"/>
+              <w:right w:w="100" w:type="dxa"/>
             </w:tcMar>
           </w:tcPr>
           <w:p>
             <w:r>
               <w:rPr>
-                <w:b w:val="false"/>
-                <w:bCs w:val="false"/>
                 <w:sz w:val="17"/>
                 <w:szCs w:val="17"/>
               </w:rPr>
-              <w:t xml:space="preserve">Exact match, incl. win rate.</w:t>
+              <w:t xml:space="preserve">What date range does the CRM </w:t>
+            </w:r>
+            <w:proofErr w:type="gramStart"/>
+            <w:r>
+              <w:rPr>
+                <w:sz w:val="17"/>
+                <w:szCs w:val="17"/>
+              </w:rPr>
+              <w:t>deals</w:t>
+            </w:r>
+            <w:proofErr w:type="gramEnd"/>
+            <w:r>
+              <w:rPr>
+                <w:sz w:val="17"/>
+                <w:szCs w:val="17"/>
+              </w:rPr>
+              <w:t xml:space="preserve"> data cover, and how many unique accounts are there?</w:t>
+            </w:r>
+          </w:p>
+        </w:tc>
+        <w:tc>
+          <w:tcPr>
+            <w:tcW w:w="1744" w:type="dxa"/>
+            <w:tcMar>
+              <w:top w:w="80" w:type="dxa"/>
+              <w:left w:w="100" w:type="dxa"/>
+              <w:bottom w:w="80" w:type="dxa"/>
+              <w:right w:w="100" w:type="dxa"/>
+            </w:tcMar>
+          </w:tcPr>
+          <w:p>
+            <w:r>
+              <w:rPr>
+                <w:sz w:val="17"/>
+                <w:szCs w:val="17"/>
+              </w:rPr>
+              <w:t>2023-06-17 to 2025-01-25; 85 unique accounts</w:t>
+            </w:r>
+          </w:p>
+        </w:tc>
+        <w:tc>
+          <w:tcPr>
+            <w:tcW w:w="1744" w:type="dxa"/>
+            <w:tcMar>
+              <w:top w:w="80" w:type="dxa"/>
+              <w:left w:w="100" w:type="dxa"/>
+              <w:bottom w:w="80" w:type="dxa"/>
+              <w:right w:w="100" w:type="dxa"/>
+            </w:tcMar>
+          </w:tcPr>
+          <w:p>
+            <w:r>
+              <w:rPr>
+                <w:sz w:val="17"/>
+                <w:szCs w:val="17"/>
+              </w:rPr>
+              <w:t>Deal Created: Jun 17</w:t>
+            </w:r>
+            <w:proofErr w:type="gramStart"/>
+            <w:r>
+              <w:rPr>
+                <w:sz w:val="17"/>
+                <w:szCs w:val="17"/>
+              </w:rPr>
+              <w:t xml:space="preserve"> 2023</w:t>
+            </w:r>
+            <w:proofErr w:type="gramEnd"/>
+            <w:r>
+              <w:rPr>
+                <w:sz w:val="17"/>
+                <w:szCs w:val="17"/>
+              </w:rPr>
+              <w:t xml:space="preserve"> → Jan 25</w:t>
+            </w:r>
+            <w:proofErr w:type="gramStart"/>
+            <w:r>
+              <w:rPr>
+                <w:sz w:val="17"/>
+                <w:szCs w:val="17"/>
+              </w:rPr>
+              <w:t xml:space="preserve"> 2025</w:t>
+            </w:r>
+            <w:proofErr w:type="gramEnd"/>
+            <w:r>
+              <w:rPr>
+                <w:sz w:val="17"/>
+                <w:szCs w:val="17"/>
+              </w:rPr>
+              <w:t>; 85 unique accounts</w:t>
+            </w:r>
+          </w:p>
+        </w:tc>
+        <w:tc>
+          <w:tcPr>
+            <w:tcW w:w="643" w:type="dxa"/>
+            <w:tcMar>
+              <w:top w:w="80" w:type="dxa"/>
+              <w:left w:w="100" w:type="dxa"/>
+              <w:bottom w:w="80" w:type="dxa"/>
+              <w:right w:w="100" w:type="dxa"/>
+            </w:tcMar>
+          </w:tcPr>
+          <w:p>
+            <w:r>
+              <w:rPr>
+                <w:sz w:val="17"/>
+                <w:szCs w:val="17"/>
+              </w:rPr>
+              <w:t>Yes</w:t>
+            </w:r>
+          </w:p>
+        </w:tc>
+        <w:tc>
+          <w:tcPr>
+            <w:tcW w:w="1359" w:type="dxa"/>
+            <w:tcMar>
+              <w:top w:w="80" w:type="dxa"/>
+              <w:left w:w="100" w:type="dxa"/>
+              <w:bottom w:w="80" w:type="dxa"/>
+              <w:right w:w="100" w:type="dxa"/>
+            </w:tcMar>
+          </w:tcPr>
+          <w:p>
+            <w:r>
+              <w:rPr>
+                <w:sz w:val="17"/>
+                <w:szCs w:val="17"/>
+              </w:rPr>
+              <w:t>Exact match.</w:t>
             </w:r>
           </w:p>
         </w:tc>
       </w:tr>
       <w:tr>
+        <w:tblPrEx>
+          <w:tblCellMar>
+            <w:top w:w="0" w:type="dxa"/>
+            <w:bottom w:w="0" w:type="dxa"/>
+          </w:tblCellMar>
+        </w:tblPrEx>
         <w:tc>
           <w:tcPr>
-            <w:tcW w:type="dxa" w:w="459"/>
+            <w:tcW w:w="459" w:type="dxa"/>
             <w:tcMar>
-              <w:top w:type="dxa" w:w="80"/>
-              <w:left w:type="dxa" w:w="100"/>
-              <w:bottom w:type="dxa" w:w="80"/>
-              <w:right w:type="dxa" w:w="100"/>
+              <w:top w:w="80" w:type="dxa"/>
+              <w:left w:w="100" w:type="dxa"/>
+              <w:bottom w:w="80" w:type="dxa"/>
+              <w:right w:w="100" w:type="dxa"/>
             </w:tcMar>
           </w:tcPr>
           <w:p>
             <w:r>
               <w:rPr>
-                <w:b w:val="false"/>
-                <w:bCs w:val="false"/>
                 <w:sz w:val="17"/>
                 <w:szCs w:val="17"/>
               </w:rPr>
-              <w:t xml:space="preserve">2</w:t>
+              <w:t>3</w:t>
             </w:r>
           </w:p>
         </w:tc>
         <w:tc>
           <w:tcPr>
-            <w:tcW w:type="dxa" w:w="1744"/>
+            <w:tcW w:w="1744" w:type="dxa"/>
             <w:tcMar>
-              <w:top w:type="dxa" w:w="80"/>
-              <w:left w:type="dxa" w:w="100"/>
-              <w:bottom w:type="dxa" w:w="80"/>
-              <w:right w:type="dxa" w:w="100"/>
+              <w:top w:w="80" w:type="dxa"/>
+              <w:left w:w="100" w:type="dxa"/>
+              <w:bottom w:w="80" w:type="dxa"/>
+              <w:right w:w="100" w:type="dxa"/>
+            </w:tcMar>
+          </w:tcPr>
+          <w:p>
+            <w:proofErr w:type="spellStart"/>
+            <w:r>
+              <w:rPr>
+                <w:sz w:val="17"/>
+                <w:szCs w:val="17"/>
+              </w:rPr>
+              <w:t>NovaTech</w:t>
+            </w:r>
+            <w:proofErr w:type="spellEnd"/>
+            <w:r>
+              <w:rPr>
+                <w:sz w:val="17"/>
+                <w:szCs w:val="17"/>
+              </w:rPr>
+              <w:t xml:space="preserve"> Marketing Campaigns</w:t>
+            </w:r>
+          </w:p>
+        </w:tc>
+        <w:tc>
+          <w:tcPr>
+            <w:tcW w:w="2387" w:type="dxa"/>
+            <w:tcMar>
+              <w:top w:w="80" w:type="dxa"/>
+              <w:left w:w="100" w:type="dxa"/>
+              <w:bottom w:w="80" w:type="dxa"/>
+              <w:right w:w="100" w:type="dxa"/>
             </w:tcMar>
           </w:tcPr>
           <w:p>
             <w:r>
               <w:rPr>
-                <w:b w:val="false"/>
-                <w:bCs w:val="false"/>
                 <w:sz w:val="17"/>
                 <w:szCs w:val="17"/>
               </w:rPr>
-              <w:t xml:space="preserve">NovaTech CRM Deals</w:t>
+              <w:t>How many rows are in the marketing campaigns data, and what is the overall campaign response rate?</w:t>
             </w:r>
           </w:p>
         </w:tc>
         <w:tc>
           <w:tcPr>
-            <w:tcW w:type="dxa" w:w="2387"/>
+            <w:tcW w:w="1744" w:type="dxa"/>
             <w:tcMar>
-              <w:top w:type="dxa" w:w="80"/>
-              <w:left w:type="dxa" w:w="100"/>
-              <w:bottom w:type="dxa" w:w="80"/>
-              <w:right w:type="dxa" w:w="100"/>
+              <w:top w:w="80" w:type="dxa"/>
+              <w:left w:w="100" w:type="dxa"/>
+              <w:bottom w:w="80" w:type="dxa"/>
+              <w:right w:w="100" w:type="dxa"/>
             </w:tcMar>
           </w:tcPr>
           <w:p>
             <w:r>
               <w:rPr>
-                <w:b w:val="false"/>
-                <w:bCs w:val="false"/>
                 <w:sz w:val="17"/>
                 <w:szCs w:val="17"/>
               </w:rPr>
-              <w:t xml:space="preserve">What date range does the CRM deals data cover, and how many unique accounts are there?</w:t>
+              <w:t>2,240 rows; 27.2% response rate (609/2,240)</w:t>
             </w:r>
           </w:p>
         </w:tc>
         <w:tc>
           <w:tcPr>
-            <w:tcW w:type="dxa" w:w="1744"/>
+            <w:tcW w:w="1744" w:type="dxa"/>
             <w:tcMar>
-              <w:top w:type="dxa" w:w="80"/>
-              <w:left w:type="dxa" w:w="100"/>
-              <w:bottom w:type="dxa" w:w="80"/>
-              <w:right w:type="dxa" w:w="100"/>
+              <w:top w:w="80" w:type="dxa"/>
+              <w:left w:w="100" w:type="dxa"/>
+              <w:bottom w:w="80" w:type="dxa"/>
+              <w:right w:w="100" w:type="dxa"/>
             </w:tcMar>
           </w:tcPr>
           <w:p>
             <w:r>
               <w:rPr>
-                <w:b w:val="false"/>
-                <w:bCs w:val="false"/>
                 <w:sz w:val="17"/>
                 <w:szCs w:val="17"/>
               </w:rPr>
-              <w:t xml:space="preserve">2023-06-17 to 2025-01-25; 85 unique accounts</w:t>
+              <w:t>Total Rows: 2,240. Responses: 609. Rate: 27.19%.</w:t>
             </w:r>
           </w:p>
         </w:tc>
         <w:tc>
           <w:tcPr>
-            <w:tcW w:type="dxa" w:w="1744"/>
+            <w:tcW w:w="643" w:type="dxa"/>
             <w:tcMar>
-              <w:top w:type="dxa" w:w="80"/>
-              <w:left w:type="dxa" w:w="100"/>
-              <w:bottom w:type="dxa" w:w="80"/>
-              <w:right w:type="dxa" w:w="100"/>
+              <w:top w:w="80" w:type="dxa"/>
+              <w:left w:w="100" w:type="dxa"/>
+              <w:bottom w:w="80" w:type="dxa"/>
+              <w:right w:w="100" w:type="dxa"/>
             </w:tcMar>
           </w:tcPr>
           <w:p>
             <w:r>
               <w:rPr>
-                <w:b w:val="false"/>
-                <w:bCs w:val="false"/>
                 <w:sz w:val="17"/>
                 <w:szCs w:val="17"/>
               </w:rPr>
-              <w:t xml:space="preserve">Deal Created: Jun 17 2023 → Jan 25 2025; 85 unique accounts</w:t>
+              <w:t>Yes</w:t>
             </w:r>
           </w:p>
         </w:tc>
         <w:tc>
           <w:tcPr>
-            <w:tcW w:type="dxa" w:w="643"/>
+            <w:tcW w:w="1359" w:type="dxa"/>
             <w:tcMar>
-              <w:top w:type="dxa" w:w="80"/>
-              <w:left w:type="dxa" w:w="100"/>
-              <w:bottom w:type="dxa" w:w="80"/>
-              <w:right w:type="dxa" w:w="100"/>
+              <w:top w:w="80" w:type="dxa"/>
+              <w:left w:w="100" w:type="dxa"/>
+              <w:bottom w:w="80" w:type="dxa"/>
+              <w:right w:w="100" w:type="dxa"/>
             </w:tcMar>
           </w:tcPr>
           <w:p>
             <w:r>
               <w:rPr>
-                <w:b w:val="false"/>
-                <w:bCs w:val="false"/>
                 <w:sz w:val="17"/>
                 <w:szCs w:val="17"/>
               </w:rPr>
-              <w:t xml:space="preserve">Yes</w:t>
+              <w:t>Exact match.</w:t>
+            </w:r>
+          </w:p>
+        </w:tc>
+      </w:tr>
+      <w:tr>
+        <w:tblPrEx>
+          <w:tblCellMar>
+            <w:top w:w="0" w:type="dxa"/>
+            <w:bottom w:w="0" w:type="dxa"/>
+          </w:tblCellMar>
+        </w:tblPrEx>
+        <w:tc>
+          <w:tcPr>
+            <w:tcW w:w="459" w:type="dxa"/>
+            <w:tcMar>
+              <w:top w:w="80" w:type="dxa"/>
+              <w:left w:w="100" w:type="dxa"/>
+              <w:bottom w:w="80" w:type="dxa"/>
+              <w:right w:w="100" w:type="dxa"/>
+            </w:tcMar>
+          </w:tcPr>
+          <w:p>
+            <w:r>
+              <w:rPr>
+                <w:sz w:val="17"/>
+                <w:szCs w:val="17"/>
+              </w:rPr>
+              <w:t>4</w:t>
             </w:r>
           </w:p>
         </w:tc>
         <w:tc>
           <w:tcPr>
-            <w:tcW w:type="dxa" w:w="1359"/>
+            <w:tcW w:w="1744" w:type="dxa"/>
             <w:tcMar>
-              <w:top w:type="dxa" w:w="80"/>
-              <w:left w:type="dxa" w:w="100"/>
-              <w:bottom w:type="dxa" w:w="80"/>
-              <w:right w:type="dxa" w:w="100"/>
+              <w:top w:w="80" w:type="dxa"/>
+              <w:left w:w="100" w:type="dxa"/>
+              <w:bottom w:w="80" w:type="dxa"/>
+              <w:right w:w="100" w:type="dxa"/>
+            </w:tcMar>
+          </w:tcPr>
+          <w:p>
+            <w:proofErr w:type="spellStart"/>
+            <w:r>
+              <w:rPr>
+                <w:sz w:val="17"/>
+                <w:szCs w:val="17"/>
+              </w:rPr>
+              <w:t>NovaTech</w:t>
+            </w:r>
+            <w:proofErr w:type="spellEnd"/>
+            <w:r>
+              <w:rPr>
+                <w:sz w:val="17"/>
+                <w:szCs w:val="17"/>
+              </w:rPr>
+              <w:t xml:space="preserve"> Marketing Campaigns</w:t>
+            </w:r>
+          </w:p>
+        </w:tc>
+        <w:tc>
+          <w:tcPr>
+            <w:tcW w:w="2387" w:type="dxa"/>
+            <w:tcMar>
+              <w:top w:w="80" w:type="dxa"/>
+              <w:left w:w="100" w:type="dxa"/>
+              <w:bottom w:w="80" w:type="dxa"/>
+              <w:right w:w="100" w:type="dxa"/>
             </w:tcMar>
           </w:tcPr>
           <w:p>
             <w:r>
               <w:rPr>
-                <w:b w:val="false"/>
-                <w:bCs w:val="false"/>
                 <w:sz w:val="17"/>
                 <w:szCs w:val="17"/>
               </w:rPr>
-              <w:t xml:space="preserve">Exact match.</w:t>
+              <w:t xml:space="preserve">How many rows in the marketing campaigns data have a missing or null </w:t>
+            </w:r>
+            <w:proofErr w:type="spellStart"/>
+            <w:r>
+              <w:rPr>
+                <w:sz w:val="17"/>
+                <w:szCs w:val="17"/>
+              </w:rPr>
+              <w:t>annual_income</w:t>
+            </w:r>
+            <w:proofErr w:type="spellEnd"/>
+            <w:r>
+              <w:rPr>
+                <w:sz w:val="17"/>
+                <w:szCs w:val="17"/>
+              </w:rPr>
+              <w:t xml:space="preserve"> value?</w:t>
+            </w:r>
+          </w:p>
+        </w:tc>
+        <w:tc>
+          <w:tcPr>
+            <w:tcW w:w="1744" w:type="dxa"/>
+            <w:tcMar>
+              <w:top w:w="80" w:type="dxa"/>
+              <w:left w:w="100" w:type="dxa"/>
+              <w:bottom w:w="80" w:type="dxa"/>
+              <w:right w:w="100" w:type="dxa"/>
+            </w:tcMar>
+          </w:tcPr>
+          <w:p>
+            <w:r>
+              <w:rPr>
+                <w:sz w:val="17"/>
+                <w:szCs w:val="17"/>
+              </w:rPr>
+              <w:t>24 rows (1.1%)</w:t>
+            </w:r>
+          </w:p>
+        </w:tc>
+        <w:tc>
+          <w:tcPr>
+            <w:tcW w:w="1744" w:type="dxa"/>
+            <w:tcMar>
+              <w:top w:w="80" w:type="dxa"/>
+              <w:left w:w="100" w:type="dxa"/>
+              <w:bottom w:w="80" w:type="dxa"/>
+              <w:right w:w="100" w:type="dxa"/>
+            </w:tcMar>
+          </w:tcPr>
+          <w:p>
+            <w:r>
+              <w:rPr>
+                <w:sz w:val="17"/>
+                <w:szCs w:val="17"/>
+              </w:rPr>
+              <w:t>24 rows, 1.07% of 2,240</w:t>
+            </w:r>
+          </w:p>
+        </w:tc>
+        <w:tc>
+          <w:tcPr>
+            <w:tcW w:w="643" w:type="dxa"/>
+            <w:tcMar>
+              <w:top w:w="80" w:type="dxa"/>
+              <w:left w:w="100" w:type="dxa"/>
+              <w:bottom w:w="80" w:type="dxa"/>
+              <w:right w:w="100" w:type="dxa"/>
+            </w:tcMar>
+          </w:tcPr>
+          <w:p>
+            <w:r>
+              <w:rPr>
+                <w:sz w:val="17"/>
+                <w:szCs w:val="17"/>
+              </w:rPr>
+              <w:t>Yes</w:t>
+            </w:r>
+          </w:p>
+        </w:tc>
+        <w:tc>
+          <w:tcPr>
+            <w:tcW w:w="1359" w:type="dxa"/>
+            <w:tcMar>
+              <w:top w:w="80" w:type="dxa"/>
+              <w:left w:w="100" w:type="dxa"/>
+              <w:bottom w:w="80" w:type="dxa"/>
+              <w:right w:w="100" w:type="dxa"/>
+            </w:tcMar>
+          </w:tcPr>
+          <w:p>
+            <w:r>
+              <w:rPr>
+                <w:sz w:val="17"/>
+                <w:szCs w:val="17"/>
+              </w:rPr>
+              <w:t>Exact match.</w:t>
             </w:r>
           </w:p>
         </w:tc>
       </w:tr>
       <w:tr>
+        <w:tblPrEx>
+          <w:tblCellMar>
+            <w:top w:w="0" w:type="dxa"/>
+            <w:bottom w:w="0" w:type="dxa"/>
+          </w:tblCellMar>
+        </w:tblPrEx>
         <w:tc>
           <w:tcPr>
-            <w:tcW w:type="dxa" w:w="459"/>
+            <w:tcW w:w="459" w:type="dxa"/>
             <w:tcMar>
-              <w:top w:type="dxa" w:w="80"/>
-              <w:left w:type="dxa" w:w="100"/>
-              <w:bottom w:type="dxa" w:w="80"/>
-              <w:right w:type="dxa" w:w="100"/>
+              <w:top w:w="80" w:type="dxa"/>
+              <w:left w:w="100" w:type="dxa"/>
+              <w:bottom w:w="80" w:type="dxa"/>
+              <w:right w:w="100" w:type="dxa"/>
             </w:tcMar>
           </w:tcPr>
           <w:p>
             <w:r>
               <w:rPr>
-                <w:b w:val="false"/>
-                <w:bCs w:val="false"/>
                 <w:sz w:val="17"/>
                 <w:szCs w:val="17"/>
               </w:rPr>
-              <w:t xml:space="preserve">3</w:t>
+              <w:t>5</w:t>
             </w:r>
           </w:p>
         </w:tc>
         <w:tc>
           <w:tcPr>
-            <w:tcW w:type="dxa" w:w="1744"/>
+            <w:tcW w:w="1744" w:type="dxa"/>
             <w:tcMar>
-              <w:top w:type="dxa" w:w="80"/>
-              <w:left w:type="dxa" w:w="100"/>
-              <w:bottom w:type="dxa" w:w="80"/>
-              <w:right w:type="dxa" w:w="100"/>
+              <w:top w:w="80" w:type="dxa"/>
+              <w:left w:w="100" w:type="dxa"/>
+              <w:bottom w:w="80" w:type="dxa"/>
+              <w:right w:w="100" w:type="dxa"/>
+            </w:tcMar>
+          </w:tcPr>
+          <w:p>
+            <w:proofErr w:type="spellStart"/>
+            <w:r>
+              <w:rPr>
+                <w:sz w:val="17"/>
+                <w:szCs w:val="17"/>
+              </w:rPr>
+              <w:t>NovaTech</w:t>
+            </w:r>
+            <w:proofErr w:type="spellEnd"/>
+            <w:r>
+              <w:rPr>
+                <w:sz w:val="17"/>
+                <w:szCs w:val="17"/>
+              </w:rPr>
+              <w:t xml:space="preserve"> Support Tickets</w:t>
+            </w:r>
+          </w:p>
+        </w:tc>
+        <w:tc>
+          <w:tcPr>
+            <w:tcW w:w="2387" w:type="dxa"/>
+            <w:tcMar>
+              <w:top w:w="80" w:type="dxa"/>
+              <w:left w:w="100" w:type="dxa"/>
+              <w:bottom w:w="80" w:type="dxa"/>
+              <w:right w:w="100" w:type="dxa"/>
             </w:tcMar>
           </w:tcPr>
           <w:p>
             <w:r>
               <w:rPr>
-                <w:b w:val="false"/>
-                <w:bCs w:val="false"/>
                 <w:sz w:val="17"/>
                 <w:szCs w:val="17"/>
               </w:rPr>
-              <w:t xml:space="preserve">NovaTech Marketing Campaigns</w:t>
+              <w:t>How many total support tickets are there, and what is the breakdown by priority level?</w:t>
             </w:r>
           </w:p>
         </w:tc>
         <w:tc>
           <w:tcPr>
-            <w:tcW w:type="dxa" w:w="2387"/>
+            <w:tcW w:w="1744" w:type="dxa"/>
             <w:tcMar>
-              <w:top w:type="dxa" w:w="80"/>
-              <w:left w:type="dxa" w:w="100"/>
-              <w:bottom w:type="dxa" w:w="80"/>
-              <w:right w:type="dxa" w:w="100"/>
+              <w:top w:w="80" w:type="dxa"/>
+              <w:left w:w="100" w:type="dxa"/>
+              <w:bottom w:w="80" w:type="dxa"/>
+              <w:right w:w="100" w:type="dxa"/>
             </w:tcMar>
           </w:tcPr>
           <w:p>
             <w:r>
               <w:rPr>
-                <w:b w:val="false"/>
-                <w:bCs w:val="false"/>
                 <w:sz w:val="17"/>
                 <w:szCs w:val="17"/>
               </w:rPr>
-              <w:t xml:space="preserve">How many rows are in the marketing campaigns data, and what is the overall campaign response rate?</w:t>
+              <w:t>3,000 total — low 1,500, medium 1,050, high 400, critical 50</w:t>
             </w:r>
           </w:p>
         </w:tc>
         <w:tc>
           <w:tcPr>
-            <w:tcW w:type="dxa" w:w="1744"/>
+            <w:tcW w:w="1744" w:type="dxa"/>
             <w:tcMar>
-              <w:top w:type="dxa" w:w="80"/>
-              <w:left w:type="dxa" w:w="100"/>
-              <w:bottom w:type="dxa" w:w="80"/>
-              <w:right w:type="dxa" w:w="100"/>
+              <w:top w:w="80" w:type="dxa"/>
+              <w:left w:w="100" w:type="dxa"/>
+              <w:bottom w:w="80" w:type="dxa"/>
+              <w:right w:w="100" w:type="dxa"/>
+            </w:tcMar>
+          </w:tcPr>
+          <w:p>
+            <w:proofErr w:type="gramStart"/>
+            <w:r>
+              <w:rPr>
+                <w:sz w:val="17"/>
+                <w:szCs w:val="17"/>
+              </w:rPr>
+              <w:t>3,000</w:t>
+            </w:r>
+            <w:proofErr w:type="gramEnd"/>
+            <w:r>
+              <w:rPr>
+                <w:sz w:val="17"/>
+                <w:szCs w:val="17"/>
+              </w:rPr>
+              <w:t xml:space="preserve"> total. Low 1,500 (50%), Medium 1,050 (35%), High 400 (13.3%), Critical 50 (1.7%)</w:t>
+            </w:r>
+          </w:p>
+        </w:tc>
+        <w:tc>
+          <w:tcPr>
+            <w:tcW w:w="643" w:type="dxa"/>
+            <w:tcMar>
+              <w:top w:w="80" w:type="dxa"/>
+              <w:left w:w="100" w:type="dxa"/>
+              <w:bottom w:w="80" w:type="dxa"/>
+              <w:right w:w="100" w:type="dxa"/>
             </w:tcMar>
           </w:tcPr>
           <w:p>
             <w:r>
               <w:rPr>
-                <w:b w:val="false"/>
-                <w:bCs w:val="false"/>
                 <w:sz w:val="17"/>
                 <w:szCs w:val="17"/>
               </w:rPr>
-              <w:t xml:space="preserve">2,240 rows; 27.2% response rate (609/2,240)</w:t>
+              <w:t>Yes</w:t>
             </w:r>
           </w:p>
         </w:tc>
         <w:tc>
           <w:tcPr>
-            <w:tcW w:type="dxa" w:w="1744"/>
+            <w:tcW w:w="1359" w:type="dxa"/>
             <w:tcMar>
-              <w:top w:type="dxa" w:w="80"/>
-              <w:left w:type="dxa" w:w="100"/>
-              <w:bottom w:type="dxa" w:w="80"/>
-              <w:right w:type="dxa" w:w="100"/>
+              <w:top w:w="80" w:type="dxa"/>
+              <w:left w:w="100" w:type="dxa"/>
+              <w:bottom w:w="80" w:type="dxa"/>
+              <w:right w:w="100" w:type="dxa"/>
             </w:tcMar>
           </w:tcPr>
           <w:p>
             <w:r>
               <w:rPr>
-                <w:b w:val="false"/>
-                <w:bCs w:val="false"/>
                 <w:sz w:val="17"/>
                 <w:szCs w:val="17"/>
               </w:rPr>
-              <w:t xml:space="preserve">Total Rows: 2,240. Responses: 609. Rate: 27.19%.</w:t>
+              <w:t>Exact match, table shown.</w:t>
+            </w:r>
+          </w:p>
+        </w:tc>
+      </w:tr>
+      <w:tr>
+        <w:tblPrEx>
+          <w:tblCellMar>
+            <w:top w:w="0" w:type="dxa"/>
+            <w:bottom w:w="0" w:type="dxa"/>
+          </w:tblCellMar>
+        </w:tblPrEx>
+        <w:tc>
+          <w:tcPr>
+            <w:tcW w:w="459" w:type="dxa"/>
+            <w:tcMar>
+              <w:top w:w="80" w:type="dxa"/>
+              <w:left w:w="100" w:type="dxa"/>
+              <w:bottom w:w="80" w:type="dxa"/>
+              <w:right w:w="100" w:type="dxa"/>
+            </w:tcMar>
+          </w:tcPr>
+          <w:p>
+            <w:r>
+              <w:rPr>
+                <w:sz w:val="17"/>
+                <w:szCs w:val="17"/>
+              </w:rPr>
+              <w:t>6</w:t>
             </w:r>
           </w:p>
         </w:tc>
         <w:tc>
           <w:tcPr>
-            <w:tcW w:type="dxa" w:w="643"/>
+            <w:tcW w:w="1744" w:type="dxa"/>
             <w:tcMar>
-              <w:top w:type="dxa" w:w="80"/>
-              <w:left w:type="dxa" w:w="100"/>
-              <w:bottom w:type="dxa" w:w="80"/>
-              <w:right w:type="dxa" w:w="100"/>
+              <w:top w:w="80" w:type="dxa"/>
+              <w:left w:w="100" w:type="dxa"/>
+              <w:bottom w:w="80" w:type="dxa"/>
+              <w:right w:w="100" w:type="dxa"/>
+            </w:tcMar>
+          </w:tcPr>
+          <w:p>
+            <w:proofErr w:type="spellStart"/>
+            <w:r>
+              <w:rPr>
+                <w:sz w:val="17"/>
+                <w:szCs w:val="17"/>
+              </w:rPr>
+              <w:t>NovaTech</w:t>
+            </w:r>
+            <w:proofErr w:type="spellEnd"/>
+            <w:r>
+              <w:rPr>
+                <w:sz w:val="17"/>
+                <w:szCs w:val="17"/>
+              </w:rPr>
+              <w:t xml:space="preserve"> Support Tickets</w:t>
+            </w:r>
+          </w:p>
+        </w:tc>
+        <w:tc>
+          <w:tcPr>
+            <w:tcW w:w="2387" w:type="dxa"/>
+            <w:tcMar>
+              <w:top w:w="80" w:type="dxa"/>
+              <w:left w:w="100" w:type="dxa"/>
+              <w:bottom w:w="80" w:type="dxa"/>
+              <w:right w:w="100" w:type="dxa"/>
             </w:tcMar>
           </w:tcPr>
           <w:p>
             <w:r>
               <w:rPr>
-                <w:b w:val="false"/>
-                <w:bCs w:val="false"/>
                 <w:sz w:val="17"/>
                 <w:szCs w:val="17"/>
               </w:rPr>
-              <w:t xml:space="preserve">Yes</w:t>
+              <w:t xml:space="preserve">How many support tickets have a null or missing </w:t>
+            </w:r>
+            <w:proofErr w:type="spellStart"/>
+            <w:r>
+              <w:rPr>
+                <w:sz w:val="17"/>
+                <w:szCs w:val="17"/>
+              </w:rPr>
+              <w:t>ticket_resolved_date</w:t>
+            </w:r>
+            <w:proofErr w:type="spellEnd"/>
+            <w:r>
+              <w:rPr>
+                <w:sz w:val="17"/>
+                <w:szCs w:val="17"/>
+              </w:rPr>
+              <w:t xml:space="preserve"> (still unresolved)?</w:t>
             </w:r>
           </w:p>
         </w:tc>
         <w:tc>
           <w:tcPr>
-            <w:tcW w:type="dxa" w:w="1359"/>
+            <w:tcW w:w="1744" w:type="dxa"/>
             <w:tcMar>
-              <w:top w:type="dxa" w:w="80"/>
-              <w:left w:type="dxa" w:w="100"/>
-              <w:bottom w:type="dxa" w:w="80"/>
-              <w:right w:type="dxa" w:w="100"/>
+              <w:top w:w="80" w:type="dxa"/>
+              <w:left w:w="100" w:type="dxa"/>
+              <w:bottom w:w="80" w:type="dxa"/>
+              <w:right w:w="100" w:type="dxa"/>
             </w:tcMar>
           </w:tcPr>
           <w:p>
             <w:r>
               <w:rPr>
-                <w:b w:val="false"/>
-                <w:bCs w:val="false"/>
                 <w:sz w:val="17"/>
                 <w:szCs w:val="17"/>
               </w:rPr>
-              <w:t xml:space="preserve">Exact match.</w:t>
+              <w:t>59 rows (2.0%)</w:t>
             </w:r>
           </w:p>
         </w:tc>
-      </w:tr>
-      <w:tr>
         <w:tc>
           <w:tcPr>
-            <w:tcW w:type="dxa" w:w="459"/>
+            <w:tcW w:w="1744" w:type="dxa"/>
             <w:tcMar>
-              <w:top w:type="dxa" w:w="80"/>
-              <w:left w:type="dxa" w:w="100"/>
-              <w:bottom w:type="dxa" w:w="80"/>
-              <w:right w:type="dxa" w:w="100"/>
+              <w:top w:w="80" w:type="dxa"/>
+              <w:left w:w="100" w:type="dxa"/>
+              <w:bottom w:w="80" w:type="dxa"/>
+              <w:right w:w="100" w:type="dxa"/>
             </w:tcMar>
           </w:tcPr>
           <w:p>
             <w:r>
               <w:rPr>
-                <w:b w:val="false"/>
-                <w:bCs w:val="false"/>
                 <w:sz w:val="17"/>
                 <w:szCs w:val="17"/>
               </w:rPr>
-              <w:t xml:space="preserve">4</w:t>
+              <w:t>59 tickets, ~2% of 3,000</w:t>
             </w:r>
           </w:p>
         </w:tc>
         <w:tc>
           <w:tcPr>
-            <w:tcW w:type="dxa" w:w="1744"/>
+            <w:tcW w:w="643" w:type="dxa"/>
             <w:tcMar>
-              <w:top w:type="dxa" w:w="80"/>
-              <w:left w:type="dxa" w:w="100"/>
-              <w:bottom w:type="dxa" w:w="80"/>
-              <w:right w:type="dxa" w:w="100"/>
+              <w:top w:w="80" w:type="dxa"/>
+              <w:left w:w="100" w:type="dxa"/>
+              <w:bottom w:w="80" w:type="dxa"/>
+              <w:right w:w="100" w:type="dxa"/>
             </w:tcMar>
           </w:tcPr>
           <w:p>
             <w:r>
               <w:rPr>
-                <w:b w:val="false"/>
-                <w:bCs w:val="false"/>
                 <w:sz w:val="17"/>
                 <w:szCs w:val="17"/>
               </w:rPr>
-              <w:t xml:space="preserve">NovaTech Marketing Campaigns</w:t>
+              <w:t>Yes</w:t>
             </w:r>
           </w:p>
         </w:tc>
         <w:tc>
           <w:tcPr>
-            <w:tcW w:type="dxa" w:w="2387"/>
+            <w:tcW w:w="1359" w:type="dxa"/>
             <w:tcMar>
-              <w:top w:type="dxa" w:w="80"/>
-              <w:left w:type="dxa" w:w="100"/>
-              <w:bottom w:type="dxa" w:w="80"/>
-              <w:right w:type="dxa" w:w="100"/>
+              <w:top w:w="80" w:type="dxa"/>
+              <w:left w:w="100" w:type="dxa"/>
+              <w:bottom w:w="80" w:type="dxa"/>
+              <w:right w:w="100" w:type="dxa"/>
             </w:tcMar>
           </w:tcPr>
           <w:p>
             <w:r>
               <w:rPr>
-                <w:b w:val="false"/>
-                <w:bCs w:val="false"/>
                 <w:sz w:val="17"/>
                 <w:szCs w:val="17"/>
               </w:rPr>
-              <w:t xml:space="preserve">How many rows in the marketing campaigns data have a missing or null annual_income value?</w:t>
-            </w:r>
-          </w:p>
-        </w:tc>
-        <w:tc>
-          <w:tcPr>
-            <w:tcW w:type="dxa" w:w="1744"/>
-            <w:tcMar>
-              <w:top w:type="dxa" w:w="80"/>
-              <w:left w:type="dxa" w:w="100"/>
-              <w:bottom w:type="dxa" w:w="80"/>
-              <w:right w:type="dxa" w:w="100"/>
-            </w:tcMar>
-          </w:tcPr>
-          <w:p>
-            <w:r>
-              <w:rPr>
-                <w:b w:val="false"/>
-                <w:bCs w:val="false"/>
-                <w:sz w:val="17"/>
-                <w:szCs w:val="17"/>
-              </w:rPr>
-              <w:t xml:space="preserve">24 rows (1.1%)</w:t>
-            </w:r>
-          </w:p>
-        </w:tc>
-        <w:tc>
-          <w:tcPr>
-            <w:tcW w:type="dxa" w:w="1744"/>
-            <w:tcMar>
-              <w:top w:type="dxa" w:w="80"/>
-              <w:left w:type="dxa" w:w="100"/>
-              <w:bottom w:type="dxa" w:w="80"/>
-              <w:right w:type="dxa" w:w="100"/>
-            </w:tcMar>
-          </w:tcPr>
-          <w:p>
-            <w:r>
-              <w:rPr>
-                <w:b w:val="false"/>
-                <w:bCs w:val="false"/>
-                <w:sz w:val="17"/>
-                <w:szCs w:val="17"/>
-              </w:rPr>
-              <w:t xml:space="preserve">24 rows, 1.07% of 2,240</w:t>
-            </w:r>
-          </w:p>
-        </w:tc>
-        <w:tc>
-          <w:tcPr>
-            <w:tcW w:type="dxa" w:w="643"/>
-            <w:tcMar>
-              <w:top w:type="dxa" w:w="80"/>
-              <w:left w:type="dxa" w:w="100"/>
-              <w:bottom w:type="dxa" w:w="80"/>
-              <w:right w:type="dxa" w:w="100"/>
-            </w:tcMar>
-          </w:tcPr>
-          <w:p>
-            <w:r>
-              <w:rPr>
-                <w:b w:val="false"/>
-                <w:bCs w:val="false"/>
-                <w:sz w:val="17"/>
-                <w:szCs w:val="17"/>
-              </w:rPr>
-              <w:t xml:space="preserve">Yes</w:t>
-            </w:r>
-          </w:p>
-        </w:tc>
-        <w:tc>
-          <w:tcPr>
-            <w:tcW w:type="dxa" w:w="1359"/>
-            <w:tcMar>
-              <w:top w:type="dxa" w:w="80"/>
-              <w:left w:type="dxa" w:w="100"/>
-              <w:bottom w:type="dxa" w:w="80"/>
-              <w:right w:type="dxa" w:w="100"/>
-            </w:tcMar>
-          </w:tcPr>
-          <w:p>
-            <w:r>
-              <w:rPr>
-                <w:b w:val="false"/>
-                <w:bCs w:val="false"/>
-                <w:sz w:val="17"/>
-                <w:szCs w:val="17"/>
-              </w:rPr>
-              <w:t xml:space="preserve">Exact match.</w:t>
-            </w:r>
-          </w:p>
-        </w:tc>
-      </w:tr>
-      <w:tr>
-        <w:tc>
-          <w:tcPr>
-            <w:tcW w:type="dxa" w:w="459"/>
-            <w:tcMar>
-              <w:top w:type="dxa" w:w="80"/>
-              <w:left w:type="dxa" w:w="100"/>
-              <w:bottom w:type="dxa" w:w="80"/>
-              <w:right w:type="dxa" w:w="100"/>
-            </w:tcMar>
-          </w:tcPr>
-          <w:p>
-            <w:r>
-              <w:rPr>
-                <w:b w:val="false"/>
-                <w:bCs w:val="false"/>
-                <w:sz w:val="17"/>
-                <w:szCs w:val="17"/>
-              </w:rPr>
-              <w:t xml:space="preserve">5</w:t>
-            </w:r>
-          </w:p>
-        </w:tc>
-        <w:tc>
-          <w:tcPr>
-            <w:tcW w:type="dxa" w:w="1744"/>
-            <w:tcMar>
-              <w:top w:type="dxa" w:w="80"/>
-              <w:left w:type="dxa" w:w="100"/>
-              <w:bottom w:type="dxa" w:w="80"/>
-              <w:right w:type="dxa" w:w="100"/>
-            </w:tcMar>
-          </w:tcPr>
-          <w:p>
-            <w:r>
-              <w:rPr>
-                <w:b w:val="false"/>
-                <w:bCs w:val="false"/>
-                <w:sz w:val="17"/>
-                <w:szCs w:val="17"/>
-              </w:rPr>
-              <w:t xml:space="preserve">NovaTech Support Tickets</w:t>
-            </w:r>
-          </w:p>
-        </w:tc>
-        <w:tc>
-          <w:tcPr>
-            <w:tcW w:type="dxa" w:w="2387"/>
-            <w:tcMar>
-              <w:top w:type="dxa" w:w="80"/>
-              <w:left w:type="dxa" w:w="100"/>
-              <w:bottom w:type="dxa" w:w="80"/>
-              <w:right w:type="dxa" w:w="100"/>
-            </w:tcMar>
-          </w:tcPr>
-          <w:p>
-            <w:r>
-              <w:rPr>
-                <w:b w:val="false"/>
-                <w:bCs w:val="false"/>
-                <w:sz w:val="17"/>
-                <w:szCs w:val="17"/>
-              </w:rPr>
-              <w:t xml:space="preserve">How many total support tickets are there, and what is the breakdown by priority level?</w:t>
-            </w:r>
-          </w:p>
-        </w:tc>
-        <w:tc>
-          <w:tcPr>
-            <w:tcW w:type="dxa" w:w="1744"/>
-            <w:tcMar>
-              <w:top w:type="dxa" w:w="80"/>
-              <w:left w:type="dxa" w:w="100"/>
-              <w:bottom w:type="dxa" w:w="80"/>
-              <w:right w:type="dxa" w:w="100"/>
-            </w:tcMar>
-          </w:tcPr>
-          <w:p>
-            <w:r>
-              <w:rPr>
-                <w:b w:val="false"/>
-                <w:bCs w:val="false"/>
-                <w:sz w:val="17"/>
-                <w:szCs w:val="17"/>
-              </w:rPr>
-              <w:t xml:space="preserve">3,000 total — low 1,500, medium 1,050, high 400, critical 50</w:t>
-            </w:r>
-          </w:p>
-        </w:tc>
-        <w:tc>
-          <w:tcPr>
-            <w:tcW w:type="dxa" w:w="1744"/>
-            <w:tcMar>
-              <w:top w:type="dxa" w:w="80"/>
-              <w:left w:type="dxa" w:w="100"/>
-              <w:bottom w:type="dxa" w:w="80"/>
-              <w:right w:type="dxa" w:w="100"/>
-            </w:tcMar>
-          </w:tcPr>
-          <w:p>
-            <w:r>
-              <w:rPr>
-                <w:b w:val="false"/>
-                <w:bCs w:val="false"/>
-                <w:sz w:val="17"/>
-                <w:szCs w:val="17"/>
-              </w:rPr>
-              <w:t xml:space="preserve">3,000 total. Low 1,500 (50%), Medium 1,050 (35%), High 400 (13.3%), Critical 50 (1.7%)</w:t>
-            </w:r>
-          </w:p>
-        </w:tc>
-        <w:tc>
-          <w:tcPr>
-            <w:tcW w:type="dxa" w:w="643"/>
-            <w:tcMar>
-              <w:top w:type="dxa" w:w="80"/>
-              <w:left w:type="dxa" w:w="100"/>
-              <w:bottom w:type="dxa" w:w="80"/>
-              <w:right w:type="dxa" w:w="100"/>
-            </w:tcMar>
-          </w:tcPr>
-          <w:p>
-            <w:r>
-              <w:rPr>
-                <w:b w:val="false"/>
-                <w:bCs w:val="false"/>
-                <w:sz w:val="17"/>
-                <w:szCs w:val="17"/>
-              </w:rPr>
-              <w:t xml:space="preserve">Yes</w:t>
-            </w:r>
-          </w:p>
-        </w:tc>
-        <w:tc>
-          <w:tcPr>
-            <w:tcW w:type="dxa" w:w="1359"/>
-            <w:tcMar>
-              <w:top w:type="dxa" w:w="80"/>
-              <w:left w:type="dxa" w:w="100"/>
-              <w:bottom w:type="dxa" w:w="80"/>
-              <w:right w:type="dxa" w:w="100"/>
-            </w:tcMar>
-          </w:tcPr>
-          <w:p>
-            <w:r>
-              <w:rPr>
-                <w:b w:val="false"/>
-                <w:bCs w:val="false"/>
-                <w:sz w:val="17"/>
-                <w:szCs w:val="17"/>
-              </w:rPr>
-              <w:t xml:space="preserve">Exact match, table shown.</w:t>
-            </w:r>
-          </w:p>
-        </w:tc>
-      </w:tr>
-      <w:tr>
-        <w:tc>
-          <w:tcPr>
-            <w:tcW w:type="dxa" w:w="459"/>
-            <w:tcMar>
-              <w:top w:type="dxa" w:w="80"/>
-              <w:left w:type="dxa" w:w="100"/>
-              <w:bottom w:type="dxa" w:w="80"/>
-              <w:right w:type="dxa" w:w="100"/>
-            </w:tcMar>
-          </w:tcPr>
-          <w:p>
-            <w:r>
-              <w:rPr>
-                <w:b w:val="false"/>
-                <w:bCs w:val="false"/>
-                <w:sz w:val="17"/>
-                <w:szCs w:val="17"/>
-              </w:rPr>
-              <w:t xml:space="preserve">6</w:t>
-            </w:r>
-          </w:p>
-        </w:tc>
-        <w:tc>
-          <w:tcPr>
-            <w:tcW w:type="dxa" w:w="1744"/>
-            <w:tcMar>
-              <w:top w:type="dxa" w:w="80"/>
-              <w:left w:type="dxa" w:w="100"/>
-              <w:bottom w:type="dxa" w:w="80"/>
-              <w:right w:type="dxa" w:w="100"/>
-            </w:tcMar>
-          </w:tcPr>
-          <w:p>
-            <w:r>
-              <w:rPr>
-                <w:b w:val="false"/>
-                <w:bCs w:val="false"/>
-                <w:sz w:val="17"/>
-                <w:szCs w:val="17"/>
-              </w:rPr>
-              <w:t xml:space="preserve">NovaTech Support Tickets</w:t>
-            </w:r>
-          </w:p>
-        </w:tc>
-        <w:tc>
-          <w:tcPr>
-            <w:tcW w:type="dxa" w:w="2387"/>
-            <w:tcMar>
-              <w:top w:type="dxa" w:w="80"/>
-              <w:left w:type="dxa" w:w="100"/>
-              <w:bottom w:type="dxa" w:w="80"/>
-              <w:right w:type="dxa" w:w="100"/>
-            </w:tcMar>
-          </w:tcPr>
-          <w:p>
-            <w:r>
-              <w:rPr>
-                <w:b w:val="false"/>
-                <w:bCs w:val="false"/>
-                <w:sz w:val="17"/>
-                <w:szCs w:val="17"/>
-              </w:rPr>
-              <w:t xml:space="preserve">How many support tickets have a null or missing ticket_resolved_date (still unresolved)?</w:t>
-            </w:r>
-          </w:p>
-        </w:tc>
-        <w:tc>
-          <w:tcPr>
-            <w:tcW w:type="dxa" w:w="1744"/>
-            <w:tcMar>
-              <w:top w:type="dxa" w:w="80"/>
-              <w:left w:type="dxa" w:w="100"/>
-              <w:bottom w:type="dxa" w:w="80"/>
-              <w:right w:type="dxa" w:w="100"/>
-            </w:tcMar>
-          </w:tcPr>
-          <w:p>
-            <w:r>
-              <w:rPr>
-                <w:b w:val="false"/>
-                <w:bCs w:val="false"/>
-                <w:sz w:val="17"/>
-                <w:szCs w:val="17"/>
-              </w:rPr>
-              <w:t xml:space="preserve">59 rows (2.0%)</w:t>
-            </w:r>
-          </w:p>
-        </w:tc>
-        <w:tc>
-          <w:tcPr>
-            <w:tcW w:type="dxa" w:w="1744"/>
-            <w:tcMar>
-              <w:top w:type="dxa" w:w="80"/>
-              <w:left w:type="dxa" w:w="100"/>
-              <w:bottom w:type="dxa" w:w="80"/>
-              <w:right w:type="dxa" w:w="100"/>
-            </w:tcMar>
-          </w:tcPr>
-          <w:p>
-            <w:r>
-              <w:rPr>
-                <w:b w:val="false"/>
-                <w:bCs w:val="false"/>
-                <w:sz w:val="17"/>
-                <w:szCs w:val="17"/>
-              </w:rPr>
-              <w:t xml:space="preserve">59 tickets, ~2% of 3,000</w:t>
-            </w:r>
-          </w:p>
-        </w:tc>
-        <w:tc>
-          <w:tcPr>
-            <w:tcW w:type="dxa" w:w="643"/>
-            <w:tcMar>
-              <w:top w:type="dxa" w:w="80"/>
-              <w:left w:type="dxa" w:w="100"/>
-              <w:bottom w:type="dxa" w:w="80"/>
-              <w:right w:type="dxa" w:w="100"/>
-            </w:tcMar>
-          </w:tcPr>
-          <w:p>
-            <w:r>
-              <w:rPr>
-                <w:b w:val="false"/>
-                <w:bCs w:val="false"/>
-                <w:sz w:val="17"/>
-                <w:szCs w:val="17"/>
-              </w:rPr>
-              <w:t xml:space="preserve">Yes</w:t>
-            </w:r>
-          </w:p>
-        </w:tc>
-        <w:tc>
-          <w:tcPr>
-            <w:tcW w:type="dxa" w:w="1359"/>
-            <w:tcMar>
-              <w:top w:type="dxa" w:w="80"/>
-              <w:left w:type="dxa" w:w="100"/>
-              <w:bottom w:type="dxa" w:w="80"/>
-              <w:right w:type="dxa" w:w="100"/>
-            </w:tcMar>
-          </w:tcPr>
-          <w:p>
-            <w:r>
-              <w:rPr>
-                <w:b w:val="false"/>
-                <w:bCs w:val="false"/>
-                <w:sz w:val="17"/>
-                <w:szCs w:val="17"/>
-              </w:rPr>
-              <w:t xml:space="preserve">Exact match.</w:t>
+              <w:t>Exact match.</w:t>
             </w:r>
           </w:p>
         </w:tc>
@@ -4175,9 +7569,6 @@
       <w:pPr>
         <w:spacing w:after="140"/>
       </w:pPr>
-      <w:r>
-        <w:t xml:space="preserve"/>
-      </w:r>
     </w:p>
     <w:p>
       <w:pPr>
@@ -4188,102 +7579,42 @@
           <w:i/>
           <w:iCs/>
         </w:rPr>
-        <w:t xml:space="preserve">Cross-Check: Total row count of the CRM Deals dataset (entry #1). Chat said 499 total deals. QuickSight's dataset detail page for the student's own uploaded novatech_crm_deals.csv shows "499 rows imported (100% success)" under Refresh. Consistent — exact match.</w:t>
+        <w:t xml:space="preserve">Cross-Check: Total row count of the CRM Deals dataset (entry #1). Chat said 499 total deals. </w:t>
+      </w:r>
+      <w:proofErr w:type="spellStart"/>
+      <w:r>
+        <w:rPr>
+          <w:i/>
+          <w:iCs/>
+        </w:rPr>
+        <w:t>QuickSight's</w:t>
+      </w:r>
+      <w:proofErr w:type="spellEnd"/>
+      <w:r>
+        <w:rPr>
+          <w:i/>
+          <w:iCs/>
+        </w:rPr>
+        <w:t xml:space="preserve"> dataset detail page for the student's own uploaded novatech_crm_deals.csv shows "499 rows imported (100% success)" under Refresh. Consistent — exact match.</w:t>
       </w:r>
     </w:p>
     <w:sectPr>
-      <w:pgSz w:w="12240" w:h="15840" w:orient="portrait"/>
+      <w:pgSz w:w="12240" w:h="15840"/>
       <w:pgMar w:top="1080" w:right="1080" w:bottom="1080" w:left="1080" w:header="708" w:footer="708" w:gutter="0"/>
-      <w:pgNumType/>
+      <w:cols w:space="720"/>
       <w:docGrid w:linePitch="360"/>
     </w:sectPr>
   </w:body>
 </w:document>
 </file>
 
-<file path=word/comments.xml><?xml version="1.0" encoding="utf-8"?>
-<w:comments xmlns:cx="http://schemas.microsoft.com/office/drawing/2014/chartex" xmlns:cx1="http://schemas.microsoft.com/office/drawing/2015/9/8/chartex" xmlns:cx2="http://schemas.microsoft.com/office/drawing/2015/10/21/chartex" xmlns:cx3="http://schemas.microsoft.com/office/drawing/2016/5/9/chartex" xmlns:cx4="http://schemas.microsoft.com/office/drawing/2016/5/10/chartex" xmlns:cx5="http://schemas.microsoft.com/office/drawing/2016/5/11/chartex" xmlns:cx6="http://schemas.microsoft.com/office/drawing/2016/5/12/chartex" xmlns:cx7="http://schemas.microsoft.com/office/drawing/2016/5/13/chartex" xmlns:cx8="http://schemas.microsoft.com/office/drawing/2016/5/14/chartex" xmlns:mc="http://schemas.openxmlformats.org/markup-compatibility/2006" xmlns:aink="http://schemas.microsoft.com/office/drawing/2016/ink" xmlns:am3d="http://schemas.microsoft.com/office/drawing/2017/model3d" xmlns:o="urn:schemas-microsoft-com:office:office" xmlns:r="http://schemas.openxmlformats.org/officeDocument/2006/relationships" xmlns:m="http://schemas.openxmlformats.org/officeDocument/2006/math" xmlns:v="urn:schemas-microsoft-com:vml" xmlns:wp14="http://schemas.microsoft.com/office/word/2010/wordprocessingDrawing" xmlns:wp="http://schemas.openxmlformats.org/drawingml/2006/wordprocessingDrawing" xmlns:w10="urn:schemas-microsoft-com:office:word" xmlns:w="http://schemas.openxmlformats.org/wordprocessingml/2006/main" xmlns:w14="http://schemas.microsoft.com/office/word/2010/wordml" xmlns:w15="http://schemas.microsoft.com/office/word/2012/wordml" xmlns:w16cex="http://schemas.microsoft.com/office/word/2018/wordml/cex" xmlns:w16cid="http://schemas.microsoft.com/office/word/2016/wordml/cid" xmlns:w16="http://schemas.microsoft.com/office/word/2018/wordml" xmlns:w16sdtdh="http://schemas.microsoft.com/office/word/2020/wordml/sdtdatahash" xmlns:w16se="http://schemas.microsoft.com/office/word/2015/wordml/symex" xmlns:wpg="http://schemas.microsoft.com/office/word/2010/wordprocessingGroup" xmlns:wpi="http://schemas.microsoft.com/office/word/2010/wordprocessingInk" xmlns:wne="http://schemas.microsoft.com/office/word/2006/wordml" xmlns:wps="http://schemas.microsoft.com/office/word/2010/wordprocessingShape"/>
-</file>
-
-<file path=word/endnotes.xml><?xml version="1.0" encoding="utf-8"?>
-<w:endnotes xmlns:wpc="http://schemas.microsoft.com/office/word/2010/wordprocessingCanvas" xmlns:mc="http://schemas.openxmlformats.org/markup-compatibility/2006" xmlns:o="urn:schemas-microsoft-com:office:office" xmlns:r="http://schemas.openxmlformats.org/officeDocument/2006/relationships" xmlns:m="http://schemas.openxmlformats.org/officeDocument/2006/math" xmlns:v="urn:schemas-microsoft-com:vml" xmlns:wp14="http://schemas.microsoft.com/office/word/2010/wordprocessingDrawing" xmlns:wp="http://schemas.openxmlformats.org/drawingml/2006/wordprocessingDrawing" xmlns:w10="urn:schemas-microsoft-com:office:word" xmlns:w="http://schemas.openxmlformats.org/wordprocessingml/2006/main" xmlns:w14="http://schemas.microsoft.com/office/word/2010/wordml" xmlns:w15="http://schemas.microsoft.com/office/word/2012/wordml" xmlns:wpg="http://schemas.microsoft.com/office/word/2010/wordprocessingGroup" xmlns:wpi="http://schemas.microsoft.com/office/word/2010/wordprocessingInk" xmlns:wne="http://schemas.microsoft.com/office/word/2006/wordml" xmlns:wps="http://schemas.microsoft.com/office/word/2010/wordprocessingShape" mc:Ignorable="w14 w15 wp14">
-  <w:endnote w:type="separator" w:id="-1">
-    <w:p>
-      <w:pPr>
-        <w:spacing w:after="0" w:line="240" w:lineRule="auto"/>
-      </w:pPr>
-      <w:r>
-        <w:rPr>
-          <w:rStyle w:val="EndnoteReference"/>
-        </w:rPr>
-        <w:endnoteRef/>
-      </w:r>
-      <w:r>
-        <w:separator/>
-      </w:r>
-    </w:p>
-  </w:endnote>
-  <w:endnote w:type="continuationSeparator" w:id="0">
-    <w:p>
-      <w:pPr>
-        <w:spacing w:after="0" w:line="240" w:lineRule="auto"/>
-      </w:pPr>
-      <w:r>
-        <w:rPr>
-          <w:rStyle w:val="EndnoteReference"/>
-        </w:rPr>
-        <w:endnoteRef/>
-      </w:r>
-      <w:r>
-        <w:continuationSeparator/>
-      </w:r>
-    </w:p>
-  </w:endnote>
-</w:endnotes>
-</file>
-
-<file path=word/footnotes.xml><?xml version="1.0" encoding="utf-8"?>
-<w:footnotes xmlns:wpc="http://schemas.microsoft.com/office/word/2010/wordprocessingCanvas" xmlns:mc="http://schemas.openxmlformats.org/markup-compatibility/2006" xmlns:o="urn:schemas-microsoft-com:office:office" xmlns:r="http://schemas.openxmlformats.org/officeDocument/2006/relationships" xmlns:m="http://schemas.openxmlformats.org/officeDocument/2006/math" xmlns:v="urn:schemas-microsoft-com:vml" xmlns:wp14="http://schemas.microsoft.com/office/word/2010/wordprocessingDrawing" xmlns:wp="http://schemas.openxmlformats.org/drawingml/2006/wordprocessingDrawing" xmlns:w10="urn:schemas-microsoft-com:office:word" xmlns:w="http://schemas.openxmlformats.org/wordprocessingml/2006/main" xmlns:w14="http://schemas.microsoft.com/office/word/2010/wordml" xmlns:w15="http://schemas.microsoft.com/office/word/2012/wordml" xmlns:wpg="http://schemas.microsoft.com/office/word/2010/wordprocessingGroup" xmlns:wpi="http://schemas.microsoft.com/office/word/2010/wordprocessingInk" xmlns:wne="http://schemas.microsoft.com/office/word/2006/wordml" xmlns:wps="http://schemas.microsoft.com/office/word/2010/wordprocessingShape" mc:Ignorable="w14 w15 wp14">
-  <w:footnote w:type="separator" w:id="-1">
-    <w:p>
-      <w:pPr>
-        <w:spacing w:after="0" w:line="240" w:lineRule="auto"/>
-      </w:pPr>
-      <w:r>
-        <w:rPr>
-          <w:rStyle w:val="FootnoteReference"/>
-        </w:rPr>
-        <w:footnoteRef/>
-      </w:r>
-      <w:r>
-        <w:separator/>
-      </w:r>
-    </w:p>
-  </w:footnote>
-  <w:footnote w:type="continuationSeparator" w:id="0">
-    <w:p>
-      <w:pPr>
-        <w:spacing w:after="0" w:line="240" w:lineRule="auto"/>
-      </w:pPr>
-      <w:r>
-        <w:rPr>
-          <w:rStyle w:val="FootnoteReference"/>
-        </w:rPr>
-        <w:footnoteRef/>
-      </w:r>
-      <w:r>
-        <w:continuationSeparator/>
-      </w:r>
-    </w:p>
-  </w:footnote>
-</w:footnotes>
-</file>
-
 <file path=word/numbering.xml><?xml version="1.0" encoding="utf-8"?>
-<w:numbering xmlns:wpc="http://schemas.microsoft.com/office/word/2010/wordprocessingCanvas" xmlns:mc="http://schemas.openxmlformats.org/markup-compatibility/2006" xmlns:o="urn:schemas-microsoft-com:office:office" xmlns:r="http://schemas.openxmlformats.org/officeDocument/2006/relationships" xmlns:m="http://schemas.openxmlformats.org/officeDocument/2006/math" xmlns:v="urn:schemas-microsoft-com:vml" xmlns:wp14="http://schemas.microsoft.com/office/word/2010/wordprocessingDrawing" xmlns:wp="http://schemas.openxmlformats.org/drawingml/2006/wordprocessingDrawing" xmlns:w10="urn:schemas-microsoft-com:office:word" xmlns:w="http://schemas.openxmlformats.org/wordprocessingml/2006/main" xmlns:w14="http://schemas.microsoft.com/office/word/2010/wordml" xmlns:w15="http://schemas.microsoft.com/office/word/2012/wordml" xmlns:wpg="http://schemas.microsoft.com/office/word/2010/wordprocessingGroup" xmlns:wpi="http://schemas.microsoft.com/office/word/2010/wordprocessingInk" xmlns:wne="http://schemas.microsoft.com/office/word/2006/wordml" xmlns:wps="http://schemas.microsoft.com/office/word/2010/wordprocessingShape" mc:Ignorable="w14 w15 wp14">
-  <w:abstractNum w:abstractNumId="1" w15:restartNumberingAfterBreak="0">
+<w:numbering xmlns:wpc="http://schemas.microsoft.com/office/word/2010/wordprocessingCanvas" xmlns:cx="http://schemas.microsoft.com/office/drawing/2014/chartex" xmlns:cx1="http://schemas.microsoft.com/office/drawing/2015/9/8/chartex" xmlns:cx2="http://schemas.microsoft.com/office/drawing/2015/10/21/chartex" xmlns:cx3="http://schemas.microsoft.com/office/drawing/2016/5/9/chartex" xmlns:cx4="http://schemas.microsoft.com/office/drawing/2016/5/10/chartex" xmlns:cx5="http://schemas.microsoft.com/office/drawing/2016/5/11/chartex" xmlns:cx6="http://schemas.microsoft.com/office/drawing/2016/5/12/chartex" xmlns:cx7="http://schemas.microsoft.com/office/drawing/2016/5/13/chartex" xmlns:cx8="http://schemas.microsoft.com/office/drawing/2016/5/14/chartex" xmlns:mc="http://schemas.openxmlformats.org/markup-compatibility/2006" xmlns:aink="http://schemas.microsoft.com/office/drawing/2016/ink" xmlns:am3d="http://schemas.microsoft.com/office/drawing/2017/model3d" xmlns:o="urn:schemas-microsoft-com:office:office" xmlns:oel="http://schemas.microsoft.com/office/2019/extlst" xmlns:r="http://schemas.openxmlformats.org/officeDocument/2006/relationships" xmlns:m="http://schemas.openxmlformats.org/officeDocument/2006/math" xmlns:v="urn:schemas-microsoft-com:vml" xmlns:wp14="http://schemas.microsoft.com/office/word/2010/wordprocessingDrawing" xmlns:wp="http://schemas.openxmlformats.org/drawingml/2006/wordprocessingDrawing" xmlns:w10="urn:schemas-microsoft-com:office:word" xmlns:w="http://schemas.openxmlformats.org/wordprocessingml/2006/main" xmlns:w14="http://schemas.microsoft.com/office/word/2010/wordml" xmlns:w15="http://schemas.microsoft.com/office/word/2012/wordml" xmlns:w16cex="http://schemas.microsoft.com/office/word/2018/wordml/cex" xmlns:w16cid="http://schemas.microsoft.com/office/word/2016/wordml/cid" xmlns:w16="http://schemas.microsoft.com/office/word/2018/wordml" xmlns:w16du="http://schemas.microsoft.com/office/word/2023/wordml/word16du" xmlns:w16sdtdh="http://schemas.microsoft.com/office/word/2020/wordml/sdtdatahash" xmlns:w16sdtfl="http://schemas.microsoft.com/office/word/2024/wordml/sdtformatlock" xmlns:w16se="http://schemas.microsoft.com/office/word/2015/wordml/symex" xmlns:wpg="http://schemas.microsoft.com/office/word/2010/wordprocessingGroup" xmlns:wpi="http://schemas.microsoft.com/office/word/2010/wordprocessingInk" xmlns:wne="http://schemas.microsoft.com/office/word/2006/wordml" xmlns:wps="http://schemas.microsoft.com/office/word/2010/wordprocessingShape" mc:Ignorable="w14 w15 w16se w16cid w16 w16cex w16sdtdh w16sdtfl w16du wp14">
+  <w:abstractNum w:abstractNumId="0" w15:restartNumberingAfterBreak="0">
+    <w:nsid w:val="5E28613A"/>
     <w:multiLevelType w:val="hybridMultilevel"/>
-    <w:lvl w:ilvl="0" w15:tentative="1">
+    <w:tmpl w:val="8AEAC160"/>
+    <w:lvl w:ilvl="0" w:tplc="F1B4073A">
       <w:start w:val="1"/>
       <w:numFmt w:val="bullet"/>
       <w:lvlText w:val="●"/>
@@ -4292,7 +7623,7 @@
         <w:ind w:left="720" w:hanging="360"/>
       </w:pPr>
     </w:lvl>
-    <w:lvl w:ilvl="1" w15:tentative="1">
+    <w:lvl w:ilvl="1" w:tplc="8AE86426">
       <w:start w:val="1"/>
       <w:numFmt w:val="bullet"/>
       <w:lvlText w:val="○"/>
@@ -4301,7 +7632,7 @@
         <w:ind w:left="1440" w:hanging="360"/>
       </w:pPr>
     </w:lvl>
-    <w:lvl w:ilvl="2" w15:tentative="1">
+    <w:lvl w:ilvl="2" w:tplc="753AC4A4">
       <w:start w:val="1"/>
       <w:numFmt w:val="bullet"/>
       <w:lvlText w:val="■"/>
@@ -4310,7 +7641,7 @@
         <w:ind w:left="2160" w:hanging="360"/>
       </w:pPr>
     </w:lvl>
-    <w:lvl w:ilvl="3" w15:tentative="1">
+    <w:lvl w:ilvl="3" w:tplc="431CFC4A">
       <w:start w:val="1"/>
       <w:numFmt w:val="bullet"/>
       <w:lvlText w:val="●"/>
@@ -4319,7 +7650,7 @@
         <w:ind w:left="2880" w:hanging="360"/>
       </w:pPr>
     </w:lvl>
-    <w:lvl w:ilvl="4" w15:tentative="1">
+    <w:lvl w:ilvl="4" w:tplc="2B0E43F8">
       <w:start w:val="1"/>
       <w:numFmt w:val="bullet"/>
       <w:lvlText w:val="○"/>
@@ -4328,7 +7659,7 @@
         <w:ind w:left="3600" w:hanging="360"/>
       </w:pPr>
     </w:lvl>
-    <w:lvl w:ilvl="5" w15:tentative="1">
+    <w:lvl w:ilvl="5" w:tplc="E56CEE1E">
       <w:start w:val="1"/>
       <w:numFmt w:val="bullet"/>
       <w:lvlText w:val="■"/>
@@ -4337,7 +7668,7 @@
         <w:ind w:left="4320" w:hanging="360"/>
       </w:pPr>
     </w:lvl>
-    <w:lvl w:ilvl="6" w15:tentative="1">
+    <w:lvl w:ilvl="6" w:tplc="A1D04A9A">
       <w:start w:val="1"/>
       <w:numFmt w:val="bullet"/>
       <w:lvlText w:val="●"/>
@@ -4346,7 +7677,7 @@
         <w:ind w:left="5040" w:hanging="360"/>
       </w:pPr>
     </w:lvl>
-    <w:lvl w:ilvl="7" w15:tentative="1">
+    <w:lvl w:ilvl="7" w:tplc="52448928">
       <w:start w:val="1"/>
       <w:numFmt w:val="bullet"/>
       <w:lvlText w:val="●"/>
@@ -4355,7 +7686,7 @@
         <w:ind w:left="5760" w:hanging="360"/>
       </w:pPr>
     </w:lvl>
-    <w:lvl w:ilvl="8" w15:tentative="1">
+    <w:lvl w:ilvl="8" w:tplc="676C38D2">
       <w:start w:val="1"/>
       <w:numFmt w:val="bullet"/>
       <w:lvlText w:val="●"/>
@@ -4365,8 +7696,8 @@
       </w:pPr>
     </w:lvl>
   </w:abstractNum>
-  <w:num w:numId="1">
-    <w:abstractNumId w:val="1"/>
+  <w:num w:numId="1" w16cid:durableId="1467577921">
+    <w:abstractNumId w:val="0"/>
     <w:lvlOverride w:ilvl="0">
       <w:startOverride w:val="1"/>
     </w:lvlOverride>
@@ -4375,101 +7706,530 @@
 </file>
 
 <file path=word/styles.xml><?xml version="1.0" encoding="utf-8"?>
-<w:styles xmlns:mc="http://schemas.openxmlformats.org/markup-compatibility/2006" xmlns:r="http://schemas.openxmlformats.org/officeDocument/2006/relationships" xmlns:w="http://schemas.openxmlformats.org/wordprocessingml/2006/main" xmlns:w14="http://schemas.microsoft.com/office/word/2010/wordml" xmlns:w15="http://schemas.microsoft.com/office/word/2012/wordml" mc:Ignorable="w14 w15">
+<w:styles xmlns:mc="http://schemas.openxmlformats.org/markup-compatibility/2006" xmlns:r="http://schemas.openxmlformats.org/officeDocument/2006/relationships" xmlns:w="http://schemas.openxmlformats.org/wordprocessingml/2006/main" xmlns:w14="http://schemas.microsoft.com/office/word/2010/wordml" xmlns:w15="http://schemas.microsoft.com/office/word/2012/wordml" xmlns:w16cex="http://schemas.microsoft.com/office/word/2018/wordml/cex" xmlns:w16cid="http://schemas.microsoft.com/office/word/2016/wordml/cid" xmlns:w16="http://schemas.microsoft.com/office/word/2018/wordml" xmlns:w16du="http://schemas.microsoft.com/office/word/2023/wordml/word16du" xmlns:w16sdtdh="http://schemas.microsoft.com/office/word/2020/wordml/sdtdatahash" xmlns:w16sdtfl="http://schemas.microsoft.com/office/word/2024/wordml/sdtformatlock" xmlns:w16se="http://schemas.microsoft.com/office/word/2015/wordml/symex" mc:Ignorable="w14 w15 w16se w16cid w16 w16cex w16sdtdh w16sdtfl w16du">
   <w:docDefaults>
-    <w:rPrDefault/>
+    <w:rPrDefault>
+      <w:rPr>
+        <w:rFonts w:ascii="Times New Roman" w:eastAsia="Times New Roman" w:hAnsi="Times New Roman" w:cs="Times New Roman"/>
+        <w:lang w:val="en-US" w:eastAsia="en-US" w:bidi="ar-SA"/>
+      </w:rPr>
+    </w:rPrDefault>
     <w:pPrDefault/>
   </w:docDefaults>
-  <w:style w:type="paragraph" w:styleId="Title">
+  <w:latentStyles w:defLockedState="0" w:defUIPriority="99" w:defSemiHidden="0" w:defUnhideWhenUsed="0" w:defQFormat="0" w:count="376">
+    <w:lsdException w:name="Normal" w:uiPriority="0" w:qFormat="1"/>
+    <w:lsdException w:name="heading 1" w:uiPriority="9" w:qFormat="1"/>
+    <w:lsdException w:name="heading 2" w:semiHidden="1" w:uiPriority="9" w:unhideWhenUsed="1" w:qFormat="1"/>
+    <w:lsdException w:name="heading 3" w:semiHidden="1" w:uiPriority="9" w:unhideWhenUsed="1" w:qFormat="1"/>
+    <w:lsdException w:name="heading 4" w:semiHidden="1" w:uiPriority="9" w:unhideWhenUsed="1" w:qFormat="1"/>
+    <w:lsdException w:name="heading 5" w:semiHidden="1" w:uiPriority="9" w:unhideWhenUsed="1" w:qFormat="1"/>
+    <w:lsdException w:name="heading 6" w:semiHidden="1" w:uiPriority="9" w:unhideWhenUsed="1" w:qFormat="1"/>
+    <w:lsdException w:name="heading 7" w:semiHidden="1" w:uiPriority="9" w:unhideWhenUsed="1" w:qFormat="1"/>
+    <w:lsdException w:name="heading 8" w:semiHidden="1" w:uiPriority="9" w:unhideWhenUsed="1" w:qFormat="1"/>
+    <w:lsdException w:name="heading 9" w:semiHidden="1" w:uiPriority="9" w:unhideWhenUsed="1" w:qFormat="1"/>
+    <w:lsdException w:name="index 1" w:semiHidden="1" w:unhideWhenUsed="1"/>
+    <w:lsdException w:name="index 2" w:semiHidden="1" w:unhideWhenUsed="1"/>
+    <w:lsdException w:name="index 3" w:semiHidden="1" w:unhideWhenUsed="1"/>
+    <w:lsdException w:name="index 4" w:semiHidden="1" w:unhideWhenUsed="1"/>
+    <w:lsdException w:name="index 5" w:semiHidden="1" w:unhideWhenUsed="1"/>
+    <w:lsdException w:name="index 6" w:semiHidden="1" w:unhideWhenUsed="1"/>
+    <w:lsdException w:name="index 7" w:semiHidden="1" w:unhideWhenUsed="1"/>
+    <w:lsdException w:name="index 8" w:semiHidden="1" w:unhideWhenUsed="1"/>
+    <w:lsdException w:name="index 9" w:semiHidden="1" w:unhideWhenUsed="1"/>
+    <w:lsdException w:name="toc 1" w:semiHidden="1" w:uiPriority="39" w:unhideWhenUsed="1"/>
+    <w:lsdException w:name="toc 2" w:semiHidden="1" w:uiPriority="39" w:unhideWhenUsed="1"/>
+    <w:lsdException w:name="toc 3" w:semiHidden="1" w:uiPriority="39" w:unhideWhenUsed="1"/>
+    <w:lsdException w:name="toc 4" w:semiHidden="1" w:uiPriority="39" w:unhideWhenUsed="1"/>
+    <w:lsdException w:name="toc 5" w:semiHidden="1" w:uiPriority="39" w:unhideWhenUsed="1"/>
+    <w:lsdException w:name="toc 6" w:semiHidden="1" w:uiPriority="39" w:unhideWhenUsed="1"/>
+    <w:lsdException w:name="toc 7" w:semiHidden="1" w:uiPriority="39" w:unhideWhenUsed="1"/>
+    <w:lsdException w:name="toc 8" w:semiHidden="1" w:uiPriority="39" w:unhideWhenUsed="1"/>
+    <w:lsdException w:name="toc 9" w:semiHidden="1" w:uiPriority="39" w:unhideWhenUsed="1"/>
+    <w:lsdException w:name="Normal Indent" w:semiHidden="1" w:unhideWhenUsed="1"/>
+    <w:lsdException w:name="footnote text" w:semiHidden="1" w:unhideWhenUsed="1"/>
+    <w:lsdException w:name="annotation text" w:semiHidden="1" w:unhideWhenUsed="1"/>
+    <w:lsdException w:name="header" w:semiHidden="1" w:unhideWhenUsed="1"/>
+    <w:lsdException w:name="footer" w:semiHidden="1" w:unhideWhenUsed="1"/>
+    <w:lsdException w:name="index heading" w:semiHidden="1" w:unhideWhenUsed="1"/>
+    <w:lsdException w:name="caption" w:semiHidden="1" w:uiPriority="35" w:unhideWhenUsed="1" w:qFormat="1"/>
+    <w:lsdException w:name="table of figures" w:semiHidden="1" w:unhideWhenUsed="1"/>
+    <w:lsdException w:name="envelope address" w:semiHidden="1" w:unhideWhenUsed="1"/>
+    <w:lsdException w:name="envelope return" w:semiHidden="1" w:unhideWhenUsed="1"/>
+    <w:lsdException w:name="footnote reference" w:semiHidden="1" w:unhideWhenUsed="1"/>
+    <w:lsdException w:name="annotation reference" w:semiHidden="1" w:unhideWhenUsed="1"/>
+    <w:lsdException w:name="line number" w:semiHidden="1" w:unhideWhenUsed="1"/>
+    <w:lsdException w:name="page number" w:semiHidden="1" w:unhideWhenUsed="1"/>
+    <w:lsdException w:name="endnote reference" w:semiHidden="1" w:unhideWhenUsed="1"/>
+    <w:lsdException w:name="endnote text" w:semiHidden="1" w:unhideWhenUsed="1"/>
+    <w:lsdException w:name="table of authorities" w:semiHidden="1" w:unhideWhenUsed="1"/>
+    <w:lsdException w:name="macro" w:semiHidden="1" w:unhideWhenUsed="1"/>
+    <w:lsdException w:name="toa heading" w:semiHidden="1" w:unhideWhenUsed="1"/>
+    <w:lsdException w:name="List" w:semiHidden="1" w:unhideWhenUsed="1"/>
+    <w:lsdException w:name="List Bullet" w:semiHidden="1" w:unhideWhenUsed="1"/>
+    <w:lsdException w:name="List Number" w:semiHidden="1" w:unhideWhenUsed="1"/>
+    <w:lsdException w:name="List 2" w:semiHidden="1" w:unhideWhenUsed="1"/>
+    <w:lsdException w:name="List 3" w:semiHidden="1" w:unhideWhenUsed="1"/>
+    <w:lsdException w:name="List 4" w:semiHidden="1" w:unhideWhenUsed="1"/>
+    <w:lsdException w:name="List 5" w:semiHidden="1" w:unhideWhenUsed="1"/>
+    <w:lsdException w:name="List Bullet 2" w:semiHidden="1" w:unhideWhenUsed="1"/>
+    <w:lsdException w:name="List Bullet 3" w:semiHidden="1" w:unhideWhenUsed="1"/>
+    <w:lsdException w:name="List Bullet 4" w:semiHidden="1" w:unhideWhenUsed="1"/>
+    <w:lsdException w:name="List Bullet 5" w:semiHidden="1" w:unhideWhenUsed="1"/>
+    <w:lsdException w:name="List Number 2" w:semiHidden="1" w:unhideWhenUsed="1"/>
+    <w:lsdException w:name="List Number 3" w:semiHidden="1" w:unhideWhenUsed="1"/>
+    <w:lsdException w:name="List Number 4" w:semiHidden="1" w:unhideWhenUsed="1"/>
+    <w:lsdException w:name="List Number 5" w:semiHidden="1" w:unhideWhenUsed="1"/>
+    <w:lsdException w:name="Title" w:uiPriority="10" w:qFormat="1"/>
+    <w:lsdException w:name="Closing" w:semiHidden="1" w:unhideWhenUsed="1"/>
+    <w:lsdException w:name="Signature" w:semiHidden="1" w:unhideWhenUsed="1"/>
+    <w:lsdException w:name="Default Paragraph Font" w:semiHidden="1" w:uiPriority="1" w:unhideWhenUsed="1"/>
+    <w:lsdException w:name="Body Text" w:semiHidden="1" w:unhideWhenUsed="1"/>
+    <w:lsdException w:name="Body Text Indent" w:semiHidden="1" w:unhideWhenUsed="1"/>
+    <w:lsdException w:name="List Continue" w:semiHidden="1" w:unhideWhenUsed="1"/>
+    <w:lsdException w:name="List Continue 2" w:semiHidden="1" w:unhideWhenUsed="1"/>
+    <w:lsdException w:name="List Continue 3" w:semiHidden="1" w:unhideWhenUsed="1"/>
+    <w:lsdException w:name="List Continue 4" w:semiHidden="1" w:unhideWhenUsed="1"/>
+    <w:lsdException w:name="List Continue 5" w:semiHidden="1" w:unhideWhenUsed="1"/>
+    <w:lsdException w:name="Message Header" w:semiHidden="1" w:unhideWhenUsed="1"/>
+    <w:lsdException w:name="Subtitle" w:uiPriority="11" w:qFormat="1"/>
+    <w:lsdException w:name="Salutation" w:semiHidden="1" w:unhideWhenUsed="1"/>
+    <w:lsdException w:name="Date" w:semiHidden="1" w:unhideWhenUsed="1"/>
+    <w:lsdException w:name="Body Text First Indent" w:semiHidden="1" w:unhideWhenUsed="1"/>
+    <w:lsdException w:name="Body Text First Indent 2" w:semiHidden="1" w:unhideWhenUsed="1"/>
+    <w:lsdException w:name="Note Heading" w:semiHidden="1" w:unhideWhenUsed="1"/>
+    <w:lsdException w:name="Body Text 2" w:semiHidden="1" w:unhideWhenUsed="1"/>
+    <w:lsdException w:name="Body Text 3" w:semiHidden="1" w:unhideWhenUsed="1"/>
+    <w:lsdException w:name="Body Text Indent 2" w:semiHidden="1" w:unhideWhenUsed="1"/>
+    <w:lsdException w:name="Body Text Indent 3" w:semiHidden="1" w:unhideWhenUsed="1"/>
+    <w:lsdException w:name="Block Text" w:semiHidden="1" w:unhideWhenUsed="1"/>
+    <w:lsdException w:name="Hyperlink" w:semiHidden="1" w:unhideWhenUsed="1"/>
+    <w:lsdException w:name="FollowedHyperlink" w:semiHidden="1" w:unhideWhenUsed="1"/>
+    <w:lsdException w:name="Strong" w:uiPriority="22" w:qFormat="1"/>
+    <w:lsdException w:name="Emphasis" w:uiPriority="20" w:qFormat="1"/>
+    <w:lsdException w:name="Document Map" w:semiHidden="1" w:unhideWhenUsed="1"/>
+    <w:lsdException w:name="Plain Text" w:semiHidden="1" w:unhideWhenUsed="1"/>
+    <w:lsdException w:name="E-mail Signature" w:semiHidden="1" w:unhideWhenUsed="1"/>
+    <w:lsdException w:name="HTML Top of Form" w:semiHidden="1" w:unhideWhenUsed="1"/>
+    <w:lsdException w:name="HTML Bottom of Form" w:semiHidden="1" w:unhideWhenUsed="1"/>
+    <w:lsdException w:name="Normal (Web)" w:semiHidden="1" w:unhideWhenUsed="1"/>
+    <w:lsdException w:name="HTML Acronym" w:semiHidden="1" w:unhideWhenUsed="1"/>
+    <w:lsdException w:name="HTML Address" w:semiHidden="1" w:unhideWhenUsed="1"/>
+    <w:lsdException w:name="HTML Cite" w:semiHidden="1" w:unhideWhenUsed="1"/>
+    <w:lsdException w:name="HTML Code" w:semiHidden="1" w:unhideWhenUsed="1"/>
+    <w:lsdException w:name="HTML Definition" w:semiHidden="1" w:unhideWhenUsed="1"/>
+    <w:lsdException w:name="HTML Keyboard" w:semiHidden="1" w:unhideWhenUsed="1"/>
+    <w:lsdException w:name="HTML Preformatted" w:semiHidden="1" w:unhideWhenUsed="1"/>
+    <w:lsdException w:name="HTML Sample" w:semiHidden="1" w:unhideWhenUsed="1"/>
+    <w:lsdException w:name="HTML Typewriter" w:semiHidden="1" w:unhideWhenUsed="1"/>
+    <w:lsdException w:name="HTML Variable" w:semiHidden="1" w:unhideWhenUsed="1"/>
+    <w:lsdException w:name="Normal Table" w:semiHidden="1" w:unhideWhenUsed="1"/>
+    <w:lsdException w:name="annotation subject" w:semiHidden="1" w:unhideWhenUsed="1"/>
+    <w:lsdException w:name="No List" w:semiHidden="1" w:unhideWhenUsed="1"/>
+    <w:lsdException w:name="Outline List 1" w:semiHidden="1" w:unhideWhenUsed="1"/>
+    <w:lsdException w:name="Outline List 2" w:semiHidden="1" w:unhideWhenUsed="1"/>
+    <w:lsdException w:name="Outline List 3" w:semiHidden="1" w:unhideWhenUsed="1"/>
+    <w:lsdException w:name="Table Simple 1" w:semiHidden="1" w:unhideWhenUsed="1"/>
+    <w:lsdException w:name="Table Simple 2" w:semiHidden="1" w:unhideWhenUsed="1"/>
+    <w:lsdException w:name="Table Simple 3" w:semiHidden="1" w:unhideWhenUsed="1"/>
+    <w:lsdException w:name="Table Classic 1" w:semiHidden="1" w:unhideWhenUsed="1"/>
+    <w:lsdException w:name="Table Classic 2" w:semiHidden="1" w:unhideWhenUsed="1"/>
+    <w:lsdException w:name="Table Classic 3" w:semiHidden="1" w:unhideWhenUsed="1"/>
+    <w:lsdException w:name="Table Classic 4" w:semiHidden="1" w:unhideWhenUsed="1"/>
+    <w:lsdException w:name="Table Colorful 1" w:semiHidden="1" w:unhideWhenUsed="1"/>
+    <w:lsdException w:name="Table Colorful 2" w:semiHidden="1" w:unhideWhenUsed="1"/>
+    <w:lsdException w:name="Table Colorful 3" w:semiHidden="1" w:unhideWhenUsed="1"/>
+    <w:lsdException w:name="Table Columns 1" w:semiHidden="1" w:unhideWhenUsed="1"/>
+    <w:lsdException w:name="Table Columns 2" w:semiHidden="1" w:unhideWhenUsed="1"/>
+    <w:lsdException w:name="Table Columns 3" w:semiHidden="1" w:unhideWhenUsed="1"/>
+    <w:lsdException w:name="Table Columns 4" w:semiHidden="1" w:unhideWhenUsed="1"/>
+    <w:lsdException w:name="Table Columns 5" w:semiHidden="1" w:unhideWhenUsed="1"/>
+    <w:lsdException w:name="Table Grid 1" w:semiHidden="1" w:unhideWhenUsed="1"/>
+    <w:lsdException w:name="Table Grid 2" w:semiHidden="1" w:unhideWhenUsed="1"/>
+    <w:lsdException w:name="Table Grid 3" w:semiHidden="1" w:unhideWhenUsed="1"/>
+    <w:lsdException w:name="Table Grid 4" w:semiHidden="1" w:unhideWhenUsed="1"/>
+    <w:lsdException w:name="Table Grid 5" w:semiHidden="1" w:unhideWhenUsed="1"/>
+    <w:lsdException w:name="Table Grid 6" w:semiHidden="1" w:unhideWhenUsed="1"/>
+    <w:lsdException w:name="Table Grid 7" w:semiHidden="1" w:unhideWhenUsed="1"/>
+    <w:lsdException w:name="Table Grid 8" w:semiHidden="1" w:unhideWhenUsed="1"/>
+    <w:lsdException w:name="Table List 1" w:semiHidden="1" w:unhideWhenUsed="1"/>
+    <w:lsdException w:name="Table List 2" w:semiHidden="1" w:unhideWhenUsed="1"/>
+    <w:lsdException w:name="Table List 3" w:semiHidden="1" w:unhideWhenUsed="1"/>
+    <w:lsdException w:name="Table List 4" w:semiHidden="1" w:unhideWhenUsed="1"/>
+    <w:lsdException w:name="Table List 5" w:semiHidden="1" w:unhideWhenUsed="1"/>
+    <w:lsdException w:name="Table List 6" w:semiHidden="1" w:unhideWhenUsed="1"/>
+    <w:lsdException w:name="Table List 7" w:semiHidden="1" w:unhideWhenUsed="1"/>
+    <w:lsdException w:name="Table List 8" w:semiHidden="1" w:unhideWhenUsed="1"/>
+    <w:lsdException w:name="Table 3D effects 1" w:semiHidden="1" w:unhideWhenUsed="1"/>
+    <w:lsdException w:name="Table 3D effects 2" w:semiHidden="1" w:unhideWhenUsed="1"/>
+    <w:lsdException w:name="Table 3D effects 3" w:semiHidden="1" w:unhideWhenUsed="1"/>
+    <w:lsdException w:name="Table Contemporary" w:semiHidden="1" w:unhideWhenUsed="1"/>
+    <w:lsdException w:name="Table Elegant" w:semiHidden="1" w:unhideWhenUsed="1"/>
+    <w:lsdException w:name="Table Professional" w:semiHidden="1" w:unhideWhenUsed="1"/>
+    <w:lsdException w:name="Table Subtle 1" w:semiHidden="1" w:unhideWhenUsed="1"/>
+    <w:lsdException w:name="Table Subtle 2" w:semiHidden="1" w:unhideWhenUsed="1"/>
+    <w:lsdException w:name="Table Web 1" w:semiHidden="1" w:unhideWhenUsed="1"/>
+    <w:lsdException w:name="Table Web 2" w:semiHidden="1" w:unhideWhenUsed="1"/>
+    <w:lsdException w:name="Table Web 3" w:semiHidden="1" w:unhideWhenUsed="1"/>
+    <w:lsdException w:name="Balloon Text" w:semiHidden="1" w:unhideWhenUsed="1"/>
+    <w:lsdException w:name="Table Grid" w:uiPriority="39"/>
+    <w:lsdException w:name="Table Theme" w:semiHidden="1" w:unhideWhenUsed="1"/>
+    <w:lsdException w:name="Placeholder Text" w:semiHidden="1"/>
+    <w:lsdException w:name="No Spacing" w:uiPriority="1" w:qFormat="1"/>
+    <w:lsdException w:name="Light Shading" w:uiPriority="60"/>
+    <w:lsdException w:name="Light List" w:uiPriority="61"/>
+    <w:lsdException w:name="Light Grid" w:uiPriority="62"/>
+    <w:lsdException w:name="Medium Shading 1" w:uiPriority="63"/>
+    <w:lsdException w:name="Medium Shading 2" w:uiPriority="64"/>
+    <w:lsdException w:name="Medium List 1" w:uiPriority="65"/>
+    <w:lsdException w:name="Medium List 2" w:uiPriority="66"/>
+    <w:lsdException w:name="Medium Grid 1" w:uiPriority="67"/>
+    <w:lsdException w:name="Medium Grid 2" w:uiPriority="68"/>
+    <w:lsdException w:name="Medium Grid 3" w:uiPriority="69"/>
+    <w:lsdException w:name="Dark List" w:uiPriority="70"/>
+    <w:lsdException w:name="Colorful Shading" w:uiPriority="71"/>
+    <w:lsdException w:name="Colorful List" w:uiPriority="72"/>
+    <w:lsdException w:name="Colorful Grid" w:uiPriority="73"/>
+    <w:lsdException w:name="Light Shading Accent 1" w:uiPriority="60"/>
+    <w:lsdException w:name="Light List Accent 1" w:uiPriority="61"/>
+    <w:lsdException w:name="Light Grid Accent 1" w:uiPriority="62"/>
+    <w:lsdException w:name="Medium Shading 1 Accent 1" w:uiPriority="63"/>
+    <w:lsdException w:name="Medium Shading 2 Accent 1" w:uiPriority="64"/>
+    <w:lsdException w:name="Medium List 1 Accent 1" w:uiPriority="65"/>
+    <w:lsdException w:name="Revision" w:semiHidden="1"/>
+    <w:lsdException w:name="List Paragraph" w:uiPriority="34" w:qFormat="1"/>
+    <w:lsdException w:name="Quote" w:uiPriority="29" w:qFormat="1"/>
+    <w:lsdException w:name="Intense Quote" w:uiPriority="30" w:qFormat="1"/>
+    <w:lsdException w:name="Medium List 2 Accent 1" w:uiPriority="66"/>
+    <w:lsdException w:name="Medium Grid 1 Accent 1" w:uiPriority="67"/>
+    <w:lsdException w:name="Medium Grid 2 Accent 1" w:uiPriority="68"/>
+    <w:lsdException w:name="Medium Grid 3 Accent 1" w:uiPriority="69"/>
+    <w:lsdException w:name="Dark List Accent 1" w:uiPriority="70"/>
+    <w:lsdException w:name="Colorful Shading Accent 1" w:uiPriority="71"/>
+    <w:lsdException w:name="Colorful List Accent 1" w:uiPriority="72"/>
+    <w:lsdException w:name="Colorful Grid Accent 1" w:uiPriority="73"/>
+    <w:lsdException w:name="Light Shading Accent 2" w:uiPriority="60"/>
+    <w:lsdException w:name="Light List Accent 2" w:uiPriority="61"/>
+    <w:lsdException w:name="Light Grid Accent 2" w:uiPriority="62"/>
+    <w:lsdException w:name="Medium Shading 1 Accent 2" w:uiPriority="63"/>
+    <w:lsdException w:name="Medium Shading 2 Accent 2" w:uiPriority="64"/>
+    <w:lsdException w:name="Medium List 1 Accent 2" w:uiPriority="65"/>
+    <w:lsdException w:name="Medium List 2 Accent 2" w:uiPriority="66"/>
+    <w:lsdException w:name="Medium Grid 1 Accent 2" w:uiPriority="67"/>
+    <w:lsdException w:name="Medium Grid 2 Accent 2" w:uiPriority="68"/>
+    <w:lsdException w:name="Medium Grid 3 Accent 2" w:uiPriority="69"/>
+    <w:lsdException w:name="Dark List Accent 2" w:uiPriority="70"/>
+    <w:lsdException w:name="Colorful Shading Accent 2" w:uiPriority="71"/>
+    <w:lsdException w:name="Colorful List Accent 2" w:uiPriority="72"/>
+    <w:lsdException w:name="Colorful Grid Accent 2" w:uiPriority="73"/>
+    <w:lsdException w:name="Light Shading Accent 3" w:uiPriority="60"/>
+    <w:lsdException w:name="Light List Accent 3" w:uiPriority="61"/>
+    <w:lsdException w:name="Light Grid Accent 3" w:uiPriority="62"/>
+    <w:lsdException w:name="Medium Shading 1 Accent 3" w:uiPriority="63"/>
+    <w:lsdException w:name="Medium Shading 2 Accent 3" w:uiPriority="64"/>
+    <w:lsdException w:name="Medium List 1 Accent 3" w:uiPriority="65"/>
+    <w:lsdException w:name="Medium List 2 Accent 3" w:uiPriority="66"/>
+    <w:lsdException w:name="Medium Grid 1 Accent 3" w:uiPriority="67"/>
+    <w:lsdException w:name="Medium Grid 2 Accent 3" w:uiPriority="68"/>
+    <w:lsdException w:name="Medium Grid 3 Accent 3" w:uiPriority="69"/>
+    <w:lsdException w:name="Dark List Accent 3" w:uiPriority="70"/>
+    <w:lsdException w:name="Colorful Shading Accent 3" w:uiPriority="71"/>
+    <w:lsdException w:name="Colorful List Accent 3" w:uiPriority="72"/>
+    <w:lsdException w:name="Colorful Grid Accent 3" w:uiPriority="73"/>
+    <w:lsdException w:name="Light Shading Accent 4" w:uiPriority="60"/>
+    <w:lsdException w:name="Light List Accent 4" w:uiPriority="61"/>
+    <w:lsdException w:name="Light Grid Accent 4" w:uiPriority="62"/>
+    <w:lsdException w:name="Medium Shading 1 Accent 4" w:uiPriority="63"/>
+    <w:lsdException w:name="Medium Shading 2 Accent 4" w:uiPriority="64"/>
+    <w:lsdException w:name="Medium List 1 Accent 4" w:uiPriority="65"/>
+    <w:lsdException w:name="Medium List 2 Accent 4" w:uiPriority="66"/>
+    <w:lsdException w:name="Medium Grid 1 Accent 4" w:uiPriority="67"/>
+    <w:lsdException w:name="Medium Grid 2 Accent 4" w:uiPriority="68"/>
+    <w:lsdException w:name="Medium Grid 3 Accent 4" w:uiPriority="69"/>
+    <w:lsdException w:name="Dark List Accent 4" w:uiPriority="70"/>
+    <w:lsdException w:name="Colorful Shading Accent 4" w:uiPriority="71"/>
+    <w:lsdException w:name="Colorful List Accent 4" w:uiPriority="72"/>
+    <w:lsdException w:name="Colorful Grid Accent 4" w:uiPriority="73"/>
+    <w:lsdException w:name="Light Shading Accent 5" w:uiPriority="60"/>
+    <w:lsdException w:name="Light List Accent 5" w:uiPriority="61"/>
+    <w:lsdException w:name="Light Grid Accent 5" w:uiPriority="62"/>
+    <w:lsdException w:name="Medium Shading 1 Accent 5" w:uiPriority="63"/>
+    <w:lsdException w:name="Medium Shading 2 Accent 5" w:uiPriority="64"/>
+    <w:lsdException w:name="Medium List 1 Accent 5" w:uiPriority="65"/>
+    <w:lsdException w:name="Medium List 2 Accent 5" w:uiPriority="66"/>
+    <w:lsdException w:name="Medium Grid 1 Accent 5" w:uiPriority="67"/>
+    <w:lsdException w:name="Medium Grid 2 Accent 5" w:uiPriority="68"/>
+    <w:lsdException w:name="Medium Grid 3 Accent 5" w:uiPriority="69"/>
+    <w:lsdException w:name="Dark List Accent 5" w:uiPriority="70"/>
+    <w:lsdException w:name="Colorful Shading Accent 5" w:uiPriority="71"/>
+    <w:lsdException w:name="Colorful List Accent 5" w:uiPriority="72"/>
+    <w:lsdException w:name="Colorful Grid Accent 5" w:uiPriority="73"/>
+    <w:lsdException w:name="Light Shading Accent 6" w:uiPriority="60"/>
+    <w:lsdException w:name="Light List Accent 6" w:uiPriority="61"/>
+    <w:lsdException w:name="Light Grid Accent 6" w:uiPriority="62"/>
+    <w:lsdException w:name="Medium Shading 1 Accent 6" w:uiPriority="63"/>
+    <w:lsdException w:name="Medium Shading 2 Accent 6" w:uiPriority="64"/>
+    <w:lsdException w:name="Medium List 1 Accent 6" w:uiPriority="65"/>
+    <w:lsdException w:name="Medium List 2 Accent 6" w:uiPriority="66"/>
+    <w:lsdException w:name="Medium Grid 1 Accent 6" w:uiPriority="67"/>
+    <w:lsdException w:name="Medium Grid 2 Accent 6" w:uiPriority="68"/>
+    <w:lsdException w:name="Medium Grid 3 Accent 6" w:uiPriority="69"/>
+    <w:lsdException w:name="Dark List Accent 6" w:uiPriority="70"/>
+    <w:lsdException w:name="Colorful Shading Accent 6" w:uiPriority="71"/>
+    <w:lsdException w:name="Colorful List Accent 6" w:uiPriority="72"/>
+    <w:lsdException w:name="Colorful Grid Accent 6" w:uiPriority="73"/>
+    <w:lsdException w:name="Subtle Emphasis" w:uiPriority="19" w:qFormat="1"/>
+    <w:lsdException w:name="Intense Emphasis" w:uiPriority="21" w:qFormat="1"/>
+    <w:lsdException w:name="Subtle Reference" w:uiPriority="31" w:qFormat="1"/>
+    <w:lsdException w:name="Intense Reference" w:uiPriority="32" w:qFormat="1"/>
+    <w:lsdException w:name="Book Title" w:uiPriority="33" w:qFormat="1"/>
+    <w:lsdException w:name="Bibliography" w:semiHidden="1" w:uiPriority="37" w:unhideWhenUsed="1"/>
+    <w:lsdException w:name="TOC Heading" w:semiHidden="1" w:uiPriority="39" w:unhideWhenUsed="1" w:qFormat="1"/>
+    <w:lsdException w:name="Plain Table 1" w:uiPriority="41"/>
+    <w:lsdException w:name="Plain Table 2" w:uiPriority="42"/>
+    <w:lsdException w:name="Plain Table 3" w:uiPriority="43"/>
+    <w:lsdException w:name="Plain Table 4" w:uiPriority="44"/>
+    <w:lsdException w:name="Plain Table 5" w:uiPriority="45"/>
+    <w:lsdException w:name="Grid Table Light" w:uiPriority="40"/>
+    <w:lsdException w:name="Grid Table 1 Light" w:uiPriority="46"/>
+    <w:lsdException w:name="Grid Table 2" w:uiPriority="47"/>
+    <w:lsdException w:name="Grid Table 3" w:uiPriority="48"/>
+    <w:lsdException w:name="Grid Table 4" w:uiPriority="49"/>
+    <w:lsdException w:name="Grid Table 5 Dark" w:uiPriority="50"/>
+    <w:lsdException w:name="Grid Table 6 Colorful" w:uiPriority="51"/>
+    <w:lsdException w:name="Grid Table 7 Colorful" w:uiPriority="52"/>
+    <w:lsdException w:name="Grid Table 1 Light Accent 1" w:uiPriority="46"/>
+    <w:lsdException w:name="Grid Table 2 Accent 1" w:uiPriority="47"/>
+    <w:lsdException w:name="Grid Table 3 Accent 1" w:uiPriority="48"/>
+    <w:lsdException w:name="Grid Table 4 Accent 1" w:uiPriority="49"/>
+    <w:lsdException w:name="Grid Table 5 Dark Accent 1" w:uiPriority="50"/>
+    <w:lsdException w:name="Grid Table 6 Colorful Accent 1" w:uiPriority="51"/>
+    <w:lsdException w:name="Grid Table 7 Colorful Accent 1" w:uiPriority="52"/>
+    <w:lsdException w:name="Grid Table 1 Light Accent 2" w:uiPriority="46"/>
+    <w:lsdException w:name="Grid Table 2 Accent 2" w:uiPriority="47"/>
+    <w:lsdException w:name="Grid Table 3 Accent 2" w:uiPriority="48"/>
+    <w:lsdException w:name="Grid Table 4 Accent 2" w:uiPriority="49"/>
+    <w:lsdException w:name="Grid Table 5 Dark Accent 2" w:uiPriority="50"/>
+    <w:lsdException w:name="Grid Table 6 Colorful Accent 2" w:uiPriority="51"/>
+    <w:lsdException w:name="Grid Table 7 Colorful Accent 2" w:uiPriority="52"/>
+    <w:lsdException w:name="Grid Table 1 Light Accent 3" w:uiPriority="46"/>
+    <w:lsdException w:name="Grid Table 2 Accent 3" w:uiPriority="47"/>
+    <w:lsdException w:name="Grid Table 3 Accent 3" w:uiPriority="48"/>
+    <w:lsdException w:name="Grid Table 4 Accent 3" w:uiPriority="49"/>
+    <w:lsdException w:name="Grid Table 5 Dark Accent 3" w:uiPriority="50"/>
+    <w:lsdException w:name="Grid Table 6 Colorful Accent 3" w:uiPriority="51"/>
+    <w:lsdException w:name="Grid Table 7 Colorful Accent 3" w:uiPriority="52"/>
+    <w:lsdException w:name="Grid Table 1 Light Accent 4" w:uiPriority="46"/>
+    <w:lsdException w:name="Grid Table 2 Accent 4" w:uiPriority="47"/>
+    <w:lsdException w:name="Grid Table 3 Accent 4" w:uiPriority="48"/>
+    <w:lsdException w:name="Grid Table 4 Accent 4" w:uiPriority="49"/>
+    <w:lsdException w:name="Grid Table 5 Dark Accent 4" w:uiPriority="50"/>
+    <w:lsdException w:name="Grid Table 6 Colorful Accent 4" w:uiPriority="51"/>
+    <w:lsdException w:name="Grid Table 7 Colorful Accent 4" w:uiPriority="52"/>
+    <w:lsdException w:name="Grid Table 1 Light Accent 5" w:uiPriority="46"/>
+    <w:lsdException w:name="Grid Table 2 Accent 5" w:uiPriority="47"/>
+    <w:lsdException w:name="Grid Table 3 Accent 5" w:uiPriority="48"/>
+    <w:lsdException w:name="Grid Table 4 Accent 5" w:uiPriority="49"/>
+    <w:lsdException w:name="Grid Table 5 Dark Accent 5" w:uiPriority="50"/>
+    <w:lsdException w:name="Grid Table 6 Colorful Accent 5" w:uiPriority="51"/>
+    <w:lsdException w:name="Grid Table 7 Colorful Accent 5" w:uiPriority="52"/>
+    <w:lsdException w:name="Grid Table 1 Light Accent 6" w:uiPriority="46"/>
+    <w:lsdException w:name="Grid Table 2 Accent 6" w:uiPriority="47"/>
+    <w:lsdException w:name="Grid Table 3 Accent 6" w:uiPriority="48"/>
+    <w:lsdException w:name="Grid Table 4 Accent 6" w:uiPriority="49"/>
+    <w:lsdException w:name="Grid Table 5 Dark Accent 6" w:uiPriority="50"/>
+    <w:lsdException w:name="Grid Table 6 Colorful Accent 6" w:uiPriority="51"/>
+    <w:lsdException w:name="Grid Table 7 Colorful Accent 6" w:uiPriority="52"/>
+    <w:lsdException w:name="List Table 1 Light" w:uiPriority="46"/>
+    <w:lsdException w:name="List Table 2" w:uiPriority="47"/>
+    <w:lsdException w:name="List Table 3" w:uiPriority="48"/>
+    <w:lsdException w:name="List Table 4" w:uiPriority="49"/>
+    <w:lsdException w:name="List Table 5 Dark" w:uiPriority="50"/>
+    <w:lsdException w:name="List Table 6 Colorful" w:uiPriority="51"/>
+    <w:lsdException w:name="List Table 7 Colorful" w:uiPriority="52"/>
+    <w:lsdException w:name="List Table 1 Light Accent 1" w:uiPriority="46"/>
+    <w:lsdException w:name="List Table 2 Accent 1" w:uiPriority="47"/>
+    <w:lsdException w:name="List Table 3 Accent 1" w:uiPriority="48"/>
+    <w:lsdException w:name="List Table 4 Accent 1" w:uiPriority="49"/>
+    <w:lsdException w:name="List Table 5 Dark Accent 1" w:uiPriority="50"/>
+    <w:lsdException w:name="List Table 6 Colorful Accent 1" w:uiPriority="51"/>
+    <w:lsdException w:name="List Table 7 Colorful Accent 1" w:uiPriority="52"/>
+    <w:lsdException w:name="List Table 1 Light Accent 2" w:uiPriority="46"/>
+    <w:lsdException w:name="List Table 2 Accent 2" w:uiPriority="47"/>
+    <w:lsdException w:name="List Table 3 Accent 2" w:uiPriority="48"/>
+    <w:lsdException w:name="List Table 4 Accent 2" w:uiPriority="49"/>
+    <w:lsdException w:name="List Table 5 Dark Accent 2" w:uiPriority="50"/>
+    <w:lsdException w:name="List Table 6 Colorful Accent 2" w:uiPriority="51"/>
+    <w:lsdException w:name="List Table 7 Colorful Accent 2" w:uiPriority="52"/>
+    <w:lsdException w:name="List Table 1 Light Accent 3" w:uiPriority="46"/>
+    <w:lsdException w:name="List Table 2 Accent 3" w:uiPriority="47"/>
+    <w:lsdException w:name="List Table 3 Accent 3" w:uiPriority="48"/>
+    <w:lsdException w:name="List Table 4 Accent 3" w:uiPriority="49"/>
+    <w:lsdException w:name="List Table 5 Dark Accent 3" w:uiPriority="50"/>
+    <w:lsdException w:name="List Table 6 Colorful Accent 3" w:uiPriority="51"/>
+    <w:lsdException w:name="List Table 7 Colorful Accent 3" w:uiPriority="52"/>
+    <w:lsdException w:name="List Table 1 Light Accent 4" w:uiPriority="46"/>
+    <w:lsdException w:name="List Table 2 Accent 4" w:uiPriority="47"/>
+    <w:lsdException w:name="List Table 3 Accent 4" w:uiPriority="48"/>
+    <w:lsdException w:name="List Table 4 Accent 4" w:uiPriority="49"/>
+    <w:lsdException w:name="List Table 5 Dark Accent 4" w:uiPriority="50"/>
+    <w:lsdException w:name="List Table 6 Colorful Accent 4" w:uiPriority="51"/>
+    <w:lsdException w:name="List Table 7 Colorful Accent 4" w:uiPriority="52"/>
+    <w:lsdException w:name="List Table 1 Light Accent 5" w:uiPriority="46"/>
+    <w:lsdException w:name="List Table 2 Accent 5" w:uiPriority="47"/>
+    <w:lsdException w:name="List Table 3 Accent 5" w:uiPriority="48"/>
+    <w:lsdException w:name="List Table 4 Accent 5" w:uiPriority="49"/>
+    <w:lsdException w:name="List Table 5 Dark Accent 5" w:uiPriority="50"/>
+    <w:lsdException w:name="List Table 6 Colorful Accent 5" w:uiPriority="51"/>
+    <w:lsdException w:name="List Table 7 Colorful Accent 5" w:uiPriority="52"/>
+    <w:lsdException w:name="List Table 1 Light Accent 6" w:uiPriority="46"/>
+    <w:lsdException w:name="List Table 2 Accent 6" w:uiPriority="47"/>
+    <w:lsdException w:name="List Table 3 Accent 6" w:uiPriority="48"/>
+    <w:lsdException w:name="List Table 4 Accent 6" w:uiPriority="49"/>
+    <w:lsdException w:name="List Table 5 Dark Accent 6" w:uiPriority="50"/>
+    <w:lsdException w:name="List Table 6 Colorful Accent 6" w:uiPriority="51"/>
+    <w:lsdException w:name="List Table 7 Colorful Accent 6" w:uiPriority="52"/>
+    <w:lsdException w:name="Mention" w:semiHidden="1" w:unhideWhenUsed="1"/>
+    <w:lsdException w:name="Smart Hyperlink" w:semiHidden="1" w:unhideWhenUsed="1"/>
+    <w:lsdException w:name="Hashtag" w:semiHidden="1" w:unhideWhenUsed="1"/>
+    <w:lsdException w:name="Unresolved Mention" w:semiHidden="1" w:unhideWhenUsed="1"/>
+    <w:lsdException w:name="Smart Link" w:semiHidden="1" w:unhideWhenUsed="1"/>
+  </w:latentStyles>
+  <w:style w:type="paragraph" w:default="1" w:styleId="Standard">
+    <w:name w:val="Normal"/>
+    <w:qFormat/>
+  </w:style>
+  <w:style w:type="paragraph" w:styleId="berschrift1">
+    <w:name w:val="heading 1"/>
+    <w:uiPriority w:val="9"/>
+    <w:qFormat/>
+    <w:pPr>
+      <w:outlineLvl w:val="0"/>
+    </w:pPr>
+    <w:rPr>
+      <w:color w:val="2E74B5"/>
+      <w:sz w:val="32"/>
+      <w:szCs w:val="32"/>
+    </w:rPr>
+  </w:style>
+  <w:style w:type="paragraph" w:styleId="berschrift2">
+    <w:name w:val="heading 2"/>
+    <w:uiPriority w:val="9"/>
+    <w:unhideWhenUsed/>
+    <w:qFormat/>
+    <w:pPr>
+      <w:outlineLvl w:val="1"/>
+    </w:pPr>
+    <w:rPr>
+      <w:color w:val="2E74B5"/>
+      <w:sz w:val="26"/>
+      <w:szCs w:val="26"/>
+    </w:rPr>
+  </w:style>
+  <w:style w:type="paragraph" w:styleId="berschrift3">
+    <w:name w:val="heading 3"/>
+    <w:uiPriority w:val="9"/>
+    <w:unhideWhenUsed/>
+    <w:qFormat/>
+    <w:pPr>
+      <w:outlineLvl w:val="2"/>
+    </w:pPr>
+    <w:rPr>
+      <w:color w:val="1F4D78"/>
+      <w:sz w:val="24"/>
+      <w:szCs w:val="24"/>
+    </w:rPr>
+  </w:style>
+  <w:style w:type="paragraph" w:styleId="berschrift4">
+    <w:name w:val="heading 4"/>
+    <w:uiPriority w:val="9"/>
+    <w:semiHidden/>
+    <w:unhideWhenUsed/>
+    <w:qFormat/>
+    <w:pPr>
+      <w:outlineLvl w:val="3"/>
+    </w:pPr>
+    <w:rPr>
+      <w:i/>
+      <w:iCs/>
+      <w:color w:val="2E74B5"/>
+    </w:rPr>
+  </w:style>
+  <w:style w:type="paragraph" w:styleId="berschrift5">
+    <w:name w:val="heading 5"/>
+    <w:uiPriority w:val="9"/>
+    <w:semiHidden/>
+    <w:unhideWhenUsed/>
+    <w:qFormat/>
+    <w:pPr>
+      <w:outlineLvl w:val="4"/>
+    </w:pPr>
+    <w:rPr>
+      <w:color w:val="2E74B5"/>
+    </w:rPr>
+  </w:style>
+  <w:style w:type="paragraph" w:styleId="berschrift6">
+    <w:name w:val="heading 6"/>
+    <w:uiPriority w:val="9"/>
+    <w:semiHidden/>
+    <w:unhideWhenUsed/>
+    <w:qFormat/>
+    <w:pPr>
+      <w:outlineLvl w:val="5"/>
+    </w:pPr>
+    <w:rPr>
+      <w:color w:val="1F4D78"/>
+    </w:rPr>
+  </w:style>
+  <w:style w:type="character" w:default="1" w:styleId="Absatz-Standardschriftart">
+    <w:name w:val="Default Paragraph Font"/>
+    <w:uiPriority w:val="1"/>
+    <w:semiHidden/>
+    <w:unhideWhenUsed/>
+  </w:style>
+  <w:style w:type="table" w:default="1" w:styleId="NormaleTabelle">
+    <w:name w:val="Normal Table"/>
+    <w:uiPriority w:val="99"/>
+    <w:semiHidden/>
+    <w:unhideWhenUsed/>
+    <w:tblPr>
+      <w:tblInd w:w="0" w:type="dxa"/>
+      <w:tblCellMar>
+        <w:top w:w="0" w:type="dxa"/>
+        <w:left w:w="108" w:type="dxa"/>
+        <w:bottom w:w="0" w:type="dxa"/>
+        <w:right w:w="108" w:type="dxa"/>
+      </w:tblCellMar>
+    </w:tblPr>
+  </w:style>
+  <w:style w:type="numbering" w:default="1" w:styleId="KeineListe">
+    <w:name w:val="No List"/>
+    <w:uiPriority w:val="99"/>
+    <w:semiHidden/>
+    <w:unhideWhenUsed/>
+  </w:style>
+  <w:style w:type="paragraph" w:styleId="Titel">
     <w:name w:val="Title"/>
-    <w:basedOn w:val="Normal"/>
-    <w:next w:val="Normal"/>
+    <w:uiPriority w:val="10"/>
     <w:qFormat/>
     <w:rPr>
       <w:sz w:val="56"/>
       <w:szCs w:val="56"/>
     </w:rPr>
   </w:style>
-  <w:style w:type="paragraph" w:styleId="Heading1">
-    <w:name w:val="Heading 1"/>
-    <w:basedOn w:val="Normal"/>
-    <w:next w:val="Normal"/>
-    <w:qFormat/>
-    <w:rPr>
-      <w:color w:val="2E74B5"/>
-      <w:sz w:val="32"/>
-      <w:szCs w:val="32"/>
-    </w:rPr>
-  </w:style>
-  <w:style w:type="paragraph" w:styleId="Heading2">
-    <w:name w:val="Heading 2"/>
-    <w:basedOn w:val="Normal"/>
-    <w:next w:val="Normal"/>
-    <w:qFormat/>
-    <w:rPr>
-      <w:color w:val="2E74B5"/>
-      <w:sz w:val="26"/>
-      <w:szCs w:val="26"/>
-    </w:rPr>
-  </w:style>
-  <w:style w:type="paragraph" w:styleId="Heading3">
-    <w:name w:val="Heading 3"/>
-    <w:basedOn w:val="Normal"/>
-    <w:next w:val="Normal"/>
-    <w:qFormat/>
-    <w:rPr>
-      <w:color w:val="1F4D78"/>
-      <w:sz w:val="24"/>
-      <w:szCs w:val="24"/>
-    </w:rPr>
-  </w:style>
-  <w:style w:type="paragraph" w:styleId="Heading4">
-    <w:name w:val="Heading 4"/>
-    <w:basedOn w:val="Normal"/>
-    <w:next w:val="Normal"/>
-    <w:qFormat/>
-    <w:rPr>
-      <w:i/>
-      <w:iCs/>
-      <w:color w:val="2E74B5"/>
-    </w:rPr>
-  </w:style>
-  <w:style w:type="paragraph" w:styleId="Heading5">
-    <w:name w:val="Heading 5"/>
-    <w:basedOn w:val="Normal"/>
-    <w:next w:val="Normal"/>
-    <w:qFormat/>
-    <w:rPr>
-      <w:color w:val="2E74B5"/>
-    </w:rPr>
-  </w:style>
-  <w:style w:type="paragraph" w:styleId="Heading6">
-    <w:name w:val="Heading 6"/>
-    <w:basedOn w:val="Normal"/>
-    <w:next w:val="Normal"/>
-    <w:qFormat/>
-    <w:rPr>
-      <w:color w:val="1F4D78"/>
-    </w:rPr>
-  </w:style>
-  <w:style w:type="paragraph" w:styleId="Strong">
-    <w:name w:val="Strong"/>
-    <w:basedOn w:val="Normal"/>
-    <w:next w:val="Normal"/>
+  <w:style w:type="paragraph" w:customStyle="1" w:styleId="Fett1">
+    <w:name w:val="Fett1"/>
     <w:qFormat/>
     <w:rPr>
       <w:b/>
       <w:bCs/>
     </w:rPr>
   </w:style>
-  <w:style w:type="paragraph" w:styleId="ListParagraph">
+  <w:style w:type="paragraph" w:styleId="Listenabsatz">
     <w:name w:val="List Paragraph"/>
-    <w:basedOn w:val="Normal"/>
     <w:qFormat/>
   </w:style>
   <w:style w:type="character" w:styleId="Hyperlink">
     <w:name w:val="Hyperlink"/>
-    <w:basedOn w:val="DefaultParagraphFont"/>
     <w:uiPriority w:val="99"/>
     <w:unhideWhenUsed/>
     <w:rPr>
@@ -4477,9 +8237,8 @@
       <w:u w:val="single"/>
     </w:rPr>
   </w:style>
-  <w:style w:type="character" w:styleId="FootnoteReference">
+  <w:style w:type="character" w:styleId="Funotenzeichen">
     <w:name w:val="footnote reference"/>
-    <w:basedOn w:val="DefaultParagraphFont"/>
     <w:uiPriority w:val="99"/>
     <w:semiHidden/>
     <w:unhideWhenUsed/>
@@ -4487,25 +8246,16 @@
       <w:vertAlign w:val="superscript"/>
     </w:rPr>
   </w:style>
-  <w:style w:type="paragraph" w:styleId="FootnoteText">
+  <w:style w:type="paragraph" w:styleId="Funotentext">
     <w:name w:val="footnote text"/>
-    <w:basedOn w:val="Normal"/>
-    <w:link w:val="FootnoteTextChar"/>
+    <w:link w:val="FunotentextZchn"/>
     <w:uiPriority w:val="99"/>
     <w:semiHidden/>
     <w:unhideWhenUsed/>
-    <w:pPr>
-      <w:spacing w:after="0" w:line="240" w:lineRule="auto"/>
-    </w:pPr>
-    <w:rPr>
-      <w:sz w:val="20"/>
-      <w:szCs w:val="20"/>
-    </w:rPr>
   </w:style>
-  <w:style w:type="character" w:styleId="FootnoteTextChar">
-    <w:name w:val="Footnote Text Char"/>
-    <w:basedOn w:val="DefaultParagraphFont"/>
-    <w:link w:val="FootnoteText"/>
+  <w:style w:type="character" w:customStyle="1" w:styleId="FunotentextZchn">
+    <w:name w:val="Fußnotentext Zchn"/>
+    <w:link w:val="Funotentext"/>
     <w:uiPriority w:val="99"/>
     <w:semiHidden/>
     <w:unhideWhenUsed/>
@@ -4514,9 +8264,8 @@
       <w:szCs w:val="20"/>
     </w:rPr>
   </w:style>
-  <w:style w:type="character" w:styleId="EndnoteReference">
+  <w:style w:type="character" w:styleId="Endnotenzeichen">
     <w:name w:val="endnote reference"/>
-    <w:basedOn w:val="DefaultParagraphFont"/>
     <w:uiPriority w:val="99"/>
     <w:semiHidden/>
     <w:unhideWhenUsed/>
@@ -4524,25 +8273,16 @@
       <w:vertAlign w:val="superscript"/>
     </w:rPr>
   </w:style>
-  <w:style w:type="paragraph" w:styleId="EndnoteText">
+  <w:style w:type="paragraph" w:styleId="Endnotentext">
     <w:name w:val="endnote text"/>
-    <w:basedOn w:val="Normal"/>
-    <w:link w:val="EndnoteTextChar"/>
+    <w:link w:val="EndnotentextZchn"/>
     <w:uiPriority w:val="99"/>
     <w:semiHidden/>
     <w:unhideWhenUsed/>
-    <w:pPr>
-      <w:spacing w:after="0" w:line="240" w:lineRule="auto"/>
-    </w:pPr>
-    <w:rPr>
-      <w:sz w:val="20"/>
-      <w:szCs w:val="20"/>
-    </w:rPr>
   </w:style>
-  <w:style w:type="character" w:styleId="EndnoteTextChar">
-    <w:name w:val="Endnote Text Char"/>
-    <w:basedOn w:val="DefaultParagraphFont"/>
-    <w:link w:val="EndnoteText"/>
+  <w:style w:type="character" w:customStyle="1" w:styleId="EndnotentextZchn">
+    <w:name w:val="Endnotentext Zchn"/>
+    <w:link w:val="Endnotentext"/>
     <w:uiPriority w:val="99"/>
     <w:semiHidden/>
     <w:unhideWhenUsed/>
@@ -4552,4 +8292,319 @@
     </w:rPr>
   </w:style>
 </w:styles>
+</file>
+
+<file path=word/theme/theme1.xml><?xml version="1.0" encoding="utf-8"?>
+<a:theme xmlns:a="http://schemas.openxmlformats.org/drawingml/2006/main" name="Office">
+  <a:themeElements>
+    <a:clrScheme name="Office">
+      <a:dk1>
+        <a:sysClr val="windowText" lastClr="000000"/>
+      </a:dk1>
+      <a:lt1>
+        <a:sysClr val="window" lastClr="FFFFFF"/>
+      </a:lt1>
+      <a:dk2>
+        <a:srgbClr val="0E2841"/>
+      </a:dk2>
+      <a:lt2>
+        <a:srgbClr val="E8E8E8"/>
+      </a:lt2>
+      <a:accent1>
+        <a:srgbClr val="156082"/>
+      </a:accent1>
+      <a:accent2>
+        <a:srgbClr val="E97132"/>
+      </a:accent2>
+      <a:accent3>
+        <a:srgbClr val="196B24"/>
+      </a:accent3>
+      <a:accent4>
+        <a:srgbClr val="0F9ED5"/>
+      </a:accent4>
+      <a:accent5>
+        <a:srgbClr val="A02B93"/>
+      </a:accent5>
+      <a:accent6>
+        <a:srgbClr val="4EA72E"/>
+      </a:accent6>
+      <a:hlink>
+        <a:srgbClr val="467886"/>
+      </a:hlink>
+      <a:folHlink>
+        <a:srgbClr val="96607D"/>
+      </a:folHlink>
+    </a:clrScheme>
+    <a:fontScheme name="Office">
+      <a:majorFont>
+        <a:latin typeface="Aptos Display" panose="02110004020202020204"/>
+        <a:ea typeface=""/>
+        <a:cs typeface=""/>
+        <a:font script="Jpan" typeface="游ゴシック Light"/>
+        <a:font script="Hang" typeface="맑은 고딕"/>
+        <a:font script="Hans" typeface="等线 Light"/>
+        <a:font script="Hant" typeface="新細明體"/>
+        <a:font script="Arab" typeface="Times New Roman"/>
+        <a:font script="Hebr" typeface="Times New Roman"/>
+        <a:font script="Thai" typeface="Angsana New"/>
+        <a:font script="Ethi" typeface="Nyala"/>
+        <a:font script="Beng" typeface="Vrinda"/>
+        <a:font script="Gujr" typeface="Shruti"/>
+        <a:font script="Khmr" typeface="MoolBoran"/>
+        <a:font script="Knda" typeface="Tunga"/>
+        <a:font script="Guru" typeface="Raavi"/>
+        <a:font script="Cans" typeface="Euphemia"/>
+        <a:font script="Cher" typeface="Plantagenet Cherokee"/>
+        <a:font script="Yiii" typeface="Microsoft Yi Baiti"/>
+        <a:font script="Tibt" typeface="Microsoft Himalaya"/>
+        <a:font script="Thaa" typeface="MV Boli"/>
+        <a:font script="Deva" typeface="Mangal"/>
+        <a:font script="Telu" typeface="Gautami"/>
+        <a:font script="Taml" typeface="Latha"/>
+        <a:font script="Syrc" typeface="Estrangelo Edessa"/>
+        <a:font script="Orya" typeface="Kalinga"/>
+        <a:font script="Mlym" typeface="Kartika"/>
+        <a:font script="Laoo" typeface="DokChampa"/>
+        <a:font script="Sinh" typeface="Iskoola Pota"/>
+        <a:font script="Mong" typeface="Mongolian Baiti"/>
+        <a:font script="Viet" typeface="Times New Roman"/>
+        <a:font script="Uigh" typeface="Microsoft Uighur"/>
+        <a:font script="Geor" typeface="Sylfaen"/>
+        <a:font script="Armn" typeface="Arial"/>
+        <a:font script="Bugi" typeface="Leelawadee UI"/>
+        <a:font script="Bopo" typeface="Microsoft JhengHei"/>
+        <a:font script="Java" typeface="Javanese Text"/>
+        <a:font script="Lisu" typeface="Segoe UI"/>
+        <a:font script="Mymr" typeface="Myanmar Text"/>
+        <a:font script="Nkoo" typeface="Ebrima"/>
+        <a:font script="Olck" typeface="Nirmala UI"/>
+        <a:font script="Osma" typeface="Ebrima"/>
+        <a:font script="Phag" typeface="Phagspa"/>
+        <a:font script="Syrn" typeface="Estrangelo Edessa"/>
+        <a:font script="Syrj" typeface="Estrangelo Edessa"/>
+        <a:font script="Syre" typeface="Estrangelo Edessa"/>
+        <a:font script="Sora" typeface="Nirmala UI"/>
+        <a:font script="Tale" typeface="Microsoft Tai Le"/>
+        <a:font script="Talu" typeface="Microsoft New Tai Lue"/>
+        <a:font script="Tfng" typeface="Ebrima"/>
+      </a:majorFont>
+      <a:minorFont>
+        <a:latin typeface="Aptos" panose="02110004020202020204"/>
+        <a:ea typeface=""/>
+        <a:cs typeface=""/>
+        <a:font script="Jpan" typeface="游明朝"/>
+        <a:font script="Hang" typeface="맑은 고딕"/>
+        <a:font script="Hans" typeface="等线"/>
+        <a:font script="Hant" typeface="新細明體"/>
+        <a:font script="Arab" typeface="Arial"/>
+        <a:font script="Hebr" typeface="Arial"/>
+        <a:font script="Thai" typeface="Cordia New"/>
+        <a:font script="Ethi" typeface="Nyala"/>
+        <a:font script="Beng" typeface="Vrinda"/>
+        <a:font script="Gujr" typeface="Shruti"/>
+        <a:font script="Khmr" typeface="DaunPenh"/>
+        <a:font script="Knda" typeface="Tunga"/>
+        <a:font script="Guru" typeface="Raavi"/>
+        <a:font script="Cans" typeface="Euphemia"/>
+        <a:font script="Cher" typeface="Plantagenet Cherokee"/>
+        <a:font script="Yiii" typeface="Microsoft Yi Baiti"/>
+        <a:font script="Tibt" typeface="Microsoft Himalaya"/>
+        <a:font script="Thaa" typeface="MV Boli"/>
+        <a:font script="Deva" typeface="Mangal"/>
+        <a:font script="Telu" typeface="Gautami"/>
+        <a:font script="Taml" typeface="Latha"/>
+        <a:font script="Syrc" typeface="Estrangelo Edessa"/>
+        <a:font script="Orya" typeface="Kalinga"/>
+        <a:font script="Mlym" typeface="Kartika"/>
+        <a:font script="Laoo" typeface="DokChampa"/>
+        <a:font script="Sinh" typeface="Iskoola Pota"/>
+        <a:font script="Mong" typeface="Mongolian Baiti"/>
+        <a:font script="Viet" typeface="Arial"/>
+        <a:font script="Uigh" typeface="Microsoft Uighur"/>
+        <a:font script="Geor" typeface="Sylfaen"/>
+        <a:font script="Armn" typeface="Arial"/>
+        <a:font script="Bugi" typeface="Leelawadee UI"/>
+        <a:font script="Bopo" typeface="Microsoft JhengHei"/>
+        <a:font script="Java" typeface="Javanese Text"/>
+        <a:font script="Lisu" typeface="Segoe UI"/>
+        <a:font script="Mymr" typeface="Myanmar Text"/>
+        <a:font script="Nkoo" typeface="Ebrima"/>
+        <a:font script="Olck" typeface="Nirmala UI"/>
+        <a:font script="Osma" typeface="Ebrima"/>
+        <a:font script="Phag" typeface="Phagspa"/>
+        <a:font script="Syrn" typeface="Estrangelo Edessa"/>
+        <a:font script="Syrj" typeface="Estrangelo Edessa"/>
+        <a:font script="Syre" typeface="Estrangelo Edessa"/>
+        <a:font script="Sora" typeface="Nirmala UI"/>
+        <a:font script="Tale" typeface="Microsoft Tai Le"/>
+        <a:font script="Talu" typeface="Microsoft New Tai Lue"/>
+        <a:font script="Tfng" typeface="Ebrima"/>
+      </a:minorFont>
+    </a:fontScheme>
+    <a:fmtScheme name="Office">
+      <a:fillStyleLst>
+        <a:solidFill>
+          <a:schemeClr val="phClr"/>
+        </a:solidFill>
+        <a:gradFill rotWithShape="1">
+          <a:gsLst>
+            <a:gs pos="0">
+              <a:schemeClr val="phClr">
+                <a:lumMod val="110000"/>
+                <a:satMod val="105000"/>
+                <a:tint val="67000"/>
+              </a:schemeClr>
+            </a:gs>
+            <a:gs pos="50000">
+              <a:schemeClr val="phClr">
+                <a:lumMod val="105000"/>
+                <a:satMod val="103000"/>
+                <a:tint val="73000"/>
+              </a:schemeClr>
+            </a:gs>
+            <a:gs pos="100000">
+              <a:schemeClr val="phClr">
+                <a:lumMod val="105000"/>
+                <a:satMod val="109000"/>
+                <a:tint val="81000"/>
+              </a:schemeClr>
+            </a:gs>
+          </a:gsLst>
+          <a:lin ang="5400000" scaled="0"/>
+        </a:gradFill>
+        <a:gradFill rotWithShape="1">
+          <a:gsLst>
+            <a:gs pos="0">
+              <a:schemeClr val="phClr">
+                <a:satMod val="103000"/>
+                <a:lumMod val="102000"/>
+                <a:tint val="94000"/>
+              </a:schemeClr>
+            </a:gs>
+            <a:gs pos="50000">
+              <a:schemeClr val="phClr">
+                <a:satMod val="110000"/>
+                <a:lumMod val="100000"/>
+                <a:shade val="100000"/>
+              </a:schemeClr>
+            </a:gs>
+            <a:gs pos="100000">
+              <a:schemeClr val="phClr">
+                <a:lumMod val="99000"/>
+                <a:satMod val="120000"/>
+                <a:shade val="78000"/>
+              </a:schemeClr>
+            </a:gs>
+          </a:gsLst>
+          <a:lin ang="5400000" scaled="0"/>
+        </a:gradFill>
+      </a:fillStyleLst>
+      <a:lnStyleLst>
+        <a:ln w="12700" cap="flat" cmpd="sng" algn="ctr">
+          <a:solidFill>
+            <a:schemeClr val="phClr"/>
+          </a:solidFill>
+          <a:prstDash val="solid"/>
+          <a:miter lim="800000"/>
+        </a:ln>
+        <a:ln w="19050" cap="flat" cmpd="sng" algn="ctr">
+          <a:solidFill>
+            <a:schemeClr val="phClr"/>
+          </a:solidFill>
+          <a:prstDash val="solid"/>
+          <a:miter lim="800000"/>
+        </a:ln>
+        <a:ln w="25400" cap="flat" cmpd="sng" algn="ctr">
+          <a:solidFill>
+            <a:schemeClr val="phClr"/>
+          </a:solidFill>
+          <a:prstDash val="solid"/>
+          <a:miter lim="800000"/>
+        </a:ln>
+      </a:lnStyleLst>
+      <a:effectStyleLst>
+        <a:effectStyle>
+          <a:effectLst/>
+        </a:effectStyle>
+        <a:effectStyle>
+          <a:effectLst/>
+        </a:effectStyle>
+        <a:effectStyle>
+          <a:effectLst>
+            <a:outerShdw blurRad="57150" dist="19050" dir="5400000" algn="ctr" rotWithShape="0">
+              <a:srgbClr val="000000">
+                <a:alpha val="63000"/>
+              </a:srgbClr>
+            </a:outerShdw>
+          </a:effectLst>
+        </a:effectStyle>
+      </a:effectStyleLst>
+      <a:bgFillStyleLst>
+        <a:solidFill>
+          <a:schemeClr val="phClr"/>
+        </a:solidFill>
+        <a:solidFill>
+          <a:schemeClr val="phClr">
+            <a:tint val="95000"/>
+            <a:satMod val="170000"/>
+          </a:schemeClr>
+        </a:solidFill>
+        <a:gradFill rotWithShape="1">
+          <a:gsLst>
+            <a:gs pos="0">
+              <a:schemeClr val="phClr">
+                <a:tint val="93000"/>
+                <a:satMod val="150000"/>
+                <a:shade val="98000"/>
+                <a:lumMod val="102000"/>
+              </a:schemeClr>
+            </a:gs>
+            <a:gs pos="50000">
+              <a:schemeClr val="phClr">
+                <a:tint val="98000"/>
+                <a:satMod val="130000"/>
+                <a:shade val="90000"/>
+                <a:lumMod val="103000"/>
+              </a:schemeClr>
+            </a:gs>
+            <a:gs pos="100000">
+              <a:schemeClr val="phClr">
+                <a:shade val="63000"/>
+                <a:satMod val="120000"/>
+              </a:schemeClr>
+            </a:gs>
+          </a:gsLst>
+          <a:lin ang="5400000" scaled="0"/>
+        </a:gradFill>
+      </a:bgFillStyleLst>
+    </a:fmtScheme>
+  </a:themeElements>
+  <a:objectDefaults>
+    <a:lnDef>
+      <a:spPr/>
+      <a:bodyPr/>
+      <a:lstStyle/>
+      <a:style>
+        <a:lnRef idx="2">
+          <a:schemeClr val="accent1"/>
+        </a:lnRef>
+        <a:fillRef idx="0">
+          <a:schemeClr val="accent1"/>
+        </a:fillRef>
+        <a:effectRef idx="1">
+          <a:schemeClr val="accent1"/>
+        </a:effectRef>
+        <a:fontRef idx="minor">
+          <a:schemeClr val="tx1"/>
+        </a:fontRef>
+      </a:style>
+    </a:lnDef>
+  </a:objectDefaults>
+  <a:extraClrSchemeLst/>
+  <a:extLst>
+    <a:ext uri="{05A4C25C-085E-4340-85A3-A5531E510DB2}">
+      <thm15:themeFamily xmlns:thm15="http://schemas.microsoft.com/office/thememl/2012/main" name="Office Theme" id="{2E142A2C-CD16-42D6-873A-C26D2A0506FA}" vid="{1BDDFF52-6CD6-40A5-AB3C-68EB2F1E4D0A}"/>
+    </a:ext>
+  </a:extLst>
+</a:theme>
 </file>